--- a/DominioGestionStock.docx
+++ b/DominioGestionStock.docx
@@ -361,13 +361,7 @@
         <w:rPr>
           <w:rFonts w:asciiTheme="majorHAnsi" w:hAnsiTheme="majorHAnsi" w:cstheme="majorHAnsi"/>
         </w:rPr>
-        <w:t>olo figura en entregas, inventario EPP e historial de entregas. No aparece como opción al registrarse. Solo se crea o se elige al cargar una Entrega EPP.</w:t>
-      </w:r>
-      <w:r>
-        <w:rPr>
-          <w:rFonts w:asciiTheme="majorHAnsi" w:hAnsiTheme="majorHAnsi" w:cstheme="majorHAnsi"/>
-        </w:rPr>
-        <w:t xml:space="preserve"> </w:t>
+        <w:t xml:space="preserve">olo figura en entregas, inventario EPP e historial de entregas. No aparece como opción al registrarse. Solo se crea o se elige al cargar una Entrega EPP. </w:t>
       </w:r>
     </w:p>
     <w:p>
@@ -2228,95 +2222,6 @@
     </w:p>
     <w:p>
       <w:pPr>
-        <w:pStyle w:val="Prrafodelista"/>
-        <w:numPr>
-          <w:ilvl w:val="0"/>
-          <w:numId w:val="6"/>
-        </w:numPr>
-        <w:rPr>
-          <w:rFonts w:asciiTheme="majorHAnsi" w:hAnsiTheme="majorHAnsi" w:cstheme="majorHAnsi"/>
-        </w:rPr>
-      </w:pPr>
-      <w:r>
-        <w:rPr>
-          <w:rFonts w:asciiTheme="majorHAnsi" w:hAnsiTheme="majorHAnsi" w:cstheme="majorHAnsi"/>
-        </w:rPr>
-        <w:t>Administrar Familias/Grupos de Artículos</w:t>
-      </w:r>
-    </w:p>
-    <w:p>
-      <w:pPr>
-        <w:ind w:left="360" w:firstLine="348"/>
-        <w:rPr>
-          <w:rFonts w:asciiTheme="majorHAnsi" w:hAnsiTheme="majorHAnsi" w:cstheme="majorHAnsi"/>
-        </w:rPr>
-      </w:pPr>
-      <w:r>
-        <w:rPr>
-          <w:rFonts w:asciiTheme="majorHAnsi" w:hAnsiTheme="majorHAnsi" w:cstheme="majorHAnsi"/>
-        </w:rPr>
-        <w:t xml:space="preserve">En el </w:t>
-      </w:r>
-      <w:proofErr w:type="spellStart"/>
-      <w:r>
-        <w:rPr>
-          <w:rFonts w:asciiTheme="majorHAnsi" w:hAnsiTheme="majorHAnsi" w:cstheme="majorHAnsi"/>
-        </w:rPr>
-        <w:t>header</w:t>
-      </w:r>
-      <w:proofErr w:type="spellEnd"/>
-      <w:r>
-        <w:rPr>
-          <w:rFonts w:asciiTheme="majorHAnsi" w:hAnsiTheme="majorHAnsi" w:cstheme="majorHAnsi"/>
-        </w:rPr>
-        <w:t xml:space="preserve"> estará un botón de “Familias/Grupos” que redirigirá a la página de Familias/Tipos</w:t>
-      </w:r>
-      <w:r>
-        <w:rPr>
-          <w:rFonts w:asciiTheme="majorHAnsi" w:hAnsiTheme="majorHAnsi" w:cstheme="majorHAnsi"/>
-        </w:rPr>
-        <w:br/>
-      </w:r>
-      <w:r>
-        <w:rPr>
-          <w:rFonts w:asciiTheme="majorHAnsi" w:hAnsiTheme="majorHAnsi" w:cstheme="majorHAnsi"/>
-        </w:rPr>
-        <w:br/>
-        <w:t>PD:</w:t>
-      </w:r>
-      <w:r>
-        <w:t xml:space="preserve"> </w:t>
-      </w:r>
-      <w:r>
-        <w:rPr>
-          <w:rFonts w:asciiTheme="majorHAnsi" w:hAnsiTheme="majorHAnsi" w:cstheme="majorHAnsi"/>
-        </w:rPr>
-        <w:t xml:space="preserve">Un artículo con </w:t>
-      </w:r>
-      <w:proofErr w:type="spellStart"/>
-      <w:r>
-        <w:rPr>
-          <w:rFonts w:asciiTheme="majorHAnsi" w:hAnsiTheme="majorHAnsi" w:cstheme="majorHAnsi"/>
-        </w:rPr>
-        <w:t>is_epp</w:t>
-      </w:r>
-      <w:proofErr w:type="spellEnd"/>
-      <w:r>
-        <w:rPr>
-          <w:rFonts w:asciiTheme="majorHAnsi" w:hAnsiTheme="majorHAnsi" w:cstheme="majorHAnsi"/>
-        </w:rPr>
-        <w:t xml:space="preserve"> = true es un elemento de protección personal. Sigue en el </w:t>
-      </w:r>
-      <w:r>
-        <w:rPr>
-          <w:rFonts w:asciiTheme="majorHAnsi" w:hAnsiTheme="majorHAnsi" w:cstheme="majorHAnsi"/>
-        </w:rPr>
-        <w:lastRenderedPageBreak/>
-        <w:t>catálogo (código, stock, costos). Solo esos artículos pueden usarse en un movimiento Entrega EPP. En entrada, salida o transferencia pueden ir EPP y no EPP.</w:t>
-      </w:r>
-    </w:p>
-    <w:p>
-      <w:pPr>
         <w:ind w:left="360" w:firstLine="348"/>
         <w:rPr>
           <w:rFonts w:asciiTheme="majorHAnsi" w:hAnsiTheme="majorHAnsi" w:cstheme="majorHAnsi"/>
@@ -2423,6 +2328,7 @@
         <w:rPr>
           <w:rFonts w:asciiTheme="majorHAnsi" w:hAnsiTheme="majorHAnsi" w:cstheme="majorHAnsi"/>
         </w:rPr>
+        <w:lastRenderedPageBreak/>
         <w:t>el usuario podrá ver una tabla con los siguientes datos: código, nombre,</w:t>
       </w:r>
       <w:r>
@@ -2935,7 +2841,6 @@
         <w:rPr>
           <w:rFonts w:asciiTheme="majorHAnsi" w:hAnsiTheme="majorHAnsi" w:cstheme="majorHAnsi"/>
         </w:rPr>
-        <w:lastRenderedPageBreak/>
         <w:t xml:space="preserve">Al presionar el </w:t>
       </w:r>
       <w:r>
@@ -3004,6 +2909,7 @@
         <w:rPr>
           <w:rFonts w:asciiTheme="majorHAnsi" w:hAnsiTheme="majorHAnsi" w:cstheme="majorHAnsi"/>
         </w:rPr>
+        <w:lastRenderedPageBreak/>
         <w:t>Al presionar el botón de “Eliminar” le aparecerá el toast para que confirme que si elimina este tipo, todos los</w:t>
       </w:r>
       <w:r>
@@ -3755,6 +3661,7 @@
         <w:rPr>
           <w:rFonts w:asciiTheme="majorHAnsi" w:hAnsiTheme="majorHAnsi" w:cstheme="majorHAnsi"/>
         </w:rPr>
+        <w:lastRenderedPageBreak/>
         <w:t>Al presionar el botón de "Ver Historial", la vista por defecto (default) mostrará la línea de tiempo de movimientos del artículo. El ordenamiento estándar será cronológico descendente (los movimientos más recientes en la parte superior</w:t>
       </w:r>
       <w:r>
@@ -4305,7 +4212,6 @@
           <w:sz w:val="24"/>
           <w:szCs w:val="24"/>
         </w:rPr>
-        <w:lastRenderedPageBreak/>
         <w:t>Carga masiva de Proveedores por Excel</w:t>
       </w:r>
       <w:r>
@@ -4334,7 +4240,14 @@
         <w:rPr>
           <w:rFonts w:asciiTheme="majorHAnsi" w:hAnsiTheme="majorHAnsi" w:cstheme="majorHAnsi"/>
         </w:rPr>
-        <w:t>Al lado del botón de descarga estará el botón de “Carga masiva”. Abre un modal para arrastrar o seleccionar el archivo Excel (se carga con el mismo Excel que genera la plataforma al descargar). Al cargar, se insertan proveedores nuevos o se modifican los existentes según el código; no se eliminan. Si el código pertenecía a un proveedor inactivo, vuelve a quedar activo. Las filas incompletas o con código repetido en el archivo se rechazan y se muestra el error.</w:t>
+        <w:t xml:space="preserve">Al lado del botón de descarga estará el botón de “Carga masiva”. Abre un modal para arrastrar o seleccionar el archivo Excel (se carga con el mismo Excel que genera la plataforma al descargar). Al cargar, se insertan proveedores nuevos o se modifican los </w:t>
+      </w:r>
+      <w:r>
+        <w:rPr>
+          <w:rFonts w:asciiTheme="majorHAnsi" w:hAnsiTheme="majorHAnsi" w:cstheme="majorHAnsi"/>
+        </w:rPr>
+        <w:lastRenderedPageBreak/>
+        <w:t>existentes según el código; no se eliminan. Si el código pertenecía a un proveedor inactivo, vuelve a quedar activo. Las filas incompletas o con código repetido en el archivo se rechazan y se muestra el error.</w:t>
       </w:r>
     </w:p>
     <w:p>
@@ -4843,14 +4756,7 @@
         <w:rPr>
           <w:rFonts w:asciiTheme="majorHAnsi" w:hAnsiTheme="majorHAnsi" w:cstheme="majorHAnsi"/>
         </w:rPr>
-        <w:t xml:space="preserve">Al lado de descargar estará “Carga masiva”. Abre un modal para arrastrar o seleccionar el Excel (el mismo de la descarga). Se insertan depósitos nuevos o se actualizan por código </w:t>
-      </w:r>
-      <w:r>
-        <w:rPr>
-          <w:rFonts w:asciiTheme="majorHAnsi" w:hAnsiTheme="majorHAnsi" w:cstheme="majorHAnsi"/>
-        </w:rPr>
-        <w:lastRenderedPageBreak/>
-        <w:t>(nombre y ubicación); no se eliminan ni se reactivan inactivos. Mismo código y mismos datos = no se toca. Filas incompletas o con código repetido en el archivo se rechazan.</w:t>
+        <w:t>Al lado de descargar estará “Carga masiva”. Abre un modal para arrastrar o seleccionar el Excel (el mismo de la descarga). Se insertan depósitos nuevos o se actualizan por código (nombre y ubicación); no se eliminan ni se reactivan inactivos. Mismo código y mismos datos = no se toca. Filas incompletas o con código repetido en el archivo se rechazan.</w:t>
       </w:r>
     </w:p>
     <w:p>
@@ -4904,6 +4810,7 @@
         <w:rPr>
           <w:rFonts w:asciiTheme="majorHAnsi" w:hAnsiTheme="majorHAnsi" w:cstheme="majorHAnsi"/>
         </w:rPr>
+        <w:lastRenderedPageBreak/>
         <w:t xml:space="preserve">En la columna de acciones de cada depósito estará “Gestionar responsables”. Abre un modal con una tabla tipo </w:t>
       </w:r>
       <w:proofErr w:type="spellStart"/>
@@ -5501,14 +5408,7 @@
         <w:rPr>
           <w:rFonts w:asciiTheme="majorHAnsi" w:hAnsiTheme="majorHAnsi" w:cstheme="majorHAnsi"/>
         </w:rPr>
-        <w:t xml:space="preserve">e ven todos los datos del movimiento y abajo la tabla de artículos: familia, grupo, código, nombre, cantidad, observación. Si es Entrega EPP: tipo de entrega, empleado (nombre, apellido, DNI, mail), fecha de recambio y estado de </w:t>
-      </w:r>
-      <w:r>
-        <w:rPr>
-          <w:rFonts w:asciiTheme="majorHAnsi" w:hAnsiTheme="majorHAnsi" w:cstheme="majorHAnsi"/>
-        </w:rPr>
-        <w:lastRenderedPageBreak/>
-        <w:t>recambio (pendiente / debe recambiarse / recambiado). Las fotos del remito pueden ser varias (el remito puede tener más de una hoja).</w:t>
+        <w:t>e ven todos los datos del movimiento y abajo la tabla de artículos: familia, grupo, código, nombre, cantidad, observación. Si es Entrega EPP: tipo de entrega, empleado (nombre, apellido, DNI, mail), fecha de recambio y estado de recambio (pendiente / debe recambiarse / recambiado). Las fotos del remito pueden ser varias (el remito puede tener más de una hoja).</w:t>
       </w:r>
     </w:p>
     <w:p>
@@ -6034,7 +5934,6 @@
         <w:rPr>
           <w:rFonts w:asciiTheme="majorHAnsi" w:hAnsiTheme="majorHAnsi" w:cstheme="majorHAnsi"/>
         </w:rPr>
-        <w:lastRenderedPageBreak/>
         <w:t xml:space="preserve">Paso 3: Selección de </w:t>
       </w:r>
       <w:r>
@@ -6161,6 +6060,7 @@
         <w:rPr>
           <w:rFonts w:asciiTheme="majorHAnsi" w:hAnsiTheme="majorHAnsi" w:cstheme="majorHAnsi"/>
         </w:rPr>
+        <w:lastRenderedPageBreak/>
         <w:t>Unidad: vista</w:t>
       </w:r>
     </w:p>
@@ -6643,7 +6543,6 @@
         <w:rPr>
           <w:rFonts w:asciiTheme="majorHAnsi" w:hAnsiTheme="majorHAnsi" w:cstheme="majorHAnsi"/>
         </w:rPr>
-        <w:lastRenderedPageBreak/>
         <w:t>Inventario EPP (</w:t>
       </w:r>
       <w:proofErr w:type="spellStart"/>
@@ -6693,6 +6592,7 @@
         <w:rPr>
           <w:rFonts w:asciiTheme="majorHAnsi" w:hAnsiTheme="majorHAnsi" w:cstheme="majorHAnsi"/>
         </w:rPr>
+        <w:lastRenderedPageBreak/>
         <w:t>•</w:t>
       </w:r>
       <w:r>
@@ -7112,64 +7012,70 @@
         <w:rPr>
           <w:rFonts w:asciiTheme="majorHAnsi" w:hAnsiTheme="majorHAnsi" w:cstheme="majorHAnsi"/>
         </w:rPr>
+        <w:t>Notificaciones de</w:t>
+      </w:r>
+      <w:r>
+        <w:rPr>
+          <w:rFonts w:asciiTheme="majorHAnsi" w:hAnsiTheme="majorHAnsi" w:cstheme="majorHAnsi"/>
+        </w:rPr>
+        <w:t xml:space="preserve"> modificación</w:t>
+      </w:r>
+      <w:r>
+        <w:rPr>
+          <w:rFonts w:asciiTheme="majorHAnsi" w:hAnsiTheme="majorHAnsi" w:cstheme="majorHAnsi"/>
+        </w:rPr>
+        <w:t xml:space="preserve"> </w:t>
+      </w:r>
+      <w:r>
+        <w:rPr>
+          <w:rFonts w:asciiTheme="majorHAnsi" w:hAnsiTheme="majorHAnsi" w:cstheme="majorHAnsi"/>
+        </w:rPr>
+        <w:t>( Rol Administrador )</w:t>
+      </w:r>
+    </w:p>
+    <w:p>
+      <w:pPr>
+        <w:ind w:left="708" w:firstLine="348"/>
+        <w:rPr>
+          <w:rFonts w:asciiTheme="majorHAnsi" w:hAnsiTheme="majorHAnsi" w:cstheme="majorHAnsi"/>
+        </w:rPr>
+      </w:pPr>
+      <w:r>
+        <w:rPr>
+          <w:rFonts w:asciiTheme="majorHAnsi" w:hAnsiTheme="majorHAnsi" w:cstheme="majorHAnsi"/>
+        </w:rPr>
+        <w:t>Aquí se notificara cada que se edite algún dato de las mismas tablas de la notificación de creación</w:t>
+      </w:r>
+      <w:r>
+        <w:rPr>
+          <w:rFonts w:asciiTheme="majorHAnsi" w:hAnsiTheme="majorHAnsi" w:cstheme="majorHAnsi"/>
+        </w:rPr>
+        <w:t xml:space="preserve"> (en la de responsable la modificación del rol no cuenta ya que ese queda guardado en la notificación de asignación de rol )</w:t>
+      </w:r>
+      <w:r>
+        <w:rPr>
+          <w:rFonts w:asciiTheme="majorHAnsi" w:hAnsiTheme="majorHAnsi" w:cstheme="majorHAnsi"/>
+        </w:rPr>
+        <w:t xml:space="preserve"> indicando la fecha, hora, </w:t>
+      </w:r>
+      <w:r>
+        <w:rPr>
+          <w:rFonts w:asciiTheme="majorHAnsi" w:hAnsiTheme="majorHAnsi" w:cstheme="majorHAnsi"/>
+        </w:rPr>
+        <w:t>responsable, tabla</w:t>
+      </w:r>
+      <w:r>
+        <w:rPr>
+          <w:rFonts w:asciiTheme="majorHAnsi" w:hAnsiTheme="majorHAnsi" w:cstheme="majorHAnsi"/>
+        </w:rPr>
+        <w:t xml:space="preserve">, valores anteriores y valore actuales (así muestra cada valor que se editó del dato como en lista de como estaban anteriormente vs como quedaron con la </w:t>
+      </w:r>
+      <w:r>
+        <w:rPr>
+          <w:rFonts w:asciiTheme="majorHAnsi" w:hAnsiTheme="majorHAnsi" w:cstheme="majorHAnsi"/>
+        </w:rPr>
         <w:lastRenderedPageBreak/>
-        <w:t>Notificaciones de</w:t>
-      </w:r>
-      <w:r>
-        <w:rPr>
-          <w:rFonts w:asciiTheme="majorHAnsi" w:hAnsiTheme="majorHAnsi" w:cstheme="majorHAnsi"/>
-        </w:rPr>
-        <w:t xml:space="preserve"> modificación</w:t>
-      </w:r>
-      <w:r>
-        <w:rPr>
-          <w:rFonts w:asciiTheme="majorHAnsi" w:hAnsiTheme="majorHAnsi" w:cstheme="majorHAnsi"/>
-        </w:rPr>
-        <w:t xml:space="preserve"> </w:t>
-      </w:r>
-      <w:r>
-        <w:rPr>
-          <w:rFonts w:asciiTheme="majorHAnsi" w:hAnsiTheme="majorHAnsi" w:cstheme="majorHAnsi"/>
-        </w:rPr>
-        <w:t>( Rol Administrador )</w:t>
-      </w:r>
-    </w:p>
-    <w:p>
-      <w:pPr>
-        <w:ind w:left="708" w:firstLine="348"/>
-        <w:rPr>
-          <w:rFonts w:asciiTheme="majorHAnsi" w:hAnsiTheme="majorHAnsi" w:cstheme="majorHAnsi"/>
-        </w:rPr>
-      </w:pPr>
-      <w:r>
-        <w:rPr>
-          <w:rFonts w:asciiTheme="majorHAnsi" w:hAnsiTheme="majorHAnsi" w:cstheme="majorHAnsi"/>
-        </w:rPr>
-        <w:t>Aquí se notificara cada que se edite algún dato de las mismas tablas de la notificación de creación</w:t>
-      </w:r>
-      <w:r>
-        <w:rPr>
-          <w:rFonts w:asciiTheme="majorHAnsi" w:hAnsiTheme="majorHAnsi" w:cstheme="majorHAnsi"/>
-        </w:rPr>
-        <w:t xml:space="preserve"> (en la de responsable la modificación del rol no cuenta ya que ese queda guardado en la notificación de asignación de rol )</w:t>
-      </w:r>
-      <w:r>
-        <w:rPr>
-          <w:rFonts w:asciiTheme="majorHAnsi" w:hAnsiTheme="majorHAnsi" w:cstheme="majorHAnsi"/>
-        </w:rPr>
-        <w:t xml:space="preserve"> indicando la fecha, hora, </w:t>
-      </w:r>
-      <w:r>
-        <w:rPr>
-          <w:rFonts w:asciiTheme="majorHAnsi" w:hAnsiTheme="majorHAnsi" w:cstheme="majorHAnsi"/>
-        </w:rPr>
-        <w:t>responsable, tabla</w:t>
-      </w:r>
-      <w:r>
-        <w:rPr>
-          <w:rFonts w:asciiTheme="majorHAnsi" w:hAnsiTheme="majorHAnsi" w:cstheme="majorHAnsi"/>
-        </w:rPr>
-        <w:t>, valores anteriores y valore actuales (así muestra cada valor que se editó del dato como en lista de como estaban anteriormente vs como quedaron con la modificación)</w:t>
+        <w:t>modificación)</w:t>
       </w:r>
       <w:r>
         <w:rPr>
@@ -7658,7 +7564,6 @@
         <w:rPr>
           <w:rFonts w:asciiTheme="majorHAnsi" w:hAnsiTheme="majorHAnsi" w:cstheme="majorHAnsi"/>
         </w:rPr>
-        <w:lastRenderedPageBreak/>
         <w:t>la fecha</w:t>
       </w:r>
       <w:r>
@@ -8273,7 +8178,6 @@
           <w:bCs/>
           <w:color w:val="000000" w:themeColor="text1"/>
         </w:rPr>
-        <w:lastRenderedPageBreak/>
         <w:t>Autenticación y Seguridad:</w:t>
       </w:r>
       <w:r>
@@ -8310,7 +8214,15 @@
           <w:rFonts w:asciiTheme="majorHAnsi" w:hAnsiTheme="majorHAnsi" w:cstheme="majorHAnsi"/>
           <w:color w:val="000000" w:themeColor="text1"/>
         </w:rPr>
-        <w:t xml:space="preserve"> No se realizarán borrados físicos (Hard Deletes) en tablas transaccionales o de maestros (Proveedores, Responsables, Artículos, Depósitos). Se implementará borrado lógico (Soft Delete) cambiando el estado a "Inactivo" para preservar la integridad del historial de movimientos y notificaciones.</w:t>
+        <w:t xml:space="preserve"> No se realizarán borrados físicos (Hard Deletes) en tablas transaccionales o de maestros (Proveedores, Responsables, Artículos, Depósitos). </w:t>
+      </w:r>
+      <w:r>
+        <w:rPr>
+          <w:rFonts w:asciiTheme="majorHAnsi" w:hAnsiTheme="majorHAnsi" w:cstheme="majorHAnsi"/>
+          <w:color w:val="000000" w:themeColor="text1"/>
+        </w:rPr>
+        <w:lastRenderedPageBreak/>
+        <w:t>Se implementará borrado lógico (Soft Delete) cambiando el estado a "Inactivo" para preservar la integridad del historial de movimientos y notificaciones.</w:t>
       </w:r>
     </w:p>
     <w:p>
@@ -9045,7 +8957,6 @@
         <w:rPr>
           <w:rFonts w:asciiTheme="majorHAnsi" w:hAnsiTheme="majorHAnsi" w:cstheme="majorHAnsi"/>
         </w:rPr>
-        <w:lastRenderedPageBreak/>
         <w:t>ubicacion (Varchar)</w:t>
       </w:r>
     </w:p>
@@ -9172,6 +9083,7 @@
         <w:rPr>
           <w:rFonts w:asciiTheme="majorHAnsi" w:hAnsiTheme="majorHAnsi" w:cstheme="majorHAnsi"/>
         </w:rPr>
+        <w:lastRenderedPageBreak/>
         <w:t>id (UUID, PK)</w:t>
       </w:r>
     </w:p>
@@ -9988,7 +9900,6 @@
           <w:b/>
           <w:bCs/>
         </w:rPr>
-        <w:lastRenderedPageBreak/>
         <w:t>Inventario_EPP_Personal</w:t>
       </w:r>
       <w:proofErr w:type="spellEnd"/>
@@ -10189,6 +10100,7 @@
         <w:rPr>
           <w:rFonts w:asciiTheme="majorHAnsi" w:hAnsiTheme="majorHAnsi" w:cstheme="majorHAnsi"/>
         </w:rPr>
+        <w:lastRenderedPageBreak/>
         <w:t>id_movimiento</w:t>
       </w:r>
       <w:proofErr w:type="spellEnd"/>
@@ -11184,7 +11096,6 @@
         <w:rPr>
           <w:rFonts w:asciiTheme="majorHAnsi" w:hAnsiTheme="majorHAnsi" w:cstheme="majorHAnsi"/>
         </w:rPr>
-        <w:lastRenderedPageBreak/>
         <w:t xml:space="preserve">Entrega EPP exige origen y destino distintos, </w:t>
       </w:r>
       <w:proofErr w:type="spellStart"/>
@@ -11369,6 +11280,7 @@
         <w:rPr>
           <w:rFonts w:asciiTheme="majorHAnsi" w:hAnsiTheme="majorHAnsi" w:cstheme="majorHAnsi"/>
         </w:rPr>
+        <w:lastRenderedPageBreak/>
         <w:t>observacion (Texto, Nullable)</w:t>
       </w:r>
     </w:p>
@@ -11971,7 +11883,6 @@
         <w:rPr>
           <w:rFonts w:asciiTheme="majorHAnsi" w:hAnsiTheme="majorHAnsi" w:cstheme="majorHAnsi"/>
         </w:rPr>
-        <w:lastRenderedPageBreak/>
         <w:t>Actuará como el núcleo del backend de la plataforma (basado en PostgreSQL). Se encargará de la persistencia de datos relacionales, la gestión de autenticación de usuarios (Auth) y el almacenamiento de archivos estáticos mediante Supabase Storage (para las imágenes de los remitos). Además, se hará uso intensivo de Funciones y Triggers automáticos a nivel de base de datos para asegurar la integridad de la información y disparar eventos en tiempo real (ej. registro de notificaciones y cálculo de inventario).</w:t>
       </w:r>
     </w:p>
@@ -12013,6 +11924,7 @@
         <w:rPr>
           <w:rFonts w:asciiTheme="majorHAnsi" w:hAnsiTheme="majorHAnsi" w:cstheme="majorHAnsi"/>
         </w:rPr>
+        <w:lastRenderedPageBreak/>
         <w:t>Servirá como entorno de ejecución para la lógica de servidor, facilitando la conexión segura y la orquestación de reglas de negocio complejas en conjunto con la base de datos de Supabase.</w:t>
       </w:r>
     </w:p>
@@ -12212,7 +12124,7 @@
         <w:rPr>
           <w:rFonts w:asciiTheme="majorHAnsi" w:hAnsiTheme="majorHAnsi" w:cstheme="majorHAnsi"/>
         </w:rPr>
-        <w:t xml:space="preserve">Para garantizar una arquitectura escalable, limpia y modular (basada en el patrón de Next.js / </w:t>
+        <w:t xml:space="preserve">Para garantizar una arquitectura escalable, limpia y modular (Vite + </w:t>
       </w:r>
       <w:proofErr w:type="spellStart"/>
       <w:r>
@@ -12226,7 +12138,203 @@
         <w:rPr>
           <w:rFonts w:asciiTheme="majorHAnsi" w:hAnsiTheme="majorHAnsi" w:cstheme="majorHAnsi"/>
         </w:rPr>
-        <w:t xml:space="preserve"> con App </w:t>
+        <w:t>, SPA), el proyecto se organiza así:</w:t>
+      </w:r>
+    </w:p>
+    <w:p>
+      <w:pPr>
+        <w:rPr>
+          <w:rFonts w:asciiTheme="majorHAnsi" w:hAnsiTheme="majorHAnsi" w:cstheme="majorHAnsi"/>
+        </w:rPr>
+      </w:pPr>
+      <w:proofErr w:type="spellStart"/>
+      <w:r>
+        <w:rPr>
+          <w:rFonts w:asciiTheme="majorHAnsi" w:hAnsiTheme="majorHAnsi" w:cstheme="majorHAnsi"/>
+        </w:rPr>
+        <w:t>gestion</w:t>
+      </w:r>
+      <w:proofErr w:type="spellEnd"/>
+      <w:r>
+        <w:rPr>
+          <w:rFonts w:asciiTheme="majorHAnsi" w:hAnsiTheme="majorHAnsi" w:cstheme="majorHAnsi"/>
+        </w:rPr>
+        <w:t>-stock/</w:t>
+      </w:r>
+    </w:p>
+    <w:p>
+      <w:pPr>
+        <w:rPr>
+          <w:rFonts w:asciiTheme="majorHAnsi" w:hAnsiTheme="majorHAnsi" w:cstheme="majorHAnsi"/>
+        </w:rPr>
+      </w:pPr>
+      <w:r>
+        <w:rPr>
+          <w:rFonts w:ascii="Arial" w:hAnsi="Arial" w:cs="Arial"/>
+        </w:rPr>
+        <w:t>├</w:t>
+      </w:r>
+      <w:r>
+        <w:rPr>
+          <w:rFonts w:ascii="Calibri Light" w:hAnsi="Calibri Light" w:cs="Calibri Light"/>
+        </w:rPr>
+        <w:t>──</w:t>
+      </w:r>
+      <w:r>
+        <w:rPr>
+          <w:rFonts w:asciiTheme="majorHAnsi" w:hAnsiTheme="majorHAnsi" w:cstheme="majorHAnsi"/>
+        </w:rPr>
+        <w:t xml:space="preserve"> </w:t>
+      </w:r>
+      <w:proofErr w:type="spellStart"/>
+      <w:r>
+        <w:rPr>
+          <w:rFonts w:asciiTheme="majorHAnsi" w:hAnsiTheme="majorHAnsi" w:cstheme="majorHAnsi"/>
+        </w:rPr>
+        <w:t>public</w:t>
+      </w:r>
+      <w:proofErr w:type="spellEnd"/>
+      <w:r>
+        <w:rPr>
+          <w:rFonts w:asciiTheme="majorHAnsi" w:hAnsiTheme="majorHAnsi" w:cstheme="majorHAnsi"/>
+        </w:rPr>
+        <w:t>/                          # Archivos est</w:t>
+      </w:r>
+      <w:r>
+        <w:rPr>
+          <w:rFonts w:ascii="Calibri Light" w:hAnsi="Calibri Light" w:cs="Calibri Light"/>
+        </w:rPr>
+        <w:t>á</w:t>
+      </w:r>
+      <w:r>
+        <w:rPr>
+          <w:rFonts w:asciiTheme="majorHAnsi" w:hAnsiTheme="majorHAnsi" w:cstheme="majorHAnsi"/>
+        </w:rPr>
+        <w:t>ticos p</w:t>
+      </w:r>
+      <w:r>
+        <w:rPr>
+          <w:rFonts w:ascii="Calibri Light" w:hAnsi="Calibri Light" w:cs="Calibri Light"/>
+        </w:rPr>
+        <w:t>ú</w:t>
+      </w:r>
+      <w:r>
+        <w:rPr>
+          <w:rFonts w:asciiTheme="majorHAnsi" w:hAnsiTheme="majorHAnsi" w:cstheme="majorHAnsi"/>
+        </w:rPr>
+        <w:t xml:space="preserve">blicos (logos, </w:t>
+      </w:r>
+      <w:proofErr w:type="spellStart"/>
+      <w:r>
+        <w:rPr>
+          <w:rFonts w:asciiTheme="majorHAnsi" w:hAnsiTheme="majorHAnsi" w:cstheme="majorHAnsi"/>
+        </w:rPr>
+        <w:t>favicon</w:t>
+      </w:r>
+      <w:proofErr w:type="spellEnd"/>
+      <w:r>
+        <w:rPr>
+          <w:rFonts w:asciiTheme="majorHAnsi" w:hAnsiTheme="majorHAnsi" w:cstheme="majorHAnsi"/>
+        </w:rPr>
+        <w:t>, etc.)</w:t>
+      </w:r>
+    </w:p>
+    <w:p>
+      <w:pPr>
+        <w:rPr>
+          <w:rFonts w:asciiTheme="majorHAnsi" w:hAnsiTheme="majorHAnsi" w:cstheme="majorHAnsi"/>
+        </w:rPr>
+      </w:pPr>
+      <w:r>
+        <w:rPr>
+          <w:rFonts w:ascii="Arial" w:hAnsi="Arial" w:cs="Arial"/>
+        </w:rPr>
+        <w:t>├</w:t>
+      </w:r>
+      <w:r>
+        <w:rPr>
+          <w:rFonts w:ascii="Calibri Light" w:hAnsi="Calibri Light" w:cs="Calibri Light"/>
+        </w:rPr>
+        <w:t>──</w:t>
+      </w:r>
+      <w:r>
+        <w:rPr>
+          <w:rFonts w:asciiTheme="majorHAnsi" w:hAnsiTheme="majorHAnsi" w:cstheme="majorHAnsi"/>
+        </w:rPr>
+        <w:t xml:space="preserve"> </w:t>
+      </w:r>
+      <w:proofErr w:type="spellStart"/>
+      <w:r>
+        <w:rPr>
+          <w:rFonts w:asciiTheme="majorHAnsi" w:hAnsiTheme="majorHAnsi" w:cstheme="majorHAnsi"/>
+        </w:rPr>
+        <w:t>src</w:t>
+      </w:r>
+      <w:proofErr w:type="spellEnd"/>
+      <w:r>
+        <w:rPr>
+          <w:rFonts w:asciiTheme="majorHAnsi" w:hAnsiTheme="majorHAnsi" w:cstheme="majorHAnsi"/>
+        </w:rPr>
+        <w:t>/</w:t>
+      </w:r>
+    </w:p>
+    <w:p>
+      <w:pPr>
+        <w:rPr>
+          <w:rFonts w:asciiTheme="majorHAnsi" w:hAnsiTheme="majorHAnsi" w:cstheme="majorHAnsi"/>
+        </w:rPr>
+      </w:pPr>
+      <w:r>
+        <w:rPr>
+          <w:rFonts w:asciiTheme="majorHAnsi" w:hAnsiTheme="majorHAnsi" w:cstheme="majorHAnsi"/>
+        </w:rPr>
+        <w:t xml:space="preserve">│   </w:t>
+      </w:r>
+      <w:r>
+        <w:rPr>
+          <w:rFonts w:ascii="Arial" w:hAnsi="Arial" w:cs="Arial"/>
+        </w:rPr>
+        <w:t>├</w:t>
+      </w:r>
+      <w:r>
+        <w:rPr>
+          <w:rFonts w:ascii="Calibri Light" w:hAnsi="Calibri Light" w:cs="Calibri Light"/>
+        </w:rPr>
+        <w:t>──</w:t>
+      </w:r>
+      <w:r>
+        <w:rPr>
+          <w:rFonts w:asciiTheme="majorHAnsi" w:hAnsiTheme="majorHAnsi" w:cstheme="majorHAnsi"/>
+        </w:rPr>
+        <w:t xml:space="preserve"> </w:t>
+      </w:r>
+      <w:proofErr w:type="spellStart"/>
+      <w:r>
+        <w:rPr>
+          <w:rFonts w:asciiTheme="majorHAnsi" w:hAnsiTheme="majorHAnsi" w:cstheme="majorHAnsi"/>
+        </w:rPr>
+        <w:t>App.jsx</w:t>
+      </w:r>
+      <w:proofErr w:type="spellEnd"/>
+      <w:r>
+        <w:rPr>
+          <w:rFonts w:asciiTheme="majorHAnsi" w:hAnsiTheme="majorHAnsi" w:cstheme="majorHAnsi"/>
+        </w:rPr>
+        <w:t xml:space="preserve">                      # Rutas de </w:t>
+      </w:r>
+      <w:proofErr w:type="spellStart"/>
+      <w:r>
+        <w:rPr>
+          <w:rFonts w:asciiTheme="majorHAnsi" w:hAnsiTheme="majorHAnsi" w:cstheme="majorHAnsi"/>
+        </w:rPr>
+        <w:t>React</w:t>
+      </w:r>
+      <w:proofErr w:type="spellEnd"/>
+      <w:r>
+        <w:rPr>
+          <w:rFonts w:asciiTheme="majorHAnsi" w:hAnsiTheme="majorHAnsi" w:cstheme="majorHAnsi"/>
+        </w:rPr>
+        <w:t xml:space="preserve"> </w:t>
       </w:r>
       <w:proofErr w:type="spellStart"/>
       <w:r>
@@ -12240,36 +12348,33 @@
         <w:rPr>
           <w:rFonts w:asciiTheme="majorHAnsi" w:hAnsiTheme="majorHAnsi" w:cstheme="majorHAnsi"/>
         </w:rPr>
-        <w:t>), el proyecto se organizará bajo la siguiente estructura de carpetas:</w:t>
-      </w:r>
-    </w:p>
-    <w:p>
-      <w:pPr>
-        <w:rPr>
-          <w:rFonts w:asciiTheme="majorHAnsi" w:hAnsiTheme="majorHAnsi" w:cstheme="majorHAnsi"/>
-        </w:rPr>
-      </w:pPr>
-      <w:proofErr w:type="spellStart"/>
-      <w:r>
-        <w:rPr>
-          <w:rFonts w:asciiTheme="majorHAnsi" w:hAnsiTheme="majorHAnsi" w:cstheme="majorHAnsi"/>
-        </w:rPr>
-        <w:t>gestion</w:t>
-      </w:r>
-      <w:proofErr w:type="spellEnd"/>
-      <w:r>
-        <w:rPr>
-          <w:rFonts w:asciiTheme="majorHAnsi" w:hAnsiTheme="majorHAnsi" w:cstheme="majorHAnsi"/>
-        </w:rPr>
-        <w:t>-stock/</w:t>
-      </w:r>
-    </w:p>
-    <w:p>
-      <w:pPr>
-        <w:rPr>
-          <w:rFonts w:asciiTheme="majorHAnsi" w:hAnsiTheme="majorHAnsi" w:cstheme="majorHAnsi"/>
-        </w:rPr>
-      </w:pPr>
+        <w:t xml:space="preserve"> y gates de sesi</w:t>
+      </w:r>
+      <w:r>
+        <w:rPr>
+          <w:rFonts w:ascii="Calibri Light" w:hAnsi="Calibri Light" w:cs="Calibri Light"/>
+        </w:rPr>
+        <w:t>ó</w:t>
+      </w:r>
+      <w:r>
+        <w:rPr>
+          <w:rFonts w:asciiTheme="majorHAnsi" w:hAnsiTheme="majorHAnsi" w:cstheme="majorHAnsi"/>
+        </w:rPr>
+        <w:t>n/rol</w:t>
+      </w:r>
+    </w:p>
+    <w:p>
+      <w:pPr>
+        <w:rPr>
+          <w:rFonts w:asciiTheme="majorHAnsi" w:hAnsiTheme="majorHAnsi" w:cstheme="majorHAnsi"/>
+        </w:rPr>
+      </w:pPr>
+      <w:r>
+        <w:rPr>
+          <w:rFonts w:asciiTheme="majorHAnsi" w:hAnsiTheme="majorHAnsi" w:cstheme="majorHAnsi"/>
+        </w:rPr>
+        <w:t xml:space="preserve">│   </w:t>
+      </w:r>
       <w:r>
         <w:rPr>
           <w:rFonts w:ascii="Arial" w:hAnsi="Arial" w:cs="Arial"/>
@@ -12293,60 +12398,892 @@
         <w:rPr>
           <w:rFonts w:asciiTheme="majorHAnsi" w:hAnsiTheme="majorHAnsi" w:cstheme="majorHAnsi"/>
         </w:rPr>
-        <w:t>public</w:t>
-      </w:r>
-      <w:proofErr w:type="spellEnd"/>
-      <w:r>
-        <w:rPr>
-          <w:rFonts w:asciiTheme="majorHAnsi" w:hAnsiTheme="majorHAnsi" w:cstheme="majorHAnsi"/>
-        </w:rPr>
-        <w:t>/                     # Archivos est</w:t>
+        <w:t>main.jsx</w:t>
+      </w:r>
+      <w:proofErr w:type="spellEnd"/>
+      <w:r>
+        <w:rPr>
+          <w:rFonts w:asciiTheme="majorHAnsi" w:hAnsiTheme="majorHAnsi" w:cstheme="majorHAnsi"/>
+        </w:rPr>
+        <w:t xml:space="preserve">                     # Entrada de Vite</w:t>
+      </w:r>
+    </w:p>
+    <w:p>
+      <w:pPr>
+        <w:rPr>
+          <w:rFonts w:asciiTheme="majorHAnsi" w:hAnsiTheme="majorHAnsi" w:cstheme="majorHAnsi"/>
+        </w:rPr>
+      </w:pPr>
+      <w:r>
+        <w:rPr>
+          <w:rFonts w:asciiTheme="majorHAnsi" w:hAnsiTheme="majorHAnsi" w:cstheme="majorHAnsi"/>
+        </w:rPr>
+        <w:t xml:space="preserve">│   </w:t>
+      </w:r>
+      <w:r>
+        <w:rPr>
+          <w:rFonts w:ascii="Arial" w:hAnsi="Arial" w:cs="Arial"/>
+        </w:rPr>
+        <w:t>├</w:t>
       </w:r>
       <w:r>
         <w:rPr>
           <w:rFonts w:ascii="Calibri Light" w:hAnsi="Calibri Light" w:cs="Calibri Light"/>
         </w:rPr>
+        <w:t>──</w:t>
+      </w:r>
+      <w:r>
+        <w:rPr>
+          <w:rFonts w:asciiTheme="majorHAnsi" w:hAnsiTheme="majorHAnsi" w:cstheme="majorHAnsi"/>
+        </w:rPr>
+        <w:t xml:space="preserve"> app/</w:t>
+      </w:r>
+    </w:p>
+    <w:p>
+      <w:pPr>
+        <w:rPr>
+          <w:rFonts w:asciiTheme="majorHAnsi" w:hAnsiTheme="majorHAnsi" w:cstheme="majorHAnsi"/>
+        </w:rPr>
+      </w:pPr>
+      <w:r>
+        <w:rPr>
+          <w:rFonts w:asciiTheme="majorHAnsi" w:hAnsiTheme="majorHAnsi" w:cstheme="majorHAnsi"/>
+        </w:rPr>
+        <w:t xml:space="preserve">│   │   </w:t>
+      </w:r>
+      <w:r>
+        <w:rPr>
+          <w:rFonts w:ascii="Arial" w:hAnsi="Arial" w:cs="Arial"/>
+        </w:rPr>
+        <w:t>├</w:t>
+      </w:r>
+      <w:r>
+        <w:rPr>
+          <w:rFonts w:ascii="Calibri Light" w:hAnsi="Calibri Light" w:cs="Calibri Light"/>
+        </w:rPr>
+        <w:t>──</w:t>
+      </w:r>
+      <w:r>
+        <w:rPr>
+          <w:rFonts w:asciiTheme="majorHAnsi" w:hAnsiTheme="majorHAnsi" w:cstheme="majorHAnsi"/>
+        </w:rPr>
+        <w:t xml:space="preserve"> </w:t>
+      </w:r>
+      <w:proofErr w:type="spellStart"/>
+      <w:r>
+        <w:rPr>
+          <w:rFonts w:asciiTheme="majorHAnsi" w:hAnsiTheme="majorHAnsi" w:cstheme="majorHAnsi"/>
+        </w:rPr>
+        <w:t>autentication</w:t>
+      </w:r>
+      <w:proofErr w:type="spellEnd"/>
+      <w:r>
+        <w:rPr>
+          <w:rFonts w:asciiTheme="majorHAnsi" w:hAnsiTheme="majorHAnsi" w:cstheme="majorHAnsi"/>
+        </w:rPr>
+        <w:t>/           # Grupo de rutas de autenticaci</w:t>
+      </w:r>
+      <w:r>
+        <w:rPr>
+          <w:rFonts w:ascii="Calibri Light" w:hAnsi="Calibri Light" w:cs="Calibri Light"/>
+        </w:rPr>
+        <w:t>ó</w:t>
+      </w:r>
+      <w:r>
+        <w:rPr>
+          <w:rFonts w:asciiTheme="majorHAnsi" w:hAnsiTheme="majorHAnsi" w:cstheme="majorHAnsi"/>
+        </w:rPr>
+        <w:t>n</w:t>
+      </w:r>
+    </w:p>
+    <w:p>
+      <w:pPr>
+        <w:rPr>
+          <w:rFonts w:asciiTheme="majorHAnsi" w:hAnsiTheme="majorHAnsi" w:cstheme="majorHAnsi"/>
+        </w:rPr>
+      </w:pPr>
+      <w:r>
+        <w:rPr>
+          <w:rFonts w:asciiTheme="majorHAnsi" w:hAnsiTheme="majorHAnsi" w:cstheme="majorHAnsi"/>
+        </w:rPr>
+        <w:t xml:space="preserve">│   │   │   </w:t>
+      </w:r>
+      <w:r>
+        <w:rPr>
+          <w:rFonts w:ascii="Arial" w:hAnsi="Arial" w:cs="Arial"/>
+        </w:rPr>
+        <w:t>├</w:t>
+      </w:r>
+      <w:r>
+        <w:rPr>
+          <w:rFonts w:ascii="Calibri Light" w:hAnsi="Calibri Light" w:cs="Calibri Light"/>
+        </w:rPr>
+        <w:t>──</w:t>
+      </w:r>
+      <w:r>
+        <w:rPr>
+          <w:rFonts w:asciiTheme="majorHAnsi" w:hAnsiTheme="majorHAnsi" w:cstheme="majorHAnsi"/>
+        </w:rPr>
+        <w:t xml:space="preserve"> </w:t>
+      </w:r>
+      <w:proofErr w:type="spellStart"/>
+      <w:r>
+        <w:rPr>
+          <w:rFonts w:asciiTheme="majorHAnsi" w:hAnsiTheme="majorHAnsi" w:cstheme="majorHAnsi"/>
+        </w:rPr>
+        <w:t>login</w:t>
+      </w:r>
+      <w:proofErr w:type="spellEnd"/>
+      <w:r>
+        <w:rPr>
+          <w:rFonts w:asciiTheme="majorHAnsi" w:hAnsiTheme="majorHAnsi" w:cstheme="majorHAnsi"/>
+        </w:rPr>
+        <w:t xml:space="preserve">/               # Página de </w:t>
+      </w:r>
+      <w:proofErr w:type="spellStart"/>
+      <w:r>
+        <w:rPr>
+          <w:rFonts w:asciiTheme="majorHAnsi" w:hAnsiTheme="majorHAnsi" w:cstheme="majorHAnsi"/>
+        </w:rPr>
+        <w:t>Login</w:t>
+      </w:r>
+      <w:proofErr w:type="spellEnd"/>
+    </w:p>
+    <w:p>
+      <w:pPr>
+        <w:rPr>
+          <w:rFonts w:asciiTheme="majorHAnsi" w:hAnsiTheme="majorHAnsi" w:cstheme="majorHAnsi"/>
+        </w:rPr>
+      </w:pPr>
+      <w:r>
+        <w:rPr>
+          <w:rFonts w:asciiTheme="majorHAnsi" w:hAnsiTheme="majorHAnsi" w:cstheme="majorHAnsi"/>
+        </w:rPr>
+        <w:t xml:space="preserve">│   │   │   </w:t>
+      </w:r>
+      <w:r>
+        <w:rPr>
+          <w:rFonts w:ascii="Arial" w:hAnsi="Arial" w:cs="Arial"/>
+        </w:rPr>
+        <w:t>├</w:t>
+      </w:r>
+      <w:r>
+        <w:rPr>
+          <w:rFonts w:ascii="Calibri Light" w:hAnsi="Calibri Light" w:cs="Calibri Light"/>
+        </w:rPr>
+        <w:t>──</w:t>
+      </w:r>
+      <w:r>
+        <w:rPr>
+          <w:rFonts w:asciiTheme="majorHAnsi" w:hAnsiTheme="majorHAnsi" w:cstheme="majorHAnsi"/>
+        </w:rPr>
+        <w:t xml:space="preserve"> registro/            # P</w:t>
+      </w:r>
+      <w:r>
+        <w:rPr>
+          <w:rFonts w:ascii="Calibri Light" w:hAnsi="Calibri Light" w:cs="Calibri Light"/>
+        </w:rPr>
         <w:t>á</w:t>
       </w:r>
       <w:r>
         <w:rPr>
           <w:rFonts w:asciiTheme="majorHAnsi" w:hAnsiTheme="majorHAnsi" w:cstheme="majorHAnsi"/>
         </w:rPr>
-        <w:t>ticos p</w:t>
+        <w:t>gina de Registro / c</w:t>
       </w:r>
       <w:r>
         <w:rPr>
           <w:rFonts w:ascii="Calibri Light" w:hAnsi="Calibri Light" w:cs="Calibri Light"/>
         </w:rPr>
+        <w:t>ó</w:t>
+      </w:r>
+      <w:r>
+        <w:rPr>
+          <w:rFonts w:asciiTheme="majorHAnsi" w:hAnsiTheme="majorHAnsi" w:cstheme="majorHAnsi"/>
+        </w:rPr>
+        <w:t>digo de ingreso</w:t>
+      </w:r>
+    </w:p>
+    <w:p>
+      <w:pPr>
+        <w:rPr>
+          <w:rFonts w:asciiTheme="majorHAnsi" w:hAnsiTheme="majorHAnsi" w:cstheme="majorHAnsi"/>
+        </w:rPr>
+      </w:pPr>
+      <w:r>
+        <w:rPr>
+          <w:rFonts w:asciiTheme="majorHAnsi" w:hAnsiTheme="majorHAnsi" w:cstheme="majorHAnsi"/>
+        </w:rPr>
+        <w:t>│   │   │   └── recuperar/           # Página de Recuperación de contraseña</w:t>
+      </w:r>
+    </w:p>
+    <w:p>
+      <w:pPr>
+        <w:rPr>
+          <w:rFonts w:asciiTheme="majorHAnsi" w:hAnsiTheme="majorHAnsi" w:cstheme="majorHAnsi"/>
+        </w:rPr>
+      </w:pPr>
+      <w:r>
+        <w:rPr>
+          <w:rFonts w:asciiTheme="majorHAnsi" w:hAnsiTheme="majorHAnsi" w:cstheme="majorHAnsi"/>
+        </w:rPr>
+        <w:lastRenderedPageBreak/>
+        <w:t xml:space="preserve">│   │   └── </w:t>
+      </w:r>
+      <w:proofErr w:type="spellStart"/>
+      <w:r>
+        <w:rPr>
+          <w:rFonts w:asciiTheme="majorHAnsi" w:hAnsiTheme="majorHAnsi" w:cstheme="majorHAnsi"/>
+        </w:rPr>
+        <w:t>layouts</w:t>
+      </w:r>
+      <w:proofErr w:type="spellEnd"/>
+      <w:r>
+        <w:rPr>
+          <w:rFonts w:asciiTheme="majorHAnsi" w:hAnsiTheme="majorHAnsi" w:cstheme="majorHAnsi"/>
+        </w:rPr>
+        <w:t xml:space="preserve">/                 # </w:t>
+      </w:r>
+      <w:proofErr w:type="spellStart"/>
+      <w:r>
+        <w:rPr>
+          <w:rFonts w:asciiTheme="majorHAnsi" w:hAnsiTheme="majorHAnsi" w:cstheme="majorHAnsi"/>
+        </w:rPr>
+        <w:t>Layout</w:t>
+      </w:r>
+      <w:proofErr w:type="spellEnd"/>
+      <w:r>
+        <w:rPr>
+          <w:rFonts w:asciiTheme="majorHAnsi" w:hAnsiTheme="majorHAnsi" w:cstheme="majorHAnsi"/>
+        </w:rPr>
+        <w:t xml:space="preserve"> global</w:t>
+      </w:r>
+    </w:p>
+    <w:p>
+      <w:pPr>
+        <w:rPr>
+          <w:rFonts w:asciiTheme="majorHAnsi" w:hAnsiTheme="majorHAnsi" w:cstheme="majorHAnsi"/>
+        </w:rPr>
+      </w:pPr>
+      <w:r>
+        <w:rPr>
+          <w:rFonts w:asciiTheme="majorHAnsi" w:hAnsiTheme="majorHAnsi" w:cstheme="majorHAnsi"/>
+        </w:rPr>
+        <w:t xml:space="preserve">│   │       </w:t>
+      </w:r>
+      <w:r>
+        <w:rPr>
+          <w:rFonts w:ascii="Arial" w:hAnsi="Arial" w:cs="Arial"/>
+        </w:rPr>
+        <w:t>├</w:t>
+      </w:r>
+      <w:r>
+        <w:rPr>
+          <w:rFonts w:ascii="Calibri Light" w:hAnsi="Calibri Light" w:cs="Calibri Light"/>
+        </w:rPr>
+        <w:t>──</w:t>
+      </w:r>
+      <w:r>
+        <w:rPr>
+          <w:rFonts w:asciiTheme="majorHAnsi" w:hAnsiTheme="majorHAnsi" w:cstheme="majorHAnsi"/>
+        </w:rPr>
+        <w:t xml:space="preserve"> </w:t>
+      </w:r>
+      <w:proofErr w:type="spellStart"/>
+      <w:r>
+        <w:rPr>
+          <w:rFonts w:asciiTheme="majorHAnsi" w:hAnsiTheme="majorHAnsi" w:cstheme="majorHAnsi"/>
+        </w:rPr>
+        <w:t>Navbar</w:t>
+      </w:r>
+      <w:proofErr w:type="spellEnd"/>
+      <w:r>
+        <w:rPr>
+          <w:rFonts w:asciiTheme="majorHAnsi" w:hAnsiTheme="majorHAnsi" w:cstheme="majorHAnsi"/>
+        </w:rPr>
+        <w:t xml:space="preserve">/              # </w:t>
+      </w:r>
+      <w:proofErr w:type="spellStart"/>
+      <w:r>
+        <w:rPr>
+          <w:rFonts w:asciiTheme="majorHAnsi" w:hAnsiTheme="majorHAnsi" w:cstheme="majorHAnsi"/>
+        </w:rPr>
+        <w:t>Navbar</w:t>
+      </w:r>
+      <w:proofErr w:type="spellEnd"/>
+      <w:r>
+        <w:rPr>
+          <w:rFonts w:asciiTheme="majorHAnsi" w:hAnsiTheme="majorHAnsi" w:cstheme="majorHAnsi"/>
+        </w:rPr>
+        <w:t xml:space="preserve"> responsive (PC | laptop | </w:t>
+      </w:r>
+      <w:proofErr w:type="spellStart"/>
+      <w:r>
+        <w:rPr>
+          <w:rFonts w:asciiTheme="majorHAnsi" w:hAnsiTheme="majorHAnsi" w:cstheme="majorHAnsi"/>
+        </w:rPr>
+        <w:t>tlf</w:t>
+      </w:r>
+      <w:proofErr w:type="spellEnd"/>
+      <w:r>
+        <w:rPr>
+          <w:rFonts w:asciiTheme="majorHAnsi" w:hAnsiTheme="majorHAnsi" w:cstheme="majorHAnsi"/>
+        </w:rPr>
+        <w:t>)</w:t>
+      </w:r>
+    </w:p>
+    <w:p>
+      <w:pPr>
+        <w:rPr>
+          <w:rFonts w:asciiTheme="majorHAnsi" w:hAnsiTheme="majorHAnsi" w:cstheme="majorHAnsi"/>
+        </w:rPr>
+      </w:pPr>
+      <w:r>
+        <w:rPr>
+          <w:rFonts w:asciiTheme="majorHAnsi" w:hAnsiTheme="majorHAnsi" w:cstheme="majorHAnsi"/>
+        </w:rPr>
+        <w:t xml:space="preserve">│   │       </w:t>
+      </w:r>
+      <w:r>
+        <w:rPr>
+          <w:rFonts w:ascii="Arial" w:hAnsi="Arial" w:cs="Arial"/>
+        </w:rPr>
+        <w:t>├</w:t>
+      </w:r>
+      <w:r>
+        <w:rPr>
+          <w:rFonts w:ascii="Calibri Light" w:hAnsi="Calibri Light" w:cs="Calibri Light"/>
+        </w:rPr>
+        <w:t>──</w:t>
+      </w:r>
+      <w:r>
+        <w:rPr>
+          <w:rFonts w:asciiTheme="majorHAnsi" w:hAnsiTheme="majorHAnsi" w:cstheme="majorHAnsi"/>
+        </w:rPr>
+        <w:t xml:space="preserve"> </w:t>
+      </w:r>
+      <w:proofErr w:type="spellStart"/>
+      <w:r>
+        <w:rPr>
+          <w:rFonts w:asciiTheme="majorHAnsi" w:hAnsiTheme="majorHAnsi" w:cstheme="majorHAnsi"/>
+        </w:rPr>
+        <w:t>ToastProvider</w:t>
+      </w:r>
+      <w:proofErr w:type="spellEnd"/>
+      <w:r>
+        <w:rPr>
+          <w:rFonts w:asciiTheme="majorHAnsi" w:hAnsiTheme="majorHAnsi" w:cstheme="majorHAnsi"/>
+        </w:rPr>
+        <w:t xml:space="preserve">/       # </w:t>
+      </w:r>
+      <w:proofErr w:type="spellStart"/>
+      <w:r>
+        <w:rPr>
+          <w:rFonts w:asciiTheme="majorHAnsi" w:hAnsiTheme="majorHAnsi" w:cstheme="majorHAnsi"/>
+        </w:rPr>
+        <w:t>Toast</w:t>
+      </w:r>
+      <w:proofErr w:type="spellEnd"/>
+      <w:r>
+        <w:rPr>
+          <w:rFonts w:asciiTheme="majorHAnsi" w:hAnsiTheme="majorHAnsi" w:cstheme="majorHAnsi"/>
+        </w:rPr>
+        <w:t xml:space="preserve"> de confirmaci</w:t>
+      </w:r>
+      <w:r>
+        <w:rPr>
+          <w:rFonts w:ascii="Calibri Light" w:hAnsi="Calibri Light" w:cs="Calibri Light"/>
+        </w:rPr>
+        <w:t>ó</w:t>
+      </w:r>
+      <w:r>
+        <w:rPr>
+          <w:rFonts w:asciiTheme="majorHAnsi" w:hAnsiTheme="majorHAnsi" w:cstheme="majorHAnsi"/>
+        </w:rPr>
+        <w:t>n o aviso</w:t>
+      </w:r>
+    </w:p>
+    <w:p>
+      <w:pPr>
+        <w:rPr>
+          <w:rFonts w:asciiTheme="majorHAnsi" w:hAnsiTheme="majorHAnsi" w:cstheme="majorHAnsi"/>
+        </w:rPr>
+      </w:pPr>
+      <w:r>
+        <w:rPr>
+          <w:rFonts w:asciiTheme="majorHAnsi" w:hAnsiTheme="majorHAnsi" w:cstheme="majorHAnsi"/>
+        </w:rPr>
+        <w:t xml:space="preserve">│   │       </w:t>
+      </w:r>
+      <w:r>
+        <w:rPr>
+          <w:rFonts w:ascii="Arial" w:hAnsi="Arial" w:cs="Arial"/>
+        </w:rPr>
+        <w:t>├</w:t>
+      </w:r>
+      <w:r>
+        <w:rPr>
+          <w:rFonts w:ascii="Calibri Light" w:hAnsi="Calibri Light" w:cs="Calibri Light"/>
+        </w:rPr>
+        <w:t>──</w:t>
+      </w:r>
+      <w:r>
+        <w:rPr>
+          <w:rFonts w:asciiTheme="majorHAnsi" w:hAnsiTheme="majorHAnsi" w:cstheme="majorHAnsi"/>
+        </w:rPr>
+        <w:t xml:space="preserve"> </w:t>
+      </w:r>
+      <w:proofErr w:type="spellStart"/>
+      <w:r>
+        <w:rPr>
+          <w:rFonts w:asciiTheme="majorHAnsi" w:hAnsiTheme="majorHAnsi" w:cstheme="majorHAnsi"/>
+        </w:rPr>
+        <w:t>Sidebar</w:t>
+      </w:r>
+      <w:proofErr w:type="spellEnd"/>
+      <w:r>
+        <w:rPr>
+          <w:rFonts w:asciiTheme="majorHAnsi" w:hAnsiTheme="majorHAnsi" w:cstheme="majorHAnsi"/>
+        </w:rPr>
+        <w:t>/             # Navegaci</w:t>
+      </w:r>
+      <w:r>
+        <w:rPr>
+          <w:rFonts w:ascii="Calibri Light" w:hAnsi="Calibri Light" w:cs="Calibri Light"/>
+        </w:rPr>
+        <w:t>ó</w:t>
+      </w:r>
+      <w:r>
+        <w:rPr>
+          <w:rFonts w:asciiTheme="majorHAnsi" w:hAnsiTheme="majorHAnsi" w:cstheme="majorHAnsi"/>
+        </w:rPr>
+        <w:t>n (oculto para Responsable de dep</w:t>
+      </w:r>
+      <w:r>
+        <w:rPr>
+          <w:rFonts w:ascii="Calibri Light" w:hAnsi="Calibri Light" w:cs="Calibri Light"/>
+        </w:rPr>
+        <w:t>ó</w:t>
+      </w:r>
+      <w:r>
+        <w:rPr>
+          <w:rFonts w:asciiTheme="majorHAnsi" w:hAnsiTheme="majorHAnsi" w:cstheme="majorHAnsi"/>
+        </w:rPr>
+        <w:t>sito)</w:t>
+      </w:r>
+    </w:p>
+    <w:p>
+      <w:pPr>
+        <w:rPr>
+          <w:rFonts w:asciiTheme="majorHAnsi" w:hAnsiTheme="majorHAnsi" w:cstheme="majorHAnsi"/>
+        </w:rPr>
+      </w:pPr>
+      <w:r>
+        <w:rPr>
+          <w:rFonts w:asciiTheme="majorHAnsi" w:hAnsiTheme="majorHAnsi" w:cstheme="majorHAnsi"/>
+        </w:rPr>
+        <w:t xml:space="preserve">│   │       </w:t>
+      </w:r>
+      <w:r>
+        <w:rPr>
+          <w:rFonts w:ascii="Arial" w:hAnsi="Arial" w:cs="Arial"/>
+        </w:rPr>
+        <w:t>├</w:t>
+      </w:r>
+      <w:r>
+        <w:rPr>
+          <w:rFonts w:ascii="Calibri Light" w:hAnsi="Calibri Light" w:cs="Calibri Light"/>
+        </w:rPr>
+        <w:t>──</w:t>
+      </w:r>
+      <w:r>
+        <w:rPr>
+          <w:rFonts w:asciiTheme="majorHAnsi" w:hAnsiTheme="majorHAnsi" w:cstheme="majorHAnsi"/>
+        </w:rPr>
+        <w:t xml:space="preserve"> </w:t>
+      </w:r>
+      <w:proofErr w:type="spellStart"/>
+      <w:r>
+        <w:rPr>
+          <w:rFonts w:asciiTheme="majorHAnsi" w:hAnsiTheme="majorHAnsi" w:cstheme="majorHAnsi"/>
+        </w:rPr>
+        <w:t>Footer</w:t>
+      </w:r>
+      <w:proofErr w:type="spellEnd"/>
+      <w:r>
+        <w:rPr>
+          <w:rFonts w:asciiTheme="majorHAnsi" w:hAnsiTheme="majorHAnsi" w:cstheme="majorHAnsi"/>
+        </w:rPr>
+        <w:t>/              # Derechos reservados</w:t>
+      </w:r>
+    </w:p>
+    <w:p>
+      <w:pPr>
+        <w:rPr>
+          <w:rFonts w:asciiTheme="majorHAnsi" w:hAnsiTheme="majorHAnsi" w:cstheme="majorHAnsi"/>
+        </w:rPr>
+      </w:pPr>
+      <w:r>
+        <w:rPr>
+          <w:rFonts w:asciiTheme="majorHAnsi" w:hAnsiTheme="majorHAnsi" w:cstheme="majorHAnsi"/>
+        </w:rPr>
+        <w:t xml:space="preserve">│   │       └── </w:t>
+      </w:r>
+      <w:proofErr w:type="spellStart"/>
+      <w:r>
+        <w:rPr>
+          <w:rFonts w:asciiTheme="majorHAnsi" w:hAnsiTheme="majorHAnsi" w:cstheme="majorHAnsi"/>
+        </w:rPr>
+        <w:t>Layout.jsx</w:t>
+      </w:r>
+      <w:proofErr w:type="spellEnd"/>
+      <w:r>
+        <w:rPr>
+          <w:rFonts w:asciiTheme="majorHAnsi" w:hAnsiTheme="majorHAnsi" w:cstheme="majorHAnsi"/>
+        </w:rPr>
+        <w:t xml:space="preserve">           # </w:t>
+      </w:r>
+      <w:proofErr w:type="spellStart"/>
+      <w:r>
+        <w:rPr>
+          <w:rFonts w:asciiTheme="majorHAnsi" w:hAnsiTheme="majorHAnsi" w:cstheme="majorHAnsi"/>
+        </w:rPr>
+        <w:t>Navbar</w:t>
+      </w:r>
+      <w:proofErr w:type="spellEnd"/>
+      <w:r>
+        <w:rPr>
+          <w:rFonts w:asciiTheme="majorHAnsi" w:hAnsiTheme="majorHAnsi" w:cstheme="majorHAnsi"/>
+        </w:rPr>
+        <w:t xml:space="preserve"> + </w:t>
+      </w:r>
+      <w:proofErr w:type="spellStart"/>
+      <w:r>
+        <w:rPr>
+          <w:rFonts w:asciiTheme="majorHAnsi" w:hAnsiTheme="majorHAnsi" w:cstheme="majorHAnsi"/>
+        </w:rPr>
+        <w:t>Toast</w:t>
+      </w:r>
+      <w:proofErr w:type="spellEnd"/>
+      <w:r>
+        <w:rPr>
+          <w:rFonts w:asciiTheme="majorHAnsi" w:hAnsiTheme="majorHAnsi" w:cstheme="majorHAnsi"/>
+        </w:rPr>
+        <w:t xml:space="preserve"> + </w:t>
+      </w:r>
+      <w:proofErr w:type="spellStart"/>
+      <w:r>
+        <w:rPr>
+          <w:rFonts w:asciiTheme="majorHAnsi" w:hAnsiTheme="majorHAnsi" w:cstheme="majorHAnsi"/>
+        </w:rPr>
+        <w:t>Sidebar</w:t>
+      </w:r>
+      <w:proofErr w:type="spellEnd"/>
+      <w:r>
+        <w:rPr>
+          <w:rFonts w:asciiTheme="majorHAnsi" w:hAnsiTheme="majorHAnsi" w:cstheme="majorHAnsi"/>
+        </w:rPr>
+        <w:t xml:space="preserve"> + </w:t>
+      </w:r>
+      <w:proofErr w:type="spellStart"/>
+      <w:r>
+        <w:rPr>
+          <w:rFonts w:asciiTheme="majorHAnsi" w:hAnsiTheme="majorHAnsi" w:cstheme="majorHAnsi"/>
+        </w:rPr>
+        <w:t>Footer</w:t>
+      </w:r>
+      <w:proofErr w:type="spellEnd"/>
+    </w:p>
+    <w:p>
+      <w:pPr>
+        <w:rPr>
+          <w:rFonts w:asciiTheme="majorHAnsi" w:hAnsiTheme="majorHAnsi" w:cstheme="majorHAnsi"/>
+        </w:rPr>
+      </w:pPr>
+      <w:r>
+        <w:rPr>
+          <w:rFonts w:asciiTheme="majorHAnsi" w:hAnsiTheme="majorHAnsi" w:cstheme="majorHAnsi"/>
+        </w:rPr>
+        <w:t xml:space="preserve">│   </w:t>
+      </w:r>
+      <w:r>
+        <w:rPr>
+          <w:rFonts w:ascii="Arial" w:hAnsi="Arial" w:cs="Arial"/>
+        </w:rPr>
+        <w:t>├</w:t>
+      </w:r>
+      <w:r>
+        <w:rPr>
+          <w:rFonts w:ascii="Calibri Light" w:hAnsi="Calibri Light" w:cs="Calibri Light"/>
+        </w:rPr>
+        <w:t>──</w:t>
+      </w:r>
+      <w:r>
+        <w:rPr>
+          <w:rFonts w:asciiTheme="majorHAnsi" w:hAnsiTheme="majorHAnsi" w:cstheme="majorHAnsi"/>
+        </w:rPr>
+        <w:t xml:space="preserve"> app-spa/                     # Pantallas del </w:t>
+      </w:r>
+      <w:r>
+        <w:rPr>
+          <w:rFonts w:ascii="Calibri Light" w:hAnsi="Calibri Light" w:cs="Calibri Light"/>
+        </w:rPr>
+        <w:t>á</w:t>
+      </w:r>
+      <w:r>
+        <w:rPr>
+          <w:rFonts w:asciiTheme="majorHAnsi" w:hAnsiTheme="majorHAnsi" w:cstheme="majorHAnsi"/>
+        </w:rPr>
+        <w:t xml:space="preserve">rea </w:t>
+      </w:r>
+      <w:proofErr w:type="spellStart"/>
+      <w:r>
+        <w:rPr>
+          <w:rFonts w:asciiTheme="majorHAnsi" w:hAnsiTheme="majorHAnsi" w:cstheme="majorHAnsi"/>
+        </w:rPr>
+        <w:t>logueada</w:t>
+      </w:r>
+      <w:proofErr w:type="spellEnd"/>
+    </w:p>
+    <w:p>
+      <w:pPr>
+        <w:rPr>
+          <w:rFonts w:asciiTheme="majorHAnsi" w:hAnsiTheme="majorHAnsi" w:cstheme="majorHAnsi"/>
+        </w:rPr>
+      </w:pPr>
+      <w:r>
+        <w:rPr>
+          <w:rFonts w:asciiTheme="majorHAnsi" w:hAnsiTheme="majorHAnsi" w:cstheme="majorHAnsi"/>
+        </w:rPr>
+        <w:t xml:space="preserve">│   </w:t>
+      </w:r>
+      <w:r>
+        <w:rPr>
+          <w:rFonts w:ascii="Arial" w:hAnsi="Arial" w:cs="Arial"/>
+        </w:rPr>
+        <w:t>├</w:t>
+      </w:r>
+      <w:r>
+        <w:rPr>
+          <w:rFonts w:ascii="Calibri Light" w:hAnsi="Calibri Light" w:cs="Calibri Light"/>
+        </w:rPr>
+        <w:t>──</w:t>
+      </w:r>
+      <w:r>
+        <w:rPr>
+          <w:rFonts w:asciiTheme="majorHAnsi" w:hAnsiTheme="majorHAnsi" w:cstheme="majorHAnsi"/>
+        </w:rPr>
+        <w:t xml:space="preserve"> </w:t>
+      </w:r>
+      <w:proofErr w:type="spellStart"/>
+      <w:r>
+        <w:rPr>
+          <w:rFonts w:asciiTheme="majorHAnsi" w:hAnsiTheme="majorHAnsi" w:cstheme="majorHAnsi"/>
+        </w:rPr>
+        <w:t>components</w:t>
+      </w:r>
+      <w:proofErr w:type="spellEnd"/>
+      <w:r>
+        <w:rPr>
+          <w:rFonts w:asciiTheme="majorHAnsi" w:hAnsiTheme="majorHAnsi" w:cstheme="majorHAnsi"/>
+        </w:rPr>
+        <w:t>/                  # Componentes reutilizables</w:t>
+      </w:r>
+    </w:p>
+    <w:p>
+      <w:pPr>
+        <w:rPr>
+          <w:rFonts w:asciiTheme="majorHAnsi" w:hAnsiTheme="majorHAnsi" w:cstheme="majorHAnsi"/>
+        </w:rPr>
+      </w:pPr>
+      <w:r>
+        <w:rPr>
+          <w:rFonts w:asciiTheme="majorHAnsi" w:hAnsiTheme="majorHAnsi" w:cstheme="majorHAnsi"/>
+        </w:rPr>
+        <w:t xml:space="preserve">│   │   </w:t>
+      </w:r>
+      <w:r>
+        <w:rPr>
+          <w:rFonts w:ascii="Arial" w:hAnsi="Arial" w:cs="Arial"/>
+        </w:rPr>
+        <w:t>├</w:t>
+      </w:r>
+      <w:r>
+        <w:rPr>
+          <w:rFonts w:ascii="Calibri Light" w:hAnsi="Calibri Light" w:cs="Calibri Light"/>
+        </w:rPr>
+        <w:t>──</w:t>
+      </w:r>
+      <w:r>
+        <w:rPr>
+          <w:rFonts w:asciiTheme="majorHAnsi" w:hAnsiTheme="majorHAnsi" w:cstheme="majorHAnsi"/>
+        </w:rPr>
+        <w:t xml:space="preserve"> </w:t>
+      </w:r>
+      <w:proofErr w:type="spellStart"/>
+      <w:r>
+        <w:rPr>
+          <w:rFonts w:asciiTheme="majorHAnsi" w:hAnsiTheme="majorHAnsi" w:cstheme="majorHAnsi"/>
+        </w:rPr>
+        <w:t>ui</w:t>
+      </w:r>
+      <w:proofErr w:type="spellEnd"/>
+      <w:r>
+        <w:rPr>
+          <w:rFonts w:asciiTheme="majorHAnsi" w:hAnsiTheme="majorHAnsi" w:cstheme="majorHAnsi"/>
+        </w:rPr>
+        <w:t xml:space="preserve">/                      # Botones, inputs, tablas, </w:t>
+      </w:r>
+      <w:proofErr w:type="spellStart"/>
+      <w:r>
+        <w:rPr>
+          <w:rFonts w:asciiTheme="majorHAnsi" w:hAnsiTheme="majorHAnsi" w:cstheme="majorHAnsi"/>
+        </w:rPr>
+        <w:t>badges</w:t>
+      </w:r>
+      <w:proofErr w:type="spellEnd"/>
+    </w:p>
+    <w:p>
+      <w:pPr>
+        <w:rPr>
+          <w:rFonts w:asciiTheme="majorHAnsi" w:hAnsiTheme="majorHAnsi" w:cstheme="majorHAnsi"/>
+        </w:rPr>
+      </w:pPr>
+      <w:r>
+        <w:rPr>
+          <w:rFonts w:asciiTheme="majorHAnsi" w:hAnsiTheme="majorHAnsi" w:cstheme="majorHAnsi"/>
+        </w:rPr>
+        <w:t xml:space="preserve">│   │   </w:t>
+      </w:r>
+      <w:r>
+        <w:rPr>
+          <w:rFonts w:ascii="Arial" w:hAnsi="Arial" w:cs="Arial"/>
+        </w:rPr>
+        <w:t>├</w:t>
+      </w:r>
+      <w:r>
+        <w:rPr>
+          <w:rFonts w:ascii="Calibri Light" w:hAnsi="Calibri Light" w:cs="Calibri Light"/>
+        </w:rPr>
+        <w:t>──</w:t>
+      </w:r>
+      <w:r>
+        <w:rPr>
+          <w:rFonts w:asciiTheme="majorHAnsi" w:hAnsiTheme="majorHAnsi" w:cstheme="majorHAnsi"/>
+        </w:rPr>
+        <w:t xml:space="preserve"> </w:t>
+      </w:r>
+      <w:proofErr w:type="spellStart"/>
+      <w:r>
+        <w:rPr>
+          <w:rFonts w:asciiTheme="majorHAnsi" w:hAnsiTheme="majorHAnsi" w:cstheme="majorHAnsi"/>
+        </w:rPr>
+        <w:t>modals</w:t>
+      </w:r>
+      <w:proofErr w:type="spellEnd"/>
+      <w:r>
+        <w:rPr>
+          <w:rFonts w:asciiTheme="majorHAnsi" w:hAnsiTheme="majorHAnsi" w:cstheme="majorHAnsi"/>
+        </w:rPr>
+        <w:t>/                  # Formulario de carga y confirmaciones</w:t>
+      </w:r>
+    </w:p>
+    <w:p>
+      <w:pPr>
+        <w:rPr>
+          <w:rFonts w:asciiTheme="majorHAnsi" w:hAnsiTheme="majorHAnsi" w:cstheme="majorHAnsi"/>
+        </w:rPr>
+      </w:pPr>
+      <w:r>
+        <w:rPr>
+          <w:rFonts w:asciiTheme="majorHAnsi" w:hAnsiTheme="majorHAnsi" w:cstheme="majorHAnsi"/>
+        </w:rPr>
+        <w:t xml:space="preserve">│   │   </w:t>
+      </w:r>
+      <w:r>
+        <w:rPr>
+          <w:rFonts w:ascii="Arial" w:hAnsi="Arial" w:cs="Arial"/>
+        </w:rPr>
+        <w:t>├</w:t>
+      </w:r>
+      <w:r>
+        <w:rPr>
+          <w:rFonts w:ascii="Calibri Light" w:hAnsi="Calibri Light" w:cs="Calibri Light"/>
+        </w:rPr>
+        <w:t>──</w:t>
+      </w:r>
+      <w:r>
+        <w:rPr>
+          <w:rFonts w:asciiTheme="majorHAnsi" w:hAnsiTheme="majorHAnsi" w:cstheme="majorHAnsi"/>
+        </w:rPr>
+        <w:t xml:space="preserve"> </w:t>
+      </w:r>
+      <w:proofErr w:type="spellStart"/>
+      <w:r>
+        <w:rPr>
+          <w:rFonts w:asciiTheme="majorHAnsi" w:hAnsiTheme="majorHAnsi" w:cstheme="majorHAnsi"/>
+        </w:rPr>
+        <w:t>layout</w:t>
+      </w:r>
+      <w:proofErr w:type="spellEnd"/>
+      <w:r>
+        <w:rPr>
+          <w:rFonts w:asciiTheme="majorHAnsi" w:hAnsiTheme="majorHAnsi" w:cstheme="majorHAnsi"/>
+        </w:rPr>
+        <w:t>/                  # Brand, campana, men</w:t>
+      </w:r>
+      <w:r>
+        <w:rPr>
+          <w:rFonts w:ascii="Calibri Light" w:hAnsi="Calibri Light" w:cs="Calibri Light"/>
+        </w:rPr>
         <w:t>ú</w:t>
       </w:r>
       <w:r>
         <w:rPr>
           <w:rFonts w:asciiTheme="majorHAnsi" w:hAnsiTheme="majorHAnsi" w:cstheme="majorHAnsi"/>
         </w:rPr>
-        <w:t xml:space="preserve">blicos (logos, </w:t>
-      </w:r>
-      <w:proofErr w:type="spellStart"/>
-      <w:r>
-        <w:rPr>
-          <w:rFonts w:asciiTheme="majorHAnsi" w:hAnsiTheme="majorHAnsi" w:cstheme="majorHAnsi"/>
-        </w:rPr>
-        <w:t>favicon</w:t>
-      </w:r>
-      <w:proofErr w:type="spellEnd"/>
-      <w:r>
-        <w:rPr>
-          <w:rFonts w:asciiTheme="majorHAnsi" w:hAnsiTheme="majorHAnsi" w:cstheme="majorHAnsi"/>
-        </w:rPr>
-        <w:t>, etc.)</w:t>
-      </w:r>
-    </w:p>
-    <w:p>
-      <w:pPr>
-        <w:rPr>
-          <w:rFonts w:asciiTheme="majorHAnsi" w:hAnsiTheme="majorHAnsi" w:cstheme="majorHAnsi"/>
-        </w:rPr>
-      </w:pPr>
+        <w:t xml:space="preserve"> </w:t>
+      </w:r>
+      <w:proofErr w:type="spellStart"/>
+      <w:r>
+        <w:rPr>
+          <w:rFonts w:asciiTheme="majorHAnsi" w:hAnsiTheme="majorHAnsi" w:cstheme="majorHAnsi"/>
+        </w:rPr>
+        <w:t>admin</w:t>
+      </w:r>
+      <w:proofErr w:type="spellEnd"/>
+      <w:r>
+        <w:rPr>
+          <w:rFonts w:asciiTheme="majorHAnsi" w:hAnsiTheme="majorHAnsi" w:cstheme="majorHAnsi"/>
+        </w:rPr>
+        <w:t>/perfil</w:t>
+      </w:r>
+    </w:p>
+    <w:p>
+      <w:pPr>
+        <w:rPr>
+          <w:rFonts w:asciiTheme="majorHAnsi" w:hAnsiTheme="majorHAnsi" w:cstheme="majorHAnsi"/>
+        </w:rPr>
+      </w:pPr>
+      <w:r>
+        <w:rPr>
+          <w:rFonts w:asciiTheme="majorHAnsi" w:hAnsiTheme="majorHAnsi" w:cstheme="majorHAnsi"/>
+        </w:rPr>
+        <w:t>│   │   └── modules/                 # Artículos, movimientos, entregas, etc.</w:t>
+      </w:r>
+    </w:p>
+    <w:p>
+      <w:pPr>
+        <w:rPr>
+          <w:rFonts w:asciiTheme="majorHAnsi" w:hAnsiTheme="majorHAnsi" w:cstheme="majorHAnsi"/>
+        </w:rPr>
+      </w:pPr>
+      <w:r>
+        <w:rPr>
+          <w:rFonts w:asciiTheme="majorHAnsi" w:hAnsiTheme="majorHAnsi" w:cstheme="majorHAnsi"/>
+        </w:rPr>
+        <w:t xml:space="preserve">│   </w:t>
+      </w:r>
       <w:r>
         <w:rPr>
           <w:rFonts w:ascii="Arial" w:hAnsi="Arial" w:cs="Arial"/>
@@ -12370,7 +13307,299 @@
         <w:rPr>
           <w:rFonts w:asciiTheme="majorHAnsi" w:hAnsiTheme="majorHAnsi" w:cstheme="majorHAnsi"/>
         </w:rPr>
-        <w:t>src</w:t>
+        <w:t>lib</w:t>
+      </w:r>
+      <w:proofErr w:type="spellEnd"/>
+      <w:r>
+        <w:rPr>
+          <w:rFonts w:asciiTheme="majorHAnsi" w:hAnsiTheme="majorHAnsi" w:cstheme="majorHAnsi"/>
+        </w:rPr>
+        <w:t>/                         # Integraciones</w:t>
+      </w:r>
+    </w:p>
+    <w:p>
+      <w:pPr>
+        <w:rPr>
+          <w:rFonts w:asciiTheme="majorHAnsi" w:hAnsiTheme="majorHAnsi" w:cstheme="majorHAnsi"/>
+        </w:rPr>
+      </w:pPr>
+      <w:r>
+        <w:rPr>
+          <w:rFonts w:asciiTheme="majorHAnsi" w:hAnsiTheme="majorHAnsi" w:cstheme="majorHAnsi"/>
+        </w:rPr>
+        <w:t xml:space="preserve">│   │   </w:t>
+      </w:r>
+      <w:r>
+        <w:rPr>
+          <w:rFonts w:ascii="Arial" w:hAnsi="Arial" w:cs="Arial"/>
+        </w:rPr>
+        <w:t>├</w:t>
+      </w:r>
+      <w:r>
+        <w:rPr>
+          <w:rFonts w:ascii="Calibri Light" w:hAnsi="Calibri Light" w:cs="Calibri Light"/>
+        </w:rPr>
+        <w:t>──</w:t>
+      </w:r>
+      <w:r>
+        <w:rPr>
+          <w:rFonts w:asciiTheme="majorHAnsi" w:hAnsiTheme="majorHAnsi" w:cstheme="majorHAnsi"/>
+        </w:rPr>
+        <w:t xml:space="preserve"> </w:t>
+      </w:r>
+      <w:proofErr w:type="spellStart"/>
+      <w:r>
+        <w:rPr>
+          <w:rFonts w:asciiTheme="majorHAnsi" w:hAnsiTheme="majorHAnsi" w:cstheme="majorHAnsi"/>
+        </w:rPr>
+        <w:t>supabase</w:t>
+      </w:r>
+      <w:proofErr w:type="spellEnd"/>
+      <w:r>
+        <w:rPr>
+          <w:rFonts w:asciiTheme="majorHAnsi" w:hAnsiTheme="majorHAnsi" w:cstheme="majorHAnsi"/>
+        </w:rPr>
+        <w:t xml:space="preserve">/                # Cliente browser de </w:t>
+      </w:r>
+      <w:proofErr w:type="spellStart"/>
+      <w:r>
+        <w:rPr>
+          <w:rFonts w:asciiTheme="majorHAnsi" w:hAnsiTheme="majorHAnsi" w:cstheme="majorHAnsi"/>
+        </w:rPr>
+        <w:t>Supabase</w:t>
+      </w:r>
+      <w:proofErr w:type="spellEnd"/>
+    </w:p>
+    <w:p>
+      <w:pPr>
+        <w:rPr>
+          <w:rFonts w:asciiTheme="majorHAnsi" w:hAnsiTheme="majorHAnsi" w:cstheme="majorHAnsi"/>
+        </w:rPr>
+      </w:pPr>
+      <w:r>
+        <w:rPr>
+          <w:rFonts w:asciiTheme="majorHAnsi" w:hAnsiTheme="majorHAnsi" w:cstheme="majorHAnsi"/>
+        </w:rPr>
+        <w:t xml:space="preserve">│   │   └── </w:t>
+      </w:r>
+      <w:proofErr w:type="spellStart"/>
+      <w:r>
+        <w:rPr>
+          <w:rFonts w:asciiTheme="majorHAnsi" w:hAnsiTheme="majorHAnsi" w:cstheme="majorHAnsi"/>
+        </w:rPr>
+        <w:t>emailjs</w:t>
+      </w:r>
+      <w:proofErr w:type="spellEnd"/>
+      <w:r>
+        <w:rPr>
+          <w:rFonts w:asciiTheme="majorHAnsi" w:hAnsiTheme="majorHAnsi" w:cstheme="majorHAnsi"/>
+        </w:rPr>
+        <w:t xml:space="preserve">/                 # </w:t>
+      </w:r>
+      <w:proofErr w:type="spellStart"/>
+      <w:r>
+        <w:rPr>
+          <w:rFonts w:asciiTheme="majorHAnsi" w:hAnsiTheme="majorHAnsi" w:cstheme="majorHAnsi"/>
+        </w:rPr>
+        <w:t>Helpers</w:t>
+      </w:r>
+      <w:proofErr w:type="spellEnd"/>
+      <w:r>
+        <w:rPr>
+          <w:rFonts w:asciiTheme="majorHAnsi" w:hAnsiTheme="majorHAnsi" w:cstheme="majorHAnsi"/>
+        </w:rPr>
+        <w:t xml:space="preserve"> y </w:t>
+      </w:r>
+      <w:proofErr w:type="spellStart"/>
+      <w:r>
+        <w:rPr>
+          <w:rFonts w:asciiTheme="majorHAnsi" w:hAnsiTheme="majorHAnsi" w:cstheme="majorHAnsi"/>
+        </w:rPr>
+        <w:t>templates</w:t>
+      </w:r>
+      <w:proofErr w:type="spellEnd"/>
+      <w:r>
+        <w:rPr>
+          <w:rFonts w:asciiTheme="majorHAnsi" w:hAnsiTheme="majorHAnsi" w:cstheme="majorHAnsi"/>
+        </w:rPr>
+        <w:t xml:space="preserve"> (código, recuperar, recambio EPP)</w:t>
+      </w:r>
+    </w:p>
+    <w:p>
+      <w:pPr>
+        <w:rPr>
+          <w:rFonts w:asciiTheme="majorHAnsi" w:hAnsiTheme="majorHAnsi" w:cstheme="majorHAnsi"/>
+        </w:rPr>
+      </w:pPr>
+      <w:r>
+        <w:rPr>
+          <w:rFonts w:asciiTheme="majorHAnsi" w:hAnsiTheme="majorHAnsi" w:cstheme="majorHAnsi"/>
+        </w:rPr>
+        <w:t xml:space="preserve">│   </w:t>
+      </w:r>
+      <w:r>
+        <w:rPr>
+          <w:rFonts w:ascii="Arial" w:hAnsi="Arial" w:cs="Arial"/>
+        </w:rPr>
+        <w:t>├</w:t>
+      </w:r>
+      <w:r>
+        <w:rPr>
+          <w:rFonts w:ascii="Calibri Light" w:hAnsi="Calibri Light" w:cs="Calibri Light"/>
+        </w:rPr>
+        <w:t>──</w:t>
+      </w:r>
+      <w:r>
+        <w:rPr>
+          <w:rFonts w:asciiTheme="majorHAnsi" w:hAnsiTheme="majorHAnsi" w:cstheme="majorHAnsi"/>
+        </w:rPr>
+        <w:t xml:space="preserve"> </w:t>
+      </w:r>
+      <w:proofErr w:type="spellStart"/>
+      <w:r>
+        <w:rPr>
+          <w:rFonts w:asciiTheme="majorHAnsi" w:hAnsiTheme="majorHAnsi" w:cstheme="majorHAnsi"/>
+        </w:rPr>
+        <w:t>services</w:t>
+      </w:r>
+      <w:proofErr w:type="spellEnd"/>
+      <w:r>
+        <w:rPr>
+          <w:rFonts w:asciiTheme="majorHAnsi" w:hAnsiTheme="majorHAnsi" w:cstheme="majorHAnsi"/>
+        </w:rPr>
+        <w:t>/                    # Llamadas a la base (API / RPC)</w:t>
+      </w:r>
+    </w:p>
+    <w:p>
+      <w:pPr>
+        <w:rPr>
+          <w:rFonts w:asciiTheme="majorHAnsi" w:hAnsiTheme="majorHAnsi" w:cstheme="majorHAnsi"/>
+        </w:rPr>
+      </w:pPr>
+      <w:r>
+        <w:rPr>
+          <w:rFonts w:asciiTheme="majorHAnsi" w:hAnsiTheme="majorHAnsi" w:cstheme="majorHAnsi"/>
+        </w:rPr>
+        <w:t xml:space="preserve">│   </w:t>
+      </w:r>
+      <w:r>
+        <w:rPr>
+          <w:rFonts w:ascii="Arial" w:hAnsi="Arial" w:cs="Arial"/>
+        </w:rPr>
+        <w:t>├</w:t>
+      </w:r>
+      <w:r>
+        <w:rPr>
+          <w:rFonts w:ascii="Calibri Light" w:hAnsi="Calibri Light" w:cs="Calibri Light"/>
+        </w:rPr>
+        <w:t>──</w:t>
+      </w:r>
+      <w:r>
+        <w:rPr>
+          <w:rFonts w:asciiTheme="majorHAnsi" w:hAnsiTheme="majorHAnsi" w:cstheme="majorHAnsi"/>
+        </w:rPr>
+        <w:t xml:space="preserve"> </w:t>
+      </w:r>
+      <w:proofErr w:type="spellStart"/>
+      <w:r>
+        <w:rPr>
+          <w:rFonts w:asciiTheme="majorHAnsi" w:hAnsiTheme="majorHAnsi" w:cstheme="majorHAnsi"/>
+        </w:rPr>
+        <w:t>hooks</w:t>
+      </w:r>
+      <w:proofErr w:type="spellEnd"/>
+      <w:r>
+        <w:rPr>
+          <w:rFonts w:asciiTheme="majorHAnsi" w:hAnsiTheme="majorHAnsi" w:cstheme="majorHAnsi"/>
+        </w:rPr>
+        <w:t xml:space="preserve">/                       # </w:t>
+      </w:r>
+      <w:proofErr w:type="spellStart"/>
+      <w:r>
+        <w:rPr>
+          <w:rFonts w:asciiTheme="majorHAnsi" w:hAnsiTheme="majorHAnsi" w:cstheme="majorHAnsi"/>
+        </w:rPr>
+        <w:t>useAuth</w:t>
+      </w:r>
+      <w:proofErr w:type="spellEnd"/>
+      <w:r>
+        <w:rPr>
+          <w:rFonts w:asciiTheme="majorHAnsi" w:hAnsiTheme="majorHAnsi" w:cstheme="majorHAnsi"/>
+        </w:rPr>
+        <w:t xml:space="preserve">, </w:t>
+      </w:r>
+      <w:proofErr w:type="spellStart"/>
+      <w:r>
+        <w:rPr>
+          <w:rFonts w:asciiTheme="majorHAnsi" w:hAnsiTheme="majorHAnsi" w:cstheme="majorHAnsi"/>
+        </w:rPr>
+        <w:t>useNotification</w:t>
+      </w:r>
+      <w:proofErr w:type="spellEnd"/>
+      <w:r>
+        <w:rPr>
+          <w:rFonts w:asciiTheme="majorHAnsi" w:hAnsiTheme="majorHAnsi" w:cstheme="majorHAnsi"/>
+        </w:rPr>
+        <w:t>, perfil</w:t>
+      </w:r>
+    </w:p>
+    <w:p>
+      <w:pPr>
+        <w:rPr>
+          <w:rFonts w:asciiTheme="majorHAnsi" w:hAnsiTheme="majorHAnsi" w:cstheme="majorHAnsi"/>
+        </w:rPr>
+      </w:pPr>
+      <w:r>
+        <w:rPr>
+          <w:rFonts w:asciiTheme="majorHAnsi" w:hAnsiTheme="majorHAnsi" w:cstheme="majorHAnsi"/>
+        </w:rPr>
+        <w:t xml:space="preserve">│   └── </w:t>
+      </w:r>
+      <w:proofErr w:type="spellStart"/>
+      <w:r>
+        <w:rPr>
+          <w:rFonts w:asciiTheme="majorHAnsi" w:hAnsiTheme="majorHAnsi" w:cstheme="majorHAnsi"/>
+        </w:rPr>
+        <w:t>utils</w:t>
+      </w:r>
+      <w:proofErr w:type="spellEnd"/>
+      <w:r>
+        <w:rPr>
+          <w:rFonts w:asciiTheme="majorHAnsi" w:hAnsiTheme="majorHAnsi" w:cstheme="majorHAnsi"/>
+        </w:rPr>
+        <w:t>/                       # Formato, validadores, rutas, Excel</w:t>
+      </w:r>
+    </w:p>
+    <w:p>
+      <w:pPr>
+        <w:rPr>
+          <w:rFonts w:asciiTheme="majorHAnsi" w:hAnsiTheme="majorHAnsi" w:cstheme="majorHAnsi"/>
+        </w:rPr>
+      </w:pPr>
+      <w:r>
+        <w:rPr>
+          <w:rFonts w:ascii="Arial" w:hAnsi="Arial" w:cs="Arial"/>
+        </w:rPr>
+        <w:t>├</w:t>
+      </w:r>
+      <w:r>
+        <w:rPr>
+          <w:rFonts w:ascii="Calibri Light" w:hAnsi="Calibri Light" w:cs="Calibri Light"/>
+        </w:rPr>
+        <w:t>──</w:t>
+      </w:r>
+      <w:r>
+        <w:rPr>
+          <w:rFonts w:asciiTheme="majorHAnsi" w:hAnsiTheme="majorHAnsi" w:cstheme="majorHAnsi"/>
+        </w:rPr>
+        <w:t xml:space="preserve"> </w:t>
+      </w:r>
+      <w:proofErr w:type="spellStart"/>
+      <w:r>
+        <w:rPr>
+          <w:rFonts w:asciiTheme="majorHAnsi" w:hAnsiTheme="majorHAnsi" w:cstheme="majorHAnsi"/>
+        </w:rPr>
+        <w:t>supabase</w:t>
       </w:r>
       <w:proofErr w:type="spellEnd"/>
       <w:r>
@@ -12390,8 +13619,43 @@
         <w:rPr>
           <w:rFonts w:asciiTheme="majorHAnsi" w:hAnsiTheme="majorHAnsi" w:cstheme="majorHAnsi"/>
         </w:rPr>
-        <w:t xml:space="preserve">│   </w:t>
-      </w:r>
+        <w:t xml:space="preserve">│   └── </w:t>
+      </w:r>
+      <w:proofErr w:type="spellStart"/>
+      <w:r>
+        <w:rPr>
+          <w:rFonts w:asciiTheme="majorHAnsi" w:hAnsiTheme="majorHAnsi" w:cstheme="majorHAnsi"/>
+        </w:rPr>
+        <w:t>schema.sql</w:t>
+      </w:r>
+      <w:proofErr w:type="spellEnd"/>
+      <w:r>
+        <w:rPr>
+          <w:rFonts w:asciiTheme="majorHAnsi" w:hAnsiTheme="majorHAnsi" w:cstheme="majorHAnsi"/>
+        </w:rPr>
+        <w:t xml:space="preserve">                   # Esquema, RLS, </w:t>
+      </w:r>
+      <w:proofErr w:type="spellStart"/>
+      <w:r>
+        <w:rPr>
+          <w:rFonts w:asciiTheme="majorHAnsi" w:hAnsiTheme="majorHAnsi" w:cstheme="majorHAnsi"/>
+        </w:rPr>
+        <w:t>triggers</w:t>
+      </w:r>
+      <w:proofErr w:type="spellEnd"/>
+      <w:r>
+        <w:rPr>
+          <w:rFonts w:asciiTheme="majorHAnsi" w:hAnsiTheme="majorHAnsi" w:cstheme="majorHAnsi"/>
+        </w:rPr>
+        <w:t xml:space="preserve"> y funciones</w:t>
+      </w:r>
+    </w:p>
+    <w:p>
+      <w:pPr>
+        <w:rPr>
+          <w:rFonts w:asciiTheme="majorHAnsi" w:hAnsiTheme="majorHAnsi" w:cstheme="majorHAnsi"/>
+        </w:rPr>
+      </w:pPr>
       <w:r>
         <w:rPr>
           <w:rFonts w:ascii="Arial" w:hAnsi="Arial" w:cs="Arial"/>
@@ -12408,526 +13672,264 @@
         <w:rPr>
           <w:rFonts w:asciiTheme="majorHAnsi" w:hAnsiTheme="majorHAnsi" w:cstheme="majorHAnsi"/>
         </w:rPr>
-        <w:t xml:space="preserve"> app/                    # Rutas y P</w:t>
+        <w:t xml:space="preserve"> .</w:t>
+      </w:r>
+      <w:proofErr w:type="spellStart"/>
+      <w:r>
+        <w:rPr>
+          <w:rFonts w:asciiTheme="majorHAnsi" w:hAnsiTheme="majorHAnsi" w:cstheme="majorHAnsi"/>
+        </w:rPr>
+        <w:t>env.local.example</w:t>
+      </w:r>
+      <w:proofErr w:type="spellEnd"/>
+      <w:r>
+        <w:rPr>
+          <w:rFonts w:asciiTheme="majorHAnsi" w:hAnsiTheme="majorHAnsi" w:cstheme="majorHAnsi"/>
+        </w:rPr>
+        <w:t xml:space="preserve">               # Plantilla de variables (local)</w:t>
+      </w:r>
+    </w:p>
+    <w:p>
+      <w:pPr>
+        <w:rPr>
+          <w:rFonts w:asciiTheme="majorHAnsi" w:hAnsiTheme="majorHAnsi" w:cstheme="majorHAnsi"/>
+        </w:rPr>
+      </w:pPr>
+      <w:r>
+        <w:rPr>
+          <w:rFonts w:ascii="Arial" w:hAnsi="Arial" w:cs="Arial"/>
+        </w:rPr>
+        <w:t>├</w:t>
       </w:r>
       <w:r>
         <w:rPr>
           <w:rFonts w:ascii="Calibri Light" w:hAnsi="Calibri Light" w:cs="Calibri Light"/>
         </w:rPr>
-        <w:t>á</w:t>
-      </w:r>
-      <w:r>
-        <w:rPr>
-          <w:rFonts w:asciiTheme="majorHAnsi" w:hAnsiTheme="majorHAnsi" w:cstheme="majorHAnsi"/>
-        </w:rPr>
-        <w:t>ginas de la aplicaci</w:t>
+        <w:t>──</w:t>
+      </w:r>
+      <w:r>
+        <w:rPr>
+          <w:rFonts w:asciiTheme="majorHAnsi" w:hAnsiTheme="majorHAnsi" w:cstheme="majorHAnsi"/>
+        </w:rPr>
+        <w:t xml:space="preserve"> .</w:t>
+      </w:r>
+      <w:proofErr w:type="spellStart"/>
+      <w:r>
+        <w:rPr>
+          <w:rFonts w:asciiTheme="majorHAnsi" w:hAnsiTheme="majorHAnsi" w:cstheme="majorHAnsi"/>
+        </w:rPr>
+        <w:t>env.production</w:t>
+      </w:r>
+      <w:proofErr w:type="spellEnd"/>
+      <w:r>
+        <w:rPr>
+          <w:rFonts w:asciiTheme="majorHAnsi" w:hAnsiTheme="majorHAnsi" w:cstheme="majorHAnsi"/>
+        </w:rPr>
+        <w:t xml:space="preserve">                  # Claves p</w:t>
       </w:r>
       <w:r>
         <w:rPr>
           <w:rFonts w:ascii="Calibri Light" w:hAnsi="Calibri Light" w:cs="Calibri Light"/>
         </w:rPr>
-        <w:t>ó</w:t>
-      </w:r>
-      <w:r>
-        <w:rPr>
-          <w:rFonts w:asciiTheme="majorHAnsi" w:hAnsiTheme="majorHAnsi" w:cstheme="majorHAnsi"/>
-        </w:rPr>
-        <w:t xml:space="preserve">n (App </w:t>
-      </w:r>
-      <w:proofErr w:type="spellStart"/>
-      <w:r>
-        <w:rPr>
-          <w:rFonts w:asciiTheme="majorHAnsi" w:hAnsiTheme="majorHAnsi" w:cstheme="majorHAnsi"/>
-        </w:rPr>
-        <w:t>Router</w:t>
-      </w:r>
-      <w:proofErr w:type="spellEnd"/>
-      <w:r>
-        <w:rPr>
-          <w:rFonts w:asciiTheme="majorHAnsi" w:hAnsiTheme="majorHAnsi" w:cstheme="majorHAnsi"/>
-        </w:rPr>
-        <w:t>)</w:t>
-      </w:r>
-    </w:p>
-    <w:p>
-      <w:pPr>
-        <w:rPr>
-          <w:rFonts w:asciiTheme="majorHAnsi" w:hAnsiTheme="majorHAnsi" w:cstheme="majorHAnsi"/>
-        </w:rPr>
-      </w:pPr>
-      <w:r>
-        <w:rPr>
-          <w:rFonts w:asciiTheme="majorHAnsi" w:hAnsiTheme="majorHAnsi" w:cstheme="majorHAnsi"/>
-        </w:rPr>
-        <w:t xml:space="preserve">│   │   </w:t>
-      </w:r>
-      <w:r>
-        <w:rPr>
-          <w:rFonts w:ascii="Arial" w:hAnsi="Arial" w:cs="Arial"/>
-        </w:rPr>
-        <w:t>├</w:t>
-      </w:r>
-      <w:r>
-        <w:rPr>
-          <w:rFonts w:ascii="Calibri Light" w:hAnsi="Calibri Light" w:cs="Calibri Light"/>
-        </w:rPr>
-        <w:t>──</w:t>
-      </w:r>
-      <w:r>
-        <w:rPr>
-          <w:rFonts w:asciiTheme="majorHAnsi" w:hAnsiTheme="majorHAnsi" w:cstheme="majorHAnsi"/>
-        </w:rPr>
-        <w:t xml:space="preserve"> </w:t>
-      </w:r>
-      <w:proofErr w:type="spellStart"/>
-      <w:r>
-        <w:rPr>
-          <w:rFonts w:asciiTheme="majorHAnsi" w:hAnsiTheme="majorHAnsi" w:cstheme="majorHAnsi"/>
-        </w:rPr>
-        <w:t>autentica</w:t>
-      </w:r>
-      <w:r>
-        <w:rPr>
-          <w:rFonts w:asciiTheme="majorHAnsi" w:hAnsiTheme="majorHAnsi" w:cstheme="majorHAnsi"/>
-        </w:rPr>
-        <w:t>tion</w:t>
-      </w:r>
-      <w:proofErr w:type="spellEnd"/>
-      <w:r>
-        <w:rPr>
-          <w:rFonts w:asciiTheme="majorHAnsi" w:hAnsiTheme="majorHAnsi" w:cstheme="majorHAnsi"/>
-        </w:rPr>
-        <w:t>/             # Grupo de rutas de autenticaci</w:t>
-      </w:r>
-      <w:r>
-        <w:rPr>
-          <w:rFonts w:ascii="Calibri Light" w:hAnsi="Calibri Light" w:cs="Calibri Light"/>
-        </w:rPr>
-        <w:t>ó</w:t>
-      </w:r>
-      <w:r>
-        <w:rPr>
-          <w:rFonts w:asciiTheme="majorHAnsi" w:hAnsiTheme="majorHAnsi" w:cstheme="majorHAnsi"/>
-        </w:rPr>
-        <w:t>n</w:t>
-      </w:r>
-    </w:p>
-    <w:p>
-      <w:pPr>
-        <w:rPr>
-          <w:rFonts w:asciiTheme="majorHAnsi" w:hAnsiTheme="majorHAnsi" w:cstheme="majorHAnsi"/>
-        </w:rPr>
-      </w:pPr>
+        <w:t>ú</w:t>
+      </w:r>
+      <w:r>
+        <w:rPr>
+          <w:rFonts w:asciiTheme="majorHAnsi" w:hAnsiTheme="majorHAnsi" w:cstheme="majorHAnsi"/>
+        </w:rPr>
+        <w:t xml:space="preserve">blicas del cliente para el </w:t>
+      </w:r>
+      <w:proofErr w:type="spellStart"/>
+      <w:r>
+        <w:rPr>
+          <w:rFonts w:asciiTheme="majorHAnsi" w:hAnsiTheme="majorHAnsi" w:cstheme="majorHAnsi"/>
+        </w:rPr>
+        <w:t>build</w:t>
+      </w:r>
+      <w:proofErr w:type="spellEnd"/>
+      <w:r>
+        <w:rPr>
+          <w:rFonts w:asciiTheme="majorHAnsi" w:hAnsiTheme="majorHAnsi" w:cstheme="majorHAnsi"/>
+        </w:rPr>
+        <w:t xml:space="preserve"> de </w:t>
+      </w:r>
+      <w:proofErr w:type="spellStart"/>
+      <w:r>
+        <w:rPr>
+          <w:rFonts w:asciiTheme="majorHAnsi" w:hAnsiTheme="majorHAnsi" w:cstheme="majorHAnsi"/>
+        </w:rPr>
+        <w:t>Vercel</w:t>
+      </w:r>
+      <w:proofErr w:type="spellEnd"/>
+    </w:p>
+    <w:p>
+      <w:pPr>
+        <w:rPr>
+          <w:rFonts w:asciiTheme="majorHAnsi" w:hAnsiTheme="majorHAnsi" w:cstheme="majorHAnsi"/>
+        </w:rPr>
+      </w:pPr>
+      <w:r>
+        <w:rPr>
+          <w:rFonts w:asciiTheme="majorHAnsi" w:hAnsiTheme="majorHAnsi" w:cstheme="majorHAnsi"/>
+        </w:rPr>
+        <w:t>└── README.md                        # Instalación y arquitectura</w:t>
+      </w:r>
+    </w:p>
+    <w:p>
+      <w:pPr>
+        <w:rPr>
+          <w:rFonts w:asciiTheme="majorHAnsi" w:hAnsiTheme="majorHAnsi" w:cstheme="majorHAnsi"/>
+        </w:rPr>
+      </w:pPr>
+    </w:p>
+    <w:p>
+      <w:pPr>
+        <w:rPr>
+          <w:rFonts w:asciiTheme="majorHAnsi" w:hAnsiTheme="majorHAnsi" w:cstheme="majorHAnsi"/>
+        </w:rPr>
+      </w:pPr>
+    </w:p>
+    <w:p>
+      <w:pPr>
+        <w:rPr>
+          <w:rFonts w:asciiTheme="majorHAnsi" w:hAnsiTheme="majorHAnsi" w:cstheme="majorHAnsi"/>
+        </w:rPr>
+      </w:pPr>
+    </w:p>
+    <w:p>
+      <w:pPr>
+        <w:rPr>
+          <w:rFonts w:asciiTheme="majorHAnsi" w:hAnsiTheme="majorHAnsi" w:cstheme="majorHAnsi"/>
+        </w:rPr>
+      </w:pPr>
+    </w:p>
+    <w:p>
+      <w:pPr>
+        <w:rPr>
+          <w:rFonts w:asciiTheme="majorHAnsi" w:hAnsiTheme="majorHAnsi" w:cstheme="majorHAnsi"/>
+        </w:rPr>
+      </w:pPr>
+      <w:r>
+        <w:rPr>
+          <w:rFonts w:asciiTheme="majorHAnsi" w:hAnsiTheme="majorHAnsi" w:cstheme="majorHAnsi"/>
+        </w:rPr>
+        <w:t xml:space="preserve">Rutas protegidas del sistema (área </w:t>
+      </w:r>
+      <w:proofErr w:type="spellStart"/>
+      <w:r>
+        <w:rPr>
+          <w:rFonts w:asciiTheme="majorHAnsi" w:hAnsiTheme="majorHAnsi" w:cstheme="majorHAnsi"/>
+        </w:rPr>
+        <w:t>logueada</w:t>
+      </w:r>
+      <w:proofErr w:type="spellEnd"/>
+      <w:r>
+        <w:rPr>
+          <w:rFonts w:asciiTheme="majorHAnsi" w:hAnsiTheme="majorHAnsi" w:cstheme="majorHAnsi"/>
+        </w:rPr>
+        <w:t>):</w:t>
+      </w:r>
+    </w:p>
+    <w:p>
+      <w:pPr>
+        <w:rPr>
+          <w:rFonts w:asciiTheme="majorHAnsi" w:hAnsiTheme="majorHAnsi" w:cstheme="majorHAnsi"/>
+        </w:rPr>
+      </w:pPr>
+    </w:p>
+    <w:p>
+      <w:pPr>
+        <w:pStyle w:val="Prrafodelista"/>
+        <w:numPr>
+          <w:ilvl w:val="0"/>
+          <w:numId w:val="45"/>
+        </w:numPr>
+        <w:rPr>
+          <w:rFonts w:asciiTheme="majorHAnsi" w:hAnsiTheme="majorHAnsi" w:cstheme="majorHAnsi"/>
+        </w:rPr>
+      </w:pPr>
+      <w:proofErr w:type="spellStart"/>
+      <w:r>
+        <w:rPr>
+          <w:rFonts w:asciiTheme="majorHAnsi" w:hAnsiTheme="majorHAnsi" w:cstheme="majorHAnsi"/>
+        </w:rPr>
+        <w:t>articulos</w:t>
+      </w:r>
+      <w:proofErr w:type="spellEnd"/>
+      <w:r>
+        <w:rPr>
+          <w:rFonts w:asciiTheme="majorHAnsi" w:hAnsiTheme="majorHAnsi" w:cstheme="majorHAnsi"/>
+        </w:rPr>
+        <w:t xml:space="preserve">/ — catálogo y carga; </w:t>
+      </w:r>
+      <w:proofErr w:type="spellStart"/>
+      <w:r>
+        <w:rPr>
+          <w:rFonts w:asciiTheme="majorHAnsi" w:hAnsiTheme="majorHAnsi" w:cstheme="majorHAnsi"/>
+        </w:rPr>
+        <w:t>articulos</w:t>
+      </w:r>
+      <w:proofErr w:type="spellEnd"/>
+      <w:r>
+        <w:rPr>
+          <w:rFonts w:asciiTheme="majorHAnsi" w:hAnsiTheme="majorHAnsi" w:cstheme="majorHAnsi"/>
+        </w:rPr>
+        <w:t>/:id historial del artículo</w:t>
+      </w:r>
+    </w:p>
+    <w:p>
+      <w:pPr>
+        <w:pStyle w:val="Prrafodelista"/>
+        <w:numPr>
+          <w:ilvl w:val="0"/>
+          <w:numId w:val="45"/>
+        </w:numPr>
+        <w:rPr>
+          <w:rFonts w:asciiTheme="majorHAnsi" w:hAnsiTheme="majorHAnsi" w:cstheme="majorHAnsi"/>
+        </w:rPr>
+      </w:pPr>
+      <w:r>
+        <w:rPr>
+          <w:rFonts w:asciiTheme="majorHAnsi" w:hAnsiTheme="majorHAnsi" w:cstheme="majorHAnsi"/>
+        </w:rPr>
+        <w:t>familias/ — familias y grupos; familias/:id gestionar grupos/artículos</w:t>
+      </w:r>
+    </w:p>
+    <w:p>
+      <w:pPr>
+        <w:pStyle w:val="Prrafodelista"/>
+        <w:numPr>
+          <w:ilvl w:val="0"/>
+          <w:numId w:val="45"/>
+        </w:numPr>
+        <w:rPr>
+          <w:rFonts w:asciiTheme="majorHAnsi" w:hAnsiTheme="majorHAnsi" w:cstheme="majorHAnsi"/>
+        </w:rPr>
+      </w:pPr>
+      <w:r>
+        <w:rPr>
+          <w:rFonts w:asciiTheme="majorHAnsi" w:hAnsiTheme="majorHAnsi" w:cstheme="majorHAnsi"/>
+        </w:rPr>
+        <w:t>proveedores/</w:t>
+      </w:r>
+    </w:p>
+    <w:p>
+      <w:pPr>
+        <w:pStyle w:val="Prrafodelista"/>
+        <w:numPr>
+          <w:ilvl w:val="0"/>
+          <w:numId w:val="45"/>
+        </w:numPr>
+        <w:rPr>
+          <w:rFonts w:asciiTheme="majorHAnsi" w:hAnsiTheme="majorHAnsi" w:cstheme="majorHAnsi"/>
+        </w:rPr>
+      </w:pPr>
+      <w:proofErr w:type="spellStart"/>
       <w:r>
         <w:rPr>
           <w:rFonts w:asciiTheme="majorHAnsi" w:hAnsiTheme="majorHAnsi" w:cstheme="majorHAnsi"/>
         </w:rPr>
         <w:lastRenderedPageBreak/>
-        <w:t xml:space="preserve">│   │   │   </w:t>
-      </w:r>
-      <w:r>
-        <w:rPr>
-          <w:rFonts w:ascii="Arial" w:hAnsi="Arial" w:cs="Arial"/>
-        </w:rPr>
-        <w:t>├</w:t>
-      </w:r>
-      <w:r>
-        <w:rPr>
-          <w:rFonts w:ascii="Calibri Light" w:hAnsi="Calibri Light" w:cs="Calibri Light"/>
-        </w:rPr>
-        <w:t>──</w:t>
-      </w:r>
-      <w:r>
-        <w:rPr>
-          <w:rFonts w:asciiTheme="majorHAnsi" w:hAnsiTheme="majorHAnsi" w:cstheme="majorHAnsi"/>
-        </w:rPr>
-        <w:t xml:space="preserve"> login/          # P</w:t>
-      </w:r>
-      <w:r>
-        <w:rPr>
-          <w:rFonts w:ascii="Calibri Light" w:hAnsi="Calibri Light" w:cs="Calibri Light"/>
-        </w:rPr>
-        <w:t>á</w:t>
-      </w:r>
-      <w:r>
-        <w:rPr>
-          <w:rFonts w:asciiTheme="majorHAnsi" w:hAnsiTheme="majorHAnsi" w:cstheme="majorHAnsi"/>
-        </w:rPr>
-        <w:t>gina de Login</w:t>
-      </w:r>
-    </w:p>
-    <w:p>
-      <w:pPr>
-        <w:rPr>
-          <w:rFonts w:asciiTheme="majorHAnsi" w:hAnsiTheme="majorHAnsi" w:cstheme="majorHAnsi"/>
-        </w:rPr>
-      </w:pPr>
-      <w:r>
-        <w:rPr>
-          <w:rFonts w:asciiTheme="majorHAnsi" w:hAnsiTheme="majorHAnsi" w:cstheme="majorHAnsi"/>
-        </w:rPr>
-        <w:t xml:space="preserve">│   │   │   </w:t>
-      </w:r>
-      <w:r>
-        <w:rPr>
-          <w:rFonts w:ascii="Arial" w:hAnsi="Arial" w:cs="Arial"/>
-        </w:rPr>
-        <w:t>├</w:t>
-      </w:r>
-      <w:r>
-        <w:rPr>
-          <w:rFonts w:ascii="Calibri Light" w:hAnsi="Calibri Light" w:cs="Calibri Light"/>
-        </w:rPr>
-        <w:t>──</w:t>
-      </w:r>
-      <w:r>
-        <w:rPr>
-          <w:rFonts w:asciiTheme="majorHAnsi" w:hAnsiTheme="majorHAnsi" w:cstheme="majorHAnsi"/>
-        </w:rPr>
-        <w:t xml:space="preserve"> registro/       # P</w:t>
-      </w:r>
-      <w:r>
-        <w:rPr>
-          <w:rFonts w:ascii="Calibri Light" w:hAnsi="Calibri Light" w:cs="Calibri Light"/>
-        </w:rPr>
-        <w:t>á</w:t>
-      </w:r>
-      <w:r>
-        <w:rPr>
-          <w:rFonts w:asciiTheme="majorHAnsi" w:hAnsiTheme="majorHAnsi" w:cstheme="majorHAnsi"/>
-        </w:rPr>
-        <w:t>gina de Registro / Alta contrase</w:t>
-      </w:r>
-      <w:r>
-        <w:rPr>
-          <w:rFonts w:ascii="Calibri Light" w:hAnsi="Calibri Light" w:cs="Calibri Light"/>
-        </w:rPr>
-        <w:t>ñ</w:t>
-      </w:r>
-      <w:r>
-        <w:rPr>
-          <w:rFonts w:asciiTheme="majorHAnsi" w:hAnsiTheme="majorHAnsi" w:cstheme="majorHAnsi"/>
-        </w:rPr>
-        <w:t>a</w:t>
-      </w:r>
-    </w:p>
-    <w:p>
-      <w:pPr>
-        <w:rPr>
-          <w:rFonts w:asciiTheme="majorHAnsi" w:hAnsiTheme="majorHAnsi" w:cstheme="majorHAnsi"/>
-        </w:rPr>
-      </w:pPr>
-      <w:r>
-        <w:rPr>
-          <w:rFonts w:asciiTheme="majorHAnsi" w:hAnsiTheme="majorHAnsi" w:cstheme="majorHAnsi"/>
-        </w:rPr>
-        <w:t>│   │   │   └── recuperar/      # Página de Recuperación de contraseña</w:t>
-      </w:r>
-    </w:p>
-    <w:p>
-      <w:pPr>
-        <w:rPr>
-          <w:rFonts w:asciiTheme="majorHAnsi" w:hAnsiTheme="majorHAnsi" w:cstheme="majorHAnsi"/>
-        </w:rPr>
-      </w:pPr>
-      <w:r>
-        <w:rPr>
-          <w:rFonts w:asciiTheme="majorHAnsi" w:hAnsiTheme="majorHAnsi" w:cstheme="majorHAnsi"/>
-        </w:rPr>
-        <w:t xml:space="preserve">│   │   </w:t>
-      </w:r>
-      <w:r>
-        <w:rPr>
-          <w:rFonts w:ascii="Arial" w:hAnsi="Arial" w:cs="Arial"/>
-        </w:rPr>
-        <w:t>├</w:t>
-      </w:r>
-      <w:r>
-        <w:rPr>
-          <w:rFonts w:ascii="Calibri Light" w:hAnsi="Calibri Light" w:cs="Calibri Light"/>
-        </w:rPr>
-        <w:t>──</w:t>
-      </w:r>
-      <w:r>
-        <w:rPr>
-          <w:rFonts w:asciiTheme="majorHAnsi" w:hAnsiTheme="majorHAnsi" w:cstheme="majorHAnsi"/>
-        </w:rPr>
-        <w:t xml:space="preserve"> </w:t>
-      </w:r>
-      <w:proofErr w:type="spellStart"/>
-      <w:r>
-        <w:rPr>
-          <w:rFonts w:asciiTheme="majorHAnsi" w:hAnsiTheme="majorHAnsi" w:cstheme="majorHAnsi"/>
-        </w:rPr>
-        <w:t>pages</w:t>
-      </w:r>
-      <w:proofErr w:type="spellEnd"/>
-      <w:r>
-        <w:rPr>
-          <w:rFonts w:asciiTheme="majorHAnsi" w:hAnsiTheme="majorHAnsi" w:cstheme="majorHAnsi"/>
-        </w:rPr>
-        <w:t>/        # Grupo de rutas protegidas del sistema</w:t>
-      </w:r>
-    </w:p>
-    <w:p>
-      <w:pPr>
-        <w:rPr>
-          <w:rFonts w:asciiTheme="majorHAnsi" w:hAnsiTheme="majorHAnsi" w:cstheme="majorHAnsi"/>
-        </w:rPr>
-      </w:pPr>
-      <w:r>
-        <w:rPr>
-          <w:rFonts w:asciiTheme="majorHAnsi" w:hAnsiTheme="majorHAnsi" w:cstheme="majorHAnsi"/>
-        </w:rPr>
-        <w:t xml:space="preserve">│   │   │   </w:t>
-      </w:r>
-      <w:r>
-        <w:rPr>
-          <w:rFonts w:ascii="Arial" w:hAnsi="Arial" w:cs="Arial"/>
-        </w:rPr>
-        <w:t>├</w:t>
-      </w:r>
-      <w:r>
-        <w:rPr>
-          <w:rFonts w:ascii="Calibri Light" w:hAnsi="Calibri Light" w:cs="Calibri Light"/>
-        </w:rPr>
-        <w:t>──</w:t>
-      </w:r>
-      <w:r>
-        <w:rPr>
-          <w:rFonts w:asciiTheme="majorHAnsi" w:hAnsiTheme="majorHAnsi" w:cstheme="majorHAnsi"/>
-        </w:rPr>
-        <w:t xml:space="preserve"> responsables/   # Administraci</w:t>
-      </w:r>
-      <w:r>
-        <w:rPr>
-          <w:rFonts w:ascii="Calibri Light" w:hAnsi="Calibri Light" w:cs="Calibri Light"/>
-        </w:rPr>
-        <w:t>ó</w:t>
-      </w:r>
-      <w:r>
-        <w:rPr>
-          <w:rFonts w:asciiTheme="majorHAnsi" w:hAnsiTheme="majorHAnsi" w:cstheme="majorHAnsi"/>
-        </w:rPr>
-        <w:t>n de responsables</w:t>
-      </w:r>
-    </w:p>
-    <w:p>
-      <w:pPr>
-        <w:rPr>
-          <w:rFonts w:asciiTheme="majorHAnsi" w:hAnsiTheme="majorHAnsi" w:cstheme="majorHAnsi"/>
-        </w:rPr>
-      </w:pPr>
-      <w:r>
-        <w:rPr>
-          <w:rFonts w:asciiTheme="majorHAnsi" w:hAnsiTheme="majorHAnsi" w:cstheme="majorHAnsi"/>
-        </w:rPr>
-        <w:t xml:space="preserve">│   │   │   </w:t>
-      </w:r>
-      <w:r>
-        <w:rPr>
-          <w:rFonts w:ascii="Arial" w:hAnsi="Arial" w:cs="Arial"/>
-        </w:rPr>
-        <w:t>├</w:t>
-      </w:r>
-      <w:r>
-        <w:rPr>
-          <w:rFonts w:ascii="Calibri Light" w:hAnsi="Calibri Light" w:cs="Calibri Light"/>
-        </w:rPr>
-        <w:t>──</w:t>
-      </w:r>
-      <w:r>
-        <w:rPr>
-          <w:rFonts w:asciiTheme="majorHAnsi" w:hAnsiTheme="majorHAnsi" w:cstheme="majorHAnsi"/>
-        </w:rPr>
-        <w:t xml:space="preserve"> </w:t>
-      </w:r>
-      <w:proofErr w:type="spellStart"/>
-      <w:r>
-        <w:rPr>
-          <w:rFonts w:asciiTheme="majorHAnsi" w:hAnsiTheme="majorHAnsi" w:cstheme="majorHAnsi"/>
-        </w:rPr>
-        <w:t>articulos</w:t>
-      </w:r>
-      <w:proofErr w:type="spellEnd"/>
-      <w:r>
-        <w:rPr>
-          <w:rFonts w:asciiTheme="majorHAnsi" w:hAnsiTheme="majorHAnsi" w:cstheme="majorHAnsi"/>
-        </w:rPr>
-        <w:t>/      # Gesti</w:t>
-      </w:r>
-      <w:r>
-        <w:rPr>
-          <w:rFonts w:ascii="Calibri Light" w:hAnsi="Calibri Light" w:cs="Calibri Light"/>
-        </w:rPr>
-        <w:t>ó</w:t>
-      </w:r>
-      <w:r>
-        <w:rPr>
-          <w:rFonts w:asciiTheme="majorHAnsi" w:hAnsiTheme="majorHAnsi" w:cstheme="majorHAnsi"/>
-        </w:rPr>
-        <w:t>n de art</w:t>
-      </w:r>
-      <w:r>
-        <w:rPr>
-          <w:rFonts w:ascii="Calibri Light" w:hAnsi="Calibri Light" w:cs="Calibri Light"/>
-        </w:rPr>
-        <w:t>í</w:t>
-      </w:r>
-      <w:r>
-        <w:rPr>
-          <w:rFonts w:asciiTheme="majorHAnsi" w:hAnsiTheme="majorHAnsi" w:cstheme="majorHAnsi"/>
-        </w:rPr>
-        <w:t>culos y carga masiva</w:t>
-      </w:r>
-    </w:p>
-    <w:p>
-      <w:pPr>
-        <w:rPr>
-          <w:rFonts w:asciiTheme="majorHAnsi" w:hAnsiTheme="majorHAnsi" w:cstheme="majorHAnsi"/>
-        </w:rPr>
-      </w:pPr>
-      <w:r>
-        <w:rPr>
-          <w:rFonts w:asciiTheme="majorHAnsi" w:hAnsiTheme="majorHAnsi" w:cstheme="majorHAnsi"/>
-        </w:rPr>
-        <w:t>│   │   │   │   └── [id]/       # Historial individual del artículo</w:t>
-      </w:r>
-    </w:p>
-    <w:p>
-      <w:pPr>
-        <w:rPr>
-          <w:rFonts w:asciiTheme="majorHAnsi" w:hAnsiTheme="majorHAnsi" w:cstheme="majorHAnsi"/>
-        </w:rPr>
-      </w:pPr>
-      <w:r>
-        <w:rPr>
-          <w:rFonts w:asciiTheme="majorHAnsi" w:hAnsiTheme="majorHAnsi" w:cstheme="majorHAnsi"/>
-        </w:rPr>
-        <w:t xml:space="preserve">│   │   │   </w:t>
-      </w:r>
-      <w:r>
-        <w:rPr>
-          <w:rFonts w:ascii="Arial" w:hAnsi="Arial" w:cs="Arial"/>
-        </w:rPr>
-        <w:t>├</w:t>
-      </w:r>
-      <w:r>
-        <w:rPr>
-          <w:rFonts w:ascii="Calibri Light" w:hAnsi="Calibri Light" w:cs="Calibri Light"/>
-        </w:rPr>
-        <w:t>──</w:t>
-      </w:r>
-      <w:r>
-        <w:rPr>
-          <w:rFonts w:asciiTheme="majorHAnsi" w:hAnsiTheme="majorHAnsi" w:cstheme="majorHAnsi"/>
-        </w:rPr>
-        <w:t xml:space="preserve"> familias/       # Gesti</w:t>
-      </w:r>
-      <w:r>
-        <w:rPr>
-          <w:rFonts w:ascii="Calibri Light" w:hAnsi="Calibri Light" w:cs="Calibri Light"/>
-        </w:rPr>
-        <w:t>ó</w:t>
-      </w:r>
-      <w:r>
-        <w:rPr>
-          <w:rFonts w:asciiTheme="majorHAnsi" w:hAnsiTheme="majorHAnsi" w:cstheme="majorHAnsi"/>
-        </w:rPr>
-        <w:t>n de Familias y Grupos</w:t>
-      </w:r>
-    </w:p>
-    <w:p>
-      <w:pPr>
-        <w:rPr>
-          <w:rFonts w:asciiTheme="majorHAnsi" w:hAnsiTheme="majorHAnsi" w:cstheme="majorHAnsi"/>
-        </w:rPr>
-      </w:pPr>
-      <w:r>
-        <w:rPr>
-          <w:rFonts w:asciiTheme="majorHAnsi" w:hAnsiTheme="majorHAnsi" w:cstheme="majorHAnsi"/>
-        </w:rPr>
-        <w:t>│   │   │   │   └── [id]/       # Detalle y gestión de grupos/artículos</w:t>
-      </w:r>
-    </w:p>
-    <w:p>
-      <w:pPr>
-        <w:rPr>
-          <w:rFonts w:asciiTheme="majorHAnsi" w:hAnsiTheme="majorHAnsi" w:cstheme="majorHAnsi"/>
-        </w:rPr>
-      </w:pPr>
-      <w:r>
-        <w:rPr>
-          <w:rFonts w:asciiTheme="majorHAnsi" w:hAnsiTheme="majorHAnsi" w:cstheme="majorHAnsi"/>
-        </w:rPr>
-        <w:t xml:space="preserve">│   │   │   </w:t>
-      </w:r>
-      <w:r>
-        <w:rPr>
-          <w:rFonts w:ascii="Arial" w:hAnsi="Arial" w:cs="Arial"/>
-        </w:rPr>
-        <w:t>├</w:t>
-      </w:r>
-      <w:r>
-        <w:rPr>
-          <w:rFonts w:ascii="Calibri Light" w:hAnsi="Calibri Light" w:cs="Calibri Light"/>
-        </w:rPr>
-        <w:t>──</w:t>
-      </w:r>
-      <w:r>
-        <w:rPr>
-          <w:rFonts w:asciiTheme="majorHAnsi" w:hAnsiTheme="majorHAnsi" w:cstheme="majorHAnsi"/>
-        </w:rPr>
-        <w:t xml:space="preserve"> proveedores/    # Gesti</w:t>
-      </w:r>
-      <w:r>
-        <w:rPr>
-          <w:rFonts w:ascii="Calibri Light" w:hAnsi="Calibri Light" w:cs="Calibri Light"/>
-        </w:rPr>
-        <w:t>ó</w:t>
-      </w:r>
-      <w:r>
-        <w:rPr>
-          <w:rFonts w:asciiTheme="majorHAnsi" w:hAnsiTheme="majorHAnsi" w:cstheme="majorHAnsi"/>
-        </w:rPr>
-        <w:t>n de Proveedores</w:t>
-      </w:r>
-    </w:p>
-    <w:p>
-      <w:pPr>
-        <w:rPr>
-          <w:rFonts w:asciiTheme="majorHAnsi" w:hAnsiTheme="majorHAnsi" w:cstheme="majorHAnsi"/>
-        </w:rPr>
-      </w:pPr>
-      <w:r>
-        <w:rPr>
-          <w:rFonts w:asciiTheme="majorHAnsi" w:hAnsiTheme="majorHAnsi" w:cstheme="majorHAnsi"/>
-        </w:rPr>
-        <w:t xml:space="preserve">│   │   │   </w:t>
-      </w:r>
-      <w:r>
-        <w:rPr>
-          <w:rFonts w:ascii="Arial" w:hAnsi="Arial" w:cs="Arial"/>
-        </w:rPr>
-        <w:t>├</w:t>
-      </w:r>
-      <w:r>
-        <w:rPr>
-          <w:rFonts w:ascii="Calibri Light" w:hAnsi="Calibri Light" w:cs="Calibri Light"/>
-        </w:rPr>
-        <w:t>──</w:t>
-      </w:r>
-      <w:r>
-        <w:rPr>
-          <w:rFonts w:asciiTheme="majorHAnsi" w:hAnsiTheme="majorHAnsi" w:cstheme="majorHAnsi"/>
-        </w:rPr>
-        <w:t xml:space="preserve"> </w:t>
-      </w:r>
-      <w:proofErr w:type="spellStart"/>
-      <w:r>
-        <w:rPr>
-          <w:rFonts w:asciiTheme="majorHAnsi" w:hAnsiTheme="majorHAnsi" w:cstheme="majorHAnsi"/>
-        </w:rPr>
         <w:t>depositos</w:t>
       </w:r>
       <w:proofErr w:type="spellEnd"/>
@@ -12935,1475 +13937,115 @@
         <w:rPr>
           <w:rFonts w:asciiTheme="majorHAnsi" w:hAnsiTheme="majorHAnsi" w:cstheme="majorHAnsi"/>
         </w:rPr>
-        <w:t>/      # Gesti</w:t>
-      </w:r>
-      <w:r>
-        <w:rPr>
-          <w:rFonts w:ascii="Calibri Light" w:hAnsi="Calibri Light" w:cs="Calibri Light"/>
-        </w:rPr>
-        <w:t>ó</w:t>
-      </w:r>
-      <w:r>
-        <w:rPr>
-          <w:rFonts w:asciiTheme="majorHAnsi" w:hAnsiTheme="majorHAnsi" w:cstheme="majorHAnsi"/>
-        </w:rPr>
-        <w:t>n de Dep</w:t>
-      </w:r>
-      <w:r>
-        <w:rPr>
-          <w:rFonts w:ascii="Calibri Light" w:hAnsi="Calibri Light" w:cs="Calibri Light"/>
-        </w:rPr>
-        <w:t>ó</w:t>
-      </w:r>
-      <w:r>
-        <w:rPr>
-          <w:rFonts w:asciiTheme="majorHAnsi" w:hAnsiTheme="majorHAnsi" w:cstheme="majorHAnsi"/>
-        </w:rPr>
-        <w:t>sitos</w:t>
-      </w:r>
-    </w:p>
-    <w:p>
-      <w:pPr>
-        <w:rPr>
-          <w:rFonts w:asciiTheme="majorHAnsi" w:hAnsiTheme="majorHAnsi" w:cstheme="majorHAnsi"/>
-        </w:rPr>
-      </w:pPr>
-      <w:r>
-        <w:rPr>
-          <w:rFonts w:asciiTheme="majorHAnsi" w:hAnsiTheme="majorHAnsi" w:cstheme="majorHAnsi"/>
-        </w:rPr>
-        <w:t xml:space="preserve">│   │   │   </w:t>
-      </w:r>
-      <w:r>
-        <w:rPr>
-          <w:rFonts w:ascii="Arial" w:hAnsi="Arial" w:cs="Arial"/>
-        </w:rPr>
-        <w:t>├</w:t>
-      </w:r>
-      <w:r>
-        <w:rPr>
-          <w:rFonts w:ascii="Calibri Light" w:hAnsi="Calibri Light" w:cs="Calibri Light"/>
-        </w:rPr>
-        <w:t>──</w:t>
-      </w:r>
-      <w:r>
-        <w:rPr>
-          <w:rFonts w:asciiTheme="majorHAnsi" w:hAnsiTheme="majorHAnsi" w:cstheme="majorHAnsi"/>
-        </w:rPr>
-        <w:t xml:space="preserve"> movimientos/    # Vista de movimientos y detalle</w:t>
-      </w:r>
-    </w:p>
-    <w:p>
-      <w:pPr>
-        <w:rPr>
-          <w:rFonts w:asciiTheme="majorHAnsi" w:hAnsiTheme="majorHAnsi" w:cstheme="majorHAnsi"/>
-        </w:rPr>
-      </w:pPr>
-      <w:r>
-        <w:rPr>
-          <w:rFonts w:asciiTheme="majorHAnsi" w:hAnsiTheme="majorHAnsi" w:cstheme="majorHAnsi"/>
-        </w:rPr>
-        <w:t xml:space="preserve">│   │   │   │   </w:t>
-      </w:r>
-      <w:r>
-        <w:rPr>
-          <w:rFonts w:ascii="Arial" w:hAnsi="Arial" w:cs="Arial"/>
-        </w:rPr>
-        <w:t>├</w:t>
-      </w:r>
-      <w:r>
-        <w:rPr>
-          <w:rFonts w:ascii="Calibri Light" w:hAnsi="Calibri Light" w:cs="Calibri Light"/>
-        </w:rPr>
-        <w:t>──</w:t>
-      </w:r>
-      <w:r>
-        <w:rPr>
-          <w:rFonts w:asciiTheme="majorHAnsi" w:hAnsiTheme="majorHAnsi" w:cstheme="majorHAnsi"/>
-        </w:rPr>
-        <w:t xml:space="preserve"> nuevo/      # Paso a paso de nuevo movimiento</w:t>
-      </w:r>
-    </w:p>
-    <w:p>
-      <w:pPr>
-        <w:rPr>
-          <w:rFonts w:asciiTheme="majorHAnsi" w:hAnsiTheme="majorHAnsi" w:cstheme="majorHAnsi"/>
-        </w:rPr>
-      </w:pPr>
-      <w:r>
-        <w:rPr>
-          <w:rFonts w:asciiTheme="majorHAnsi" w:hAnsiTheme="majorHAnsi" w:cstheme="majorHAnsi"/>
-        </w:rPr>
-        <w:t>│   │   │   │   └── [id]/       # Detalle de un movimiento</w:t>
-      </w:r>
-    </w:p>
-    <w:p>
-      <w:pPr>
-        <w:rPr>
-          <w:rFonts w:asciiTheme="majorHAnsi" w:hAnsiTheme="majorHAnsi" w:cstheme="majorHAnsi"/>
-        </w:rPr>
-      </w:pPr>
-      <w:r>
-        <w:rPr>
-          <w:rFonts w:asciiTheme="majorHAnsi" w:hAnsiTheme="majorHAnsi" w:cstheme="majorHAnsi"/>
-        </w:rPr>
-        <w:t>│   │   │   └── notificaciones/ # Historial completo de notificaciones</w:t>
-      </w:r>
-    </w:p>
-    <w:p>
-      <w:pPr>
-        <w:rPr>
-          <w:rFonts w:asciiTheme="majorHAnsi" w:hAnsiTheme="majorHAnsi" w:cstheme="majorHAnsi"/>
-        </w:rPr>
-      </w:pPr>
-      <w:r>
-        <w:rPr>
-          <w:rFonts w:asciiTheme="majorHAnsi" w:hAnsiTheme="majorHAnsi" w:cstheme="majorHAnsi"/>
-        </w:rPr>
-        <w:t xml:space="preserve">│   │   </w:t>
-      </w:r>
-      <w:r>
-        <w:rPr>
-          <w:rFonts w:ascii="Arial" w:hAnsi="Arial" w:cs="Arial"/>
-        </w:rPr>
-        <w:t>├</w:t>
-      </w:r>
-      <w:r>
-        <w:rPr>
-          <w:rFonts w:ascii="Calibri Light" w:hAnsi="Calibri Light" w:cs="Calibri Light"/>
-        </w:rPr>
-        <w:t>──</w:t>
-      </w:r>
-      <w:r>
-        <w:rPr>
-          <w:rFonts w:asciiTheme="majorHAnsi" w:hAnsiTheme="majorHAnsi" w:cstheme="majorHAnsi"/>
-        </w:rPr>
-        <w:t xml:space="preserve"> </w:t>
-      </w:r>
-      <w:proofErr w:type="spellStart"/>
-      <w:r>
-        <w:rPr>
-          <w:rFonts w:asciiTheme="majorHAnsi" w:hAnsiTheme="majorHAnsi" w:cstheme="majorHAnsi"/>
-        </w:rPr>
-        <w:t>layout</w:t>
-      </w:r>
-      <w:r>
-        <w:rPr>
-          <w:rFonts w:asciiTheme="majorHAnsi" w:hAnsiTheme="majorHAnsi" w:cstheme="majorHAnsi"/>
-        </w:rPr>
-        <w:t>s</w:t>
-      </w:r>
-      <w:proofErr w:type="spellEnd"/>
-      <w:proofErr w:type="gramStart"/>
-      <w:r>
-        <w:rPr>
-          <w:rFonts w:asciiTheme="majorHAnsi" w:hAnsiTheme="majorHAnsi" w:cstheme="majorHAnsi"/>
-        </w:rPr>
-        <w:t xml:space="preserve">/ </w:t>
-      </w:r>
-      <w:r>
-        <w:rPr>
-          <w:rFonts w:asciiTheme="majorHAnsi" w:hAnsiTheme="majorHAnsi" w:cstheme="majorHAnsi"/>
-        </w:rPr>
-        <w:t xml:space="preserve"> #</w:t>
-      </w:r>
-      <w:proofErr w:type="gramEnd"/>
-      <w:r>
-        <w:rPr>
-          <w:rFonts w:asciiTheme="majorHAnsi" w:hAnsiTheme="majorHAnsi" w:cstheme="majorHAnsi"/>
-        </w:rPr>
-        <w:t xml:space="preserve"> </w:t>
-      </w:r>
-      <w:proofErr w:type="spellStart"/>
-      <w:r>
-        <w:rPr>
-          <w:rFonts w:asciiTheme="majorHAnsi" w:hAnsiTheme="majorHAnsi" w:cstheme="majorHAnsi"/>
-        </w:rPr>
-        <w:t>Layout</w:t>
-      </w:r>
-      <w:proofErr w:type="spellEnd"/>
-      <w:r>
-        <w:rPr>
-          <w:rFonts w:asciiTheme="majorHAnsi" w:hAnsiTheme="majorHAnsi" w:cstheme="majorHAnsi"/>
-        </w:rPr>
-        <w:t xml:space="preserve"> globa</w:t>
-      </w:r>
-      <w:r>
-        <w:rPr>
-          <w:rFonts w:asciiTheme="majorHAnsi" w:hAnsiTheme="majorHAnsi" w:cstheme="majorHAnsi"/>
-        </w:rPr>
-        <w:t>l</w:t>
-      </w:r>
-    </w:p>
-    <w:p>
-      <w:pPr>
-        <w:rPr>
-          <w:rFonts w:asciiTheme="majorHAnsi" w:hAnsiTheme="majorHAnsi" w:cstheme="majorHAnsi"/>
-        </w:rPr>
-      </w:pPr>
-      <w:r>
-        <w:rPr>
-          <w:rFonts w:asciiTheme="majorHAnsi" w:hAnsiTheme="majorHAnsi" w:cstheme="majorHAnsi"/>
-        </w:rPr>
-        <w:t xml:space="preserve">│   │   │   </w:t>
-      </w:r>
-      <w:r>
-        <w:rPr>
-          <w:rFonts w:ascii="Arial" w:hAnsi="Arial" w:cs="Arial"/>
-        </w:rPr>
-        <w:t>├</w:t>
-      </w:r>
-      <w:r>
-        <w:rPr>
-          <w:rFonts w:ascii="Calibri Light" w:hAnsi="Calibri Light" w:cs="Calibri Light"/>
-        </w:rPr>
-        <w:t>──</w:t>
-      </w:r>
-      <w:r>
-        <w:rPr>
-          <w:rFonts w:asciiTheme="majorHAnsi" w:hAnsiTheme="majorHAnsi" w:cstheme="majorHAnsi"/>
-        </w:rPr>
-        <w:t xml:space="preserve"> </w:t>
-      </w:r>
-      <w:proofErr w:type="spellStart"/>
-      <w:r>
-        <w:rPr>
-          <w:rFonts w:asciiTheme="majorHAnsi" w:hAnsiTheme="majorHAnsi" w:cstheme="majorHAnsi"/>
-        </w:rPr>
-        <w:t>Navbar</w:t>
-      </w:r>
-      <w:proofErr w:type="spellEnd"/>
-      <w:r>
-        <w:rPr>
-          <w:rFonts w:asciiTheme="majorHAnsi" w:hAnsiTheme="majorHAnsi" w:cstheme="majorHAnsi"/>
-        </w:rPr>
-        <w:t xml:space="preserve"> /   # </w:t>
-      </w:r>
-      <w:proofErr w:type="spellStart"/>
-      <w:r>
-        <w:rPr>
-          <w:rFonts w:asciiTheme="majorHAnsi" w:hAnsiTheme="majorHAnsi" w:cstheme="majorHAnsi"/>
-        </w:rPr>
-        <w:t>Navbar</w:t>
-      </w:r>
-      <w:proofErr w:type="spellEnd"/>
-      <w:r>
-        <w:rPr>
-          <w:rFonts w:asciiTheme="majorHAnsi" w:hAnsiTheme="majorHAnsi" w:cstheme="majorHAnsi"/>
-        </w:rPr>
-        <w:t xml:space="preserve"> </w:t>
-      </w:r>
-      <w:proofErr w:type="spellStart"/>
-      <w:r>
-        <w:rPr>
-          <w:rFonts w:asciiTheme="majorHAnsi" w:hAnsiTheme="majorHAnsi" w:cstheme="majorHAnsi"/>
-        </w:rPr>
-        <w:t>Responsible</w:t>
-      </w:r>
-      <w:proofErr w:type="spellEnd"/>
-      <w:r>
-        <w:rPr>
-          <w:rFonts w:asciiTheme="majorHAnsi" w:hAnsiTheme="majorHAnsi" w:cstheme="majorHAnsi"/>
-        </w:rPr>
-        <w:t xml:space="preserve"> tanto para </w:t>
-      </w:r>
-      <w:proofErr w:type="spellStart"/>
-      <w:r>
-        <w:rPr>
-          <w:rFonts w:asciiTheme="majorHAnsi" w:hAnsiTheme="majorHAnsi" w:cstheme="majorHAnsi"/>
-        </w:rPr>
-        <w:t>PC|Laptop|Tlf</w:t>
-      </w:r>
-      <w:proofErr w:type="spellEnd"/>
-      <w:r>
-        <w:rPr>
-          <w:rFonts w:asciiTheme="majorHAnsi" w:hAnsiTheme="majorHAnsi" w:cstheme="majorHAnsi"/>
-        </w:rPr>
-        <w:t xml:space="preserve"> </w:t>
-      </w:r>
-    </w:p>
-    <w:p>
-      <w:pPr>
-        <w:rPr>
-          <w:rFonts w:asciiTheme="majorHAnsi" w:hAnsiTheme="majorHAnsi" w:cstheme="majorHAnsi"/>
-        </w:rPr>
-      </w:pPr>
-      <w:r>
-        <w:rPr>
-          <w:rFonts w:asciiTheme="majorHAnsi" w:hAnsiTheme="majorHAnsi" w:cstheme="majorHAnsi"/>
-        </w:rPr>
-        <w:t xml:space="preserve">│   │   │   </w:t>
-      </w:r>
-      <w:r>
-        <w:rPr>
-          <w:rFonts w:ascii="Arial" w:hAnsi="Arial" w:cs="Arial"/>
-        </w:rPr>
-        <w:t>├</w:t>
-      </w:r>
-      <w:r>
-        <w:rPr>
-          <w:rFonts w:ascii="Calibri Light" w:hAnsi="Calibri Light" w:cs="Calibri Light"/>
-        </w:rPr>
-        <w:t>──</w:t>
-      </w:r>
-      <w:r>
-        <w:rPr>
-          <w:rFonts w:asciiTheme="majorHAnsi" w:hAnsiTheme="majorHAnsi" w:cstheme="majorHAnsi"/>
-        </w:rPr>
-        <w:t xml:space="preserve"> </w:t>
-      </w:r>
-      <w:proofErr w:type="spellStart"/>
-      <w:r>
-        <w:rPr>
-          <w:rFonts w:asciiTheme="majorHAnsi" w:hAnsiTheme="majorHAnsi" w:cstheme="majorHAnsi"/>
-        </w:rPr>
-        <w:t>Toast</w:t>
-      </w:r>
-      <w:proofErr w:type="spellEnd"/>
-      <w:r>
-        <w:rPr>
-          <w:rFonts w:asciiTheme="majorHAnsi" w:hAnsiTheme="majorHAnsi" w:cstheme="majorHAnsi"/>
-        </w:rPr>
-        <w:t xml:space="preserve"> </w:t>
-      </w:r>
-      <w:proofErr w:type="spellStart"/>
-      <w:r>
-        <w:rPr>
-          <w:rFonts w:asciiTheme="majorHAnsi" w:hAnsiTheme="majorHAnsi" w:cstheme="majorHAnsi"/>
-        </w:rPr>
-        <w:t>Provider</w:t>
-      </w:r>
-      <w:proofErr w:type="spellEnd"/>
-      <w:r>
-        <w:rPr>
-          <w:rFonts w:asciiTheme="majorHAnsi" w:hAnsiTheme="majorHAnsi" w:cstheme="majorHAnsi"/>
-        </w:rPr>
-        <w:t xml:space="preserve"> /      </w:t>
-      </w:r>
-      <w:proofErr w:type="gramStart"/>
-      <w:r>
-        <w:rPr>
-          <w:rFonts w:asciiTheme="majorHAnsi" w:hAnsiTheme="majorHAnsi" w:cstheme="majorHAnsi"/>
-        </w:rPr>
-        <w:t xml:space="preserve"># </w:t>
-      </w:r>
-      <w:r>
-        <w:rPr>
-          <w:rFonts w:asciiTheme="majorHAnsi" w:hAnsiTheme="majorHAnsi" w:cstheme="majorHAnsi"/>
-        </w:rPr>
-        <w:t xml:space="preserve"> </w:t>
-      </w:r>
-      <w:proofErr w:type="spellStart"/>
-      <w:r>
-        <w:rPr>
-          <w:rFonts w:asciiTheme="majorHAnsi" w:hAnsiTheme="majorHAnsi" w:cstheme="majorHAnsi"/>
-        </w:rPr>
-        <w:t>Toast</w:t>
-      </w:r>
-      <w:proofErr w:type="spellEnd"/>
-      <w:proofErr w:type="gramEnd"/>
-      <w:r>
-        <w:rPr>
-          <w:rFonts w:asciiTheme="majorHAnsi" w:hAnsiTheme="majorHAnsi" w:cstheme="majorHAnsi"/>
-        </w:rPr>
-        <w:t xml:space="preserve"> adaptable para confirmación o </w:t>
-      </w:r>
-      <w:proofErr w:type="spellStart"/>
-      <w:r>
-        <w:rPr>
-          <w:rFonts w:asciiTheme="majorHAnsi" w:hAnsiTheme="majorHAnsi" w:cstheme="majorHAnsi"/>
-        </w:rPr>
-        <w:t>notificacion</w:t>
-      </w:r>
-      <w:proofErr w:type="spellEnd"/>
-    </w:p>
-    <w:p>
-      <w:pPr>
-        <w:rPr>
-          <w:rFonts w:asciiTheme="majorHAnsi" w:hAnsiTheme="majorHAnsi" w:cstheme="majorHAnsi"/>
-        </w:rPr>
-      </w:pPr>
-      <w:r>
-        <w:rPr>
-          <w:rFonts w:asciiTheme="majorHAnsi" w:hAnsiTheme="majorHAnsi" w:cstheme="majorHAnsi"/>
-        </w:rPr>
-        <w:t xml:space="preserve">│   │   │   </w:t>
-      </w:r>
-      <w:r>
-        <w:rPr>
-          <w:rFonts w:ascii="Arial" w:hAnsi="Arial" w:cs="Arial"/>
-        </w:rPr>
-        <w:t>├</w:t>
-      </w:r>
-      <w:r>
-        <w:rPr>
-          <w:rFonts w:ascii="Calibri Light" w:hAnsi="Calibri Light" w:cs="Calibri Light"/>
-        </w:rPr>
-        <w:t>──</w:t>
-      </w:r>
-      <w:r>
-        <w:rPr>
-          <w:rFonts w:asciiTheme="majorHAnsi" w:hAnsiTheme="majorHAnsi" w:cstheme="majorHAnsi"/>
-        </w:rPr>
-        <w:t xml:space="preserve"> </w:t>
-      </w:r>
-      <w:proofErr w:type="spellStart"/>
-      <w:r>
-        <w:rPr>
-          <w:rFonts w:asciiTheme="majorHAnsi" w:hAnsiTheme="majorHAnsi" w:cstheme="majorHAnsi"/>
-        </w:rPr>
-        <w:t>Sidebar</w:t>
-      </w:r>
-      <w:proofErr w:type="spellEnd"/>
-      <w:r>
-        <w:rPr>
-          <w:rFonts w:asciiTheme="majorHAnsi" w:hAnsiTheme="majorHAnsi" w:cstheme="majorHAnsi"/>
-        </w:rPr>
-        <w:t xml:space="preserve"> /   # </w:t>
-      </w:r>
-      <w:proofErr w:type="spellStart"/>
-      <w:r>
-        <w:rPr>
-          <w:rFonts w:asciiTheme="majorHAnsi" w:hAnsiTheme="majorHAnsi" w:cstheme="majorHAnsi"/>
-        </w:rPr>
-        <w:t>Gestion</w:t>
-      </w:r>
-      <w:proofErr w:type="spellEnd"/>
-      <w:r>
-        <w:rPr>
-          <w:rFonts w:asciiTheme="majorHAnsi" w:hAnsiTheme="majorHAnsi" w:cstheme="majorHAnsi"/>
-        </w:rPr>
-        <w:t xml:space="preserve"> de opciones de navegación Responsive</w:t>
-      </w:r>
-    </w:p>
-    <w:p>
-      <w:pPr>
-        <w:rPr>
-          <w:rFonts w:asciiTheme="majorHAnsi" w:hAnsiTheme="majorHAnsi" w:cstheme="majorHAnsi"/>
-        </w:rPr>
-      </w:pPr>
-      <w:r>
-        <w:rPr>
-          <w:rFonts w:asciiTheme="majorHAnsi" w:hAnsiTheme="majorHAnsi" w:cstheme="majorHAnsi"/>
-        </w:rPr>
-        <w:t xml:space="preserve">│   │   │   </w:t>
-      </w:r>
-      <w:r>
-        <w:rPr>
-          <w:rFonts w:ascii="Arial" w:hAnsi="Arial" w:cs="Arial"/>
-        </w:rPr>
-        <w:t>├</w:t>
-      </w:r>
-      <w:r>
-        <w:rPr>
-          <w:rFonts w:ascii="Calibri Light" w:hAnsi="Calibri Light" w:cs="Calibri Light"/>
-        </w:rPr>
-        <w:t>──</w:t>
-      </w:r>
-      <w:r>
-        <w:rPr>
-          <w:rFonts w:asciiTheme="majorHAnsi" w:hAnsiTheme="majorHAnsi" w:cstheme="majorHAnsi"/>
-        </w:rPr>
-        <w:t xml:space="preserve"> </w:t>
-      </w:r>
-      <w:proofErr w:type="spellStart"/>
-      <w:r>
-        <w:rPr>
-          <w:rFonts w:asciiTheme="majorHAnsi" w:hAnsiTheme="majorHAnsi" w:cstheme="majorHAnsi"/>
-        </w:rPr>
-        <w:t>Footer</w:t>
-      </w:r>
-      <w:proofErr w:type="spellEnd"/>
-      <w:r>
-        <w:rPr>
-          <w:rFonts w:asciiTheme="majorHAnsi" w:hAnsiTheme="majorHAnsi" w:cstheme="majorHAnsi"/>
-        </w:rPr>
-        <w:t xml:space="preserve">/      # </w:t>
-      </w:r>
-      <w:proofErr w:type="spellStart"/>
-      <w:r>
-        <w:rPr>
-          <w:rFonts w:asciiTheme="majorHAnsi" w:hAnsiTheme="majorHAnsi" w:cstheme="majorHAnsi"/>
-        </w:rPr>
-        <w:t>Footer</w:t>
-      </w:r>
-      <w:proofErr w:type="spellEnd"/>
-      <w:r>
-        <w:rPr>
-          <w:rFonts w:asciiTheme="majorHAnsi" w:hAnsiTheme="majorHAnsi" w:cstheme="majorHAnsi"/>
-        </w:rPr>
-        <w:t xml:space="preserve"> responsable con los derechos reservados y dedicatoria</w:t>
-      </w:r>
-    </w:p>
-    <w:p>
-      <w:pPr>
-        <w:rPr>
-          <w:rFonts w:asciiTheme="majorHAnsi" w:hAnsiTheme="majorHAnsi" w:cstheme="majorHAnsi"/>
-        </w:rPr>
-      </w:pPr>
-      <w:r>
-        <w:rPr>
-          <w:rFonts w:asciiTheme="majorHAnsi" w:hAnsiTheme="majorHAnsi" w:cstheme="majorHAnsi"/>
-        </w:rPr>
-        <w:t xml:space="preserve">│   │   │   </w:t>
-      </w:r>
-      <w:r>
-        <w:rPr>
-          <w:rFonts w:ascii="Arial" w:hAnsi="Arial" w:cs="Arial"/>
-        </w:rPr>
-        <w:t>├</w:t>
-      </w:r>
-      <w:r>
-        <w:rPr>
-          <w:rFonts w:ascii="Calibri Light" w:hAnsi="Calibri Light" w:cs="Calibri Light"/>
-        </w:rPr>
-        <w:t>──</w:t>
-      </w:r>
-      <w:r>
-        <w:rPr>
-          <w:rFonts w:asciiTheme="majorHAnsi" w:hAnsiTheme="majorHAnsi" w:cstheme="majorHAnsi"/>
-        </w:rPr>
-        <w:t xml:space="preserve"> </w:t>
-      </w:r>
-      <w:proofErr w:type="spellStart"/>
-      <w:r>
-        <w:rPr>
-          <w:rFonts w:asciiTheme="majorHAnsi" w:hAnsiTheme="majorHAnsi" w:cstheme="majorHAnsi"/>
-        </w:rPr>
-        <w:t>Layout.tsx</w:t>
-      </w:r>
-      <w:proofErr w:type="spellEnd"/>
-      <w:r>
-        <w:rPr>
-          <w:rFonts w:asciiTheme="majorHAnsi" w:hAnsiTheme="majorHAnsi" w:cstheme="majorHAnsi"/>
-        </w:rPr>
-        <w:t xml:space="preserve">      # </w:t>
-      </w:r>
-      <w:proofErr w:type="spellStart"/>
-      <w:r>
-        <w:rPr>
-          <w:rFonts w:asciiTheme="majorHAnsi" w:hAnsiTheme="majorHAnsi" w:cstheme="majorHAnsi"/>
-        </w:rPr>
-        <w:t>Integracion</w:t>
-      </w:r>
-      <w:proofErr w:type="spellEnd"/>
-      <w:r>
-        <w:rPr>
-          <w:rFonts w:asciiTheme="majorHAnsi" w:hAnsiTheme="majorHAnsi" w:cstheme="majorHAnsi"/>
-        </w:rPr>
-        <w:t xml:space="preserve"> de </w:t>
-      </w:r>
-      <w:proofErr w:type="spellStart"/>
-      <w:r>
-        <w:rPr>
-          <w:rFonts w:asciiTheme="majorHAnsi" w:hAnsiTheme="majorHAnsi" w:cstheme="majorHAnsi"/>
-        </w:rPr>
-        <w:t>Navbar</w:t>
-      </w:r>
-      <w:proofErr w:type="spellEnd"/>
-      <w:r>
-        <w:rPr>
-          <w:rFonts w:asciiTheme="majorHAnsi" w:hAnsiTheme="majorHAnsi" w:cstheme="majorHAnsi"/>
-        </w:rPr>
-        <w:t xml:space="preserve">, </w:t>
-      </w:r>
-      <w:proofErr w:type="spellStart"/>
-      <w:r>
-        <w:rPr>
-          <w:rFonts w:asciiTheme="majorHAnsi" w:hAnsiTheme="majorHAnsi" w:cstheme="majorHAnsi"/>
-        </w:rPr>
-        <w:t>Toast</w:t>
-      </w:r>
-      <w:proofErr w:type="spellEnd"/>
-      <w:r>
-        <w:rPr>
-          <w:rFonts w:asciiTheme="majorHAnsi" w:hAnsiTheme="majorHAnsi" w:cstheme="majorHAnsi"/>
-        </w:rPr>
-        <w:t xml:space="preserve"> </w:t>
-      </w:r>
-      <w:proofErr w:type="spellStart"/>
-      <w:r>
-        <w:rPr>
-          <w:rFonts w:asciiTheme="majorHAnsi" w:hAnsiTheme="majorHAnsi" w:cstheme="majorHAnsi"/>
-        </w:rPr>
-        <w:t>Provider</w:t>
-      </w:r>
-      <w:proofErr w:type="spellEnd"/>
-      <w:r>
-        <w:rPr>
-          <w:rFonts w:asciiTheme="majorHAnsi" w:hAnsiTheme="majorHAnsi" w:cstheme="majorHAnsi"/>
-        </w:rPr>
-        <w:t xml:space="preserve">, </w:t>
-      </w:r>
-      <w:proofErr w:type="spellStart"/>
-      <w:r>
-        <w:rPr>
-          <w:rFonts w:asciiTheme="majorHAnsi" w:hAnsiTheme="majorHAnsi" w:cstheme="majorHAnsi"/>
-        </w:rPr>
-        <w:t>Sidebar</w:t>
-      </w:r>
-      <w:proofErr w:type="spellEnd"/>
-      <w:r>
-        <w:rPr>
-          <w:rFonts w:asciiTheme="majorHAnsi" w:hAnsiTheme="majorHAnsi" w:cstheme="majorHAnsi"/>
-        </w:rPr>
-        <w:t xml:space="preserve"> y </w:t>
-      </w:r>
-      <w:proofErr w:type="spellStart"/>
-      <w:r>
-        <w:rPr>
-          <w:rFonts w:asciiTheme="majorHAnsi" w:hAnsiTheme="majorHAnsi" w:cstheme="majorHAnsi"/>
-        </w:rPr>
-        <w:t>footer</w:t>
-      </w:r>
-      <w:proofErr w:type="spellEnd"/>
-    </w:p>
-    <w:p>
-      <w:pPr>
-        <w:rPr>
-          <w:rFonts w:asciiTheme="majorHAnsi" w:hAnsiTheme="majorHAnsi" w:cstheme="majorHAnsi"/>
-        </w:rPr>
-      </w:pPr>
-      <w:r>
-        <w:rPr>
-          <w:rFonts w:asciiTheme="majorHAnsi" w:hAnsiTheme="majorHAnsi" w:cstheme="majorHAnsi"/>
-        </w:rPr>
-        <w:t xml:space="preserve">│   │   └── </w:t>
-      </w:r>
-      <w:proofErr w:type="spellStart"/>
-      <w:r>
-        <w:rPr>
-          <w:rFonts w:asciiTheme="majorHAnsi" w:hAnsiTheme="majorHAnsi" w:cstheme="majorHAnsi"/>
-        </w:rPr>
-        <w:t>page.tsx</w:t>
-      </w:r>
-      <w:proofErr w:type="spellEnd"/>
-      <w:r>
-        <w:rPr>
-          <w:rFonts w:asciiTheme="majorHAnsi" w:hAnsiTheme="majorHAnsi" w:cstheme="majorHAnsi"/>
-        </w:rPr>
-        <w:t xml:space="preserve">            # Redirección automática según sesión (Login o Inicio)</w:t>
-      </w:r>
-    </w:p>
-    <w:p>
-      <w:pPr>
-        <w:rPr>
-          <w:rFonts w:asciiTheme="majorHAnsi" w:hAnsiTheme="majorHAnsi" w:cstheme="majorHAnsi"/>
-        </w:rPr>
-      </w:pPr>
-      <w:r>
-        <w:rPr>
-          <w:rFonts w:asciiTheme="majorHAnsi" w:hAnsiTheme="majorHAnsi" w:cstheme="majorHAnsi"/>
-        </w:rPr>
-        <w:t xml:space="preserve">│   </w:t>
-      </w:r>
-      <w:r>
-        <w:rPr>
-          <w:rFonts w:ascii="Arial" w:hAnsi="Arial" w:cs="Arial"/>
-        </w:rPr>
-        <w:t>├</w:t>
-      </w:r>
-      <w:r>
-        <w:rPr>
-          <w:rFonts w:ascii="Calibri Light" w:hAnsi="Calibri Light" w:cs="Calibri Light"/>
-        </w:rPr>
-        <w:t>──</w:t>
-      </w:r>
-      <w:r>
-        <w:rPr>
-          <w:rFonts w:asciiTheme="majorHAnsi" w:hAnsiTheme="majorHAnsi" w:cstheme="majorHAnsi"/>
-        </w:rPr>
-        <w:t xml:space="preserve"> </w:t>
-      </w:r>
-      <w:proofErr w:type="spellStart"/>
-      <w:r>
-        <w:rPr>
-          <w:rFonts w:asciiTheme="majorHAnsi" w:hAnsiTheme="majorHAnsi" w:cstheme="majorHAnsi"/>
-        </w:rPr>
-        <w:t>components</w:t>
-      </w:r>
-      <w:proofErr w:type="spellEnd"/>
-      <w:r>
-        <w:rPr>
-          <w:rFonts w:asciiTheme="majorHAnsi" w:hAnsiTheme="majorHAnsi" w:cstheme="majorHAnsi"/>
-        </w:rPr>
-        <w:t>/             # Componentes reutilizables modularizados</w:t>
-      </w:r>
-    </w:p>
-    <w:p>
-      <w:pPr>
-        <w:rPr>
-          <w:rFonts w:asciiTheme="majorHAnsi" w:hAnsiTheme="majorHAnsi" w:cstheme="majorHAnsi"/>
-        </w:rPr>
-      </w:pPr>
-      <w:r>
-        <w:rPr>
-          <w:rFonts w:asciiTheme="majorHAnsi" w:hAnsiTheme="majorHAnsi" w:cstheme="majorHAnsi"/>
-        </w:rPr>
-        <w:t xml:space="preserve">│   │   </w:t>
-      </w:r>
-      <w:r>
-        <w:rPr>
-          <w:rFonts w:ascii="Arial" w:hAnsi="Arial" w:cs="Arial"/>
-        </w:rPr>
-        <w:t>├</w:t>
-      </w:r>
-      <w:r>
-        <w:rPr>
-          <w:rFonts w:ascii="Calibri Light" w:hAnsi="Calibri Light" w:cs="Calibri Light"/>
-        </w:rPr>
-        <w:t>──</w:t>
-      </w:r>
-      <w:r>
-        <w:rPr>
-          <w:rFonts w:asciiTheme="majorHAnsi" w:hAnsiTheme="majorHAnsi" w:cstheme="majorHAnsi"/>
-        </w:rPr>
-        <w:t xml:space="preserve"> </w:t>
-      </w:r>
-      <w:proofErr w:type="spellStart"/>
-      <w:r>
-        <w:rPr>
-          <w:rFonts w:asciiTheme="majorHAnsi" w:hAnsiTheme="majorHAnsi" w:cstheme="majorHAnsi"/>
-        </w:rPr>
-        <w:t>ui</w:t>
-      </w:r>
-      <w:proofErr w:type="spellEnd"/>
-      <w:r>
-        <w:rPr>
-          <w:rFonts w:asciiTheme="majorHAnsi" w:hAnsiTheme="majorHAnsi" w:cstheme="majorHAnsi"/>
-        </w:rPr>
-        <w:t>/                 # Componentes gen</w:t>
-      </w:r>
-      <w:r>
-        <w:rPr>
-          <w:rFonts w:ascii="Calibri Light" w:hAnsi="Calibri Light" w:cs="Calibri Light"/>
-        </w:rPr>
-        <w:t>é</w:t>
-      </w:r>
-      <w:r>
-        <w:rPr>
-          <w:rFonts w:asciiTheme="majorHAnsi" w:hAnsiTheme="majorHAnsi" w:cstheme="majorHAnsi"/>
-        </w:rPr>
-        <w:t xml:space="preserve">ricos UI (Botones, Inputs, Tablas, </w:t>
-      </w:r>
-      <w:proofErr w:type="spellStart"/>
-      <w:r>
-        <w:rPr>
-          <w:rFonts w:asciiTheme="majorHAnsi" w:hAnsiTheme="majorHAnsi" w:cstheme="majorHAnsi"/>
-        </w:rPr>
-        <w:t>Badges</w:t>
-      </w:r>
-      <w:proofErr w:type="spellEnd"/>
-      <w:r>
-        <w:rPr>
-          <w:rFonts w:asciiTheme="majorHAnsi" w:hAnsiTheme="majorHAnsi" w:cstheme="majorHAnsi"/>
-        </w:rPr>
-        <w:t>)</w:t>
-      </w:r>
-    </w:p>
-    <w:p>
-      <w:pPr>
-        <w:rPr>
-          <w:rFonts w:asciiTheme="majorHAnsi" w:hAnsiTheme="majorHAnsi" w:cstheme="majorHAnsi"/>
-        </w:rPr>
-      </w:pPr>
-      <w:r>
-        <w:rPr>
-          <w:rFonts w:asciiTheme="majorHAnsi" w:hAnsiTheme="majorHAnsi" w:cstheme="majorHAnsi"/>
-        </w:rPr>
-        <w:t xml:space="preserve">│   │   </w:t>
-      </w:r>
-      <w:r>
-        <w:rPr>
-          <w:rFonts w:ascii="Arial" w:hAnsi="Arial" w:cs="Arial"/>
-        </w:rPr>
-        <w:t>├</w:t>
-      </w:r>
-      <w:r>
-        <w:rPr>
-          <w:rFonts w:ascii="Calibri Light" w:hAnsi="Calibri Light" w:cs="Calibri Light"/>
-        </w:rPr>
-        <w:t>──</w:t>
-      </w:r>
-      <w:r>
-        <w:rPr>
-          <w:rFonts w:asciiTheme="majorHAnsi" w:hAnsiTheme="majorHAnsi" w:cstheme="majorHAnsi"/>
-        </w:rPr>
-        <w:t xml:space="preserve"> </w:t>
-      </w:r>
-      <w:proofErr w:type="spellStart"/>
-      <w:r>
-        <w:rPr>
-          <w:rFonts w:asciiTheme="majorHAnsi" w:hAnsiTheme="majorHAnsi" w:cstheme="majorHAnsi"/>
-        </w:rPr>
-        <w:t>modals</w:t>
-      </w:r>
-      <w:proofErr w:type="spellEnd"/>
-      <w:r>
-        <w:rPr>
-          <w:rFonts w:asciiTheme="majorHAnsi" w:hAnsiTheme="majorHAnsi" w:cstheme="majorHAnsi"/>
-        </w:rPr>
-        <w:t>/             # Modales globales (Formulario de carga, Confirmaciones, Toast)</w:t>
-      </w:r>
-    </w:p>
-    <w:p>
-      <w:pPr>
-        <w:rPr>
-          <w:rFonts w:asciiTheme="majorHAnsi" w:hAnsiTheme="majorHAnsi" w:cstheme="majorHAnsi"/>
-        </w:rPr>
-      </w:pPr>
-      <w:r>
-        <w:rPr>
-          <w:rFonts w:asciiTheme="majorHAnsi" w:hAnsiTheme="majorHAnsi" w:cstheme="majorHAnsi"/>
-        </w:rPr>
-        <w:t xml:space="preserve">│   │   </w:t>
-      </w:r>
-      <w:r>
-        <w:rPr>
-          <w:rFonts w:ascii="Arial" w:hAnsi="Arial" w:cs="Arial"/>
-        </w:rPr>
-        <w:t>├</w:t>
-      </w:r>
-      <w:r>
-        <w:rPr>
-          <w:rFonts w:ascii="Calibri Light" w:hAnsi="Calibri Light" w:cs="Calibri Light"/>
-        </w:rPr>
-        <w:t>──</w:t>
-      </w:r>
-      <w:r>
-        <w:rPr>
-          <w:rFonts w:asciiTheme="majorHAnsi" w:hAnsiTheme="majorHAnsi" w:cstheme="majorHAnsi"/>
-        </w:rPr>
-        <w:t xml:space="preserve"> </w:t>
-      </w:r>
-      <w:proofErr w:type="spellStart"/>
-      <w:r>
-        <w:rPr>
-          <w:rFonts w:asciiTheme="majorHAnsi" w:hAnsiTheme="majorHAnsi" w:cstheme="majorHAnsi"/>
-        </w:rPr>
-        <w:t>layout</w:t>
-      </w:r>
-      <w:proofErr w:type="spellEnd"/>
-      <w:r>
-        <w:rPr>
-          <w:rFonts w:asciiTheme="majorHAnsi" w:hAnsiTheme="majorHAnsi" w:cstheme="majorHAnsi"/>
-        </w:rPr>
-        <w:t>/             # Componentes de estructura (Navbar, Sidebar, Campana)</w:t>
-      </w:r>
-    </w:p>
-    <w:p>
-      <w:pPr>
-        <w:rPr>
-          <w:rFonts w:asciiTheme="majorHAnsi" w:hAnsiTheme="majorHAnsi" w:cstheme="majorHAnsi"/>
-        </w:rPr>
-      </w:pPr>
-      <w:r>
-        <w:rPr>
-          <w:rFonts w:asciiTheme="majorHAnsi" w:hAnsiTheme="majorHAnsi" w:cstheme="majorHAnsi"/>
-        </w:rPr>
-        <w:t>│   │   └── modules/            # Componentes específicos por módulo (Artículos, Movimientos, etc.)</w:t>
-      </w:r>
-    </w:p>
-    <w:p>
-      <w:pPr>
-        <w:rPr>
-          <w:rFonts w:asciiTheme="majorHAnsi" w:hAnsiTheme="majorHAnsi" w:cstheme="majorHAnsi"/>
-        </w:rPr>
-      </w:pPr>
-      <w:r>
-        <w:rPr>
-          <w:rFonts w:asciiTheme="majorHAnsi" w:hAnsiTheme="majorHAnsi" w:cstheme="majorHAnsi"/>
-        </w:rPr>
-        <w:t xml:space="preserve">│   </w:t>
-      </w:r>
-      <w:r>
-        <w:rPr>
-          <w:rFonts w:ascii="Arial" w:hAnsi="Arial" w:cs="Arial"/>
-        </w:rPr>
-        <w:t>├</w:t>
-      </w:r>
-      <w:r>
-        <w:rPr>
-          <w:rFonts w:ascii="Calibri Light" w:hAnsi="Calibri Light" w:cs="Calibri Light"/>
-        </w:rPr>
-        <w:t>──</w:t>
-      </w:r>
-      <w:r>
-        <w:rPr>
-          <w:rFonts w:asciiTheme="majorHAnsi" w:hAnsiTheme="majorHAnsi" w:cstheme="majorHAnsi"/>
-        </w:rPr>
-        <w:t xml:space="preserve"> </w:t>
-      </w:r>
-      <w:proofErr w:type="spellStart"/>
-      <w:r>
-        <w:rPr>
-          <w:rFonts w:asciiTheme="majorHAnsi" w:hAnsiTheme="majorHAnsi" w:cstheme="majorHAnsi"/>
-        </w:rPr>
-        <w:t>lib</w:t>
-      </w:r>
-      <w:proofErr w:type="spellEnd"/>
-      <w:r>
-        <w:rPr>
-          <w:rFonts w:asciiTheme="majorHAnsi" w:hAnsiTheme="majorHAnsi" w:cstheme="majorHAnsi"/>
-        </w:rPr>
-        <w:t>/                    # Configuraciones e integraciones de terceros</w:t>
-      </w:r>
-    </w:p>
-    <w:p>
-      <w:pPr>
-        <w:rPr>
-          <w:rFonts w:asciiTheme="majorHAnsi" w:hAnsiTheme="majorHAnsi" w:cstheme="majorHAnsi"/>
-        </w:rPr>
-      </w:pPr>
-      <w:r>
-        <w:rPr>
-          <w:rFonts w:asciiTheme="majorHAnsi" w:hAnsiTheme="majorHAnsi" w:cstheme="majorHAnsi"/>
-        </w:rPr>
-        <w:t xml:space="preserve">│   │   </w:t>
-      </w:r>
-      <w:r>
-        <w:rPr>
-          <w:rFonts w:ascii="Arial" w:hAnsi="Arial" w:cs="Arial"/>
-        </w:rPr>
-        <w:t>├</w:t>
-      </w:r>
-      <w:r>
-        <w:rPr>
-          <w:rFonts w:ascii="Calibri Light" w:hAnsi="Calibri Light" w:cs="Calibri Light"/>
-        </w:rPr>
-        <w:t>──</w:t>
-      </w:r>
-      <w:r>
-        <w:rPr>
-          <w:rFonts w:asciiTheme="majorHAnsi" w:hAnsiTheme="majorHAnsi" w:cstheme="majorHAnsi"/>
-        </w:rPr>
-        <w:t xml:space="preserve"> </w:t>
-      </w:r>
-      <w:proofErr w:type="spellStart"/>
-      <w:r>
-        <w:rPr>
-          <w:rFonts w:asciiTheme="majorHAnsi" w:hAnsiTheme="majorHAnsi" w:cstheme="majorHAnsi"/>
-        </w:rPr>
-        <w:t>supabase</w:t>
-      </w:r>
-      <w:proofErr w:type="spellEnd"/>
-      <w:r>
-        <w:rPr>
-          <w:rFonts w:asciiTheme="majorHAnsi" w:hAnsiTheme="majorHAnsi" w:cstheme="majorHAnsi"/>
-        </w:rPr>
-        <w:t xml:space="preserve">/           # Cliente de </w:t>
-      </w:r>
-      <w:proofErr w:type="spellStart"/>
-      <w:r>
-        <w:rPr>
-          <w:rFonts w:asciiTheme="majorHAnsi" w:hAnsiTheme="majorHAnsi" w:cstheme="majorHAnsi"/>
-        </w:rPr>
-        <w:t>Supabase</w:t>
-      </w:r>
-      <w:proofErr w:type="spellEnd"/>
-      <w:r>
-        <w:rPr>
-          <w:rFonts w:asciiTheme="majorHAnsi" w:hAnsiTheme="majorHAnsi" w:cstheme="majorHAnsi"/>
-        </w:rPr>
-        <w:t xml:space="preserve"> (</w:t>
-      </w:r>
-      <w:proofErr w:type="spellStart"/>
-      <w:r>
-        <w:rPr>
-          <w:rFonts w:asciiTheme="majorHAnsi" w:hAnsiTheme="majorHAnsi" w:cstheme="majorHAnsi"/>
-        </w:rPr>
-        <w:t>browserClient</w:t>
-      </w:r>
-      <w:proofErr w:type="spellEnd"/>
-      <w:r>
-        <w:rPr>
-          <w:rFonts w:asciiTheme="majorHAnsi" w:hAnsiTheme="majorHAnsi" w:cstheme="majorHAnsi"/>
-        </w:rPr>
-        <w:t xml:space="preserve">, </w:t>
-      </w:r>
-      <w:proofErr w:type="spellStart"/>
-      <w:r>
-        <w:rPr>
-          <w:rFonts w:asciiTheme="majorHAnsi" w:hAnsiTheme="majorHAnsi" w:cstheme="majorHAnsi"/>
-        </w:rPr>
-        <w:t>serverClient</w:t>
-      </w:r>
-      <w:proofErr w:type="spellEnd"/>
-      <w:r>
-        <w:rPr>
-          <w:rFonts w:asciiTheme="majorHAnsi" w:hAnsiTheme="majorHAnsi" w:cstheme="majorHAnsi"/>
-        </w:rPr>
-        <w:t>)</w:t>
-      </w:r>
-    </w:p>
-    <w:p>
-      <w:pPr>
-        <w:rPr>
-          <w:rFonts w:asciiTheme="majorHAnsi" w:hAnsiTheme="majorHAnsi" w:cstheme="majorHAnsi"/>
-        </w:rPr>
-      </w:pPr>
-      <w:r>
-        <w:rPr>
-          <w:rFonts w:asciiTheme="majorHAnsi" w:hAnsiTheme="majorHAnsi" w:cstheme="majorHAnsi"/>
-        </w:rPr>
-        <w:t xml:space="preserve">│   │   └── </w:t>
-      </w:r>
-      <w:proofErr w:type="spellStart"/>
-      <w:r>
-        <w:rPr>
-          <w:rFonts w:asciiTheme="majorHAnsi" w:hAnsiTheme="majorHAnsi" w:cstheme="majorHAnsi"/>
-        </w:rPr>
-        <w:t>emailjs</w:t>
-      </w:r>
-      <w:proofErr w:type="spellEnd"/>
-      <w:r>
-        <w:rPr>
-          <w:rFonts w:asciiTheme="majorHAnsi" w:hAnsiTheme="majorHAnsi" w:cstheme="majorHAnsi"/>
-        </w:rPr>
-        <w:t xml:space="preserve">/            # Configuración y </w:t>
-      </w:r>
-      <w:proofErr w:type="spellStart"/>
-      <w:r>
-        <w:rPr>
-          <w:rFonts w:asciiTheme="majorHAnsi" w:hAnsiTheme="majorHAnsi" w:cstheme="majorHAnsi"/>
-        </w:rPr>
-        <w:t>helpers</w:t>
-      </w:r>
-      <w:proofErr w:type="spellEnd"/>
-      <w:r>
-        <w:rPr>
-          <w:rFonts w:asciiTheme="majorHAnsi" w:hAnsiTheme="majorHAnsi" w:cstheme="majorHAnsi"/>
-        </w:rPr>
-        <w:t xml:space="preserve"> para </w:t>
-      </w:r>
-      <w:proofErr w:type="spellStart"/>
-      <w:r>
-        <w:rPr>
-          <w:rFonts w:asciiTheme="majorHAnsi" w:hAnsiTheme="majorHAnsi" w:cstheme="majorHAnsi"/>
-        </w:rPr>
-        <w:t>EmailJS</w:t>
-      </w:r>
-      <w:proofErr w:type="spellEnd"/>
-    </w:p>
-    <w:p>
-      <w:pPr>
-        <w:rPr>
-          <w:rFonts w:asciiTheme="majorHAnsi" w:hAnsiTheme="majorHAnsi" w:cstheme="majorHAnsi"/>
-        </w:rPr>
-      </w:pPr>
-      <w:r>
-        <w:rPr>
-          <w:rFonts w:asciiTheme="majorHAnsi" w:hAnsiTheme="majorHAnsi" w:cstheme="majorHAnsi"/>
-        </w:rPr>
-        <w:t xml:space="preserve">│   </w:t>
-      </w:r>
-      <w:r>
-        <w:rPr>
-          <w:rFonts w:ascii="Arial" w:hAnsi="Arial" w:cs="Arial"/>
-        </w:rPr>
-        <w:t>├</w:t>
-      </w:r>
-      <w:r>
-        <w:rPr>
-          <w:rFonts w:ascii="Calibri Light" w:hAnsi="Calibri Light" w:cs="Calibri Light"/>
-        </w:rPr>
-        <w:t>──</w:t>
-      </w:r>
-      <w:r>
-        <w:rPr>
-          <w:rFonts w:asciiTheme="majorHAnsi" w:hAnsiTheme="majorHAnsi" w:cstheme="majorHAnsi"/>
-        </w:rPr>
-        <w:t xml:space="preserve"> </w:t>
-      </w:r>
-      <w:proofErr w:type="spellStart"/>
-      <w:r>
-        <w:rPr>
-          <w:rFonts w:asciiTheme="majorHAnsi" w:hAnsiTheme="majorHAnsi" w:cstheme="majorHAnsi"/>
-        </w:rPr>
-        <w:t>services</w:t>
-      </w:r>
-      <w:proofErr w:type="spellEnd"/>
-      <w:r>
-        <w:rPr>
-          <w:rFonts w:asciiTheme="majorHAnsi" w:hAnsiTheme="majorHAnsi" w:cstheme="majorHAnsi"/>
-        </w:rPr>
-        <w:t>/               # Capa de consumo de datos y llamadas a base de datos (API/</w:t>
-      </w:r>
-      <w:proofErr w:type="spellStart"/>
-      <w:r>
-        <w:rPr>
-          <w:rFonts w:asciiTheme="majorHAnsi" w:hAnsiTheme="majorHAnsi" w:cstheme="majorHAnsi"/>
-        </w:rPr>
-        <w:t>Queries</w:t>
-      </w:r>
-      <w:proofErr w:type="spellEnd"/>
-      <w:r>
-        <w:rPr>
-          <w:rFonts w:asciiTheme="majorHAnsi" w:hAnsiTheme="majorHAnsi" w:cstheme="majorHAnsi"/>
-        </w:rPr>
-        <w:t>)</w:t>
-      </w:r>
-    </w:p>
-    <w:p>
-      <w:pPr>
-        <w:rPr>
-          <w:rFonts w:asciiTheme="majorHAnsi" w:hAnsiTheme="majorHAnsi" w:cstheme="majorHAnsi"/>
-        </w:rPr>
-      </w:pPr>
-      <w:r>
-        <w:rPr>
-          <w:rFonts w:asciiTheme="majorHAnsi" w:hAnsiTheme="majorHAnsi" w:cstheme="majorHAnsi"/>
-        </w:rPr>
-        <w:lastRenderedPageBreak/>
-        <w:t xml:space="preserve">│   </w:t>
-      </w:r>
-      <w:r>
-        <w:rPr>
-          <w:rFonts w:ascii="Arial" w:hAnsi="Arial" w:cs="Arial"/>
-        </w:rPr>
-        <w:t>├</w:t>
-      </w:r>
-      <w:r>
-        <w:rPr>
-          <w:rFonts w:ascii="Calibri Light" w:hAnsi="Calibri Light" w:cs="Calibri Light"/>
-        </w:rPr>
-        <w:t>──</w:t>
-      </w:r>
-      <w:r>
-        <w:rPr>
-          <w:rFonts w:asciiTheme="majorHAnsi" w:hAnsiTheme="majorHAnsi" w:cstheme="majorHAnsi"/>
-        </w:rPr>
-        <w:t xml:space="preserve"> </w:t>
-      </w:r>
-      <w:proofErr w:type="spellStart"/>
-      <w:r>
-        <w:rPr>
-          <w:rFonts w:asciiTheme="majorHAnsi" w:hAnsiTheme="majorHAnsi" w:cstheme="majorHAnsi"/>
-        </w:rPr>
-        <w:t>hooks</w:t>
-      </w:r>
-      <w:proofErr w:type="spellEnd"/>
-      <w:r>
-        <w:rPr>
-          <w:rFonts w:asciiTheme="majorHAnsi" w:hAnsiTheme="majorHAnsi" w:cstheme="majorHAnsi"/>
-        </w:rPr>
-        <w:t xml:space="preserve">/                  # </w:t>
-      </w:r>
-      <w:proofErr w:type="spellStart"/>
-      <w:r>
-        <w:rPr>
-          <w:rFonts w:asciiTheme="majorHAnsi" w:hAnsiTheme="majorHAnsi" w:cstheme="majorHAnsi"/>
-        </w:rPr>
-        <w:t>Custom</w:t>
-      </w:r>
-      <w:proofErr w:type="spellEnd"/>
-      <w:r>
-        <w:rPr>
-          <w:rFonts w:asciiTheme="majorHAnsi" w:hAnsiTheme="majorHAnsi" w:cstheme="majorHAnsi"/>
-        </w:rPr>
-        <w:t xml:space="preserve"> </w:t>
-      </w:r>
-      <w:proofErr w:type="spellStart"/>
-      <w:r>
-        <w:rPr>
-          <w:rFonts w:asciiTheme="majorHAnsi" w:hAnsiTheme="majorHAnsi" w:cstheme="majorHAnsi"/>
-        </w:rPr>
-        <w:t>Hooks</w:t>
-      </w:r>
-      <w:proofErr w:type="spellEnd"/>
-      <w:r>
-        <w:rPr>
-          <w:rFonts w:asciiTheme="majorHAnsi" w:hAnsiTheme="majorHAnsi" w:cstheme="majorHAnsi"/>
-        </w:rPr>
-        <w:t xml:space="preserve"> reutilizables (ej. </w:t>
-      </w:r>
-      <w:proofErr w:type="spellStart"/>
-      <w:r>
-        <w:rPr>
-          <w:rFonts w:asciiTheme="majorHAnsi" w:hAnsiTheme="majorHAnsi" w:cstheme="majorHAnsi"/>
-        </w:rPr>
-        <w:t>useAuth</w:t>
-      </w:r>
-      <w:proofErr w:type="spellEnd"/>
-      <w:r>
-        <w:rPr>
-          <w:rFonts w:asciiTheme="majorHAnsi" w:hAnsiTheme="majorHAnsi" w:cstheme="majorHAnsi"/>
-        </w:rPr>
-        <w:t xml:space="preserve">, </w:t>
-      </w:r>
-      <w:proofErr w:type="spellStart"/>
-      <w:r>
-        <w:rPr>
-          <w:rFonts w:asciiTheme="majorHAnsi" w:hAnsiTheme="majorHAnsi" w:cstheme="majorHAnsi"/>
-        </w:rPr>
-        <w:t>useNotification</w:t>
-      </w:r>
-      <w:proofErr w:type="spellEnd"/>
-      <w:r>
-        <w:rPr>
-          <w:rFonts w:asciiTheme="majorHAnsi" w:hAnsiTheme="majorHAnsi" w:cstheme="majorHAnsi"/>
-        </w:rPr>
-        <w:t>)</w:t>
-      </w:r>
-    </w:p>
-    <w:p>
-      <w:pPr>
-        <w:rPr>
-          <w:rFonts w:asciiTheme="majorHAnsi" w:hAnsiTheme="majorHAnsi" w:cstheme="majorHAnsi"/>
-        </w:rPr>
-      </w:pPr>
-      <w:r>
-        <w:rPr>
-          <w:rFonts w:asciiTheme="majorHAnsi" w:hAnsiTheme="majorHAnsi" w:cstheme="majorHAnsi"/>
-        </w:rPr>
-        <w:t xml:space="preserve">│   </w:t>
-      </w:r>
-      <w:r>
-        <w:rPr>
-          <w:rFonts w:ascii="Arial" w:hAnsi="Arial" w:cs="Arial"/>
-        </w:rPr>
-        <w:t>├</w:t>
-      </w:r>
-      <w:r>
-        <w:rPr>
-          <w:rFonts w:ascii="Calibri Light" w:hAnsi="Calibri Light" w:cs="Calibri Light"/>
-        </w:rPr>
-        <w:t>──</w:t>
-      </w:r>
-      <w:r>
-        <w:rPr>
-          <w:rFonts w:asciiTheme="majorHAnsi" w:hAnsiTheme="majorHAnsi" w:cstheme="majorHAnsi"/>
-        </w:rPr>
-        <w:t xml:space="preserve"> </w:t>
-      </w:r>
-      <w:proofErr w:type="spellStart"/>
-      <w:r>
-        <w:rPr>
-          <w:rFonts w:asciiTheme="majorHAnsi" w:hAnsiTheme="majorHAnsi" w:cstheme="majorHAnsi"/>
-        </w:rPr>
-        <w:t>types</w:t>
-      </w:r>
-      <w:proofErr w:type="spellEnd"/>
-      <w:r>
-        <w:rPr>
-          <w:rFonts w:asciiTheme="majorHAnsi" w:hAnsiTheme="majorHAnsi" w:cstheme="majorHAnsi"/>
-        </w:rPr>
-        <w:t xml:space="preserve">/                  # Definiciones de </w:t>
-      </w:r>
-      <w:proofErr w:type="spellStart"/>
-      <w:r>
-        <w:rPr>
-          <w:rFonts w:asciiTheme="majorHAnsi" w:hAnsiTheme="majorHAnsi" w:cstheme="majorHAnsi"/>
-        </w:rPr>
-        <w:t>TypeScript</w:t>
-      </w:r>
-      <w:proofErr w:type="spellEnd"/>
-      <w:r>
-        <w:rPr>
-          <w:rFonts w:asciiTheme="majorHAnsi" w:hAnsiTheme="majorHAnsi" w:cstheme="majorHAnsi"/>
-        </w:rPr>
-        <w:t xml:space="preserve"> e Interfaces de la Base de Datos</w:t>
-      </w:r>
-    </w:p>
-    <w:p>
-      <w:pPr>
-        <w:rPr>
-          <w:rFonts w:asciiTheme="majorHAnsi" w:hAnsiTheme="majorHAnsi" w:cstheme="majorHAnsi"/>
-        </w:rPr>
-      </w:pPr>
-      <w:r>
-        <w:rPr>
-          <w:rFonts w:asciiTheme="majorHAnsi" w:hAnsiTheme="majorHAnsi" w:cstheme="majorHAnsi"/>
-        </w:rPr>
-        <w:t xml:space="preserve">│   └── </w:t>
-      </w:r>
-      <w:proofErr w:type="spellStart"/>
-      <w:r>
-        <w:rPr>
-          <w:rFonts w:asciiTheme="majorHAnsi" w:hAnsiTheme="majorHAnsi" w:cstheme="majorHAnsi"/>
-        </w:rPr>
-        <w:t>utils</w:t>
-      </w:r>
-      <w:proofErr w:type="spellEnd"/>
-      <w:r>
-        <w:rPr>
-          <w:rFonts w:asciiTheme="majorHAnsi" w:hAnsiTheme="majorHAnsi" w:cstheme="majorHAnsi"/>
-        </w:rPr>
-        <w:t>/                  # Funciones de ayuda (</w:t>
-      </w:r>
-      <w:proofErr w:type="spellStart"/>
-      <w:r>
-        <w:rPr>
-          <w:rFonts w:asciiTheme="majorHAnsi" w:hAnsiTheme="majorHAnsi" w:cstheme="majorHAnsi"/>
-        </w:rPr>
-        <w:t>formatters</w:t>
-      </w:r>
-      <w:proofErr w:type="spellEnd"/>
-      <w:r>
-        <w:rPr>
-          <w:rFonts w:asciiTheme="majorHAnsi" w:hAnsiTheme="majorHAnsi" w:cstheme="majorHAnsi"/>
-        </w:rPr>
-        <w:t xml:space="preserve"> de fecha, validadores, etc.)</w:t>
-      </w:r>
-    </w:p>
-    <w:p>
-      <w:pPr>
-        <w:rPr>
-          <w:rFonts w:asciiTheme="majorHAnsi" w:hAnsiTheme="majorHAnsi" w:cstheme="majorHAnsi"/>
-        </w:rPr>
-      </w:pPr>
-      <w:r>
-        <w:rPr>
-          <w:rFonts w:ascii="Arial" w:hAnsi="Arial" w:cs="Arial"/>
-        </w:rPr>
-        <w:t>├</w:t>
-      </w:r>
-      <w:r>
-        <w:rPr>
-          <w:rFonts w:ascii="Calibri Light" w:hAnsi="Calibri Light" w:cs="Calibri Light"/>
-        </w:rPr>
-        <w:t>──</w:t>
-      </w:r>
-      <w:r>
-        <w:rPr>
-          <w:rFonts w:asciiTheme="majorHAnsi" w:hAnsiTheme="majorHAnsi" w:cstheme="majorHAnsi"/>
-        </w:rPr>
-        <w:t xml:space="preserve"> </w:t>
-      </w:r>
-      <w:proofErr w:type="spellStart"/>
-      <w:r>
-        <w:rPr>
-          <w:rFonts w:asciiTheme="majorHAnsi" w:hAnsiTheme="majorHAnsi" w:cstheme="majorHAnsi"/>
-        </w:rPr>
-        <w:t>supabase</w:t>
-      </w:r>
-      <w:proofErr w:type="spellEnd"/>
-      <w:r>
-        <w:rPr>
-          <w:rFonts w:asciiTheme="majorHAnsi" w:hAnsiTheme="majorHAnsi" w:cstheme="majorHAnsi"/>
-        </w:rPr>
         <w:t>/</w:t>
       </w:r>
     </w:p>
     <w:p>
       <w:pPr>
-        <w:rPr>
-          <w:rFonts w:asciiTheme="majorHAnsi" w:hAnsiTheme="majorHAnsi" w:cstheme="majorHAnsi"/>
-        </w:rPr>
-      </w:pPr>
-      <w:r>
-        <w:rPr>
-          <w:rFonts w:asciiTheme="majorHAnsi" w:hAnsiTheme="majorHAnsi" w:cstheme="majorHAnsi"/>
-        </w:rPr>
-        <w:t xml:space="preserve">│   └── </w:t>
-      </w:r>
-      <w:proofErr w:type="spellStart"/>
-      <w:r>
-        <w:rPr>
-          <w:rFonts w:asciiTheme="majorHAnsi" w:hAnsiTheme="majorHAnsi" w:cstheme="majorHAnsi"/>
-        </w:rPr>
-        <w:t>schema.sql</w:t>
-      </w:r>
-      <w:proofErr w:type="spellEnd"/>
-      <w:r>
-        <w:rPr>
-          <w:rFonts w:asciiTheme="majorHAnsi" w:hAnsiTheme="majorHAnsi" w:cstheme="majorHAnsi"/>
-        </w:rPr>
-        <w:t xml:space="preserve">              # Script SQL con esquemas, RLS, Triggers y funciones almacenadas</w:t>
-      </w:r>
-    </w:p>
-    <w:p>
-      <w:pPr>
-        <w:rPr>
-          <w:rFonts w:asciiTheme="majorHAnsi" w:hAnsiTheme="majorHAnsi" w:cstheme="majorHAnsi"/>
-        </w:rPr>
-      </w:pPr>
-      <w:r>
-        <w:rPr>
-          <w:rFonts w:ascii="Arial" w:hAnsi="Arial" w:cs="Arial"/>
-        </w:rPr>
-        <w:t>├</w:t>
-      </w:r>
-      <w:r>
-        <w:rPr>
-          <w:rFonts w:ascii="Calibri Light" w:hAnsi="Calibri Light" w:cs="Calibri Light"/>
-        </w:rPr>
-        <w:t>──</w:t>
-      </w:r>
-      <w:r>
-        <w:rPr>
-          <w:rFonts w:asciiTheme="majorHAnsi" w:hAnsiTheme="majorHAnsi" w:cstheme="majorHAnsi"/>
-        </w:rPr>
-        <w:t xml:space="preserve"> .</w:t>
-      </w:r>
-      <w:proofErr w:type="spellStart"/>
-      <w:r>
-        <w:rPr>
-          <w:rFonts w:asciiTheme="majorHAnsi" w:hAnsiTheme="majorHAnsi" w:cstheme="majorHAnsi"/>
-        </w:rPr>
-        <w:t>env.local</w:t>
-      </w:r>
-      <w:proofErr w:type="spellEnd"/>
-      <w:r>
-        <w:rPr>
-          <w:rFonts w:asciiTheme="majorHAnsi" w:hAnsiTheme="majorHAnsi" w:cstheme="majorHAnsi"/>
-        </w:rPr>
-        <w:t xml:space="preserve">                  # Variables de entorno (</w:t>
-      </w:r>
-      <w:proofErr w:type="spellStart"/>
-      <w:r>
-        <w:rPr>
-          <w:rFonts w:asciiTheme="majorHAnsi" w:hAnsiTheme="majorHAnsi" w:cstheme="majorHAnsi"/>
-        </w:rPr>
-        <w:t>URLs</w:t>
-      </w:r>
-      <w:proofErr w:type="spellEnd"/>
-      <w:r>
-        <w:rPr>
-          <w:rFonts w:asciiTheme="majorHAnsi" w:hAnsiTheme="majorHAnsi" w:cstheme="majorHAnsi"/>
-        </w:rPr>
-        <w:t xml:space="preserve">, </w:t>
-      </w:r>
-      <w:proofErr w:type="spellStart"/>
-      <w:r>
-        <w:rPr>
-          <w:rFonts w:asciiTheme="majorHAnsi" w:hAnsiTheme="majorHAnsi" w:cstheme="majorHAnsi"/>
-        </w:rPr>
-        <w:t>Keys</w:t>
-      </w:r>
-      <w:proofErr w:type="spellEnd"/>
-      <w:r>
-        <w:rPr>
-          <w:rFonts w:asciiTheme="majorHAnsi" w:hAnsiTheme="majorHAnsi" w:cstheme="majorHAnsi"/>
-        </w:rPr>
-        <w:t xml:space="preserve"> de </w:t>
-      </w:r>
-      <w:proofErr w:type="spellStart"/>
-      <w:r>
-        <w:rPr>
-          <w:rFonts w:asciiTheme="majorHAnsi" w:hAnsiTheme="majorHAnsi" w:cstheme="majorHAnsi"/>
-        </w:rPr>
-        <w:t>Supabase</w:t>
-      </w:r>
-      <w:proofErr w:type="spellEnd"/>
-      <w:r>
-        <w:rPr>
-          <w:rFonts w:asciiTheme="majorHAnsi" w:hAnsiTheme="majorHAnsi" w:cstheme="majorHAnsi"/>
-        </w:rPr>
-        <w:t xml:space="preserve"> y EmailJS)</w:t>
-      </w:r>
-    </w:p>
-    <w:p>
-      <w:pPr>
-        <w:rPr>
-          <w:rFonts w:asciiTheme="majorHAnsi" w:hAnsiTheme="majorHAnsi" w:cstheme="majorHAnsi"/>
-        </w:rPr>
-      </w:pPr>
-      <w:r>
-        <w:rPr>
-          <w:rFonts w:asciiTheme="majorHAnsi" w:hAnsiTheme="majorHAnsi" w:cstheme="majorHAnsi"/>
-        </w:rPr>
-        <w:t>└── README.md                   # Documentación técnica de instalación y arquitectura</w:t>
+        <w:pStyle w:val="Prrafodelista"/>
+        <w:numPr>
+          <w:ilvl w:val="0"/>
+          <w:numId w:val="45"/>
+        </w:numPr>
+        <w:rPr>
+          <w:rFonts w:asciiTheme="majorHAnsi" w:hAnsiTheme="majorHAnsi" w:cstheme="majorHAnsi"/>
+        </w:rPr>
+      </w:pPr>
+      <w:r>
+        <w:rPr>
+          <w:rFonts w:asciiTheme="majorHAnsi" w:hAnsiTheme="majorHAnsi" w:cstheme="majorHAnsi"/>
+        </w:rPr>
+        <w:t>movimientos/ — listado + inventario de artículos y de EPP</w:t>
+      </w:r>
+    </w:p>
+    <w:p>
+      <w:pPr>
+        <w:pStyle w:val="Prrafodelista"/>
+        <w:numPr>
+          <w:ilvl w:val="0"/>
+          <w:numId w:val="45"/>
+        </w:numPr>
+        <w:rPr>
+          <w:rFonts w:asciiTheme="majorHAnsi" w:hAnsiTheme="majorHAnsi" w:cstheme="majorHAnsi"/>
+        </w:rPr>
+      </w:pPr>
+      <w:r>
+        <w:rPr>
+          <w:rFonts w:asciiTheme="majorHAnsi" w:hAnsiTheme="majorHAnsi" w:cstheme="majorHAnsi"/>
+        </w:rPr>
+        <w:t>movimientos/nuevo/ — paso a paso (entrada, salida, transferencia, entrega EPP)</w:t>
+      </w:r>
+    </w:p>
+    <w:p>
+      <w:pPr>
+        <w:pStyle w:val="Prrafodelista"/>
+        <w:numPr>
+          <w:ilvl w:val="0"/>
+          <w:numId w:val="45"/>
+        </w:numPr>
+        <w:rPr>
+          <w:rFonts w:asciiTheme="majorHAnsi" w:hAnsiTheme="majorHAnsi" w:cstheme="majorHAnsi"/>
+        </w:rPr>
+      </w:pPr>
+      <w:r>
+        <w:rPr>
+          <w:rFonts w:asciiTheme="majorHAnsi" w:hAnsiTheme="majorHAnsi" w:cstheme="majorHAnsi"/>
+        </w:rPr>
+        <w:t>movimientos/:id — detalle</w:t>
+      </w:r>
+    </w:p>
+    <w:p>
+      <w:pPr>
+        <w:pStyle w:val="Prrafodelista"/>
+        <w:numPr>
+          <w:ilvl w:val="0"/>
+          <w:numId w:val="45"/>
+        </w:numPr>
+        <w:rPr>
+          <w:rFonts w:asciiTheme="majorHAnsi" w:hAnsiTheme="majorHAnsi" w:cstheme="majorHAnsi"/>
+        </w:rPr>
+      </w:pPr>
+      <w:r>
+        <w:rPr>
+          <w:rFonts w:asciiTheme="majorHAnsi" w:hAnsiTheme="majorHAnsi" w:cstheme="majorHAnsi"/>
+        </w:rPr>
+        <w:t>entregas/ — historial de entregas EPP (acordeón + línea de tiempo)</w:t>
+      </w:r>
+    </w:p>
+    <w:p>
+      <w:pPr>
+        <w:pStyle w:val="Prrafodelista"/>
+        <w:numPr>
+          <w:ilvl w:val="0"/>
+          <w:numId w:val="45"/>
+        </w:numPr>
+        <w:rPr>
+          <w:rFonts w:asciiTheme="majorHAnsi" w:hAnsiTheme="majorHAnsi" w:cstheme="majorHAnsi"/>
+        </w:rPr>
+      </w:pPr>
+      <w:r>
+        <w:rPr>
+          <w:rFonts w:asciiTheme="majorHAnsi" w:hAnsiTheme="majorHAnsi" w:cstheme="majorHAnsi"/>
+        </w:rPr>
+        <w:t>responsables/ — administración de responsables</w:t>
+      </w:r>
+    </w:p>
+    <w:p>
+      <w:pPr>
+        <w:pStyle w:val="Prrafodelista"/>
+        <w:numPr>
+          <w:ilvl w:val="0"/>
+          <w:numId w:val="45"/>
+        </w:numPr>
+        <w:rPr>
+          <w:rFonts w:asciiTheme="majorHAnsi" w:hAnsiTheme="majorHAnsi" w:cstheme="majorHAnsi"/>
+        </w:rPr>
+      </w:pPr>
+      <w:r>
+        <w:rPr>
+          <w:rFonts w:asciiTheme="majorHAnsi" w:hAnsiTheme="majorHAnsi" w:cstheme="majorHAnsi"/>
+        </w:rPr>
+        <w:t>notificaciones/ — historial de notificaciones</w:t>
       </w:r>
     </w:p>
     <w:sectPr>
@@ -16684,6 +16326,119 @@
     </w:lvl>
   </w:abstractNum>
   <w:abstractNum w:abstractNumId="24" w15:restartNumberingAfterBreak="0">
+    <w:nsid w:val="4F2B6458"/>
+    <w:multiLevelType w:val="hybridMultilevel"/>
+    <w:tmpl w:val="B4D2591A"/>
+    <w:lvl w:ilvl="0" w:tplc="2C0A0001">
+      <w:start w:val="1"/>
+      <w:numFmt w:val="bullet"/>
+      <w:lvlText w:val=""/>
+      <w:lvlJc w:val="left"/>
+      <w:pPr>
+        <w:ind w:left="720" w:hanging="360"/>
+      </w:pPr>
+      <w:rPr>
+        <w:rFonts w:ascii="Symbol" w:hAnsi="Symbol" w:hint="default"/>
+      </w:rPr>
+    </w:lvl>
+    <w:lvl w:ilvl="1" w:tplc="2C0A0003" w:tentative="1">
+      <w:start w:val="1"/>
+      <w:numFmt w:val="bullet"/>
+      <w:lvlText w:val="o"/>
+      <w:lvlJc w:val="left"/>
+      <w:pPr>
+        <w:ind w:left="1440" w:hanging="360"/>
+      </w:pPr>
+      <w:rPr>
+        <w:rFonts w:ascii="Courier New" w:hAnsi="Courier New" w:cs="Courier New" w:hint="default"/>
+      </w:rPr>
+    </w:lvl>
+    <w:lvl w:ilvl="2" w:tplc="2C0A0005" w:tentative="1">
+      <w:start w:val="1"/>
+      <w:numFmt w:val="bullet"/>
+      <w:lvlText w:val=""/>
+      <w:lvlJc w:val="left"/>
+      <w:pPr>
+        <w:ind w:left="2160" w:hanging="360"/>
+      </w:pPr>
+      <w:rPr>
+        <w:rFonts w:ascii="Wingdings" w:hAnsi="Wingdings" w:hint="default"/>
+      </w:rPr>
+    </w:lvl>
+    <w:lvl w:ilvl="3" w:tplc="2C0A0001" w:tentative="1">
+      <w:start w:val="1"/>
+      <w:numFmt w:val="bullet"/>
+      <w:lvlText w:val=""/>
+      <w:lvlJc w:val="left"/>
+      <w:pPr>
+        <w:ind w:left="2880" w:hanging="360"/>
+      </w:pPr>
+      <w:rPr>
+        <w:rFonts w:ascii="Symbol" w:hAnsi="Symbol" w:hint="default"/>
+      </w:rPr>
+    </w:lvl>
+    <w:lvl w:ilvl="4" w:tplc="2C0A0003" w:tentative="1">
+      <w:start w:val="1"/>
+      <w:numFmt w:val="bullet"/>
+      <w:lvlText w:val="o"/>
+      <w:lvlJc w:val="left"/>
+      <w:pPr>
+        <w:ind w:left="3600" w:hanging="360"/>
+      </w:pPr>
+      <w:rPr>
+        <w:rFonts w:ascii="Courier New" w:hAnsi="Courier New" w:cs="Courier New" w:hint="default"/>
+      </w:rPr>
+    </w:lvl>
+    <w:lvl w:ilvl="5" w:tplc="2C0A0005" w:tentative="1">
+      <w:start w:val="1"/>
+      <w:numFmt w:val="bullet"/>
+      <w:lvlText w:val=""/>
+      <w:lvlJc w:val="left"/>
+      <w:pPr>
+        <w:ind w:left="4320" w:hanging="360"/>
+      </w:pPr>
+      <w:rPr>
+        <w:rFonts w:ascii="Wingdings" w:hAnsi="Wingdings" w:hint="default"/>
+      </w:rPr>
+    </w:lvl>
+    <w:lvl w:ilvl="6" w:tplc="2C0A0001" w:tentative="1">
+      <w:start w:val="1"/>
+      <w:numFmt w:val="bullet"/>
+      <w:lvlText w:val=""/>
+      <w:lvlJc w:val="left"/>
+      <w:pPr>
+        <w:ind w:left="5040" w:hanging="360"/>
+      </w:pPr>
+      <w:rPr>
+        <w:rFonts w:ascii="Symbol" w:hAnsi="Symbol" w:hint="default"/>
+      </w:rPr>
+    </w:lvl>
+    <w:lvl w:ilvl="7" w:tplc="2C0A0003" w:tentative="1">
+      <w:start w:val="1"/>
+      <w:numFmt w:val="bullet"/>
+      <w:lvlText w:val="o"/>
+      <w:lvlJc w:val="left"/>
+      <w:pPr>
+        <w:ind w:left="5760" w:hanging="360"/>
+      </w:pPr>
+      <w:rPr>
+        <w:rFonts w:ascii="Courier New" w:hAnsi="Courier New" w:cs="Courier New" w:hint="default"/>
+      </w:rPr>
+    </w:lvl>
+    <w:lvl w:ilvl="8" w:tplc="2C0A0005" w:tentative="1">
+      <w:start w:val="1"/>
+      <w:numFmt w:val="bullet"/>
+      <w:lvlText w:val=""/>
+      <w:lvlJc w:val="left"/>
+      <w:pPr>
+        <w:ind w:left="6480" w:hanging="360"/>
+      </w:pPr>
+      <w:rPr>
+        <w:rFonts w:ascii="Wingdings" w:hAnsi="Wingdings" w:hint="default"/>
+      </w:rPr>
+    </w:lvl>
+  </w:abstractNum>
+  <w:abstractNum w:abstractNumId="25" w15:restartNumberingAfterBreak="0">
     <w:nsid w:val="553635A2"/>
     <w:multiLevelType w:val="hybridMultilevel"/>
     <w:tmpl w:val="A86A7132"/>
@@ -16796,7 +16551,7 @@
       </w:rPr>
     </w:lvl>
   </w:abstractNum>
-  <w:abstractNum w:abstractNumId="25" w15:restartNumberingAfterBreak="0">
+  <w:abstractNum w:abstractNumId="26" w15:restartNumberingAfterBreak="0">
     <w:nsid w:val="571A4142"/>
     <w:multiLevelType w:val="hybridMultilevel"/>
     <w:tmpl w:val="37D07DE0"/>
@@ -16886,7 +16641,7 @@
       </w:pPr>
     </w:lvl>
   </w:abstractNum>
-  <w:abstractNum w:abstractNumId="26" w15:restartNumberingAfterBreak="0">
+  <w:abstractNum w:abstractNumId="27" w15:restartNumberingAfterBreak="0">
     <w:nsid w:val="57F81E0F"/>
     <w:multiLevelType w:val="hybridMultilevel"/>
     <w:tmpl w:val="B1EE793A"/>
@@ -16999,7 +16754,7 @@
       </w:rPr>
     </w:lvl>
   </w:abstractNum>
-  <w:abstractNum w:abstractNumId="27" w15:restartNumberingAfterBreak="0">
+  <w:abstractNum w:abstractNumId="28" w15:restartNumberingAfterBreak="0">
     <w:nsid w:val="587D0591"/>
     <w:multiLevelType w:val="hybridMultilevel"/>
     <w:tmpl w:val="B16CF8CE"/>
@@ -17112,7 +16867,7 @@
       </w:rPr>
     </w:lvl>
   </w:abstractNum>
-  <w:abstractNum w:abstractNumId="28" w15:restartNumberingAfterBreak="0">
+  <w:abstractNum w:abstractNumId="29" w15:restartNumberingAfterBreak="0">
     <w:nsid w:val="5A006E11"/>
     <w:multiLevelType w:val="hybridMultilevel"/>
     <w:tmpl w:val="B084267E"/>
@@ -17198,7 +16953,7 @@
       </w:pPr>
     </w:lvl>
   </w:abstractNum>
-  <w:abstractNum w:abstractNumId="29" w15:restartNumberingAfterBreak="0">
+  <w:abstractNum w:abstractNumId="30" w15:restartNumberingAfterBreak="0">
     <w:nsid w:val="5AD31D7F"/>
     <w:multiLevelType w:val="hybridMultilevel"/>
     <w:tmpl w:val="32241C3E"/>
@@ -17311,7 +17066,7 @@
       </w:rPr>
     </w:lvl>
   </w:abstractNum>
-  <w:abstractNum w:abstractNumId="30" w15:restartNumberingAfterBreak="0">
+  <w:abstractNum w:abstractNumId="31" w15:restartNumberingAfterBreak="0">
     <w:nsid w:val="5E7C7B15"/>
     <w:multiLevelType w:val="hybridMultilevel"/>
     <w:tmpl w:val="4244A6F0"/>
@@ -17424,7 +17179,7 @@
       </w:rPr>
     </w:lvl>
   </w:abstractNum>
-  <w:abstractNum w:abstractNumId="31" w15:restartNumberingAfterBreak="0">
+  <w:abstractNum w:abstractNumId="32" w15:restartNumberingAfterBreak="0">
     <w:nsid w:val="60A279BC"/>
     <w:multiLevelType w:val="hybridMultilevel"/>
     <w:tmpl w:val="93B4DE52"/>
@@ -17537,7 +17292,7 @@
       </w:rPr>
     </w:lvl>
   </w:abstractNum>
-  <w:abstractNum w:abstractNumId="32" w15:restartNumberingAfterBreak="0">
+  <w:abstractNum w:abstractNumId="33" w15:restartNumberingAfterBreak="0">
     <w:nsid w:val="64043005"/>
     <w:multiLevelType w:val="hybridMultilevel"/>
     <w:tmpl w:val="F1946C04"/>
@@ -17627,7 +17382,7 @@
       </w:pPr>
     </w:lvl>
   </w:abstractNum>
-  <w:abstractNum w:abstractNumId="33" w15:restartNumberingAfterBreak="0">
+  <w:abstractNum w:abstractNumId="34" w15:restartNumberingAfterBreak="0">
     <w:nsid w:val="650F2B13"/>
     <w:multiLevelType w:val="hybridMultilevel"/>
     <w:tmpl w:val="4FE0A67A"/>
@@ -17740,7 +17495,7 @@
       </w:rPr>
     </w:lvl>
   </w:abstractNum>
-  <w:abstractNum w:abstractNumId="34" w15:restartNumberingAfterBreak="0">
+  <w:abstractNum w:abstractNumId="35" w15:restartNumberingAfterBreak="0">
     <w:nsid w:val="65A54786"/>
     <w:multiLevelType w:val="hybridMultilevel"/>
     <w:tmpl w:val="26A4E83E"/>
@@ -17829,7 +17584,7 @@
       </w:pPr>
     </w:lvl>
   </w:abstractNum>
-  <w:abstractNum w:abstractNumId="35" w15:restartNumberingAfterBreak="0">
+  <w:abstractNum w:abstractNumId="36" w15:restartNumberingAfterBreak="0">
     <w:nsid w:val="674748F4"/>
     <w:multiLevelType w:val="hybridMultilevel"/>
     <w:tmpl w:val="9B429F7C"/>
@@ -17942,7 +17697,7 @@
       </w:rPr>
     </w:lvl>
   </w:abstractNum>
-  <w:abstractNum w:abstractNumId="36" w15:restartNumberingAfterBreak="0">
+  <w:abstractNum w:abstractNumId="37" w15:restartNumberingAfterBreak="0">
     <w:nsid w:val="68490F3A"/>
     <w:multiLevelType w:val="hybridMultilevel"/>
     <w:tmpl w:val="D2E65BFE"/>
@@ -18055,7 +17810,7 @@
       </w:rPr>
     </w:lvl>
   </w:abstractNum>
-  <w:abstractNum w:abstractNumId="37" w15:restartNumberingAfterBreak="0">
+  <w:abstractNum w:abstractNumId="38" w15:restartNumberingAfterBreak="0">
     <w:nsid w:val="689E3ECD"/>
     <w:multiLevelType w:val="hybridMultilevel"/>
     <w:tmpl w:val="7BA26C76"/>
@@ -18168,7 +17923,7 @@
       </w:rPr>
     </w:lvl>
   </w:abstractNum>
-  <w:abstractNum w:abstractNumId="38" w15:restartNumberingAfterBreak="0">
+  <w:abstractNum w:abstractNumId="39" w15:restartNumberingAfterBreak="0">
     <w:nsid w:val="6A1B680B"/>
     <w:multiLevelType w:val="hybridMultilevel"/>
     <w:tmpl w:val="57C6B952"/>
@@ -18281,7 +18036,7 @@
       </w:rPr>
     </w:lvl>
   </w:abstractNum>
-  <w:abstractNum w:abstractNumId="39" w15:restartNumberingAfterBreak="0">
+  <w:abstractNum w:abstractNumId="40" w15:restartNumberingAfterBreak="0">
     <w:nsid w:val="6A5F146A"/>
     <w:multiLevelType w:val="hybridMultilevel"/>
     <w:tmpl w:val="C2C49286"/>
@@ -18394,7 +18149,7 @@
       </w:rPr>
     </w:lvl>
   </w:abstractNum>
-  <w:abstractNum w:abstractNumId="40" w15:restartNumberingAfterBreak="0">
+  <w:abstractNum w:abstractNumId="41" w15:restartNumberingAfterBreak="0">
     <w:nsid w:val="6E50336B"/>
     <w:multiLevelType w:val="hybridMultilevel"/>
     <w:tmpl w:val="E3108BC8"/>
@@ -18480,7 +18235,7 @@
       </w:pPr>
     </w:lvl>
   </w:abstractNum>
-  <w:abstractNum w:abstractNumId="41" w15:restartNumberingAfterBreak="0">
+  <w:abstractNum w:abstractNumId="42" w15:restartNumberingAfterBreak="0">
     <w:nsid w:val="73AE22E5"/>
     <w:multiLevelType w:val="hybridMultilevel"/>
     <w:tmpl w:val="CAAA92E6"/>
@@ -18593,7 +18348,7 @@
       </w:rPr>
     </w:lvl>
   </w:abstractNum>
-  <w:abstractNum w:abstractNumId="42" w15:restartNumberingAfterBreak="0">
+  <w:abstractNum w:abstractNumId="43" w15:restartNumberingAfterBreak="0">
     <w:nsid w:val="77293295"/>
     <w:multiLevelType w:val="hybridMultilevel"/>
     <w:tmpl w:val="7722F03E"/>
@@ -18679,7 +18434,7 @@
       </w:pPr>
     </w:lvl>
   </w:abstractNum>
-  <w:abstractNum w:abstractNumId="43" w15:restartNumberingAfterBreak="0">
+  <w:abstractNum w:abstractNumId="44" w15:restartNumberingAfterBreak="0">
     <w:nsid w:val="7B997007"/>
     <w:multiLevelType w:val="hybridMultilevel"/>
     <w:tmpl w:val="25907566"/>
@@ -18802,22 +18557,22 @@
     <w:abstractNumId w:val="7"/>
   </w:num>
   <w:num w:numId="4">
-    <w:abstractNumId w:val="34"/>
+    <w:abstractNumId w:val="35"/>
   </w:num>
   <w:num w:numId="5">
-    <w:abstractNumId w:val="39"/>
+    <w:abstractNumId w:val="40"/>
   </w:num>
   <w:num w:numId="6">
-    <w:abstractNumId w:val="25"/>
+    <w:abstractNumId w:val="26"/>
   </w:num>
   <w:num w:numId="7">
-    <w:abstractNumId w:val="27"/>
+    <w:abstractNumId w:val="28"/>
   </w:num>
   <w:num w:numId="8">
-    <w:abstractNumId w:val="32"/>
+    <w:abstractNumId w:val="33"/>
   </w:num>
   <w:num w:numId="9">
-    <w:abstractNumId w:val="42"/>
+    <w:abstractNumId w:val="43"/>
   </w:num>
   <w:num w:numId="10">
     <w:abstractNumId w:val="1"/>
@@ -18847,7 +18602,7 @@
     <w:abstractNumId w:val="21"/>
   </w:num>
   <w:num w:numId="19">
-    <w:abstractNumId w:val="40"/>
+    <w:abstractNumId w:val="41"/>
   </w:num>
   <w:num w:numId="20">
     <w:abstractNumId w:val="18"/>
@@ -18859,10 +18614,10 @@
     <w:abstractNumId w:val="15"/>
   </w:num>
   <w:num w:numId="23">
-    <w:abstractNumId w:val="28"/>
+    <w:abstractNumId w:val="29"/>
   </w:num>
   <w:num w:numId="24">
-    <w:abstractNumId w:val="31"/>
+    <w:abstractNumId w:val="32"/>
   </w:num>
   <w:num w:numId="25">
     <w:abstractNumId w:val="20"/>
@@ -18871,16 +18626,16 @@
     <w:abstractNumId w:val="6"/>
   </w:num>
   <w:num w:numId="27">
-    <w:abstractNumId w:val="26"/>
+    <w:abstractNumId w:val="27"/>
   </w:num>
   <w:num w:numId="28">
-    <w:abstractNumId w:val="36"/>
+    <w:abstractNumId w:val="37"/>
   </w:num>
   <w:num w:numId="29">
-    <w:abstractNumId w:val="41"/>
+    <w:abstractNumId w:val="42"/>
   </w:num>
   <w:num w:numId="30">
-    <w:abstractNumId w:val="33"/>
+    <w:abstractNumId w:val="34"/>
   </w:num>
   <w:num w:numId="31">
     <w:abstractNumId w:val="8"/>
@@ -18892,19 +18647,19 @@
     <w:abstractNumId w:val="4"/>
   </w:num>
   <w:num w:numId="34">
-    <w:abstractNumId w:val="43"/>
+    <w:abstractNumId w:val="44"/>
   </w:num>
   <w:num w:numId="35">
     <w:abstractNumId w:val="0"/>
   </w:num>
   <w:num w:numId="36">
-    <w:abstractNumId w:val="29"/>
+    <w:abstractNumId w:val="30"/>
   </w:num>
   <w:num w:numId="37">
-    <w:abstractNumId w:val="30"/>
+    <w:abstractNumId w:val="31"/>
   </w:num>
   <w:num w:numId="38">
-    <w:abstractNumId w:val="35"/>
+    <w:abstractNumId w:val="36"/>
   </w:num>
   <w:num w:numId="39">
     <w:abstractNumId w:val="3"/>
@@ -18913,16 +18668,19 @@
     <w:abstractNumId w:val="13"/>
   </w:num>
   <w:num w:numId="41">
-    <w:abstractNumId w:val="24"/>
+    <w:abstractNumId w:val="25"/>
   </w:num>
   <w:num w:numId="42">
-    <w:abstractNumId w:val="37"/>
+    <w:abstractNumId w:val="38"/>
   </w:num>
   <w:num w:numId="43">
     <w:abstractNumId w:val="5"/>
   </w:num>
   <w:num w:numId="44">
-    <w:abstractNumId w:val="38"/>
+    <w:abstractNumId w:val="39"/>
+  </w:num>
+  <w:num w:numId="45">
+    <w:abstractNumId w:val="24"/>
   </w:num>
 </w:numbering>
 </file>

--- a/DominioGestionStock.docx
+++ b/DominioGestionStock.docx
@@ -85,25 +85,7 @@
         <w:rPr>
           <w:rFonts w:asciiTheme="majorHAnsi" w:hAnsiTheme="majorHAnsi" w:cstheme="majorHAnsi"/>
         </w:rPr>
-        <w:t xml:space="preserve">esta plataforma es para tener un registro de todos los artículos que tiene la empresa, con sus proveedores y cada deposito con los respectivos responsables de cada </w:t>
-      </w:r>
-      <w:r>
-        <w:rPr>
-          <w:rFonts w:asciiTheme="majorHAnsi" w:hAnsiTheme="majorHAnsi" w:cstheme="majorHAnsi"/>
-        </w:rPr>
-        <w:t>depósito</w:t>
-      </w:r>
-      <w:r>
-        <w:rPr>
-          <w:rFonts w:asciiTheme="majorHAnsi" w:hAnsiTheme="majorHAnsi" w:cstheme="majorHAnsi"/>
-        </w:rPr>
-        <w:t xml:space="preserve"> y poder gestionar cada movimiento que tienen los artículos entre los depósitos, si es de entrada, salida o transferencia</w:t>
-      </w:r>
-      <w:r>
-        <w:rPr>
-          <w:rFonts w:asciiTheme="majorHAnsi" w:hAnsiTheme="majorHAnsi" w:cstheme="majorHAnsi"/>
-        </w:rPr>
-        <w:t xml:space="preserve">. </w:t>
+        <w:t>esta plataforma es para tener un registro de todos los artículos que tiene la empresa, con sus proveedores y cada deposito con los respectivos responsables de cada depósito y poder gestionar cada movimiento que tienen los artículos entre los depósitos: entrada, salida, transferencia o Entrega EPP.</w:t>
       </w:r>
     </w:p>
     <w:p>
@@ -188,53 +170,16 @@
           <w:sz w:val="24"/>
           <w:szCs w:val="24"/>
         </w:rPr>
-        <w:t>Administrador</w:t>
-      </w:r>
-      <w:r>
-        <w:rPr>
-          <w:rFonts w:asciiTheme="majorHAnsi" w:hAnsiTheme="majorHAnsi" w:cstheme="majorHAnsi"/>
-        </w:rPr>
-        <w:t xml:space="preserve">: </w:t>
-      </w:r>
-      <w:r>
-        <w:rPr>
-          <w:rFonts w:asciiTheme="majorHAnsi" w:hAnsiTheme="majorHAnsi" w:cstheme="majorHAnsi"/>
-        </w:rPr>
-        <w:t>Carga, edición y baja de artículos, depósitos, proveedores, familias y movimientos, y ve el historial completo. En Administración de responsables solo visualiza, edita y elimina (no crea ni invita usuarios). Puede cambiar el rol, el estado y los depósitos asignados de cada responsable. El primer administrador se carga por fuera de la plataforma (</w:t>
-      </w:r>
-      <w:proofErr w:type="spellStart"/>
-      <w:r>
-        <w:rPr>
-          <w:rFonts w:asciiTheme="majorHAnsi" w:hAnsiTheme="majorHAnsi" w:cstheme="majorHAnsi"/>
-        </w:rPr>
-        <w:t>seed</w:t>
-      </w:r>
-      <w:proofErr w:type="spellEnd"/>
-      <w:r>
-        <w:rPr>
-          <w:rFonts w:asciiTheme="majorHAnsi" w:hAnsiTheme="majorHAnsi" w:cstheme="majorHAnsi"/>
-        </w:rPr>
-        <w:t>). Nadie se registra con rol Administrador</w:t>
-      </w:r>
-      <w:r>
-        <w:rPr>
-          <w:rFonts w:asciiTheme="majorHAnsi" w:hAnsiTheme="majorHAnsi" w:cstheme="majorHAnsi"/>
-        </w:rPr>
-        <w:t>, tiene que ser asignado por otro Administrador</w:t>
-      </w:r>
-      <w:r>
-        <w:rPr>
-          <w:rFonts w:asciiTheme="majorHAnsi" w:hAnsiTheme="majorHAnsi" w:cstheme="majorHAnsi"/>
-        </w:rPr>
-        <w:t>.</w:t>
-      </w:r>
-    </w:p>
-    <w:p>
-      <w:pPr>
-        <w:rPr>
-          <w:rFonts w:asciiTheme="majorHAnsi" w:hAnsiTheme="majorHAnsi" w:cstheme="majorHAnsi"/>
-        </w:rPr>
-      </w:pPr>
+        <w:t xml:space="preserve">Administrador: </w:t>
+      </w:r>
+      <w:r>
+        <w:rPr>
+          <w:rFonts w:asciiTheme="majorHAnsi" w:hAnsiTheme="majorHAnsi" w:cstheme="majorHAnsi"/>
+          <w:sz w:val="24"/>
+          <w:szCs w:val="24"/>
+        </w:rPr>
+        <w:t>Carga, edición y baja de artículos, depósitos, proveedores, familias y movimientos, y ve el historial completo (artículo, notificaciones y entregas). En Administración de responsables solo visualiza, edita y elimina (no crea ni invita usuarios). Puede cambiar el rol, el estado y los depósitos asignados de cada responsable. El primer administrador se carga por fuera de la plataforma (seed). Nadie se registra con rol Administrador, tiene que ser asignado por otro Administrador. Navega con sidebar + tuerca (responsables e historial de notificaciones) + campana</w:t>
+      </w:r>
       <w:r>
         <w:rPr>
           <w:rFonts w:asciiTheme="majorHAnsi" w:hAnsiTheme="majorHAnsi" w:cstheme="majorHAnsi"/>
@@ -243,27 +188,7 @@
           <w:sz w:val="24"/>
           <w:szCs w:val="24"/>
         </w:rPr>
-        <w:t>Responsable de Deposito</w:t>
-      </w:r>
-      <w:r>
-        <w:rPr>
-          <w:rFonts w:asciiTheme="majorHAnsi" w:hAnsiTheme="majorHAnsi" w:cstheme="majorHAnsi"/>
-          <w:b/>
-          <w:bCs/>
-        </w:rPr>
-        <w:t>:</w:t>
-      </w:r>
-      <w:r>
-        <w:rPr>
-          <w:rFonts w:asciiTheme="majorHAnsi" w:hAnsiTheme="majorHAnsi" w:cstheme="majorHAnsi"/>
-        </w:rPr>
-        <w:t xml:space="preserve"> </w:t>
-      </w:r>
-      <w:r>
-        <w:rPr>
-          <w:rFonts w:asciiTheme="majorHAnsi" w:hAnsiTheme="majorHAnsi" w:cstheme="majorHAnsi"/>
-        </w:rPr>
-        <w:t>Ve los artículos y movimientos de los depósitos que tenga asignados (puede ser más de uno) y puede cargar movimientos en esos depósitos, incluida la Entrega EPP. Un depósito puede tener varios responsables y un responsable puede estar asignado a más de un depósito. Si su estado es inactivo, no puede ingresar a la plataforma.</w:t>
+        <w:t>.</w:t>
       </w:r>
     </w:p>
     <w:p>
@@ -280,27 +205,15 @@
           <w:sz w:val="24"/>
           <w:szCs w:val="24"/>
         </w:rPr>
-        <w:t>Vista y descarga</w:t>
-      </w:r>
-      <w:r>
-        <w:rPr>
-          <w:rFonts w:asciiTheme="majorHAnsi" w:hAnsiTheme="majorHAnsi" w:cstheme="majorHAnsi"/>
-          <w:b/>
-          <w:bCs/>
-        </w:rPr>
-        <w:t>:</w:t>
-      </w:r>
-      <w:r>
-        <w:rPr>
-          <w:rFonts w:asciiTheme="majorHAnsi" w:hAnsiTheme="majorHAnsi" w:cstheme="majorHAnsi"/>
-        </w:rPr>
-        <w:t xml:space="preserve"> </w:t>
-      </w:r>
-      <w:r>
-        <w:rPr>
-          <w:rFonts w:asciiTheme="majorHAnsi" w:hAnsiTheme="majorHAnsi" w:cstheme="majorHAnsi"/>
-        </w:rPr>
-        <w:t>Tiene acceso a toda la información de la plataforma igual que el Administrador (artículos, depósitos, proveedores, familias, movimientos, responsables, notificaciones e historial de entregas). Solo puede ver y descargar. No puede crear, editar, eliminar, cargar (ni masiva ni individual), hacer movimientos ni ninguna otra acción de escritura.</w:t>
+        <w:t xml:space="preserve">Responsable de Deposito: </w:t>
+      </w:r>
+      <w:r>
+        <w:rPr>
+          <w:rFonts w:asciiTheme="majorHAnsi" w:hAnsiTheme="majorHAnsi" w:cstheme="majorHAnsi"/>
+          <w:sz w:val="24"/>
+          <w:szCs w:val="24"/>
+        </w:rPr>
+        <w:t>Ve los artículos, depósitos y movimientos de los depósitos que tenga asignados (puede ser más de uno) y puede cargar movimientos en esos depósitos, incluida la Entrega EPP. También ve el historial de esos artículos y el historial de entregas de sus depósitos. Un depósito puede tener varios responsables y un responsable puede estar asignado a más de un depósito. Si su estado es inactivo, no puede ingresar a la plataforma. No tiene sidebar ni tuerca: en el navbar ve Artículos, Depósitos, Movimientos e Historial de Entregas. Desde el ícono de perfil puede administrar sus depósitos (mínimo uno).</w:t>
       </w:r>
     </w:p>
     <w:p>
@@ -317,78 +230,23 @@
           <w:sz w:val="24"/>
           <w:szCs w:val="24"/>
         </w:rPr>
-        <w:t>Empleado</w:t>
-      </w:r>
-      <w:r>
-        <w:rPr>
-          <w:rFonts w:asciiTheme="majorHAnsi" w:hAnsiTheme="majorHAnsi" w:cstheme="majorHAnsi"/>
-          <w:b/>
-          <w:bCs/>
-        </w:rPr>
-        <w:t>:</w:t>
-      </w:r>
-      <w:r>
-        <w:rPr>
-          <w:rFonts w:asciiTheme="majorHAnsi" w:hAnsiTheme="majorHAnsi" w:cstheme="majorHAnsi"/>
-        </w:rPr>
-        <w:t xml:space="preserve"> </w:t>
-      </w:r>
-      <w:r>
-        <w:rPr>
-          <w:rFonts w:asciiTheme="majorHAnsi" w:hAnsiTheme="majorHAnsi" w:cstheme="majorHAnsi"/>
-        </w:rPr>
-        <w:t>Persona que recibe EPP. No opera la plataforma: no inicia sesión, no tiene contraseña</w:t>
-      </w:r>
-      <w:r>
-        <w:rPr>
-          <w:rFonts w:asciiTheme="majorHAnsi" w:hAnsiTheme="majorHAnsi" w:cstheme="majorHAnsi"/>
-        </w:rPr>
-        <w:t>,</w:t>
-      </w:r>
-      <w:r>
-        <w:rPr>
-          <w:rFonts w:asciiTheme="majorHAnsi" w:hAnsiTheme="majorHAnsi" w:cstheme="majorHAnsi"/>
-        </w:rPr>
-        <w:t xml:space="preserve"> </w:t>
-      </w:r>
-      <w:r>
-        <w:rPr>
-          <w:rFonts w:asciiTheme="majorHAnsi" w:hAnsiTheme="majorHAnsi" w:cstheme="majorHAnsi"/>
-        </w:rPr>
-        <w:t>s</w:t>
-      </w:r>
-      <w:r>
-        <w:rPr>
-          <w:rFonts w:asciiTheme="majorHAnsi" w:hAnsiTheme="majorHAnsi" w:cstheme="majorHAnsi"/>
-        </w:rPr>
-        <w:t xml:space="preserve">olo figura en entregas, inventario EPP e historial de entregas. No aparece como opción al registrarse. Solo se crea o se elige al cargar una Entrega EPP. </w:t>
-      </w:r>
-    </w:p>
-    <w:p>
-      <w:pPr>
-        <w:rPr>
-          <w:rFonts w:asciiTheme="majorHAnsi" w:hAnsiTheme="majorHAnsi" w:cstheme="majorHAnsi"/>
-        </w:rPr>
-      </w:pPr>
-      <w:r>
-        <w:rPr>
-          <w:rFonts w:asciiTheme="majorHAnsi" w:hAnsiTheme="majorHAnsi" w:cstheme="majorHAnsi"/>
-        </w:rPr>
-        <w:t xml:space="preserve">Alta: en el movimiento se busca por nombre. En los resultados se ven nombre, apellido, DNI y mail para confirmar si es la misma persona. Si está, se selecciona. Si no, se crea con nombre, apellido, DNI y mail. </w:t>
-      </w:r>
-    </w:p>
-    <w:p>
-      <w:pPr>
-        <w:rPr>
-          <w:rFonts w:asciiTheme="majorHAnsi" w:hAnsiTheme="majorHAnsi" w:cstheme="majorHAnsi"/>
-        </w:rPr>
-      </w:pPr>
-      <w:r>
-        <w:rPr>
-          <w:rFonts w:asciiTheme="majorHAnsi" w:hAnsiTheme="majorHAnsi" w:cstheme="majorHAnsi"/>
-        </w:rPr>
-        <w:t xml:space="preserve">Estas son todas las </w:t>
-      </w:r>
+        <w:t xml:space="preserve">Vista y descarga: </w:t>
+      </w:r>
+      <w:r>
+        <w:rPr>
+          <w:rFonts w:asciiTheme="majorHAnsi" w:hAnsiTheme="majorHAnsi" w:cstheme="majorHAnsi"/>
+          <w:sz w:val="24"/>
+          <w:szCs w:val="24"/>
+        </w:rPr>
+        <w:t>Tiene acceso a toda la información de la plataforma igual que el Administrador (artículos, depósitos, proveedores, familias, movimientos, responsables, notificaciones e historial de entregas). Solo puede ver y descargar. Puede entrar al historial de un artículo y a “Ver grupos” de una familia, siempre en solo lectura. No puede crear, editar, eliminar, cargar (ni masiva ni individual), hacer movimientos ni ninguna otra acción de escritura. Navega con sidebar + tuerca + campana, igual que el Administrador.</w:t>
+      </w:r>
+    </w:p>
+    <w:p>
+      <w:pPr>
+        <w:rPr>
+          <w:rFonts w:asciiTheme="majorHAnsi" w:hAnsiTheme="majorHAnsi" w:cstheme="majorHAnsi"/>
+        </w:rPr>
+      </w:pPr>
       <w:r>
         <w:rPr>
           <w:rFonts w:asciiTheme="majorHAnsi" w:hAnsiTheme="majorHAnsi" w:cstheme="majorHAnsi"/>
@@ -397,7 +255,7 @@
           <w:sz w:val="24"/>
           <w:szCs w:val="24"/>
         </w:rPr>
-        <w:t>páginas</w:t>
+        <w:t xml:space="preserve">Empleado: </w:t>
       </w:r>
       <w:r>
         <w:rPr>
@@ -405,6 +263,50 @@
           <w:sz w:val="24"/>
           <w:szCs w:val="24"/>
         </w:rPr>
+        <w:t>Persona que recibe EPP. No es un rol de la tabla de responsables ni opera la plataforma: no inicia sesión, no tiene contraseña. Se guarda en la tabla empleados. Solo figura en entregas, inventario EPP e historial de entregas. No aparece como opción al registrarse. Solo se crea o se elige al cargar una Entrega EPP.</w:t>
+      </w:r>
+    </w:p>
+    <w:p>
+      <w:pPr>
+        <w:rPr>
+          <w:rFonts w:asciiTheme="majorHAnsi" w:hAnsiTheme="majorHAnsi" w:cstheme="majorHAnsi"/>
+        </w:rPr>
+      </w:pPr>
+      <w:r>
+        <w:rPr>
+          <w:rFonts w:asciiTheme="majorHAnsi" w:hAnsiTheme="majorHAnsi" w:cstheme="majorHAnsi"/>
+        </w:rPr>
+        <w:t>Alta: en el movimiento se busca por nombre. En los resultados se ven nombre, apellido, DNI y mail para confirmar si es la misma persona. Si está, se selecciona. Si no, se crea en empleados con nombre, apellido, DNI y mail (sin Auth).</w:t>
+      </w:r>
+    </w:p>
+    <w:p>
+      <w:pPr>
+        <w:rPr>
+          <w:rFonts w:asciiTheme="majorHAnsi" w:hAnsiTheme="majorHAnsi" w:cstheme="majorHAnsi"/>
+        </w:rPr>
+      </w:pPr>
+      <w:r>
+        <w:rPr>
+          <w:rFonts w:asciiTheme="majorHAnsi" w:hAnsiTheme="majorHAnsi" w:cstheme="majorHAnsi"/>
+        </w:rPr>
+        <w:t xml:space="preserve">Estas son todas las </w:t>
+      </w:r>
+      <w:r>
+        <w:rPr>
+          <w:rFonts w:asciiTheme="majorHAnsi" w:hAnsiTheme="majorHAnsi" w:cstheme="majorHAnsi"/>
+          <w:b/>
+          <w:bCs/>
+          <w:sz w:val="24"/>
+          <w:szCs w:val="24"/>
+        </w:rPr>
+        <w:t>páginas</w:t>
+      </w:r>
+      <w:r>
+        <w:rPr>
+          <w:rFonts w:asciiTheme="majorHAnsi" w:hAnsiTheme="majorHAnsi" w:cstheme="majorHAnsi"/>
+          <w:sz w:val="24"/>
+          <w:szCs w:val="24"/>
+        </w:rPr>
         <w:t xml:space="preserve"> </w:t>
       </w:r>
       <w:r>
@@ -447,6 +349,7 @@
         <w:rPr>
           <w:rFonts w:asciiTheme="majorHAnsi" w:hAnsiTheme="majorHAnsi" w:cstheme="majorHAnsi"/>
         </w:rPr>
+        <w:lastRenderedPageBreak/>
         <w:t>Login</w:t>
       </w:r>
     </w:p>
@@ -699,7 +602,6 @@
         <w:rPr>
           <w:rFonts w:asciiTheme="majorHAnsi" w:hAnsiTheme="majorHAnsi" w:cstheme="majorHAnsi"/>
         </w:rPr>
-        <w:lastRenderedPageBreak/>
         <w:t>Nuevo movimiento</w:t>
       </w:r>
     </w:p>
@@ -718,7 +620,7 @@
         <w:rPr>
           <w:rFonts w:asciiTheme="majorHAnsi" w:hAnsiTheme="majorHAnsi" w:cstheme="majorHAnsi"/>
         </w:rPr>
-        <w:t>Historial de Entregas</w:t>
+        <w:t>Entregas EPP</w:t>
       </w:r>
     </w:p>
     <w:p>
@@ -1106,7 +1008,14 @@
         <w:rPr>
           <w:rFonts w:asciiTheme="majorHAnsi" w:hAnsiTheme="majorHAnsi" w:cstheme="majorHAnsi"/>
         </w:rPr>
-        <w:t xml:space="preserve">En la vista de código mostrara 6 inputs de un digito cada uno que tendrá que llenar, este código se le pasara por el mail que guardo y tendrá un botón debajo de volver a enviar, mostrando el mail que cargo y por si se equivocó un botón de cambiar mail que hará que el texto donde estaba su mail se convierta en input así lo cambia y tenga un botón de guardar para guardarlo en su usuario responsable y volver a mandar el código al mail que guardo. Cuando ya agrego el código de 6 dígitos, y envía, lo redirigirá a la </w:t>
+        <w:t xml:space="preserve">En la vista de código mostrara 6 inputs de un digito cada uno que tendrá que llenar, este código se le pasara por el mail que guardo y tendrá un botón debajo de volver a enviar, mostrando el mail que cargo y por si se equivocó un botón de cambiar mail que hará que el texto donde estaba su mail se convierta en input así lo cambia y tenga un botón de guardar para guardarlo en su usuario responsable y volver a mandar el código al mail que guardo. </w:t>
+      </w:r>
+      <w:r>
+        <w:rPr>
+          <w:rFonts w:asciiTheme="majorHAnsi" w:hAnsiTheme="majorHAnsi" w:cstheme="majorHAnsi"/>
+        </w:rPr>
+        <w:lastRenderedPageBreak/>
+        <w:t xml:space="preserve">Cuando ya agrego el código de 6 dígitos, y envía, lo redirigirá a la </w:t>
       </w:r>
       <w:proofErr w:type="spellStart"/>
       <w:r>
@@ -1275,7 +1184,6 @@
         <w:rPr>
           <w:rFonts w:asciiTheme="majorHAnsi" w:hAnsiTheme="majorHAnsi" w:cstheme="majorHAnsi"/>
         </w:rPr>
-        <w:lastRenderedPageBreak/>
         <w:t>Recuperar contraseña</w:t>
       </w:r>
     </w:p>
@@ -1427,7 +1335,7 @@
         <w:rPr>
           <w:rFonts w:asciiTheme="majorHAnsi" w:hAnsiTheme="majorHAnsi" w:cstheme="majorHAnsi"/>
         </w:rPr>
-        <w:t>En una tabla verá Nombre, Apellido, DNI, Email, Rol y Estado (activo/inactivo). Podrá buscar por nombre/apellido/DNI/email y filtrar por rol. En acciones solo están “Editar” y “Eliminar”. No hay “Cargar nuevo responsable”, ni invitar, ni recuperar contraseña desde esta página.</w:t>
+        <w:t>En una tabla verá Nombre, Apellido, DNI, Email, Rol y Estado (activo/inactivo). Podrá buscar por nombre/apellido/DNI/email y filtrar por rol. Administrador: en acciones “Editar” y “Eliminar”. Vista y descarga: misma tabla, sin esas acciones. No hay “Cargar nuevo responsable”, ni invitar, ni recuperar contraseña desde esta página. El alta es el registro.</w:t>
       </w:r>
     </w:p>
     <w:p>
@@ -1545,7 +1453,7 @@
         <w:rPr>
           <w:rFonts w:asciiTheme="majorHAnsi" w:hAnsiTheme="majorHAnsi" w:cstheme="majorHAnsi"/>
         </w:rPr>
-        <w:t>Al lado de “Editar” está “Eliminar”. Si confirma, se borra el responsable y se desvincula de todos los depósitos. Si tiene movimientos en el historial, no se puede eliminar: se le indica que cambie el estado a inactivo. Inactivo no puede ingresar a la plataforma, tenga o no contraseña.</w:t>
+        <w:t>Al lado de “Editar” está “Eliminar”. El administrador decide: puede editar o eliminar aunque el responsable esté inactivo o no cargue movimientos. Si confirma, se borra y se desvincula de los depósitos. Si la base no puede borrarlo porque tiene historial (movimientos), se le indica que lo inactive. No se puede eliminar a sí mismo ni dejar la plataforma sin un administrador activo.</w:t>
       </w:r>
     </w:p>
     <w:p>
@@ -1583,7 +1491,7 @@
         <w:rPr>
           <w:rFonts w:asciiTheme="majorHAnsi" w:hAnsiTheme="majorHAnsi" w:cstheme="majorHAnsi"/>
         </w:rPr>
-        <w:t xml:space="preserve">El estado activo/inactivo se cambia en Editar. Inactivo no entra a la plataforma. Se usa cuando no se lo puede eliminar porque tiene movimientos. No hace falta </w:t>
+        <w:t xml:space="preserve">El estado activo/inactivo se cambia en Editar. Inactivo no entra a la plataforma. created_at indica cuándo se registró y updated_at cuándo se editó o recuperó la contraseña. No hace falta </w:t>
       </w:r>
       <w:proofErr w:type="spellStart"/>
       <w:r>
@@ -1611,35 +1519,7 @@
         <w:rPr>
           <w:rFonts w:asciiTheme="majorHAnsi" w:hAnsiTheme="majorHAnsi" w:cstheme="majorHAnsi"/>
         </w:rPr>
-        <w:t xml:space="preserve">: </w:t>
-      </w:r>
-      <w:proofErr w:type="spellStart"/>
-      <w:r>
-        <w:rPr>
-          <w:rFonts w:asciiTheme="majorHAnsi" w:hAnsiTheme="majorHAnsi" w:cstheme="majorHAnsi"/>
-        </w:rPr>
-        <w:t>created_at</w:t>
-      </w:r>
-      <w:proofErr w:type="spellEnd"/>
-      <w:r>
-        <w:rPr>
-          <w:rFonts w:asciiTheme="majorHAnsi" w:hAnsiTheme="majorHAnsi" w:cstheme="majorHAnsi"/>
-        </w:rPr>
-        <w:t xml:space="preserve"> indica cuándo se registró y </w:t>
-      </w:r>
-      <w:proofErr w:type="spellStart"/>
-      <w:r>
-        <w:rPr>
-          <w:rFonts w:asciiTheme="majorHAnsi" w:hAnsiTheme="majorHAnsi" w:cstheme="majorHAnsi"/>
-        </w:rPr>
-        <w:t>updated_at</w:t>
-      </w:r>
-      <w:proofErr w:type="spellEnd"/>
-      <w:r>
-        <w:rPr>
-          <w:rFonts w:asciiTheme="majorHAnsi" w:hAnsiTheme="majorHAnsi" w:cstheme="majorHAnsi"/>
-        </w:rPr>
-        <w:t xml:space="preserve"> cuándo se editó o recuperó la contraseña.</w:t>
+        <w:t>.</w:t>
       </w:r>
     </w:p>
     <w:p>
@@ -1677,7 +1557,8 @@
         <w:rPr>
           <w:rFonts w:asciiTheme="majorHAnsi" w:hAnsiTheme="majorHAnsi" w:cstheme="majorHAnsi"/>
         </w:rPr>
-        <w:t>El administrador asigna o quita depósitos de cada usuario desde Editar en esta página (además de lo que eligió la persona al registrarse). Un responsable puede tener varios depósitos y un depósito varios responsables. Vista y descarga y Administrador no llevan depósitos asignados: el primero ve y descarga todo; el segundo gestiona todo.</w:t>
+        <w:lastRenderedPageBreak/>
+        <w:t>El administrador asigna o quita depósitos de cada usuario desde Editar en esta página (además de lo que eligió la persona al registrarse y de lo que el mismo responsable cambie desde su perfil). Un responsable puede tener varios depósitos y un depósito varios responsables. Vista y descarga y Administrador no llevan depósitos asignados: el primero ve y descarga todo; el segundo gestiona todo.</w:t>
       </w:r>
     </w:p>
     <w:p>
@@ -1723,21 +1604,7 @@
         <w:rPr>
           <w:rFonts w:asciiTheme="majorHAnsi" w:hAnsiTheme="majorHAnsi" w:cstheme="majorHAnsi"/>
         </w:rPr>
-        <w:t xml:space="preserve">Hay un </w:t>
-      </w:r>
-      <w:proofErr w:type="spellStart"/>
-      <w:r>
-        <w:rPr>
-          <w:rFonts w:asciiTheme="majorHAnsi" w:hAnsiTheme="majorHAnsi" w:cstheme="majorHAnsi"/>
-        </w:rPr>
-        <w:t>toast</w:t>
-      </w:r>
-      <w:proofErr w:type="spellEnd"/>
-      <w:r>
-        <w:rPr>
-          <w:rFonts w:asciiTheme="majorHAnsi" w:hAnsiTheme="majorHAnsi" w:cstheme="majorHAnsi"/>
-        </w:rPr>
-        <w:t xml:space="preserve"> global (verde si salió bien, rojo si salió mal) para altas, ediciones, bajas, recuperación de contraseña, registro y movimientos, así el usuario sabe cómo salió lo que hizo.</w:t>
+        <w:t>Hay un toast global, arriba al centro (verde si salió bien, rojo si salió mal) para altas, ediciones, bajas, recuperación de contraseña, registro y movimientos, así el usuario sabe cómo salió lo que hizo. Las confirmaciones de eliminar no son un toast: son un modal de confirmación (el mismo componente en toda la plataforma). El toast aparece después, con el resultado.</w:t>
       </w:r>
     </w:p>
     <w:p>
@@ -1834,19 +1701,7 @@
         <w:rPr>
           <w:rFonts w:asciiTheme="majorHAnsi" w:hAnsiTheme="majorHAnsi" w:cstheme="majorHAnsi"/>
         </w:rPr>
-        <w:t xml:space="preserve">Al ingresar verá en una tabla los siguientes valores de cada artículo (más una columna de acciones con “Editar”, “Eliminar” y “Ver Historial” solo para el Administrador): </w:t>
-      </w:r>
-      <w:r>
-        <w:rPr>
-          <w:rFonts w:asciiTheme="majorHAnsi" w:hAnsiTheme="majorHAnsi" w:cstheme="majorHAnsi"/>
-        </w:rPr>
-        <w:t>familia (“código – descripción”), grupo (“código – descripción”), código artículo, nombre, unidad, estado, si es EPP, costo (flechas para ordenar).</w:t>
-      </w:r>
-      <w:r>
-        <w:rPr>
-          <w:rFonts w:asciiTheme="majorHAnsi" w:hAnsiTheme="majorHAnsi" w:cstheme="majorHAnsi"/>
-        </w:rPr>
-        <w:t>Podrá buscar por nombre y filtrar por familia y por grupo. Vista y descarga ve la misma tabla y puede descargar; no tiene acciones de editar, eliminar ni cargar.</w:t>
+        <w:t>Al ingresar verá en una tabla los siguientes valores de cada artículo: familia (“código – descripción”), grupo (“código – descripción”), código artículo, nombre, unidad, estado, si es EPP, costo (flechas para ordenar). Podrá buscar por nombre y filtrar por familia y por grupo. La tabla pagina del servidor (50 por página). Administrador: columna de acciones con “Editar”, “Eliminar” y “Ver Historial”, más carga individual, carga masiva y descarga. Vista y descarga: misma tabla y mismas opciones de descarga; en acciones solo “Ver Historial”; no edita, no elimina ni carga.</w:t>
       </w:r>
     </w:p>
     <w:p>
@@ -1886,7 +1741,7 @@
         <w:rPr>
           <w:rFonts w:asciiTheme="majorHAnsi" w:hAnsiTheme="majorHAnsi" w:cstheme="majorHAnsi"/>
         </w:rPr>
-        <w:t>Al ingresar ve la misma tabla que el administrador, sin la columna de acciones, con la misma búsqueda y filtro, solo de los artículos de los depósitos que tenga asignados.</w:t>
+        <w:t>Al ingresar ve la misma tabla que el administrador, con la misma búsqueda y filtro, solo de los artículos de los depósitos que tenga asignados. En acciones solo “Ver Historial”. Puede descargar el Excel de esos mismos artículos. No edita, no elimina ni carga.</w:t>
       </w:r>
     </w:p>
     <w:p>
@@ -2021,35 +1876,7 @@
         <w:rPr>
           <w:rFonts w:asciiTheme="majorHAnsi" w:hAnsiTheme="majorHAnsi" w:cstheme="majorHAnsi"/>
         </w:rPr>
-        <w:t xml:space="preserve">Al presionar el botón de “Eliminar”, le mostrara un </w:t>
-      </w:r>
-      <w:proofErr w:type="spellStart"/>
-      <w:r>
-        <w:rPr>
-          <w:rFonts w:asciiTheme="majorHAnsi" w:hAnsiTheme="majorHAnsi" w:cstheme="majorHAnsi"/>
-        </w:rPr>
-        <w:t>toast</w:t>
-      </w:r>
-      <w:proofErr w:type="spellEnd"/>
-      <w:r>
-        <w:rPr>
-          <w:rFonts w:asciiTheme="majorHAnsi" w:hAnsiTheme="majorHAnsi" w:cstheme="majorHAnsi"/>
-        </w:rPr>
-        <w:t xml:space="preserve"> para confirmar como el que aparece cuando eliminan responsables (el componente de ese </w:t>
-      </w:r>
-      <w:proofErr w:type="spellStart"/>
-      <w:r>
-        <w:rPr>
-          <w:rFonts w:asciiTheme="majorHAnsi" w:hAnsiTheme="majorHAnsi" w:cstheme="majorHAnsi"/>
-        </w:rPr>
-        <w:t>toast</w:t>
-      </w:r>
-      <w:proofErr w:type="spellEnd"/>
-      <w:r>
-        <w:rPr>
-          <w:rFonts w:asciiTheme="majorHAnsi" w:hAnsiTheme="majorHAnsi" w:cstheme="majorHAnsi"/>
-        </w:rPr>
-        <w:t xml:space="preserve"> debe ser global así se usa en cada botón de eliminar que tenga la plataforma)</w:t>
+        <w:t>Al presionar el botón de “Eliminar”, le mostrara un modal de confirmación (el mismo componente global de cada baja de la plataforma). Si el artículo ya tiene movimientos u otro historial, no se borra de la base: se inactiva y deja de aparecer para cargas nuevas.</w:t>
       </w:r>
     </w:p>
     <w:p>
@@ -2105,7 +1932,14 @@
         <w:rPr>
           <w:rFonts w:asciiTheme="majorHAnsi" w:hAnsiTheme="majorHAnsi" w:cstheme="majorHAnsi"/>
         </w:rPr>
-        <w:t>“Carga Masiva” este abrirá un modal para que arrastre o seleccione el archivo de Excel con los datos de los artículos (se carga con el mismo Excel de descarga que genera la plataforma para que el usuario descargue) así al cargar ,se insertan o modifican artículos (no se eliminan)</w:t>
+        <w:t xml:space="preserve">“Carga Masiva” este abrirá un modal para que arrastre o seleccione el archivo de Excel con los datos de los artículos (se carga con el </w:t>
+      </w:r>
+      <w:r>
+        <w:rPr>
+          <w:rFonts w:asciiTheme="majorHAnsi" w:hAnsiTheme="majorHAnsi" w:cstheme="majorHAnsi"/>
+        </w:rPr>
+        <w:lastRenderedPageBreak/>
+        <w:t>mismo Excel de descarga que genera la plataforma para que el usuario descargue) así al cargar ,se insertan o modifican artículos (no se eliminan)</w:t>
       </w:r>
     </w:p>
     <w:p>
@@ -2328,122 +2162,7 @@
         <w:rPr>
           <w:rFonts w:asciiTheme="majorHAnsi" w:hAnsiTheme="majorHAnsi" w:cstheme="majorHAnsi"/>
         </w:rPr>
-        <w:lastRenderedPageBreak/>
-        <w:t>el usuario podrá ver una tabla con los siguientes datos: código, nombre,</w:t>
-      </w:r>
-      <w:r>
-        <w:rPr>
-          <w:rFonts w:asciiTheme="majorHAnsi" w:hAnsiTheme="majorHAnsi" w:cstheme="majorHAnsi"/>
-        </w:rPr>
-        <w:t xml:space="preserve"> cant grupos(con flechas para ordenar de mayor a menor en el header)</w:t>
-      </w:r>
-      <w:r>
-        <w:rPr>
-          <w:rFonts w:asciiTheme="majorHAnsi" w:hAnsiTheme="majorHAnsi" w:cstheme="majorHAnsi"/>
-        </w:rPr>
-        <w:t xml:space="preserve">, </w:t>
-      </w:r>
-      <w:r>
-        <w:rPr>
-          <w:rFonts w:asciiTheme="majorHAnsi" w:hAnsiTheme="majorHAnsi" w:cstheme="majorHAnsi"/>
-        </w:rPr>
-        <w:t xml:space="preserve"> cant</w:t>
-      </w:r>
-      <w:r>
-        <w:rPr>
-          <w:rFonts w:asciiTheme="majorHAnsi" w:hAnsiTheme="majorHAnsi" w:cstheme="majorHAnsi"/>
-        </w:rPr>
-        <w:t xml:space="preserve"> </w:t>
-      </w:r>
-      <w:r>
-        <w:rPr>
-          <w:rFonts w:asciiTheme="majorHAnsi" w:hAnsiTheme="majorHAnsi" w:cstheme="majorHAnsi"/>
-        </w:rPr>
-        <w:t>artículos</w:t>
-      </w:r>
-      <w:r>
-        <w:rPr>
-          <w:rFonts w:asciiTheme="majorHAnsi" w:hAnsiTheme="majorHAnsi" w:cstheme="majorHAnsi"/>
-        </w:rPr>
-        <w:t xml:space="preserve"> (con flechas para ordenar de mayor a menor en el header)</w:t>
-      </w:r>
-      <w:r>
-        <w:rPr>
-          <w:rFonts w:asciiTheme="majorHAnsi" w:hAnsiTheme="majorHAnsi" w:cstheme="majorHAnsi"/>
-        </w:rPr>
-        <w:t>, costo total</w:t>
-      </w:r>
-      <w:r>
-        <w:rPr>
-          <w:rFonts w:asciiTheme="majorHAnsi" w:hAnsiTheme="majorHAnsi" w:cstheme="majorHAnsi"/>
-        </w:rPr>
-        <w:t xml:space="preserve"> (con flechas para ordenar de mayor a menor en el header) </w:t>
-      </w:r>
-      <w:r>
-        <w:rPr>
-          <w:rFonts w:asciiTheme="majorHAnsi" w:hAnsiTheme="majorHAnsi" w:cstheme="majorHAnsi"/>
-        </w:rPr>
-        <w:t xml:space="preserve"> y la columna de acciones para “Editar”</w:t>
-      </w:r>
-      <w:r>
-        <w:rPr>
-          <w:rFonts w:asciiTheme="majorHAnsi" w:hAnsiTheme="majorHAnsi" w:cstheme="majorHAnsi"/>
-        </w:rPr>
-        <w:t>,</w:t>
-      </w:r>
-      <w:r>
-        <w:rPr>
-          <w:rFonts w:asciiTheme="majorHAnsi" w:hAnsiTheme="majorHAnsi" w:cstheme="majorHAnsi"/>
-        </w:rPr>
-        <w:t xml:space="preserve"> “Eliminar”</w:t>
-      </w:r>
-      <w:r>
-        <w:rPr>
-          <w:rFonts w:asciiTheme="majorHAnsi" w:hAnsiTheme="majorHAnsi" w:cstheme="majorHAnsi"/>
-        </w:rPr>
-        <w:t xml:space="preserve"> y</w:t>
-      </w:r>
-      <w:r>
-        <w:rPr>
-          <w:rFonts w:asciiTheme="majorHAnsi" w:hAnsiTheme="majorHAnsi" w:cstheme="majorHAnsi"/>
-        </w:rPr>
-        <w:t xml:space="preserve"> </w:t>
-      </w:r>
-      <w:r>
-        <w:rPr>
-          <w:rFonts w:asciiTheme="majorHAnsi" w:hAnsiTheme="majorHAnsi" w:cstheme="majorHAnsi"/>
-        </w:rPr>
-        <w:t>“Gestionar Grupos y Artículos”</w:t>
-      </w:r>
-      <w:r>
-        <w:rPr>
-          <w:rFonts w:asciiTheme="majorHAnsi" w:hAnsiTheme="majorHAnsi" w:cstheme="majorHAnsi"/>
-        </w:rPr>
-        <w:t>.</w:t>
-      </w:r>
-      <w:r>
-        <w:rPr>
-          <w:rFonts w:asciiTheme="majorHAnsi" w:hAnsiTheme="majorHAnsi" w:cstheme="majorHAnsi"/>
-        </w:rPr>
-        <w:t xml:space="preserve"> </w:t>
-      </w:r>
-      <w:r>
-        <w:rPr>
-          <w:rFonts w:asciiTheme="majorHAnsi" w:hAnsiTheme="majorHAnsi" w:cstheme="majorHAnsi"/>
-        </w:rPr>
-        <w:t>En la tabla p</w:t>
-      </w:r>
-      <w:r>
-        <w:rPr>
-          <w:rFonts w:asciiTheme="majorHAnsi" w:hAnsiTheme="majorHAnsi" w:cstheme="majorHAnsi"/>
-        </w:rPr>
-        <w:t>odrá buscar (input de búsqueda) por nombre/</w:t>
-      </w:r>
-      <w:r>
-        <w:rPr>
-          <w:rFonts w:asciiTheme="majorHAnsi" w:hAnsiTheme="majorHAnsi" w:cstheme="majorHAnsi"/>
-        </w:rPr>
-        <w:t>código de la familia</w:t>
+        <w:t>el usuario podrá ver una tabla con los siguientes datos: código, nombre, cant grupos (con flechas para ordenar), cant artículos (con flechas para ordenar), costo total (con flechas para ordenar). Podrá buscar por nombre/código de la familia. Administrador: columna de acciones con “Editar”, “Eliminar” y “Gestionar Grupos y Artículos”, más cargar familia, carga masiva de grupos y descarga. Vista y descarga: misma tabla y descarga; en acciones solo “Ver grupos” (entra al detalle en solo lectura). No carga, no edita ni elimina.</w:t>
       </w:r>
     </w:p>
     <w:p>
@@ -2782,6 +2501,7 @@
         <w:rPr>
           <w:rFonts w:asciiTheme="majorHAnsi" w:hAnsiTheme="majorHAnsi" w:cstheme="majorHAnsi"/>
         </w:rPr>
+        <w:lastRenderedPageBreak/>
         <w:t xml:space="preserve">Al abrir el modal de "Cargar nueva Familia", </w:t>
       </w:r>
       <w:r>
@@ -2909,68 +2629,7 @@
         <w:rPr>
           <w:rFonts w:asciiTheme="majorHAnsi" w:hAnsiTheme="majorHAnsi" w:cstheme="majorHAnsi"/>
         </w:rPr>
-        <w:lastRenderedPageBreak/>
-        <w:t>Al presionar el botón de “Eliminar” le aparecerá el toast para que confirme que si elimina este tipo, todos los</w:t>
-      </w:r>
-      <w:r>
-        <w:rPr>
-          <w:rFonts w:asciiTheme="majorHAnsi" w:hAnsiTheme="majorHAnsi" w:cstheme="majorHAnsi"/>
-        </w:rPr>
-        <w:t xml:space="preserve"> grupos también se </w:t>
-      </w:r>
-      <w:r>
-        <w:rPr>
-          <w:rFonts w:asciiTheme="majorHAnsi" w:hAnsiTheme="majorHAnsi" w:cstheme="majorHAnsi"/>
-        </w:rPr>
-        <w:t>eliminaran</w:t>
-      </w:r>
-      <w:r>
-        <w:rPr>
-          <w:rFonts w:asciiTheme="majorHAnsi" w:hAnsiTheme="majorHAnsi" w:cstheme="majorHAnsi"/>
-        </w:rPr>
-        <w:t xml:space="preserve"> junto con la familia y los</w:t>
-      </w:r>
-      <w:r>
-        <w:rPr>
-          <w:rFonts w:asciiTheme="majorHAnsi" w:hAnsiTheme="majorHAnsi" w:cstheme="majorHAnsi"/>
-        </w:rPr>
-        <w:t xml:space="preserve"> artículos</w:t>
-      </w:r>
-      <w:r>
-        <w:rPr>
-          <w:rFonts w:asciiTheme="majorHAnsi" w:hAnsiTheme="majorHAnsi" w:cstheme="majorHAnsi"/>
-        </w:rPr>
-        <w:t xml:space="preserve"> de esos grupos</w:t>
-      </w:r>
-      <w:r>
-        <w:rPr>
-          <w:rFonts w:asciiTheme="majorHAnsi" w:hAnsiTheme="majorHAnsi" w:cstheme="majorHAnsi"/>
-        </w:rPr>
-        <w:t xml:space="preserve"> se quedaran sin ningún </w:t>
-      </w:r>
-      <w:r>
-        <w:rPr>
-          <w:rFonts w:asciiTheme="majorHAnsi" w:hAnsiTheme="majorHAnsi" w:cstheme="majorHAnsi"/>
-        </w:rPr>
-        <w:t>grupo</w:t>
-      </w:r>
-      <w:r>
-        <w:rPr>
-          <w:rFonts w:asciiTheme="majorHAnsi" w:hAnsiTheme="majorHAnsi" w:cstheme="majorHAnsi"/>
-        </w:rPr>
-        <w:t xml:space="preserve"> asignado</w:t>
-      </w:r>
-      <w:r>
-        <w:rPr>
-          <w:rFonts w:asciiTheme="majorHAnsi" w:hAnsiTheme="majorHAnsi" w:cstheme="majorHAnsi"/>
-        </w:rPr>
-        <w:t xml:space="preserve"> (los artículos no se borrarían en esta acción)</w:t>
-      </w:r>
-      <w:r>
-        <w:rPr>
-          <w:rFonts w:asciiTheme="majorHAnsi" w:hAnsiTheme="majorHAnsi" w:cstheme="majorHAnsi"/>
-        </w:rPr>
-        <w:t>.</w:t>
+        <w:t>Al presionar el botón de “Eliminar” le aparecerá el modal de confirmación: si elimina esta familia, los grupos quedan sin esa familia / se inactivan con ella y los artículos de esos grupos se quedan sin grupo asignado (los artículos no se borran).</w:t>
       </w:r>
     </w:p>
     <w:p>
@@ -3020,19 +2679,7 @@
         <w:rPr>
           <w:rFonts w:asciiTheme="majorHAnsi" w:hAnsiTheme="majorHAnsi" w:cstheme="majorHAnsi"/>
         </w:rPr>
-        <w:t xml:space="preserve">Al presionar el botón de Gestionar Grupos y Artículos en la fila de alguna familia, va a redirigir a la </w:t>
-      </w:r>
-      <w:r>
-        <w:rPr>
-          <w:rFonts w:asciiTheme="majorHAnsi" w:hAnsiTheme="majorHAnsi" w:cstheme="majorHAnsi"/>
-        </w:rPr>
-        <w:t>página</w:t>
-      </w:r>
-      <w:r>
-        <w:rPr>
-          <w:rFonts w:asciiTheme="majorHAnsi" w:hAnsiTheme="majorHAnsi" w:cstheme="majorHAnsi"/>
-        </w:rPr>
-        <w:t xml:space="preserve"> del detalle de la familia con sus respectivos grupos y gestión de artículos</w:t>
+        <w:t>Al presionar el botón de Gestionar Grupos y Artículos (Administrador) o “Ver grupos” (Vista y descarga) en la fila de alguna familia, va a redirigir a la página del detalle de la familia con sus respectivos grupos. El Administrador además gestiona artículos. Vista solo mira.</w:t>
       </w:r>
     </w:p>
     <w:p>
@@ -3123,91 +2770,7 @@
         <w:rPr>
           <w:rFonts w:asciiTheme="majorHAnsi" w:hAnsiTheme="majorHAnsi" w:cstheme="majorHAnsi"/>
         </w:rPr>
-        <w:t xml:space="preserve">Apenas ingresen se </w:t>
-      </w:r>
-      <w:r>
-        <w:rPr>
-          <w:rFonts w:asciiTheme="majorHAnsi" w:hAnsiTheme="majorHAnsi" w:cstheme="majorHAnsi"/>
-        </w:rPr>
-        <w:t>verá</w:t>
-      </w:r>
-      <w:r>
-        <w:rPr>
-          <w:rFonts w:asciiTheme="majorHAnsi" w:hAnsiTheme="majorHAnsi" w:cstheme="majorHAnsi"/>
-        </w:rPr>
-        <w:t xml:space="preserve"> una tabla con el </w:t>
-      </w:r>
-      <w:r>
-        <w:rPr>
-          <w:rFonts w:asciiTheme="majorHAnsi" w:hAnsiTheme="majorHAnsi" w:cstheme="majorHAnsi"/>
-        </w:rPr>
-        <w:t>código</w:t>
-      </w:r>
-      <w:r>
-        <w:rPr>
-          <w:rFonts w:asciiTheme="majorHAnsi" w:hAnsiTheme="majorHAnsi" w:cstheme="majorHAnsi"/>
-        </w:rPr>
-        <w:t xml:space="preserve">, descripción, cant </w:t>
-      </w:r>
-      <w:r>
-        <w:rPr>
-          <w:rFonts w:asciiTheme="majorHAnsi" w:hAnsiTheme="majorHAnsi" w:cstheme="majorHAnsi"/>
-        </w:rPr>
-        <w:t>artículos</w:t>
-      </w:r>
-      <w:r>
-        <w:rPr>
-          <w:rFonts w:asciiTheme="majorHAnsi" w:hAnsiTheme="majorHAnsi" w:cstheme="majorHAnsi"/>
-        </w:rPr>
-        <w:t xml:space="preserve">, costo total y la de acciones, </w:t>
-      </w:r>
-      <w:r>
-        <w:rPr>
-          <w:rFonts w:asciiTheme="majorHAnsi" w:hAnsiTheme="majorHAnsi" w:cstheme="majorHAnsi"/>
-        </w:rPr>
-        <w:t>así</w:t>
-      </w:r>
-      <w:r>
-        <w:rPr>
-          <w:rFonts w:asciiTheme="majorHAnsi" w:hAnsiTheme="majorHAnsi" w:cstheme="majorHAnsi"/>
-        </w:rPr>
-        <w:t xml:space="preserve"> se ve por cada grupo cuantos </w:t>
-      </w:r>
-      <w:r>
-        <w:rPr>
-          <w:rFonts w:asciiTheme="majorHAnsi" w:hAnsiTheme="majorHAnsi" w:cstheme="majorHAnsi"/>
-        </w:rPr>
-        <w:t>artículos</w:t>
-      </w:r>
-      <w:r>
-        <w:rPr>
-          <w:rFonts w:asciiTheme="majorHAnsi" w:hAnsiTheme="majorHAnsi" w:cstheme="majorHAnsi"/>
-        </w:rPr>
-        <w:t xml:space="preserve"> tienen en total y costo total de todos los </w:t>
-      </w:r>
-      <w:r>
-        <w:rPr>
-          <w:rFonts w:asciiTheme="majorHAnsi" w:hAnsiTheme="majorHAnsi" w:cstheme="majorHAnsi"/>
-        </w:rPr>
-        <w:t>artículos</w:t>
-      </w:r>
-      <w:r>
-        <w:rPr>
-          <w:rFonts w:asciiTheme="majorHAnsi" w:hAnsiTheme="majorHAnsi" w:cstheme="majorHAnsi"/>
-        </w:rPr>
-        <w:t xml:space="preserve">. En la columna de acciones estará el </w:t>
-      </w:r>
-      <w:r>
-        <w:rPr>
-          <w:rFonts w:asciiTheme="majorHAnsi" w:hAnsiTheme="majorHAnsi" w:cstheme="majorHAnsi"/>
-        </w:rPr>
-        <w:t>botón</w:t>
-      </w:r>
-      <w:r>
-        <w:rPr>
-          <w:rFonts w:asciiTheme="majorHAnsi" w:hAnsiTheme="majorHAnsi" w:cstheme="majorHAnsi"/>
-        </w:rPr>
-        <w:t xml:space="preserve"> de “Gestionar Artículos”, “Editar” y “Eliminar”</w:t>
+        <w:t>Apenas ingresen se verá una tabla con el código, descripción, cant artículos, costo total y, si es Administrador, la columna de acciones (“Gestionar Artículos”, “Editar” y “Eliminar”). Vista y descarga ve la misma tabla sin esas acciones de escritura.</w:t>
       </w:r>
     </w:p>
     <w:p>
@@ -3319,49 +2882,7 @@
         <w:rPr>
           <w:rFonts w:asciiTheme="majorHAnsi" w:hAnsiTheme="majorHAnsi" w:cstheme="majorHAnsi"/>
         </w:rPr>
-        <w:t xml:space="preserve">Al presionar el </w:t>
-      </w:r>
-      <w:r>
-        <w:rPr>
-          <w:rFonts w:asciiTheme="majorHAnsi" w:hAnsiTheme="majorHAnsi" w:cstheme="majorHAnsi"/>
-        </w:rPr>
-        <w:t>botón</w:t>
-      </w:r>
-      <w:r>
-        <w:rPr>
-          <w:rFonts w:asciiTheme="majorHAnsi" w:hAnsiTheme="majorHAnsi" w:cstheme="majorHAnsi"/>
-        </w:rPr>
-        <w:t xml:space="preserve"> de “Eliminar” aparecerá un Toast de confirmación indicándole que si elimina el grupo, todos los </w:t>
-      </w:r>
-      <w:r>
-        <w:rPr>
-          <w:rFonts w:asciiTheme="majorHAnsi" w:hAnsiTheme="majorHAnsi" w:cstheme="majorHAnsi"/>
-        </w:rPr>
-        <w:t>artículos</w:t>
-      </w:r>
-      <w:r>
-        <w:rPr>
-          <w:rFonts w:asciiTheme="majorHAnsi" w:hAnsiTheme="majorHAnsi" w:cstheme="majorHAnsi"/>
-        </w:rPr>
-        <w:t xml:space="preserve"> que estaban asociados a </w:t>
-      </w:r>
-      <w:r>
-        <w:rPr>
-          <w:rFonts w:asciiTheme="majorHAnsi" w:hAnsiTheme="majorHAnsi" w:cstheme="majorHAnsi"/>
-        </w:rPr>
-        <w:t>él</w:t>
-      </w:r>
-      <w:r>
-        <w:rPr>
-          <w:rFonts w:asciiTheme="majorHAnsi" w:hAnsiTheme="majorHAnsi" w:cstheme="majorHAnsi"/>
-        </w:rPr>
-        <w:t xml:space="preserve">, quedaran con el valor de grupo </w:t>
-      </w:r>
-      <w:r>
-        <w:rPr>
-          <w:rFonts w:asciiTheme="majorHAnsi" w:hAnsiTheme="majorHAnsi" w:cstheme="majorHAnsi"/>
-        </w:rPr>
-        <w:t>vacío</w:t>
+        <w:t>Al presionar el botón de “Eliminar” aparecerá un modal de confirmación indicándole que si elimina el grupo, todos los artículos que estaban asociados a él quedarán con el valor de grupo vacío.</w:t>
       </w:r>
     </w:p>
     <w:p>
@@ -3423,6 +2944,7 @@
         <w:rPr>
           <w:rFonts w:asciiTheme="majorHAnsi" w:hAnsiTheme="majorHAnsi" w:cstheme="majorHAnsi"/>
         </w:rPr>
+        <w:lastRenderedPageBreak/>
         <w:t>Familia</w:t>
       </w:r>
       <w:r>
@@ -3641,13 +3163,7 @@
         <w:rPr>
           <w:rFonts w:asciiTheme="majorHAnsi" w:hAnsiTheme="majorHAnsi" w:cstheme="majorHAnsi"/>
         </w:rPr>
-        <w:t>Visualizar historial de movimientos</w:t>
-      </w:r>
-      <w:r>
-        <w:rPr>
-          <w:rFonts w:asciiTheme="majorHAnsi" w:hAnsiTheme="majorHAnsi" w:cstheme="majorHAnsi"/>
-        </w:rPr>
-        <w:t xml:space="preserve"> (Administrador y Vista y descarga)</w:t>
+        <w:t>Visualizar historial de movimientos (Administrador, Vista y descarga y Responsable de depósito)</w:t>
       </w:r>
     </w:p>
     <w:p>
@@ -3661,26 +3177,7 @@
         <w:rPr>
           <w:rFonts w:asciiTheme="majorHAnsi" w:hAnsiTheme="majorHAnsi" w:cstheme="majorHAnsi"/>
         </w:rPr>
-        <w:lastRenderedPageBreak/>
-        <w:t>Al presionar el botón de "Ver Historial", la vista por defecto (default) mostrará la línea de tiempo de movimientos del artículo. El ordenamiento estándar será cronológico descendente (los movimientos más recientes en la parte superior</w:t>
-      </w:r>
-      <w:r>
-        <w:t xml:space="preserve"> </w:t>
-      </w:r>
-      <w:r>
-        <w:rPr>
-          <w:rFonts w:asciiTheme="majorHAnsi" w:hAnsiTheme="majorHAnsi" w:cstheme="majorHAnsi"/>
-        </w:rPr>
-        <w:t>). Incluye Entrega EPP</w:t>
-      </w:r>
-      <w:r>
-        <w:t xml:space="preserve"> </w:t>
-      </w:r>
-      <w:r>
-        <w:rPr>
-          <w:rFonts w:asciiTheme="majorHAnsi" w:hAnsiTheme="majorHAnsi" w:cstheme="majorHAnsi"/>
-        </w:rPr>
-        <w:t>. En cada entrega se ve el empleado, el tipo de entrega, la fecha de recambio y si está pendiente, debe recambiarse o ya fue recambiado. Un botón en la cabecera alterna a “Historial de Costos”.</w:t>
+        <w:t>Al presionar el botón de "Ver Historial" (Administrador, Vista y descarga y Responsable de depósito, este último solo de artículos que ve) se abre el historial del artículo. Hay tres pestañas: movimientos (default, cronológico descendente, incluye Entrega EPP con empleado, tipo, fecha de recambio y si está pendiente / debe recambiarse / ya fue recambiado), depósitos (stock actual por depósito) e historial de costos.</w:t>
       </w:r>
     </w:p>
     <w:p>
@@ -3698,13 +3195,7 @@
         <w:rPr>
           <w:rFonts w:asciiTheme="majorHAnsi" w:hAnsiTheme="majorHAnsi" w:cstheme="majorHAnsi"/>
         </w:rPr>
-        <w:t>Visualizar historial de costos</w:t>
-      </w:r>
-      <w:r>
-        <w:rPr>
-          <w:rFonts w:asciiTheme="majorHAnsi" w:hAnsiTheme="majorHAnsi" w:cstheme="majorHAnsi"/>
-        </w:rPr>
-        <w:t xml:space="preserve"> (Administrador y Vista y descarga)</w:t>
+        <w:t>Visualizar historial de costos (Administrador, Vista y descarga y Responsable de depósito)</w:t>
       </w:r>
     </w:p>
     <w:p>
@@ -3718,67 +3209,7 @@
         <w:rPr>
           <w:rFonts w:asciiTheme="majorHAnsi" w:hAnsiTheme="majorHAnsi" w:cstheme="majorHAnsi"/>
         </w:rPr>
-        <w:t xml:space="preserve">Al presionar el </w:t>
-      </w:r>
-      <w:r>
-        <w:rPr>
-          <w:rFonts w:asciiTheme="majorHAnsi" w:hAnsiTheme="majorHAnsi" w:cstheme="majorHAnsi"/>
-        </w:rPr>
-        <w:t>botón</w:t>
-      </w:r>
-      <w:r>
-        <w:rPr>
-          <w:rFonts w:asciiTheme="majorHAnsi" w:hAnsiTheme="majorHAnsi" w:cstheme="majorHAnsi"/>
-        </w:rPr>
-        <w:t xml:space="preserve"> de “Ver Historial de Costos” se </w:t>
-      </w:r>
-      <w:r>
-        <w:rPr>
-          <w:rFonts w:asciiTheme="majorHAnsi" w:hAnsiTheme="majorHAnsi" w:cstheme="majorHAnsi"/>
-        </w:rPr>
-        <w:t>verá</w:t>
-      </w:r>
-      <w:r>
-        <w:rPr>
-          <w:rFonts w:asciiTheme="majorHAnsi" w:hAnsiTheme="majorHAnsi" w:cstheme="majorHAnsi"/>
-        </w:rPr>
-        <w:t xml:space="preserve"> cada costo que tuvo el articulo como en línea de tiempo como están los movimientos, </w:t>
-      </w:r>
-      <w:r>
-        <w:rPr>
-          <w:rFonts w:asciiTheme="majorHAnsi" w:hAnsiTheme="majorHAnsi" w:cstheme="majorHAnsi"/>
-        </w:rPr>
-        <w:t>así</w:t>
-      </w:r>
-      <w:r>
-        <w:rPr>
-          <w:rFonts w:asciiTheme="majorHAnsi" w:hAnsiTheme="majorHAnsi" w:cstheme="majorHAnsi"/>
-        </w:rPr>
-        <w:t xml:space="preserve"> se puede ver </w:t>
-      </w:r>
-      <w:r>
-        <w:rPr>
-          <w:rFonts w:asciiTheme="majorHAnsi" w:hAnsiTheme="majorHAnsi" w:cstheme="majorHAnsi"/>
-        </w:rPr>
-        <w:t>cuáles</w:t>
-      </w:r>
-      <w:r>
-        <w:rPr>
-          <w:rFonts w:asciiTheme="majorHAnsi" w:hAnsiTheme="majorHAnsi" w:cstheme="majorHAnsi"/>
-        </w:rPr>
-        <w:t xml:space="preserve"> son los </w:t>
-      </w:r>
-      <w:r>
-        <w:rPr>
-          <w:rFonts w:asciiTheme="majorHAnsi" w:hAnsiTheme="majorHAnsi" w:cstheme="majorHAnsi"/>
-        </w:rPr>
-        <w:t>costó</w:t>
-      </w:r>
-      <w:r>
-        <w:rPr>
-          <w:rFonts w:asciiTheme="majorHAnsi" w:hAnsiTheme="majorHAnsi" w:cstheme="majorHAnsi"/>
-        </w:rPr>
-        <w:t xml:space="preserve"> que ha tenido el articulo al pasar el tiempo</w:t>
+        <w:t>La pestaña “Historial de Costos” muestra cada costo que tuvo el artículo en el tiempo, para ver cómo cambió el precio.</w:t>
       </w:r>
     </w:p>
     <w:p>
@@ -3876,37 +3307,7 @@
         <w:rPr>
           <w:rFonts w:asciiTheme="majorHAnsi" w:hAnsiTheme="majorHAnsi" w:cstheme="majorHAnsi"/>
         </w:rPr>
-        <w:t>Apenas se ingresa podrá ver la tabla con todos los datos de cada proveedor más una columna de acción para “Editar” o “Eliminar”</w:t>
-      </w:r>
-      <w:r>
-        <w:rPr>
-          <w:rFonts w:asciiTheme="majorHAnsi" w:hAnsiTheme="majorHAnsi" w:cstheme="majorHAnsi"/>
-        </w:rPr>
-        <w:t>.</w:t>
-      </w:r>
-      <w:r>
-        <w:rPr>
-          <w:rFonts w:asciiTheme="majorHAnsi" w:hAnsiTheme="majorHAnsi" w:cstheme="majorHAnsi"/>
-        </w:rPr>
-        <w:t xml:space="preserve"> </w:t>
-      </w:r>
-      <w:r>
-        <w:rPr>
-          <w:rFonts w:asciiTheme="majorHAnsi" w:hAnsiTheme="majorHAnsi" w:cstheme="majorHAnsi"/>
-        </w:rPr>
-        <w:t>En la tabla p</w:t>
-      </w:r>
-      <w:r>
-        <w:rPr>
-          <w:rFonts w:asciiTheme="majorHAnsi" w:hAnsiTheme="majorHAnsi" w:cstheme="majorHAnsi"/>
-        </w:rPr>
-        <w:t xml:space="preserve">odrá buscar (input de búsqueda) por </w:t>
-      </w:r>
-      <w:r>
-        <w:rPr>
-          <w:rFonts w:asciiTheme="majorHAnsi" w:hAnsiTheme="majorHAnsi" w:cstheme="majorHAnsi"/>
-        </w:rPr>
-        <w:t>cualquiera de sus datos</w:t>
+        <w:t>Apenas se ingresa podrá ver la tabla con todos los datos de cada proveedor. Podrá buscar por cualquiera de sus datos. Administrador: columna de acciones “Editar” o “Eliminar”, más carga individual, carga masiva y descarga. Vista y descarga: misma tabla y descarga; sin editar, eliminar ni cargar.</w:t>
       </w:r>
     </w:p>
     <w:p>
@@ -4014,85 +3415,7 @@
         <w:rPr>
           <w:rFonts w:asciiTheme="majorHAnsi" w:hAnsiTheme="majorHAnsi" w:cstheme="majorHAnsi"/>
         </w:rPr>
-        <w:t xml:space="preserve">Al presionar el botón de “Eliminar” le aparecerá el todas de confirmación que si elimina entonces ya no podría agregarlo a ningún movimiento </w:t>
-      </w:r>
-      <w:r>
-        <w:rPr>
-          <w:rFonts w:asciiTheme="majorHAnsi" w:hAnsiTheme="majorHAnsi" w:cstheme="majorHAnsi"/>
-        </w:rPr>
-        <w:t xml:space="preserve">y quedara con estado de inactivo/no visible </w:t>
-      </w:r>
-      <w:r>
-        <w:rPr>
-          <w:rFonts w:asciiTheme="majorHAnsi" w:hAnsiTheme="majorHAnsi" w:cstheme="majorHAnsi"/>
-        </w:rPr>
-        <w:t>,</w:t>
-      </w:r>
-      <w:r>
-        <w:rPr>
-          <w:rFonts w:asciiTheme="majorHAnsi" w:hAnsiTheme="majorHAnsi" w:cstheme="majorHAnsi"/>
-        </w:rPr>
-        <w:t>a</w:t>
-      </w:r>
-      <w:r>
-        <w:rPr>
-          <w:rFonts w:asciiTheme="majorHAnsi" w:hAnsiTheme="majorHAnsi" w:cstheme="majorHAnsi"/>
-        </w:rPr>
-        <w:t>s</w:t>
-      </w:r>
-      <w:r>
-        <w:rPr>
-          <w:rFonts w:asciiTheme="majorHAnsi" w:hAnsiTheme="majorHAnsi" w:cstheme="majorHAnsi"/>
-        </w:rPr>
-        <w:t>í si</w:t>
-      </w:r>
-      <w:r>
-        <w:rPr>
-          <w:rFonts w:asciiTheme="majorHAnsi" w:hAnsiTheme="majorHAnsi" w:cstheme="majorHAnsi"/>
-        </w:rPr>
-        <w:t xml:space="preserve"> </w:t>
-      </w:r>
-      <w:r>
-        <w:rPr>
-          <w:rFonts w:asciiTheme="majorHAnsi" w:hAnsiTheme="majorHAnsi" w:cstheme="majorHAnsi"/>
-        </w:rPr>
-        <w:t>está</w:t>
-      </w:r>
-      <w:r>
-        <w:rPr>
-          <w:rFonts w:asciiTheme="majorHAnsi" w:hAnsiTheme="majorHAnsi" w:cstheme="majorHAnsi"/>
-        </w:rPr>
-        <w:t xml:space="preserve"> en movimientos previos no se va a eliminar solo se le cambiara el estado </w:t>
-      </w:r>
-      <w:r>
-        <w:rPr>
-          <w:rFonts w:asciiTheme="majorHAnsi" w:hAnsiTheme="majorHAnsi" w:cstheme="majorHAnsi"/>
-        </w:rPr>
-        <w:t>ha</w:t>
-      </w:r>
-      <w:r>
-        <w:rPr>
-          <w:rFonts w:asciiTheme="majorHAnsi" w:hAnsiTheme="majorHAnsi" w:cstheme="majorHAnsi"/>
-        </w:rPr>
-        <w:t xml:space="preserve"> eliminado y no aparecerá </w:t>
-      </w:r>
-      <w:r>
-        <w:rPr>
-          <w:rFonts w:asciiTheme="majorHAnsi" w:hAnsiTheme="majorHAnsi" w:cstheme="majorHAnsi"/>
-        </w:rPr>
-        <w:t>más</w:t>
-      </w:r>
-      <w:r>
-        <w:rPr>
-          <w:rFonts w:asciiTheme="majorHAnsi" w:hAnsiTheme="majorHAnsi" w:cstheme="majorHAnsi"/>
-        </w:rPr>
-        <w:t xml:space="preserve"> en la tabla de la plataforma, pero si en la base de datos para que puedan verlo en los movimientos</w:t>
-      </w:r>
-      <w:r>
-        <w:rPr>
-          <w:rFonts w:asciiTheme="majorHAnsi" w:hAnsiTheme="majorHAnsi" w:cstheme="majorHAnsi"/>
-        </w:rPr>
-        <w:t>.</w:t>
+        <w:t>Al presionar el botón de “Eliminar” le aparecerá el modal de confirmación: si confirma, el proveedor queda inactivo / no visible. No se puede usar en movimientos nuevos. Si ya está en movimientos previos no se borra de la base, para que el historial se conserve.</w:t>
       </w:r>
     </w:p>
     <w:p>
@@ -4140,6 +3463,7 @@
         <w:rPr>
           <w:rFonts w:asciiTheme="majorHAnsi" w:hAnsiTheme="majorHAnsi" w:cstheme="majorHAnsi"/>
         </w:rPr>
+        <w:lastRenderedPageBreak/>
         <w:t>En el header estará el botón de “Cargar nuevo Proveedor” que abrirá el modal de formulario de carga así le agrega el código y razón social del proveedor y guarda el nuevo.</w:t>
       </w:r>
     </w:p>
@@ -4240,14 +3564,7 @@
         <w:rPr>
           <w:rFonts w:asciiTheme="majorHAnsi" w:hAnsiTheme="majorHAnsi" w:cstheme="majorHAnsi"/>
         </w:rPr>
-        <w:t xml:space="preserve">Al lado del botón de descarga estará el botón de “Carga masiva”. Abre un modal para arrastrar o seleccionar el archivo Excel (se carga con el mismo Excel que genera la plataforma al descargar). Al cargar, se insertan proveedores nuevos o se modifican los </w:t>
-      </w:r>
-      <w:r>
-        <w:rPr>
-          <w:rFonts w:asciiTheme="majorHAnsi" w:hAnsiTheme="majorHAnsi" w:cstheme="majorHAnsi"/>
-        </w:rPr>
-        <w:lastRenderedPageBreak/>
-        <w:t>existentes según el código; no se eliminan. Si el código pertenecía a un proveedor inactivo, vuelve a quedar activo. Las filas incompletas o con código repetido en el archivo se rechazan y se muestra el error.</w:t>
+        <w:t>Al lado del botón de descarga estará el botón de “Carga masiva”. Abre un modal para arrastrar o seleccionar el archivo Excel (se carga con el mismo Excel que genera la plataforma al descargar). Al cargar, se insertan proveedores nuevos o se modifican los existentes según el código; no se eliminan. Si el código pertenecía a un proveedor inactivo, vuelve a quedar activo. Las filas incompletas o con código repetido en el archivo se rechazan y se muestra el error.</w:t>
       </w:r>
     </w:p>
     <w:p>
@@ -4340,73 +3657,7 @@
         <w:rPr>
           <w:rFonts w:asciiTheme="majorHAnsi" w:hAnsiTheme="majorHAnsi" w:cstheme="majorHAnsi"/>
         </w:rPr>
-        <w:t>el usuario podrá ver una tabla con los siguientes datos: código, nombre</w:t>
-      </w:r>
-      <w:r>
-        <w:rPr>
-          <w:rFonts w:asciiTheme="majorHAnsi" w:hAnsiTheme="majorHAnsi" w:cstheme="majorHAnsi"/>
-        </w:rPr>
-        <w:t>, ubicación, responsable (nombre y apellido)</w:t>
-      </w:r>
-      <w:r>
-        <w:rPr>
-          <w:rFonts w:asciiTheme="majorHAnsi" w:hAnsiTheme="majorHAnsi" w:cstheme="majorHAnsi"/>
-        </w:rPr>
-        <w:t>, cant artículos</w:t>
-      </w:r>
-      <w:r>
-        <w:rPr>
-          <w:rFonts w:asciiTheme="majorHAnsi" w:hAnsiTheme="majorHAnsi" w:cstheme="majorHAnsi"/>
-        </w:rPr>
-        <w:t xml:space="preserve"> (con flechas para ordenar de mayor a menor en el header)</w:t>
-      </w:r>
-      <w:r>
-        <w:rPr>
-          <w:rFonts w:asciiTheme="majorHAnsi" w:hAnsiTheme="majorHAnsi" w:cstheme="majorHAnsi"/>
-        </w:rPr>
-        <w:t xml:space="preserve">, costo total </w:t>
-      </w:r>
-      <w:r>
-        <w:rPr>
-          <w:rFonts w:asciiTheme="majorHAnsi" w:hAnsiTheme="majorHAnsi" w:cstheme="majorHAnsi"/>
-        </w:rPr>
-        <w:t xml:space="preserve">(con flechas para ordenar de mayor a menor en el header) </w:t>
-      </w:r>
-      <w:r>
-        <w:rPr>
-          <w:rFonts w:asciiTheme="majorHAnsi" w:hAnsiTheme="majorHAnsi" w:cstheme="majorHAnsi"/>
-        </w:rPr>
-        <w:t>y la columna de acciones para “Editar”</w:t>
-      </w:r>
-      <w:r>
-        <w:rPr>
-          <w:rFonts w:asciiTheme="majorHAnsi" w:hAnsiTheme="majorHAnsi" w:cstheme="majorHAnsi"/>
-        </w:rPr>
-        <w:t>,</w:t>
-      </w:r>
-      <w:r>
-        <w:rPr>
-          <w:rFonts w:asciiTheme="majorHAnsi" w:hAnsiTheme="majorHAnsi" w:cstheme="majorHAnsi"/>
-        </w:rPr>
-        <w:t xml:space="preserve"> “Eliminar”</w:t>
-      </w:r>
-      <w:r>
-        <w:rPr>
-          <w:rFonts w:asciiTheme="majorHAnsi" w:hAnsiTheme="majorHAnsi" w:cstheme="majorHAnsi"/>
-        </w:rPr>
-        <w:t>. En la tabla p</w:t>
-      </w:r>
-      <w:r>
-        <w:rPr>
-          <w:rFonts w:asciiTheme="majorHAnsi" w:hAnsiTheme="majorHAnsi" w:cstheme="majorHAnsi"/>
-        </w:rPr>
-        <w:t>odrá buscar (input de búsqueda) por nombre/</w:t>
-      </w:r>
-      <w:r>
-        <w:rPr>
-          <w:rFonts w:asciiTheme="majorHAnsi" w:hAnsiTheme="majorHAnsi" w:cstheme="majorHAnsi"/>
-        </w:rPr>
-        <w:t>código</w:t>
+        <w:t>el usuario podrá ver una tabla con los siguientes datos: código, nombre, ubicación, responsables (nombre y apellido de todos los asignados), cant artículos (con flechas para ordenar), costo total (con flechas para ordenar). Podrá buscar por nombre/código/ubicación/responsable. Administrador: acciones “Editar”, “Eliminar” y “Gestionar responsables”, más carga, carga masiva y descarga. Vista y descarga: misma tabla y descarga; sin editar, eliminar ni asignar. Responsable de depósito: solo sus depósitos asignados, con inventario (artículos y EPP) al entrar al depósito; no descarga Excel ni gestiona responsables desde esta tabla.</w:t>
       </w:r>
     </w:p>
     <w:p>
@@ -4474,63 +3725,7 @@
         <w:rPr>
           <w:rFonts w:asciiTheme="majorHAnsi" w:hAnsiTheme="majorHAnsi" w:cstheme="majorHAnsi"/>
         </w:rPr>
-        <w:t xml:space="preserve">En el </w:t>
-      </w:r>
-      <w:proofErr w:type="spellStart"/>
-      <w:r>
-        <w:rPr>
-          <w:rFonts w:asciiTheme="majorHAnsi" w:hAnsiTheme="majorHAnsi" w:cstheme="majorHAnsi"/>
-        </w:rPr>
-        <w:t>header</w:t>
-      </w:r>
-      <w:proofErr w:type="spellEnd"/>
-      <w:r>
-        <w:rPr>
-          <w:rFonts w:asciiTheme="majorHAnsi" w:hAnsiTheme="majorHAnsi" w:cstheme="majorHAnsi"/>
-        </w:rPr>
-        <w:t xml:space="preserve"> estará el botón de “Cargar </w:t>
-      </w:r>
-      <w:r>
-        <w:rPr>
-          <w:rFonts w:asciiTheme="majorHAnsi" w:hAnsiTheme="majorHAnsi" w:cstheme="majorHAnsi"/>
-        </w:rPr>
-        <w:t>nuevo Deposito</w:t>
-      </w:r>
-      <w:r>
-        <w:rPr>
-          <w:rFonts w:asciiTheme="majorHAnsi" w:hAnsiTheme="majorHAnsi" w:cstheme="majorHAnsi"/>
-        </w:rPr>
-        <w:t>” y cuando lo presionen abrirá el modal de formulario para carga única</w:t>
-      </w:r>
-      <w:r>
-        <w:rPr>
-          <w:rFonts w:asciiTheme="majorHAnsi" w:hAnsiTheme="majorHAnsi" w:cstheme="majorHAnsi"/>
-        </w:rPr>
-        <w:t xml:space="preserve">, donde cargara lo siguiente: Nombre, </w:t>
-      </w:r>
-      <w:r>
-        <w:rPr>
-          <w:rFonts w:asciiTheme="majorHAnsi" w:hAnsiTheme="majorHAnsi" w:cstheme="majorHAnsi"/>
-        </w:rPr>
-        <w:t>código</w:t>
-      </w:r>
-      <w:r>
-        <w:rPr>
-          <w:rFonts w:asciiTheme="majorHAnsi" w:hAnsiTheme="majorHAnsi" w:cstheme="majorHAnsi"/>
-        </w:rPr>
-        <w:t xml:space="preserve"> y ubicación (input texto), Responsable (select de responsables). La cantidad de </w:t>
-      </w:r>
-      <w:r>
-        <w:rPr>
-          <w:rFonts w:asciiTheme="majorHAnsi" w:hAnsiTheme="majorHAnsi" w:cstheme="majorHAnsi"/>
-        </w:rPr>
-        <w:t>artículos</w:t>
-      </w:r>
-      <w:r>
-        <w:rPr>
-          <w:rFonts w:asciiTheme="majorHAnsi" w:hAnsiTheme="majorHAnsi" w:cstheme="majorHAnsi"/>
-        </w:rPr>
-        <w:t xml:space="preserve"> y costo total se calcula al pasar el tiempo de manera automática la plataforma</w:t>
+        <w:t>En el header estará el botón de “Cargar nuevo Deposito” y cuando lo presionen abrirá el modal de formulario para carga única, donde cargara lo siguiente: Nombre, código y ubicación (input texto). Los responsables no se eligen acá: se asignan después con “Gestionar responsables”. La cantidad de artículos y costo total se calcula de manera automática.</w:t>
       </w:r>
     </w:p>
     <w:p>
@@ -4594,7 +3789,7 @@
         <w:rPr>
           <w:rFonts w:asciiTheme="majorHAnsi" w:hAnsiTheme="majorHAnsi" w:cstheme="majorHAnsi"/>
         </w:rPr>
-        <w:t>Al presionar el botón de “Editar” se verán en inputs los valores de: código, nombre, y ubicación para que pueda editarlos y el de responsable en un select para que seleccione entre los responsables que existen, mostrando por nombre y apellidos (la cant artículos y costo total no son editables ya que eso se va actualizando cada que se le asignen/quiten este tipo a algún artículo)</w:t>
+        <w:t>Al presionar el botón de “Editar” se verán en inputs los valores de: código, nombre y ubicación (y el estado). La cant artículos y costo total no son editables. Los responsables no se cambian en esta fila: se cambian con “Gestionar responsables”.</w:t>
       </w:r>
     </w:p>
     <w:p>
@@ -4656,7 +3851,7 @@
         <w:rPr>
           <w:rFonts w:asciiTheme="majorHAnsi" w:hAnsiTheme="majorHAnsi" w:cstheme="majorHAnsi"/>
         </w:rPr>
-        <w:t>Al presionar el botón de “Eliminar” le aparecerá el todas de confirmación que si elimina entonces ya no podría agregarlo a ningún movimiento y quedara con estado de inactivo/no visible ,así si está en movimientos previos no se va a eliminar solo se le cambiara el estado ha eliminado y no aparecerá más en la tabla de la plataforma, pero si en la base de datos para que puedan verlo en los movimientos.</w:t>
+        <w:t>Al presionar el botón de “Eliminar” le aparecerá el modal de confirmación. Si el depósito no tiene stock ni movimientos se puede borrar. Si ya se usó, hay que inactivarlo con Editar: no se usa en movimientos nuevos y el historial se conserva.</w:t>
       </w:r>
     </w:p>
     <w:p>
@@ -4688,6 +3883,7 @@
         <w:rPr>
           <w:rFonts w:asciiTheme="majorHAnsi" w:hAnsiTheme="majorHAnsi" w:cstheme="majorHAnsi"/>
         </w:rPr>
+        <w:lastRenderedPageBreak/>
         <w:t xml:space="preserve">En el </w:t>
       </w:r>
       <w:proofErr w:type="spellStart"/>
@@ -4810,7 +4006,6 @@
         <w:rPr>
           <w:rFonts w:asciiTheme="majorHAnsi" w:hAnsiTheme="majorHAnsi" w:cstheme="majorHAnsi"/>
         </w:rPr>
-        <w:lastRenderedPageBreak/>
         <w:t xml:space="preserve">En la columna de acciones de cada depósito estará “Gestionar responsables”. Abre un modal con una tabla tipo </w:t>
       </w:r>
       <w:proofErr w:type="spellStart"/>
@@ -4939,25 +4134,7 @@
         <w:rPr>
           <w:rFonts w:asciiTheme="majorHAnsi" w:hAnsiTheme="majorHAnsi" w:cstheme="majorHAnsi"/>
         </w:rPr>
-        <w:t xml:space="preserve">Vista de Movimientos </w:t>
-      </w:r>
-      <w:r>
-        <w:rPr>
-          <w:rFonts w:asciiTheme="majorHAnsi" w:hAnsiTheme="majorHAnsi" w:cstheme="majorHAnsi"/>
-        </w:rPr>
-        <w:t>(</w:t>
-      </w:r>
-      <w:r>
-        <w:rPr>
-          <w:rFonts w:asciiTheme="majorHAnsi" w:hAnsiTheme="majorHAnsi" w:cstheme="majorHAnsi"/>
-        </w:rPr>
-        <w:t xml:space="preserve"> </w:t>
-      </w:r>
-      <w:r>
-        <w:rPr>
-          <w:rFonts w:asciiTheme="majorHAnsi" w:hAnsiTheme="majorHAnsi" w:cstheme="majorHAnsi"/>
-        </w:rPr>
-        <w:t>Rol Administrador )</w:t>
+        <w:t>Vista de Movimientos (Administrador y Vista y descarga)</w:t>
       </w:r>
     </w:p>
     <w:p>
@@ -4971,181 +4148,7 @@
         <w:rPr>
           <w:rFonts w:asciiTheme="majorHAnsi" w:hAnsiTheme="majorHAnsi" w:cstheme="majorHAnsi"/>
         </w:rPr>
-        <w:t xml:space="preserve">Apenas ingresa a la </w:t>
-      </w:r>
-      <w:r>
-        <w:rPr>
-          <w:rFonts w:asciiTheme="majorHAnsi" w:hAnsiTheme="majorHAnsi" w:cstheme="majorHAnsi"/>
-        </w:rPr>
-        <w:t>página</w:t>
-      </w:r>
-      <w:r>
-        <w:rPr>
-          <w:rFonts w:asciiTheme="majorHAnsi" w:hAnsiTheme="majorHAnsi" w:cstheme="majorHAnsi"/>
-        </w:rPr>
-        <w:t xml:space="preserve"> vera un tabla con los siguientes datos:</w:t>
-      </w:r>
-      <w:r>
-        <w:rPr>
-          <w:rFonts w:asciiTheme="majorHAnsi" w:hAnsiTheme="majorHAnsi" w:cstheme="majorHAnsi"/>
-        </w:rPr>
-        <w:t xml:space="preserve"> deposito ( si es de entrada solo el </w:t>
-      </w:r>
-      <w:r>
-        <w:rPr>
-          <w:rFonts w:asciiTheme="majorHAnsi" w:hAnsiTheme="majorHAnsi" w:cstheme="majorHAnsi"/>
-        </w:rPr>
-        <w:t>depósito</w:t>
-      </w:r>
-      <w:r>
-        <w:rPr>
-          <w:rFonts w:asciiTheme="majorHAnsi" w:hAnsiTheme="majorHAnsi" w:cstheme="majorHAnsi"/>
-        </w:rPr>
-        <w:t xml:space="preserve"> que entro y si es salida o transferencia estará </w:t>
-      </w:r>
-      <w:r>
-        <w:rPr>
-          <w:rFonts w:asciiTheme="majorHAnsi" w:hAnsiTheme="majorHAnsi" w:cstheme="majorHAnsi"/>
-        </w:rPr>
-        <w:t>así</w:t>
-      </w:r>
-      <w:r>
-        <w:rPr>
-          <w:rFonts w:asciiTheme="majorHAnsi" w:hAnsiTheme="majorHAnsi" w:cstheme="majorHAnsi"/>
-        </w:rPr>
-        <w:t xml:space="preserve"> “deposito </w:t>
-      </w:r>
-      <w:r>
-        <w:rPr>
-          <w:rFonts w:asciiTheme="majorHAnsi" w:hAnsiTheme="majorHAnsi" w:cstheme="majorHAnsi"/>
-        </w:rPr>
-        <w:t>origen</w:t>
-      </w:r>
-      <w:r>
-        <w:rPr>
-          <w:rFonts w:asciiTheme="majorHAnsi" w:hAnsiTheme="majorHAnsi" w:cstheme="majorHAnsi"/>
-        </w:rPr>
-        <w:t xml:space="preserve"> / deposito destino )</w:t>
-      </w:r>
-      <w:r>
-        <w:rPr>
-          <w:rFonts w:asciiTheme="majorHAnsi" w:hAnsiTheme="majorHAnsi" w:cstheme="majorHAnsi"/>
-        </w:rPr>
-        <w:t xml:space="preserve">, Responsable (que realizo el movimiento de </w:t>
-      </w:r>
-      <w:r>
-        <w:rPr>
-          <w:rFonts w:asciiTheme="majorHAnsi" w:hAnsiTheme="majorHAnsi" w:cstheme="majorHAnsi"/>
-        </w:rPr>
-        <w:t>Entrada, Salida</w:t>
-      </w:r>
-      <w:r>
-        <w:rPr>
-          <w:rFonts w:asciiTheme="majorHAnsi" w:hAnsiTheme="majorHAnsi" w:cstheme="majorHAnsi"/>
-        </w:rPr>
-        <w:t xml:space="preserve"> o transferencia) ,fecha </w:t>
-      </w:r>
-      <w:r>
-        <w:rPr>
-          <w:rFonts w:asciiTheme="majorHAnsi" w:hAnsiTheme="majorHAnsi" w:cstheme="majorHAnsi"/>
-        </w:rPr>
-        <w:t xml:space="preserve">(con flechas para ordenar de </w:t>
-      </w:r>
-      <w:r>
-        <w:rPr>
-          <w:rFonts w:asciiTheme="majorHAnsi" w:hAnsiTheme="majorHAnsi" w:cstheme="majorHAnsi"/>
-        </w:rPr>
-        <w:t>más</w:t>
-      </w:r>
-      <w:r>
-        <w:rPr>
-          <w:rFonts w:asciiTheme="majorHAnsi" w:hAnsiTheme="majorHAnsi" w:cstheme="majorHAnsi"/>
-        </w:rPr>
-        <w:t xml:space="preserve"> cercana o lejana en el header) </w:t>
-      </w:r>
-      <w:r>
-        <w:rPr>
-          <w:rFonts w:asciiTheme="majorHAnsi" w:hAnsiTheme="majorHAnsi" w:cstheme="majorHAnsi"/>
-        </w:rPr>
-        <w:t>movimiento (Entrada|Salida|Tranferencia)</w:t>
-      </w:r>
-      <w:r>
-        <w:rPr>
-          <w:rFonts w:asciiTheme="majorHAnsi" w:hAnsiTheme="majorHAnsi" w:cstheme="majorHAnsi"/>
-        </w:rPr>
-        <w:t xml:space="preserve">, cant </w:t>
-      </w:r>
-      <w:r>
-        <w:rPr>
-          <w:rFonts w:asciiTheme="majorHAnsi" w:hAnsiTheme="majorHAnsi" w:cstheme="majorHAnsi"/>
-        </w:rPr>
-        <w:t>Artículos (con flechas para ordenar de mayor a menor en el header)</w:t>
-      </w:r>
-      <w:r>
-        <w:rPr>
-          <w:rFonts w:asciiTheme="majorHAnsi" w:hAnsiTheme="majorHAnsi" w:cstheme="majorHAnsi"/>
-        </w:rPr>
-        <w:t xml:space="preserve">, </w:t>
-      </w:r>
-      <w:r>
-        <w:rPr>
-          <w:rFonts w:asciiTheme="majorHAnsi" w:hAnsiTheme="majorHAnsi" w:cstheme="majorHAnsi"/>
-        </w:rPr>
-        <w:t xml:space="preserve"> </w:t>
-      </w:r>
-      <w:r>
-        <w:rPr>
-          <w:rFonts w:asciiTheme="majorHAnsi" w:hAnsiTheme="majorHAnsi" w:cstheme="majorHAnsi"/>
-        </w:rPr>
-        <w:t xml:space="preserve">y una columna de acciones, con un </w:t>
-      </w:r>
-      <w:r>
-        <w:rPr>
-          <w:rFonts w:asciiTheme="majorHAnsi" w:hAnsiTheme="majorHAnsi" w:cstheme="majorHAnsi"/>
-        </w:rPr>
-        <w:t>botón</w:t>
-      </w:r>
-      <w:r>
-        <w:rPr>
-          <w:rFonts w:asciiTheme="majorHAnsi" w:hAnsiTheme="majorHAnsi" w:cstheme="majorHAnsi"/>
-        </w:rPr>
-        <w:t xml:space="preserve"> de “ver detalle”. En la tabla p</w:t>
-      </w:r>
-      <w:r>
-        <w:rPr>
-          <w:rFonts w:asciiTheme="majorHAnsi" w:hAnsiTheme="majorHAnsi" w:cstheme="majorHAnsi"/>
-        </w:rPr>
-        <w:t>odrá buscar (input de búsqueda) por nombre/</w:t>
-      </w:r>
-      <w:r>
-        <w:rPr>
-          <w:rFonts w:asciiTheme="majorHAnsi" w:hAnsiTheme="majorHAnsi" w:cstheme="majorHAnsi"/>
-        </w:rPr>
-        <w:t>responsable/</w:t>
-      </w:r>
-      <w:r>
-        <w:rPr>
-          <w:rFonts w:asciiTheme="majorHAnsi" w:hAnsiTheme="majorHAnsi" w:cstheme="majorHAnsi"/>
-        </w:rPr>
-        <w:t>depósito</w:t>
-      </w:r>
-      <w:r>
-        <w:rPr>
-          <w:rFonts w:asciiTheme="majorHAnsi" w:hAnsiTheme="majorHAnsi" w:cstheme="majorHAnsi"/>
-        </w:rPr>
-        <w:t xml:space="preserve"> y filtrar por t</w:t>
-      </w:r>
-      <w:r>
-        <w:rPr>
-          <w:rFonts w:asciiTheme="majorHAnsi" w:hAnsiTheme="majorHAnsi" w:cstheme="majorHAnsi"/>
-        </w:rPr>
-        <w:t>ipo de movimiento</w:t>
-      </w:r>
-      <w:r>
-        <w:rPr>
-          <w:rFonts w:asciiTheme="majorHAnsi" w:hAnsiTheme="majorHAnsi" w:cstheme="majorHAnsi"/>
-        </w:rPr>
-        <w:t xml:space="preserve"> (select)</w:t>
+        <w:t>Apenas ingresa a la página vera una tabla con los siguientes datos: deposito (si es de entrada solo el depósito que entró; si es salida, transferencia o Entrega EPP estará así “deposito origen / deposito destino”), Responsable (quien cargó el movimiento), fecha (con flechas para ordenar), movimiento (Entrada | Salida | Transferencia | Entrega EPP), cant Artículos (con flechas para ordenar) y una columna de acciones con “ver detalle”. En la tabla podrá buscar por responsable/depósito/empleado y filtrar por tipo de movimiento. Vista y descarga ve la misma tabla, sin “Nuevo movimiento”.</w:t>
       </w:r>
     </w:p>
     <w:p>
@@ -5181,49 +4184,7 @@
         <w:rPr>
           <w:rFonts w:asciiTheme="majorHAnsi" w:hAnsiTheme="majorHAnsi" w:cstheme="majorHAnsi"/>
         </w:rPr>
-        <w:t xml:space="preserve">El responsable de Deposito solo puede ver los movimientos que se han hecho en su </w:t>
-      </w:r>
-      <w:r>
-        <w:rPr>
-          <w:rFonts w:asciiTheme="majorHAnsi" w:hAnsiTheme="majorHAnsi" w:cstheme="majorHAnsi"/>
-        </w:rPr>
-        <w:t>depósito</w:t>
-      </w:r>
-      <w:r>
-        <w:rPr>
-          <w:rFonts w:asciiTheme="majorHAnsi" w:hAnsiTheme="majorHAnsi" w:cstheme="majorHAnsi"/>
-        </w:rPr>
-        <w:t xml:space="preserve"> , así </w:t>
-      </w:r>
-      <w:r>
-        <w:rPr>
-          <w:rFonts w:asciiTheme="majorHAnsi" w:hAnsiTheme="majorHAnsi" w:cstheme="majorHAnsi"/>
-        </w:rPr>
-        <w:t>él</w:t>
-      </w:r>
-      <w:r>
-        <w:rPr>
-          <w:rFonts w:asciiTheme="majorHAnsi" w:hAnsiTheme="majorHAnsi" w:cstheme="majorHAnsi"/>
-        </w:rPr>
-        <w:t xml:space="preserve"> también puede buscar, filtrar y ver el detalle de los movimientos</w:t>
-      </w:r>
-      <w:r>
-        <w:rPr>
-          <w:rFonts w:asciiTheme="majorHAnsi" w:hAnsiTheme="majorHAnsi" w:cstheme="majorHAnsi"/>
-        </w:rPr>
-        <w:t xml:space="preserve"> de los </w:t>
-      </w:r>
-      <w:r>
-        <w:rPr>
-          <w:rFonts w:asciiTheme="majorHAnsi" w:hAnsiTheme="majorHAnsi" w:cstheme="majorHAnsi"/>
-        </w:rPr>
-        <w:t>artículos</w:t>
-      </w:r>
-      <w:r>
-        <w:rPr>
-          <w:rFonts w:asciiTheme="majorHAnsi" w:hAnsiTheme="majorHAnsi" w:cstheme="majorHAnsi"/>
-        </w:rPr>
-        <w:t xml:space="preserve"> que le correspondan </w:t>
+        <w:t>El responsable de Deposito solo puede ver los movimientos que se han hecho en sus depósitos, así él también puede buscar, filtrar, ver el detalle y cargar un movimiento nuevo de los artículos que le correspondan.</w:t>
       </w:r>
     </w:p>
     <w:p>
@@ -5327,33 +4288,7 @@
           <w:sz w:val="24"/>
           <w:szCs w:val="24"/>
         </w:rPr>
-        <w:t>Detalle de Movimiento</w:t>
-      </w:r>
-      <w:r>
-        <w:rPr>
-          <w:rFonts w:asciiTheme="majorHAnsi" w:hAnsiTheme="majorHAnsi" w:cstheme="majorHAnsi"/>
-          <w:sz w:val="24"/>
-          <w:szCs w:val="24"/>
-        </w:rPr>
-        <w:t xml:space="preserve"> </w:t>
-      </w:r>
-      <w:r>
-        <w:rPr>
-          <w:rFonts w:asciiTheme="majorHAnsi" w:hAnsiTheme="majorHAnsi" w:cstheme="majorHAnsi"/>
-        </w:rPr>
-        <w:t xml:space="preserve">( Rol Administrador </w:t>
-      </w:r>
-      <w:r>
-        <w:rPr>
-          <w:rFonts w:asciiTheme="majorHAnsi" w:hAnsiTheme="majorHAnsi" w:cstheme="majorHAnsi"/>
-        </w:rPr>
-        <w:t xml:space="preserve">y Rol Responsable de Deposito </w:t>
-      </w:r>
-      <w:r>
-        <w:rPr>
-          <w:rFonts w:asciiTheme="majorHAnsi" w:hAnsiTheme="majorHAnsi" w:cstheme="majorHAnsi"/>
-        </w:rPr>
-        <w:t>)</w:t>
+        <w:t>Detalle de Movimiento (Administrador, Vista y descarga y Responsable de depósito)</w:t>
       </w:r>
     </w:p>
     <w:p>
@@ -5402,13 +4337,7 @@
         <w:rPr>
           <w:rFonts w:asciiTheme="majorHAnsi" w:hAnsiTheme="majorHAnsi" w:cstheme="majorHAnsi"/>
         </w:rPr>
-        <w:t>Al ingresar al detalle del movimiento s</w:t>
-      </w:r>
-      <w:r>
-        <w:rPr>
-          <w:rFonts w:asciiTheme="majorHAnsi" w:hAnsiTheme="majorHAnsi" w:cstheme="majorHAnsi"/>
-        </w:rPr>
-        <w:t>e ven todos los datos del movimiento y abajo la tabla de artículos: familia, grupo, código, nombre, cantidad, observación. Si es Entrega EPP: tipo de entrega, empleado (nombre, apellido, DNI, mail), fecha de recambio y estado de recambio (pendiente / debe recambiarse / recambiado). Las fotos del remito pueden ser varias (el remito puede tener más de una hoja).</w:t>
+        <w:t>Al ingresar al detalle del movimiento se ven todos los datos del movimiento y abajo la tabla de artículos: familia, grupo, código, nombre, cantidad, observación. Si es Entrega EPP: tipo de entrega, empleado (nombre, apellido, DNI, mail), fecha de recambio y estado de recambio (pendiente / debe recambiarse / recambiado). Las fotos del remito pueden ser varias (el remito puede tener más de una hoja). Vista y descarga solo mira y puede ver las fotos; no carga ni edita.</w:t>
       </w:r>
     </w:p>
     <w:p>
@@ -5657,58 +4586,7 @@
         <w:rPr>
           <w:rFonts w:asciiTheme="majorHAnsi" w:hAnsiTheme="majorHAnsi" w:cstheme="majorHAnsi"/>
         </w:rPr>
-        <w:t>Paso 2 : carga de datos del tipo de movimiento seleccionado (buscando en sus respectivas tablas que datos necesita cargar</w:t>
-      </w:r>
-      <w:r>
-        <w:rPr>
-          <w:rFonts w:asciiTheme="majorHAnsi" w:hAnsiTheme="majorHAnsi" w:cstheme="majorHAnsi"/>
-        </w:rPr>
-        <w:t xml:space="preserve"> ) los formularios serían los siguientes:</w:t>
-      </w:r>
-      <w:r>
-        <w:rPr>
-          <w:rFonts w:asciiTheme="majorHAnsi" w:hAnsiTheme="majorHAnsi" w:cstheme="majorHAnsi"/>
-        </w:rPr>
-        <w:t xml:space="preserve"> </w:t>
-      </w:r>
-      <w:r>
-        <w:rPr>
-          <w:rFonts w:asciiTheme="majorHAnsi" w:hAnsiTheme="majorHAnsi" w:cstheme="majorHAnsi"/>
-        </w:rPr>
-        <w:br/>
-      </w:r>
-      <w:r>
-        <w:rPr>
-          <w:rFonts w:asciiTheme="majorHAnsi" w:hAnsiTheme="majorHAnsi" w:cstheme="majorHAnsi"/>
-        </w:rPr>
-        <w:br/>
-        <w:t>PD: El responsable y fecha no hace falta que aparezca en ninguno de los siguientes formularios ya que eso es automático por el usuario que entra y la fecha actual. Además, en cada formulario antes de seguir al final tienen que agregar siempre el nro. remito (input texto)e imagen/es remito (</w:t>
-      </w:r>
-      <w:r>
-        <w:rPr>
-          <w:rFonts w:asciiTheme="majorHAnsi" w:hAnsiTheme="majorHAnsi" w:cstheme="majorHAnsi"/>
-        </w:rPr>
-        <w:t xml:space="preserve">tomar foto que escanea el remito y lo transforma a </w:t>
-      </w:r>
-      <w:proofErr w:type="spellStart"/>
-      <w:r>
-        <w:rPr>
-          <w:rFonts w:asciiTheme="majorHAnsi" w:hAnsiTheme="majorHAnsi" w:cstheme="majorHAnsi"/>
-        </w:rPr>
-        <w:t>doc</w:t>
-      </w:r>
-      <w:proofErr w:type="spellEnd"/>
-      <w:r>
-        <w:rPr>
-          <w:rFonts w:asciiTheme="majorHAnsi" w:hAnsiTheme="majorHAnsi" w:cstheme="majorHAnsi"/>
-        </w:rPr>
-        <w:t>, se pueden escanear mas de una porque puede tener más de una página el remito)</w:t>
-      </w:r>
-      <w:r>
-        <w:rPr>
-          <w:rFonts w:asciiTheme="majorHAnsi" w:hAnsiTheme="majorHAnsi" w:cstheme="majorHAnsi"/>
-        </w:rPr>
-        <w:br/>
+        <w:t>Paso 2 : carga de datos del tipo de movimiento seleccionado (buscando en sus respectivas tablas qué datos necesita cargar) los formularios serían los siguientes: PD: El responsable y fecha no hace falta que aparezcan en ninguno de los siguientes formularios ya que eso es automático por el usuario que entra y la fecha actual. Además, en cada formulario antes de seguir al final tienen que agregar siempre el nro. remito (input texto) e imagen/es remito (foto o archivo; se pueden cargar más de una porque el remito puede tener más de una página). No se transforma a documento: se guardan las fotos en Storage.</w:t>
       </w:r>
     </w:p>
     <w:p>
@@ -5907,7 +4785,14 @@
         <w:rPr>
           <w:rFonts w:asciiTheme="majorHAnsi" w:hAnsiTheme="majorHAnsi" w:cstheme="majorHAnsi"/>
         </w:rPr>
-        <w:t>. Un movimiento es para un solo empleado; ese empleado puede recibir varios artículos EPP. Si hay que entregar a otra persona, se carga otro movimiento.</w:t>
+        <w:t xml:space="preserve">. Un movimiento es para un </w:t>
+      </w:r>
+      <w:r>
+        <w:rPr>
+          <w:rFonts w:asciiTheme="majorHAnsi" w:hAnsiTheme="majorHAnsi" w:cstheme="majorHAnsi"/>
+        </w:rPr>
+        <w:lastRenderedPageBreak/>
+        <w:t>solo empleado; ese empleado puede recibir varios artículos EPP. Si hay que entregar a otra persona, se carga otro movimiento.</w:t>
       </w:r>
     </w:p>
     <w:p>
@@ -6060,7 +4945,6 @@
         <w:rPr>
           <w:rFonts w:asciiTheme="majorHAnsi" w:hAnsiTheme="majorHAnsi" w:cstheme="majorHAnsi"/>
         </w:rPr>
-        <w:lastRenderedPageBreak/>
         <w:t>Unidad: vista</w:t>
       </w:r>
     </w:p>
@@ -6522,6 +5406,7 @@
         <w:rPr>
           <w:rFonts w:asciiTheme="majorHAnsi" w:hAnsiTheme="majorHAnsi" w:cstheme="majorHAnsi"/>
         </w:rPr>
+        <w:lastRenderedPageBreak/>
         <w:t>•</w:t>
       </w:r>
       <w:r>
@@ -6592,7 +5477,6 @@
         <w:rPr>
           <w:rFonts w:asciiTheme="majorHAnsi" w:hAnsiTheme="majorHAnsi" w:cstheme="majorHAnsi"/>
         </w:rPr>
-        <w:lastRenderedPageBreak/>
         <w:t>•</w:t>
       </w:r>
       <w:r>
@@ -6691,7 +5575,7 @@
           <w:sz w:val="24"/>
           <w:szCs w:val="24"/>
         </w:rPr>
-        <w:t xml:space="preserve">Historial de Entregas </w:t>
+        <w:t>Entregas EPP</w:t>
       </w:r>
     </w:p>
     <w:p>
@@ -6705,7 +5589,7 @@
         <w:rPr>
           <w:rFonts w:asciiTheme="majorHAnsi" w:hAnsiTheme="majorHAnsi" w:cstheme="majorHAnsi"/>
         </w:rPr>
-        <w:t>Administrador y Vista y descarga ven todos los empleados. El Responsable de depósito ve los empleados/entregas de sus depósitos.</w:t>
+        <w:t>Administrador y Vista y descarga ven todos los empleados. El Responsable de depósito ve los empleados/entregas EPP de sus depósitos. Esta página es propia (ruta /entregas), no un extra de Movimientos. El menú dice Entregas EPP. Entra por el sidebar (Admin y Vista) y, para el Responsable, por su nav junto a Artículos, Depósitos y Movimientos.</w:t>
       </w:r>
     </w:p>
     <w:p>
@@ -6943,6 +5827,7 @@
         <w:rPr>
           <w:rFonts w:asciiTheme="majorHAnsi" w:hAnsiTheme="majorHAnsi" w:cstheme="majorHAnsi"/>
         </w:rPr>
+        <w:lastRenderedPageBreak/>
         <w:t>Proveedores</w:t>
       </w:r>
     </w:p>
@@ -6979,22 +5864,7 @@
         <w:rPr>
           <w:rFonts w:asciiTheme="majorHAnsi" w:hAnsiTheme="majorHAnsi" w:cstheme="majorHAnsi"/>
         </w:rPr>
-        <w:t>Responsables</w:t>
-      </w:r>
-      <w:r>
-        <w:t xml:space="preserve"> </w:t>
-      </w:r>
-      <w:r>
-        <w:rPr>
-          <w:rFonts w:asciiTheme="majorHAnsi" w:hAnsiTheme="majorHAnsi" w:cstheme="majorHAnsi"/>
-        </w:rPr>
-        <w:t>(incluye alta de Empleado al cargar una entrega).</w:t>
-      </w:r>
-      <w:r>
-        <w:rPr>
-          <w:rFonts w:asciiTheme="majorHAnsi" w:hAnsiTheme="majorHAnsi" w:cstheme="majorHAnsi"/>
-        </w:rPr>
-        <w:br/>
+        <w:t>Responsables. El alta de un Empleado al cargar una entrega se notifica sobre la tabla empleados (no es un responsable).</w:t>
       </w:r>
     </w:p>
     <w:p>
@@ -7068,14 +5938,7 @@
         <w:rPr>
           <w:rFonts w:asciiTheme="majorHAnsi" w:hAnsiTheme="majorHAnsi" w:cstheme="majorHAnsi"/>
         </w:rPr>
-        <w:t xml:space="preserve">, valores anteriores y valore actuales (así muestra cada valor que se editó del dato como en lista de como estaban anteriormente vs como quedaron con la </w:t>
-      </w:r>
-      <w:r>
-        <w:rPr>
-          <w:rFonts w:asciiTheme="majorHAnsi" w:hAnsiTheme="majorHAnsi" w:cstheme="majorHAnsi"/>
-        </w:rPr>
-        <w:lastRenderedPageBreak/>
-        <w:t>modificación)</w:t>
+        <w:t>, valores anteriores y valore actuales (así muestra cada valor que se editó del dato como en lista de como estaban anteriormente vs como quedaron con la modificación)</w:t>
       </w:r>
       <w:r>
         <w:rPr>
@@ -7246,25 +6109,7 @@
         <w:rPr>
           <w:rFonts w:asciiTheme="majorHAnsi" w:hAnsiTheme="majorHAnsi" w:cstheme="majorHAnsi"/>
         </w:rPr>
-        <w:t xml:space="preserve">Notificación de </w:t>
-      </w:r>
-      <w:r>
-        <w:rPr>
-          <w:rFonts w:asciiTheme="majorHAnsi" w:hAnsiTheme="majorHAnsi" w:cstheme="majorHAnsi"/>
-        </w:rPr>
-        <w:t>envió</w:t>
-      </w:r>
-      <w:r>
-        <w:rPr>
-          <w:rFonts w:asciiTheme="majorHAnsi" w:hAnsiTheme="majorHAnsi" w:cstheme="majorHAnsi"/>
-        </w:rPr>
-        <w:t xml:space="preserve"> de mail para invitación a plataforma</w:t>
-      </w:r>
-      <w:r>
-        <w:rPr>
-          <w:rFonts w:asciiTheme="majorHAnsi" w:hAnsiTheme="majorHAnsi" w:cstheme="majorHAnsi"/>
-        </w:rPr>
-        <w:t xml:space="preserve"> ( Rol Administrador )</w:t>
+        <w:t>Notificación de asignación, desvinculación y pedido de depósitos (Administrador y responsables afectados)</w:t>
       </w:r>
     </w:p>
     <w:p>
@@ -7278,7 +6123,7 @@
         <w:rPr>
           <w:rFonts w:asciiTheme="majorHAnsi" w:hAnsiTheme="majorHAnsi" w:cstheme="majorHAnsi"/>
         </w:rPr>
-        <w:t>Aquí se notifica la fecha, hora, responsable y datos del responsable que se invitó a la plataforma para saber cuándo se le mando la invitación.</w:t>
+        <w:t>Cuando el administrador asigna o quita responsables de un depósito, o cuando un responsable cambia sus depósitos desde el ícono de perfil (Administrar depósitos: lista de depósitos activos, mínimo uno), se generan Asignacion_Responsable, Desvinculacion_Responsable o Peticion_Depositos, con fecha, hora, responsable y depósitos involucrados.</w:t>
       </w:r>
     </w:p>
     <w:p>
@@ -7304,19 +6149,7 @@
         <w:rPr>
           <w:rFonts w:asciiTheme="majorHAnsi" w:hAnsiTheme="majorHAnsi" w:cstheme="majorHAnsi"/>
         </w:rPr>
-        <w:t>Notificación</w:t>
-      </w:r>
-      <w:r>
-        <w:rPr>
-          <w:rFonts w:asciiTheme="majorHAnsi" w:hAnsiTheme="majorHAnsi" w:cstheme="majorHAnsi"/>
-        </w:rPr>
-        <w:t xml:space="preserve"> de Bienvenida a la plataforma</w:t>
-      </w:r>
-      <w:r>
-        <w:rPr>
-          <w:rFonts w:asciiTheme="majorHAnsi" w:hAnsiTheme="majorHAnsi" w:cstheme="majorHAnsi"/>
-        </w:rPr>
-        <w:t xml:space="preserve"> ( Todos )</w:t>
+        <w:t>Notificación de Bienvenida a la plataforma (Todos)</w:t>
       </w:r>
     </w:p>
     <w:p>
@@ -7330,31 +6163,7 @@
         <w:rPr>
           <w:rFonts w:asciiTheme="majorHAnsi" w:hAnsiTheme="majorHAnsi" w:cstheme="majorHAnsi"/>
         </w:rPr>
-        <w:t xml:space="preserve">Aquí se notificara cuando el responsable que se </w:t>
-      </w:r>
-      <w:r>
-        <w:rPr>
-          <w:rFonts w:asciiTheme="majorHAnsi" w:hAnsiTheme="majorHAnsi" w:cstheme="majorHAnsi"/>
-        </w:rPr>
-        <w:t>invitó</w:t>
-      </w:r>
-      <w:r>
-        <w:rPr>
-          <w:rFonts w:asciiTheme="majorHAnsi" w:hAnsiTheme="majorHAnsi" w:cstheme="majorHAnsi"/>
-        </w:rPr>
-        <w:t xml:space="preserve"> ya cree su contraseña, </w:t>
-      </w:r>
-      <w:r>
-        <w:rPr>
-          <w:rFonts w:asciiTheme="majorHAnsi" w:hAnsiTheme="majorHAnsi" w:cstheme="majorHAnsi"/>
-        </w:rPr>
-        <w:t>así</w:t>
-      </w:r>
-      <w:r>
-        <w:rPr>
-          <w:rFonts w:asciiTheme="majorHAnsi" w:hAnsiTheme="majorHAnsi" w:cstheme="majorHAnsi"/>
-        </w:rPr>
-        <w:t xml:space="preserve"> cuando ingresa ya tiene la notificación de bienvenido, indicando la fecha hora y datos del nuevo responsable en la bienvenida de la plataforma</w:t>
+        <w:t>Aquí se notificara cuando una persona termina el registro (código de 6 dígitos correcto): indicando fecha, hora y datos del nuevo responsable. No hay mail de invitación: el alta es el auto-registro.</w:t>
       </w:r>
     </w:p>
     <w:p>
@@ -7454,6 +6263,7 @@
         <w:rPr>
           <w:rFonts w:asciiTheme="majorHAnsi" w:hAnsiTheme="majorHAnsi" w:cstheme="majorHAnsi"/>
         </w:rPr>
+        <w:lastRenderedPageBreak/>
         <w:t>Aquí se notificara cuando se haya cambiado la contraseña del responsable que se le haya mandado un mail para recuperar solo con la fecha, hora y responsable que ya creo una nueva contraseña (obvio sin mostrar la contraseña)</w:t>
       </w:r>
     </w:p>
@@ -7783,35 +6593,7 @@
         <w:rPr>
           <w:rFonts w:asciiTheme="majorHAnsi" w:hAnsiTheme="majorHAnsi" w:cstheme="majorHAnsi"/>
         </w:rPr>
-        <w:t xml:space="preserve">Cuando se cumple </w:t>
-      </w:r>
-      <w:proofErr w:type="spellStart"/>
-      <w:r>
-        <w:rPr>
-          <w:rFonts w:asciiTheme="majorHAnsi" w:hAnsiTheme="majorHAnsi" w:cstheme="majorHAnsi"/>
-        </w:rPr>
-        <w:t>fecha_recambio</w:t>
-      </w:r>
-      <w:proofErr w:type="spellEnd"/>
-      <w:r>
-        <w:rPr>
-          <w:rFonts w:asciiTheme="majorHAnsi" w:hAnsiTheme="majorHAnsi" w:cstheme="majorHAnsi"/>
-        </w:rPr>
-        <w:t xml:space="preserve"> y todavía no hay otra Entrega EPP a ese empleado, se genera la notificación </w:t>
-      </w:r>
-      <w:proofErr w:type="spellStart"/>
-      <w:r>
-        <w:rPr>
-          <w:rFonts w:asciiTheme="majorHAnsi" w:hAnsiTheme="majorHAnsi" w:cstheme="majorHAnsi"/>
-        </w:rPr>
-        <w:t>Alerta_Recambio_EPP</w:t>
-      </w:r>
-      <w:proofErr w:type="spellEnd"/>
-      <w:r>
-        <w:rPr>
-          <w:rFonts w:asciiTheme="majorHAnsi" w:hAnsiTheme="majorHAnsi" w:cstheme="majorHAnsi"/>
-        </w:rPr>
-        <w:t xml:space="preserve"> en la campana y se envía un mail al empleado y al responsable que hizo el movimiento, indicando que ya es hora de recambiar esos artículos en el depósito destino. La alerta también se ve en el inventario EPP, en la fila del movimiento y en el historial del artículo.</w:t>
+        <w:t>Cuando se cumple fecha_recambio y todavía no hay otra Entrega EPP a ese empleado, se genera la notificación Alerta_Recambio_EPP en la campana y se envía un mail al empleado y al responsable que hizo el movimiento, indicando que ya es hora de recambiar esos artículos en el depósito destino. La alerta también se ve en el inventario EPP, en la fila del movimiento y en el historial del artículo. El chequeo corre al entrar un usuario logueado (rpc_procesar_alertas_recambio): no hay un servidor Node 24/7. Es idempotente (no duplica la misma alerta empleado + depósito + fecha). Si nadie abre la app, las alertas y los mails esperan al primer ingreso.</w:t>
       </w:r>
     </w:p>
     <w:p>
@@ -7883,124 +6665,7 @@
         <w:rPr>
           <w:rFonts w:asciiTheme="majorHAnsi" w:hAnsiTheme="majorHAnsi" w:cstheme="majorHAnsi"/>
         </w:rPr>
-        <w:t>Visualización de Todas las Notificaciones</w:t>
-      </w:r>
-      <w:r>
-        <w:rPr>
-          <w:rFonts w:asciiTheme="majorHAnsi" w:hAnsiTheme="majorHAnsi" w:cstheme="majorHAnsi"/>
-        </w:rPr>
-        <w:br/>
-      </w:r>
-      <w:r>
-        <w:rPr>
-          <w:rFonts w:asciiTheme="majorHAnsi" w:hAnsiTheme="majorHAnsi" w:cstheme="majorHAnsi"/>
-        </w:rPr>
-        <w:br/>
-        <w:t xml:space="preserve">en el </w:t>
-      </w:r>
-      <w:proofErr w:type="spellStart"/>
-      <w:r>
-        <w:rPr>
-          <w:rFonts w:asciiTheme="majorHAnsi" w:hAnsiTheme="majorHAnsi" w:cstheme="majorHAnsi"/>
-        </w:rPr>
-        <w:t>navbar</w:t>
-      </w:r>
-      <w:proofErr w:type="spellEnd"/>
-      <w:r>
-        <w:rPr>
-          <w:rFonts w:asciiTheme="majorHAnsi" w:hAnsiTheme="majorHAnsi" w:cstheme="majorHAnsi"/>
-        </w:rPr>
-        <w:t xml:space="preserve"> habrá un botón de tuerca que al presionarla aparecerán las opciones para acceder a las </w:t>
-      </w:r>
-      <w:r>
-        <w:rPr>
-          <w:rFonts w:asciiTheme="majorHAnsi" w:hAnsiTheme="majorHAnsi" w:cstheme="majorHAnsi"/>
-        </w:rPr>
-        <w:t>páginas</w:t>
-      </w:r>
-      <w:r>
-        <w:rPr>
-          <w:rFonts w:asciiTheme="majorHAnsi" w:hAnsiTheme="majorHAnsi" w:cstheme="majorHAnsi"/>
-        </w:rPr>
-        <w:t xml:space="preserve"> de Administración de responsables y a la página de Historial de Notificaciones, así cuando ingresa a la Historial de notificaciones muestra en una tabla todas las notificaciones con filtros para ver todas las notificaciones</w:t>
-      </w:r>
-      <w:r>
-        <w:rPr>
-          <w:rFonts w:asciiTheme="majorHAnsi" w:hAnsiTheme="majorHAnsi" w:cstheme="majorHAnsi"/>
-        </w:rPr>
-        <w:t xml:space="preserve"> en las siguientes columnas: </w:t>
-      </w:r>
-      <w:r>
-        <w:rPr>
-          <w:rFonts w:asciiTheme="majorHAnsi" w:hAnsiTheme="majorHAnsi" w:cstheme="majorHAnsi"/>
-        </w:rPr>
-        <w:t>Acción</w:t>
-      </w:r>
-      <w:r>
-        <w:rPr>
-          <w:rFonts w:asciiTheme="majorHAnsi" w:hAnsiTheme="majorHAnsi" w:cstheme="majorHAnsi"/>
-        </w:rPr>
-        <w:t xml:space="preserve">, fecha/hora, responsable de acción, tabla, desc (ahí contiene los valores que </w:t>
-      </w:r>
-      <w:r>
-        <w:rPr>
-          <w:rFonts w:asciiTheme="majorHAnsi" w:hAnsiTheme="majorHAnsi" w:cstheme="majorHAnsi"/>
-        </w:rPr>
-        <w:t>anterior</w:t>
-      </w:r>
-      <w:r>
-        <w:rPr>
-          <w:rFonts w:asciiTheme="majorHAnsi" w:hAnsiTheme="majorHAnsi" w:cstheme="majorHAnsi"/>
-        </w:rPr>
-        <w:t xml:space="preserve"> </w:t>
-      </w:r>
-      <w:r>
-        <w:rPr>
-          <w:rFonts w:asciiTheme="majorHAnsi" w:hAnsiTheme="majorHAnsi" w:cstheme="majorHAnsi"/>
-        </w:rPr>
-        <w:t>del dato (si es de modificación o asignación de rol)</w:t>
-      </w:r>
-      <w:r>
-        <w:rPr>
-          <w:rFonts w:asciiTheme="majorHAnsi" w:hAnsiTheme="majorHAnsi" w:cstheme="majorHAnsi"/>
-        </w:rPr>
-        <w:t>,</w:t>
-      </w:r>
-      <w:r>
-        <w:rPr>
-          <w:rFonts w:asciiTheme="majorHAnsi" w:hAnsiTheme="majorHAnsi" w:cstheme="majorHAnsi"/>
-        </w:rPr>
-        <w:t xml:space="preserve"> los valores del dato </w:t>
-      </w:r>
-      <w:r>
-        <w:rPr>
-          <w:rFonts w:asciiTheme="majorHAnsi" w:hAnsiTheme="majorHAnsi" w:cstheme="majorHAnsi"/>
-        </w:rPr>
-        <w:t xml:space="preserve">que se </w:t>
-      </w:r>
-      <w:r>
-        <w:rPr>
-          <w:rFonts w:asciiTheme="majorHAnsi" w:hAnsiTheme="majorHAnsi" w:cstheme="majorHAnsi"/>
-        </w:rPr>
-        <w:t>le hizo la acción</w:t>
-      </w:r>
-      <w:r>
-        <w:rPr>
-          <w:rFonts w:asciiTheme="majorHAnsi" w:hAnsiTheme="majorHAnsi" w:cstheme="majorHAnsi"/>
-        </w:rPr>
-        <w:t>, los depósito</w:t>
-      </w:r>
-      <w:r>
-        <w:rPr>
-          <w:rFonts w:asciiTheme="majorHAnsi" w:hAnsiTheme="majorHAnsi" w:cstheme="majorHAnsi"/>
-        </w:rPr>
-        <w:t>s, etc.)</w:t>
-      </w:r>
-      <w:r>
-        <w:rPr>
-          <w:rFonts w:asciiTheme="majorHAnsi" w:hAnsiTheme="majorHAnsi" w:cstheme="majorHAnsi"/>
-        </w:rPr>
-        <w:br/>
+        <w:t>Visualización de Todas las Notificaciones: en el navbar, Admin y Vista tienen un botón de tuerca que abre Administración de responsables e Historial de Notificaciones. El Responsable de depósito no ve esa tuerca. La tabla muestra todas las notificaciones con columnas: Acción, fecha/hora, responsable de acción, tabla, desc (valores anteriores y actuales, depósitos, etc.).</w:t>
       </w:r>
     </w:p>
     <w:p>
@@ -8068,7 +6733,7 @@
         <w:rPr>
           <w:rFonts w:asciiTheme="majorHAnsi" w:hAnsiTheme="majorHAnsi" w:cstheme="majorHAnsi"/>
         </w:rPr>
-        <w:t>acciones: Creación, Eliminación, Modificación, Asignación de rol, Invitación, Bienvenida, Recuperación de contraseña/ingreso, carga de movimientos</w:t>
+        <w:t>acciones: Creación, Eliminación, Modificación, Asignación de rol, Bienvenida, Recuperación de contraseña/ingreso, carga de movimientos, carga masiva, reactivación, inhabilitación, asignación/desvinculación de responsable, pedido de depósitos, alerta de recambio EPP</w:t>
       </w:r>
     </w:p>
     <w:p>
@@ -8086,7 +6751,8 @@
         <w:rPr>
           <w:rFonts w:asciiTheme="majorHAnsi" w:hAnsiTheme="majorHAnsi" w:cstheme="majorHAnsi"/>
         </w:rPr>
-        <w:t xml:space="preserve">tipo de movimiento: Entrada de Stock, Salida de Stock, Transferencia de Stock </w:t>
+        <w:lastRenderedPageBreak/>
+        <w:t>tipo de movimiento: Entrada de Stock, Salida de Stock, Transferencia de Stock, Entrega EPP</w:t>
       </w:r>
     </w:p>
     <w:p>
@@ -8104,7 +6770,7 @@
         <w:rPr>
           <w:rFonts w:asciiTheme="majorHAnsi" w:hAnsiTheme="majorHAnsi" w:cstheme="majorHAnsi"/>
         </w:rPr>
-        <w:t>tablas: responsables, artículos, tipos de artículos, precios de artículos, depósitos y proveedores</w:t>
+        <w:t>tablas: responsables, empleados, artículos, familias, grupos, precios de artículos, depósitos, proveedores y movimientos</w:t>
       </w:r>
     </w:p>
     <w:p>
@@ -8149,14 +6815,14 @@
           <w:bCs/>
           <w:color w:val="000000" w:themeColor="text1"/>
         </w:rPr>
-        <w:t>Paginación y Rendimiento</w:t>
+        <w:t xml:space="preserve">Paginación y Rendimiento: </w:t>
       </w:r>
       <w:r>
         <w:rPr>
           <w:rFonts w:asciiTheme="majorHAnsi" w:hAnsiTheme="majorHAnsi" w:cstheme="majorHAnsi"/>
           <w:color w:val="000000" w:themeColor="text1"/>
         </w:rPr>
-        <w:t>: Todas las tablas de visualización (Artículos, Historial, Movimientos y Notificaciones) deberán implementar paginación del lado del servidor (Server-Side Pagination) y carga diferida (Lazy Loading) para evitar caídas de rendimiento cuando el volumen de datos escale.</w:t>
+        <w:t>Las tablas de mayor volumen (Artículos, Movimientos y Notificaciones) implementan paginación del lado del servidor. Artículos usa páginas de 50. El resto de tablas lo irá adoptando para evitar caídas de rendimiento cuando el volumen escale.</w:t>
       </w:r>
     </w:p>
     <w:p>
@@ -8207,22 +6873,14 @@
           <w:bCs/>
           <w:color w:val="000000" w:themeColor="text1"/>
         </w:rPr>
-        <w:t>Integridad de Datos:</w:t>
+        <w:t xml:space="preserve">Integridad de Datos: </w:t>
       </w:r>
       <w:r>
         <w:rPr>
           <w:rFonts w:asciiTheme="majorHAnsi" w:hAnsiTheme="majorHAnsi" w:cstheme="majorHAnsi"/>
           <w:color w:val="000000" w:themeColor="text1"/>
         </w:rPr>
-        <w:t xml:space="preserve"> No se realizarán borrados físicos (Hard Deletes) en tablas transaccionales o de maestros (Proveedores, Responsables, Artículos, Depósitos). </w:t>
-      </w:r>
-      <w:r>
-        <w:rPr>
-          <w:rFonts w:asciiTheme="majorHAnsi" w:hAnsiTheme="majorHAnsi" w:cstheme="majorHAnsi"/>
-          <w:color w:val="000000" w:themeColor="text1"/>
-        </w:rPr>
-        <w:lastRenderedPageBreak/>
-        <w:t>Se implementará borrado lógico (Soft Delete) cambiando el estado a "Inactivo" para preservar la integridad del historial de movimientos y notificaciones.</w:t>
+        <w:t>Los movimientos no se borran. En maestros (Proveedores, Artículos, Depósitos, Familias, Grupos) no se hace borrado físico si hay historial: se cambia el estado a Inactivo para preservar movimientos y notificaciones. El administrador puede eliminar un responsable aunque esté inactivo; si la base no puede borrarlo porque tiene historial, se inactiva.</w:t>
       </w:r>
     </w:p>
     <w:p>
@@ -8460,35 +7118,7 @@
         <w:rPr>
           <w:rFonts w:asciiTheme="majorHAnsi" w:hAnsiTheme="majorHAnsi" w:cstheme="majorHAnsi"/>
         </w:rPr>
-        <w:t xml:space="preserve">tipo (Administrador | </w:t>
-      </w:r>
-      <w:proofErr w:type="spellStart"/>
-      <w:r>
-        <w:rPr>
-          <w:rFonts w:asciiTheme="majorHAnsi" w:hAnsiTheme="majorHAnsi" w:cstheme="majorHAnsi"/>
-        </w:rPr>
-        <w:t>Responsable_Deposito</w:t>
-      </w:r>
-      <w:proofErr w:type="spellEnd"/>
-      <w:r>
-        <w:rPr>
-          <w:rFonts w:asciiTheme="majorHAnsi" w:hAnsiTheme="majorHAnsi" w:cstheme="majorHAnsi"/>
-        </w:rPr>
-        <w:t xml:space="preserve"> | </w:t>
-      </w:r>
-      <w:proofErr w:type="spellStart"/>
-      <w:r>
-        <w:rPr>
-          <w:rFonts w:asciiTheme="majorHAnsi" w:hAnsiTheme="majorHAnsi" w:cstheme="majorHAnsi"/>
-        </w:rPr>
-        <w:t>Vista_Descarga</w:t>
-      </w:r>
-      <w:proofErr w:type="spellEnd"/>
-      <w:r>
-        <w:rPr>
-          <w:rFonts w:asciiTheme="majorHAnsi" w:hAnsiTheme="majorHAnsi" w:cstheme="majorHAnsi"/>
-        </w:rPr>
-        <w:t xml:space="preserve"> | Empleado)</w:t>
+        <w:t>tipo (Administrador | Responsable_Deposito | Vista_Descarga)</w:t>
       </w:r>
     </w:p>
     <w:p>
@@ -8521,7 +7151,7 @@
           <w:rFonts w:ascii="Calibri" w:eastAsia="Calibri" w:hAnsi="Calibri"/>
           <w:color w:val="1A1A1A"/>
         </w:rPr>
-        <w:t>Empleado no se ofrece en el registro. Administrador no se elige en el registro.</w:t>
+        <w:t>Empleado no es un rol de esta tabla. Administrador no se elige en el registro.</w:t>
       </w:r>
     </w:p>
     <w:p>
@@ -8601,7 +7231,21 @@
         <w:rPr>
           <w:rFonts w:asciiTheme="majorHAnsi" w:hAnsiTheme="majorHAnsi" w:cstheme="majorHAnsi"/>
         </w:rPr>
-        <w:t>, único — vacío en Empleado)</w:t>
+        <w:t xml:space="preserve">, único — operadores con </w:t>
+      </w:r>
+      <w:proofErr w:type="spellStart"/>
+      <w:r>
+        <w:rPr>
+          <w:rFonts w:asciiTheme="majorHAnsi" w:hAnsiTheme="majorHAnsi" w:cstheme="majorHAnsi"/>
+        </w:rPr>
+        <w:t>login</w:t>
+      </w:r>
+      <w:proofErr w:type="spellEnd"/>
+      <w:r>
+        <w:rPr>
+          <w:rFonts w:asciiTheme="majorHAnsi" w:hAnsiTheme="majorHAnsi" w:cstheme="majorHAnsi"/>
+        </w:rPr>
+        <w:t>)</w:t>
       </w:r>
     </w:p>
     <w:p>
@@ -8691,6 +7335,7 @@
         <w:rPr>
           <w:rFonts w:asciiTheme="majorHAnsi" w:hAnsiTheme="majorHAnsi" w:cstheme="majorHAnsi"/>
         </w:rPr>
+        <w:lastRenderedPageBreak/>
         <w:t>id_rol (Int, FK a Role)</w:t>
       </w:r>
     </w:p>
@@ -8775,77 +7420,217 @@
         <w:rPr>
           <w:rFonts w:asciiTheme="majorHAnsi" w:hAnsiTheme="majorHAnsi" w:cstheme="majorHAnsi"/>
         </w:rPr>
-        <w:t xml:space="preserve">No existen las columnas registrado, </w:t>
-      </w:r>
-      <w:proofErr w:type="spellStart"/>
-      <w:r>
-        <w:rPr>
-          <w:rFonts w:asciiTheme="majorHAnsi" w:hAnsiTheme="majorHAnsi" w:cstheme="majorHAnsi"/>
-        </w:rPr>
-        <w:t>invitado_en</w:t>
-      </w:r>
-      <w:proofErr w:type="spellEnd"/>
-      <w:r>
-        <w:rPr>
-          <w:rFonts w:asciiTheme="majorHAnsi" w:hAnsiTheme="majorHAnsi" w:cstheme="majorHAnsi"/>
-        </w:rPr>
-        <w:t xml:space="preserve"> ni </w:t>
-      </w:r>
-      <w:proofErr w:type="spellStart"/>
-      <w:r>
-        <w:rPr>
-          <w:rFonts w:asciiTheme="majorHAnsi" w:hAnsiTheme="majorHAnsi" w:cstheme="majorHAnsi"/>
-        </w:rPr>
-        <w:t>registrado_en</w:t>
-      </w:r>
-      <w:proofErr w:type="spellEnd"/>
-      <w:r>
-        <w:rPr>
-          <w:rFonts w:asciiTheme="majorHAnsi" w:hAnsiTheme="majorHAnsi" w:cstheme="majorHAnsi"/>
-        </w:rPr>
-        <w:t xml:space="preserve">. La contraseña no está en esta tabla: la gestiona </w:t>
-      </w:r>
-      <w:proofErr w:type="spellStart"/>
-      <w:r>
-        <w:rPr>
-          <w:rFonts w:asciiTheme="majorHAnsi" w:hAnsiTheme="majorHAnsi" w:cstheme="majorHAnsi"/>
-        </w:rPr>
-        <w:t>Supabase</w:t>
-      </w:r>
-      <w:proofErr w:type="spellEnd"/>
-      <w:r>
-        <w:rPr>
-          <w:rFonts w:asciiTheme="majorHAnsi" w:hAnsiTheme="majorHAnsi" w:cstheme="majorHAnsi"/>
-        </w:rPr>
-        <w:t xml:space="preserve"> </w:t>
-      </w:r>
-      <w:proofErr w:type="spellStart"/>
-      <w:r>
-        <w:rPr>
-          <w:rFonts w:asciiTheme="majorHAnsi" w:hAnsiTheme="majorHAnsi" w:cstheme="majorHAnsi"/>
-        </w:rPr>
-        <w:t>Auth</w:t>
-      </w:r>
-      <w:proofErr w:type="spellEnd"/>
-      <w:r>
-        <w:rPr>
-          <w:rFonts w:asciiTheme="majorHAnsi" w:hAnsiTheme="majorHAnsi" w:cstheme="majorHAnsi"/>
-        </w:rPr>
-        <w:t xml:space="preserve">. El Empleado no tiene </w:t>
-      </w:r>
-      <w:proofErr w:type="spellStart"/>
-      <w:r>
-        <w:rPr>
-          <w:rFonts w:asciiTheme="majorHAnsi" w:hAnsiTheme="majorHAnsi" w:cstheme="majorHAnsi"/>
-        </w:rPr>
-        <w:t>Auth</w:t>
-      </w:r>
-      <w:proofErr w:type="spellEnd"/>
-      <w:r>
-        <w:rPr>
-          <w:rFonts w:asciiTheme="majorHAnsi" w:hAnsiTheme="majorHAnsi" w:cstheme="majorHAnsi"/>
-        </w:rPr>
-        <w:t>.</w:t>
+        <w:t>La contraseña no está en esta tabla: la gestiona Supabase Auth. El receptor de EPP no vive acá: va a Empleados.</w:t>
+      </w:r>
+    </w:p>
+    <w:p>
+      <w:pPr>
+        <w:ind w:firstLine="708"/>
+        <w:rPr>
+          <w:rFonts w:asciiTheme="majorHAnsi" w:hAnsiTheme="majorHAnsi" w:cstheme="majorHAnsi"/>
+        </w:rPr>
+      </w:pPr>
+      <w:r>
+        <w:t>Empleados</w:t>
+      </w:r>
+    </w:p>
+    <w:p>
+      <w:pPr>
+        <w:pStyle w:val="Prrafodelista"/>
+        <w:numPr>
+          <w:ilvl w:val="0"/>
+          <w:numId w:val="47"/>
+        </w:numPr>
+        <w:rPr>
+          <w:rFonts w:asciiTheme="majorHAnsi" w:hAnsiTheme="majorHAnsi" w:cstheme="majorHAnsi"/>
+        </w:rPr>
+      </w:pPr>
+      <w:r>
+        <w:rPr>
+          <w:rFonts w:asciiTheme="majorHAnsi" w:hAnsiTheme="majorHAnsi" w:cstheme="majorHAnsi"/>
+        </w:rPr>
+        <w:t>id (UUID, PK)</w:t>
+      </w:r>
+    </w:p>
+    <w:p>
+      <w:pPr>
+        <w:pStyle w:val="Prrafodelista"/>
+        <w:numPr>
+          <w:ilvl w:val="0"/>
+          <w:numId w:val="47"/>
+        </w:numPr>
+        <w:rPr>
+          <w:rFonts w:asciiTheme="majorHAnsi" w:hAnsiTheme="majorHAnsi" w:cstheme="majorHAnsi"/>
+        </w:rPr>
+      </w:pPr>
+      <w:r>
+        <w:rPr>
+          <w:rFonts w:asciiTheme="majorHAnsi" w:hAnsiTheme="majorHAnsi" w:cstheme="majorHAnsi"/>
+        </w:rPr>
+        <w:t>nombre (</w:t>
+      </w:r>
+      <w:proofErr w:type="spellStart"/>
+      <w:r>
+        <w:rPr>
+          <w:rFonts w:asciiTheme="majorHAnsi" w:hAnsiTheme="majorHAnsi" w:cstheme="majorHAnsi"/>
+        </w:rPr>
+        <w:t>Varchar</w:t>
+      </w:r>
+      <w:proofErr w:type="spellEnd"/>
+      <w:r>
+        <w:rPr>
+          <w:rFonts w:asciiTheme="majorHAnsi" w:hAnsiTheme="majorHAnsi" w:cstheme="majorHAnsi"/>
+        </w:rPr>
+        <w:t>)</w:t>
+      </w:r>
+    </w:p>
+    <w:p>
+      <w:pPr>
+        <w:pStyle w:val="Prrafodelista"/>
+        <w:numPr>
+          <w:ilvl w:val="0"/>
+          <w:numId w:val="47"/>
+        </w:numPr>
+        <w:rPr>
+          <w:rFonts w:asciiTheme="majorHAnsi" w:hAnsiTheme="majorHAnsi" w:cstheme="majorHAnsi"/>
+        </w:rPr>
+      </w:pPr>
+      <w:r>
+        <w:rPr>
+          <w:rFonts w:asciiTheme="majorHAnsi" w:hAnsiTheme="majorHAnsi" w:cstheme="majorHAnsi"/>
+        </w:rPr>
+        <w:t>apellido (</w:t>
+      </w:r>
+      <w:proofErr w:type="spellStart"/>
+      <w:r>
+        <w:rPr>
+          <w:rFonts w:asciiTheme="majorHAnsi" w:hAnsiTheme="majorHAnsi" w:cstheme="majorHAnsi"/>
+        </w:rPr>
+        <w:t>Varchar</w:t>
+      </w:r>
+      <w:proofErr w:type="spellEnd"/>
+      <w:r>
+        <w:rPr>
+          <w:rFonts w:asciiTheme="majorHAnsi" w:hAnsiTheme="majorHAnsi" w:cstheme="majorHAnsi"/>
+        </w:rPr>
+        <w:t>)</w:t>
+      </w:r>
+    </w:p>
+    <w:p>
+      <w:pPr>
+        <w:pStyle w:val="Prrafodelista"/>
+        <w:numPr>
+          <w:ilvl w:val="0"/>
+          <w:numId w:val="47"/>
+        </w:numPr>
+        <w:rPr>
+          <w:rFonts w:asciiTheme="majorHAnsi" w:hAnsiTheme="majorHAnsi" w:cstheme="majorHAnsi"/>
+        </w:rPr>
+      </w:pPr>
+      <w:proofErr w:type="spellStart"/>
+      <w:r>
+        <w:rPr>
+          <w:rFonts w:asciiTheme="majorHAnsi" w:hAnsiTheme="majorHAnsi" w:cstheme="majorHAnsi"/>
+        </w:rPr>
+        <w:t>dni</w:t>
+      </w:r>
+      <w:proofErr w:type="spellEnd"/>
+      <w:r>
+        <w:rPr>
+          <w:rFonts w:asciiTheme="majorHAnsi" w:hAnsiTheme="majorHAnsi" w:cstheme="majorHAnsi"/>
+        </w:rPr>
+        <w:t xml:space="preserve"> (</w:t>
+      </w:r>
+      <w:proofErr w:type="spellStart"/>
+      <w:r>
+        <w:rPr>
+          <w:rFonts w:asciiTheme="majorHAnsi" w:hAnsiTheme="majorHAnsi" w:cstheme="majorHAnsi"/>
+        </w:rPr>
+        <w:t>Varchar</w:t>
+      </w:r>
+      <w:proofErr w:type="spellEnd"/>
+      <w:r>
+        <w:rPr>
+          <w:rFonts w:asciiTheme="majorHAnsi" w:hAnsiTheme="majorHAnsi" w:cstheme="majorHAnsi"/>
+        </w:rPr>
+        <w:t>, Único)</w:t>
+      </w:r>
+    </w:p>
+    <w:p>
+      <w:pPr>
+        <w:pStyle w:val="Prrafodelista"/>
+        <w:numPr>
+          <w:ilvl w:val="0"/>
+          <w:numId w:val="47"/>
+        </w:numPr>
+        <w:rPr>
+          <w:rFonts w:asciiTheme="majorHAnsi" w:hAnsiTheme="majorHAnsi" w:cstheme="majorHAnsi"/>
+        </w:rPr>
+      </w:pPr>
+      <w:r>
+        <w:rPr>
+          <w:rFonts w:asciiTheme="majorHAnsi" w:hAnsiTheme="majorHAnsi" w:cstheme="majorHAnsi"/>
+        </w:rPr>
+        <w:t>email (</w:t>
+      </w:r>
+      <w:proofErr w:type="spellStart"/>
+      <w:r>
+        <w:rPr>
+          <w:rFonts w:asciiTheme="majorHAnsi" w:hAnsiTheme="majorHAnsi" w:cstheme="majorHAnsi"/>
+        </w:rPr>
+        <w:t>Varchar</w:t>
+      </w:r>
+      <w:proofErr w:type="spellEnd"/>
+      <w:r>
+        <w:rPr>
+          <w:rFonts w:asciiTheme="majorHAnsi" w:hAnsiTheme="majorHAnsi" w:cstheme="majorHAnsi"/>
+        </w:rPr>
+        <w:t>)</w:t>
+      </w:r>
+    </w:p>
+    <w:p>
+      <w:pPr>
+        <w:pStyle w:val="Prrafodelista"/>
+        <w:numPr>
+          <w:ilvl w:val="0"/>
+          <w:numId w:val="47"/>
+        </w:numPr>
+        <w:rPr>
+          <w:rFonts w:asciiTheme="majorHAnsi" w:hAnsiTheme="majorHAnsi" w:cstheme="majorHAnsi"/>
+        </w:rPr>
+      </w:pPr>
+      <w:proofErr w:type="spellStart"/>
+      <w:r>
+        <w:rPr>
+          <w:rFonts w:asciiTheme="majorHAnsi" w:hAnsiTheme="majorHAnsi" w:cstheme="majorHAnsi"/>
+        </w:rPr>
+        <w:t>created_at</w:t>
+      </w:r>
+      <w:proofErr w:type="spellEnd"/>
+      <w:r>
+        <w:rPr>
+          <w:rFonts w:asciiTheme="majorHAnsi" w:hAnsiTheme="majorHAnsi" w:cstheme="majorHAnsi"/>
+        </w:rPr>
+        <w:t xml:space="preserve">, </w:t>
+      </w:r>
+      <w:proofErr w:type="spellStart"/>
+      <w:r>
+        <w:rPr>
+          <w:rFonts w:asciiTheme="majorHAnsi" w:hAnsiTheme="majorHAnsi" w:cstheme="majorHAnsi"/>
+        </w:rPr>
+        <w:t>updated_at</w:t>
+      </w:r>
+      <w:proofErr w:type="spellEnd"/>
+    </w:p>
+    <w:p>
+      <w:pPr>
+        <w:ind w:left="1440"/>
+        <w:rPr>
+          <w:rFonts w:asciiTheme="majorHAnsi" w:hAnsiTheme="majorHAnsi" w:cstheme="majorHAnsi"/>
+        </w:rPr>
+      </w:pPr>
+      <w:r>
+        <w:t>No tiene Auth, ni rol, ni estado de login. No opera la plataforma. Se crea o se elige solo al cargar una Entrega EPP.</w:t>
       </w:r>
     </w:p>
     <w:p>
@@ -9083,7 +7868,6 @@
         <w:rPr>
           <w:rFonts w:asciiTheme="majorHAnsi" w:hAnsiTheme="majorHAnsi" w:cstheme="majorHAnsi"/>
         </w:rPr>
-        <w:lastRenderedPageBreak/>
         <w:t>id (UUID, PK)</w:t>
       </w:r>
     </w:p>
@@ -9136,7 +7920,7 @@
         <w:rPr>
           <w:rFonts w:asciiTheme="majorHAnsi" w:hAnsiTheme="majorHAnsi" w:cstheme="majorHAnsi"/>
         </w:rPr>
-        <w:t xml:space="preserve"> (FK a Responsables — operadores, no Empleado)</w:t>
+        <w:t xml:space="preserve"> (FK a Responsables — operadores; no empleados)</w:t>
       </w:r>
     </w:p>
     <w:p>
@@ -9420,6 +8204,7 @@
         <w:rPr>
           <w:rFonts w:asciiTheme="majorHAnsi" w:hAnsiTheme="majorHAnsi" w:cstheme="majorHAnsi"/>
         </w:rPr>
+        <w:lastRenderedPageBreak/>
         <w:t>único (</w:t>
       </w:r>
       <w:proofErr w:type="spellStart"/>
@@ -9580,10 +8365,7 @@
         <w:rPr>
           <w:rFonts w:asciiTheme="majorHAnsi" w:hAnsiTheme="majorHAnsi" w:cstheme="majorHAnsi"/>
         </w:rPr>
-        <w:t>)</w:t>
-      </w:r>
-      <w:r>
-        <w:t xml:space="preserve"> </w:t>
+        <w:t xml:space="preserve">). </w:t>
       </w:r>
       <w:proofErr w:type="spellStart"/>
       <w:r>
@@ -9977,7 +8759,7 @@
         <w:rPr>
           <w:rFonts w:asciiTheme="majorHAnsi" w:hAnsiTheme="majorHAnsi" w:cstheme="majorHAnsi"/>
         </w:rPr>
-        <w:t xml:space="preserve"> (FK a Responsables, rol Empleado)</w:t>
+        <w:t xml:space="preserve"> (FK a Empleados)</w:t>
       </w:r>
     </w:p>
     <w:p>
@@ -10100,7 +8882,6 @@
         <w:rPr>
           <w:rFonts w:asciiTheme="majorHAnsi" w:hAnsiTheme="majorHAnsi" w:cstheme="majorHAnsi"/>
         </w:rPr>
-        <w:lastRenderedPageBreak/>
         <w:t>id_movimiento</w:t>
       </w:r>
       <w:proofErr w:type="spellEnd"/>
@@ -10474,6 +9255,7 @@
         <w:rPr>
           <w:rFonts w:asciiTheme="majorHAnsi" w:hAnsiTheme="majorHAnsi" w:cstheme="majorHAnsi"/>
         </w:rPr>
+        <w:lastRenderedPageBreak/>
         <w:t xml:space="preserve">Ingreso | </w:t>
       </w:r>
       <w:proofErr w:type="spellStart"/>
@@ -11028,7 +9810,7 @@
         <w:rPr>
           <w:rFonts w:asciiTheme="majorHAnsi" w:hAnsiTheme="majorHAnsi" w:cstheme="majorHAnsi"/>
         </w:rPr>
-        <w:t xml:space="preserve"> (FK a Responsables, </w:t>
+        <w:t xml:space="preserve"> (FK a Empleados, </w:t>
       </w:r>
       <w:proofErr w:type="spellStart"/>
       <w:r>
@@ -11280,7 +10062,6 @@
         <w:rPr>
           <w:rFonts w:asciiTheme="majorHAnsi" w:hAnsiTheme="majorHAnsi" w:cstheme="majorHAnsi"/>
         </w:rPr>
-        <w:lastRenderedPageBreak/>
         <w:t>observacion (Texto, Nullable)</w:t>
       </w:r>
     </w:p>
@@ -11377,21 +10158,21 @@
         <w:rPr>
           <w:rFonts w:asciiTheme="majorHAnsi" w:hAnsiTheme="majorHAnsi" w:cstheme="majorHAnsi"/>
         </w:rPr>
-        <w:t xml:space="preserve">Tipos: Creación, Eliminación, Modificación, Asignación de Rol, Bienvenida, Ingreso a plataforma, Recuperación de contraseña, Carga de movimiento, Carga masiva, Asignación de responsable, Desvinculación de responsable, </w:t>
-      </w:r>
-      <w:proofErr w:type="spellStart"/>
-      <w:r>
-        <w:rPr>
-          <w:rFonts w:asciiTheme="majorHAnsi" w:hAnsiTheme="majorHAnsi" w:cstheme="majorHAnsi"/>
-        </w:rPr>
-        <w:t>Alerta_Recambio_EPP</w:t>
-      </w:r>
-      <w:proofErr w:type="spellEnd"/>
-      <w:r>
-        <w:rPr>
-          <w:rFonts w:asciiTheme="majorHAnsi" w:hAnsiTheme="majorHAnsi" w:cstheme="majorHAnsi"/>
-        </w:rPr>
-        <w:t>.</w:t>
+        <w:t xml:space="preserve">Tipos: Creación, Eliminación, Modificación, Asignación de Rol, Bienvenida, Ingreso a plataforma, Recuperación de contraseña, Carga de movimiento, Carga masiva, Reactivación, Inhabilitación, Asignación de responsable, Desvinculación de responsable, Pedido de depósitos (Peticion_Depositos), Alerta_Recambio_EPP. Invitacion queda solo por compatibilidad de filas viejas: el </w:t>
+      </w:r>
+      <w:proofErr w:type="spellStart"/>
+      <w:r>
+        <w:rPr>
+          <w:rFonts w:asciiTheme="majorHAnsi" w:hAnsiTheme="majorHAnsi" w:cstheme="majorHAnsi"/>
+        </w:rPr>
+        <w:t>admin</w:t>
+      </w:r>
+      <w:proofErr w:type="spellEnd"/>
+      <w:r>
+        <w:rPr>
+          <w:rFonts w:asciiTheme="majorHAnsi" w:hAnsiTheme="majorHAnsi" w:cstheme="majorHAnsi"/>
+        </w:rPr>
+        <w:t xml:space="preserve"> no invita.</w:t>
       </w:r>
     </w:p>
     <w:p>
@@ -11495,7 +10276,7 @@
         <w:rPr>
           <w:rFonts w:asciiTheme="majorHAnsi" w:hAnsiTheme="majorHAnsi" w:cstheme="majorHAnsi"/>
         </w:rPr>
-        <w:t>id_responsable_extra ( en caso de creacion/modicicacion/asignación de rol/invitación/recuperación de contraseña)</w:t>
+        <w:t>id_responsable_extra (en caso de creación / modificación / asignación de rol / recuperación de contraseña)</w:t>
       </w:r>
     </w:p>
     <w:p>
@@ -11513,6 +10294,7 @@
         <w:rPr>
           <w:rFonts w:asciiTheme="majorHAnsi" w:hAnsiTheme="majorHAnsi" w:cstheme="majorHAnsi"/>
         </w:rPr>
+        <w:lastRenderedPageBreak/>
         <w:t>id_tabla_afectada</w:t>
       </w:r>
     </w:p>
@@ -11717,21 +10499,7 @@
         <w:rPr>
           <w:rFonts w:asciiTheme="majorHAnsi" w:hAnsiTheme="majorHAnsi" w:cstheme="majorHAnsi"/>
         </w:rPr>
-        <w:t xml:space="preserve">Correos transaccionales con las plantillas de Simetra. Los links de redirección usan siempre la URL de </w:t>
-      </w:r>
-      <w:proofErr w:type="spellStart"/>
-      <w:r>
-        <w:rPr>
-          <w:rFonts w:asciiTheme="majorHAnsi" w:hAnsiTheme="majorHAnsi" w:cstheme="majorHAnsi"/>
-        </w:rPr>
-        <w:t>Vercel</w:t>
-      </w:r>
-      <w:proofErr w:type="spellEnd"/>
-      <w:r>
-        <w:rPr>
-          <w:rFonts w:asciiTheme="majorHAnsi" w:hAnsiTheme="majorHAnsi" w:cstheme="majorHAnsi"/>
-        </w:rPr>
-        <w:t xml:space="preserve"> de la plataforma, nunca localhost.</w:t>
+        <w:t>Correos transaccionales con las plantillas de Simetra. Los links de redirección usan siempre la URL de Vercel de la plataforma (https://gestion-de-stock-woad.vercel.app), nunca localhost.</w:t>
       </w:r>
     </w:p>
     <w:p>
@@ -11905,27 +10673,20 @@
           <w:b/>
           <w:bCs/>
         </w:rPr>
-        <w:t xml:space="preserve">Node.js </w:t>
-      </w:r>
-      <w:r>
-        <w:rPr>
-          <w:rFonts w:asciiTheme="majorHAnsi" w:hAnsiTheme="majorHAnsi" w:cstheme="majorHAnsi"/>
-        </w:rPr>
-        <w:t>(Entorno de Ejecución / Middleware):</w:t>
-      </w:r>
-    </w:p>
-    <w:p>
-      <w:pPr>
-        <w:rPr>
-          <w:rFonts w:asciiTheme="majorHAnsi" w:hAnsiTheme="majorHAnsi" w:cstheme="majorHAnsi"/>
-        </w:rPr>
-      </w:pPr>
-      <w:r>
-        <w:rPr>
-          <w:rFonts w:asciiTheme="majorHAnsi" w:hAnsiTheme="majorHAnsi" w:cstheme="majorHAnsi"/>
-        </w:rPr>
-        <w:lastRenderedPageBreak/>
-        <w:t>Servirá como entorno de ejecución para la lógica de servidor, facilitando la conexión segura y la orquestación de reglas de negocio complejas en conjunto con la base de datos de Supabase.</w:t>
+        <w:t>Vite + React (Frontend SPA):</w:t>
+      </w:r>
+    </w:p>
+    <w:p>
+      <w:pPr>
+        <w:rPr>
+          <w:rFonts w:asciiTheme="majorHAnsi" w:hAnsiTheme="majorHAnsi" w:cstheme="majorHAnsi"/>
+        </w:rPr>
+      </w:pPr>
+      <w:r>
+        <w:rPr>
+          <w:rFonts w:asciiTheme="majorHAnsi" w:hAnsiTheme="majorHAnsi" w:cstheme="majorHAnsi"/>
+        </w:rPr>
+        <w:t>Es el frontend de la plataforma. No hay un servidor Node intermedio: el navegador habla con Supabase (Auth, Postgres, Storage y RPC) y con EmailJS para los mails. Las reglas de negocio fuertes (stock, notificaciones, recambio) viven en funciones y triggers de Postgres.</w:t>
       </w:r>
     </w:p>
     <w:p>
@@ -11964,7 +10725,7 @@
         <w:rPr>
           <w:rFonts w:asciiTheme="majorHAnsi" w:hAnsiTheme="majorHAnsi" w:cstheme="majorHAnsi"/>
         </w:rPr>
-        <w:t>Plataforma integrada para la orquestación y envío de correos electrónicos transaccionales. Trabajará en conjunto con los triggers de la base de datos para enviar plantillas dinámicas (templates) de forma automatizada, tales como invitaciones a la plataforma y enlaces para la recuperación de credenciales.</w:t>
+        <w:t>Plataforma integrada para el envío de correos transaccionales desde el cliente: código de ingreso (registro), recuperar contraseña y alerta de recambio EPP. No se usa para invitar usuarios.</w:t>
       </w:r>
     </w:p>
     <w:p>
@@ -12042,6 +10803,7 @@
         <w:rPr>
           <w:rFonts w:asciiTheme="majorHAnsi" w:hAnsiTheme="majorHAnsi" w:cstheme="majorHAnsi"/>
         </w:rPr>
+        <w:lastRenderedPageBreak/>
         <w:t>Implementado para optimizar la Experiencia de Usuario (UX) a través de micro-interacciones. Se encargará de las transiciones de estado, animaciones de carga (loaders), el comportamiento fluido del sidebar y el enrutado entre vistas, proporcionando una percepción de sistema moderno y de alta respuesta (Single Page Application).</w:t>
       </w:r>
     </w:p>
@@ -12627,7 +11389,759 @@
         <w:rPr>
           <w:rFonts w:asciiTheme="majorHAnsi" w:hAnsiTheme="majorHAnsi" w:cstheme="majorHAnsi"/>
         </w:rPr>
+        <w:t xml:space="preserve">│   │   └── </w:t>
+      </w:r>
+      <w:proofErr w:type="spellStart"/>
+      <w:r>
+        <w:rPr>
+          <w:rFonts w:asciiTheme="majorHAnsi" w:hAnsiTheme="majorHAnsi" w:cstheme="majorHAnsi"/>
+        </w:rPr>
+        <w:t>layouts</w:t>
+      </w:r>
+      <w:proofErr w:type="spellEnd"/>
+      <w:r>
+        <w:rPr>
+          <w:rFonts w:asciiTheme="majorHAnsi" w:hAnsiTheme="majorHAnsi" w:cstheme="majorHAnsi"/>
+        </w:rPr>
+        <w:t xml:space="preserve">/                 # </w:t>
+      </w:r>
+      <w:proofErr w:type="spellStart"/>
+      <w:r>
+        <w:rPr>
+          <w:rFonts w:asciiTheme="majorHAnsi" w:hAnsiTheme="majorHAnsi" w:cstheme="majorHAnsi"/>
+        </w:rPr>
+        <w:t>Layout</w:t>
+      </w:r>
+      <w:proofErr w:type="spellEnd"/>
+      <w:r>
+        <w:rPr>
+          <w:rFonts w:asciiTheme="majorHAnsi" w:hAnsiTheme="majorHAnsi" w:cstheme="majorHAnsi"/>
+        </w:rPr>
+        <w:t xml:space="preserve"> global</w:t>
+      </w:r>
+    </w:p>
+    <w:p>
+      <w:pPr>
+        <w:rPr>
+          <w:rFonts w:asciiTheme="majorHAnsi" w:hAnsiTheme="majorHAnsi" w:cstheme="majorHAnsi"/>
+        </w:rPr>
+      </w:pPr>
+      <w:r>
+        <w:rPr>
+          <w:rFonts w:asciiTheme="majorHAnsi" w:hAnsiTheme="majorHAnsi" w:cstheme="majorHAnsi"/>
+        </w:rPr>
+        <w:t xml:space="preserve">│   │       </w:t>
+      </w:r>
+      <w:r>
+        <w:rPr>
+          <w:rFonts w:ascii="Arial" w:hAnsi="Arial" w:cs="Arial"/>
+        </w:rPr>
+        <w:t>├</w:t>
+      </w:r>
+      <w:r>
+        <w:rPr>
+          <w:rFonts w:ascii="Calibri Light" w:hAnsi="Calibri Light" w:cs="Calibri Light"/>
+        </w:rPr>
+        <w:t>──</w:t>
+      </w:r>
+      <w:r>
+        <w:rPr>
+          <w:rFonts w:asciiTheme="majorHAnsi" w:hAnsiTheme="majorHAnsi" w:cstheme="majorHAnsi"/>
+        </w:rPr>
+        <w:t xml:space="preserve"> </w:t>
+      </w:r>
+      <w:proofErr w:type="spellStart"/>
+      <w:r>
+        <w:rPr>
+          <w:rFonts w:asciiTheme="majorHAnsi" w:hAnsiTheme="majorHAnsi" w:cstheme="majorHAnsi"/>
+        </w:rPr>
+        <w:t>Navbar</w:t>
+      </w:r>
+      <w:proofErr w:type="spellEnd"/>
+      <w:r>
+        <w:rPr>
+          <w:rFonts w:asciiTheme="majorHAnsi" w:hAnsiTheme="majorHAnsi" w:cstheme="majorHAnsi"/>
+        </w:rPr>
+        <w:t xml:space="preserve">/              # </w:t>
+      </w:r>
+      <w:proofErr w:type="spellStart"/>
+      <w:r>
+        <w:rPr>
+          <w:rFonts w:asciiTheme="majorHAnsi" w:hAnsiTheme="majorHAnsi" w:cstheme="majorHAnsi"/>
+        </w:rPr>
+        <w:t>Navbar</w:t>
+      </w:r>
+      <w:proofErr w:type="spellEnd"/>
+      <w:r>
+        <w:rPr>
+          <w:rFonts w:asciiTheme="majorHAnsi" w:hAnsiTheme="majorHAnsi" w:cstheme="majorHAnsi"/>
+        </w:rPr>
+        <w:t xml:space="preserve"> responsive (PC | laptop | </w:t>
+      </w:r>
+      <w:proofErr w:type="spellStart"/>
+      <w:r>
+        <w:rPr>
+          <w:rFonts w:asciiTheme="majorHAnsi" w:hAnsiTheme="majorHAnsi" w:cstheme="majorHAnsi"/>
+        </w:rPr>
+        <w:t>tlf</w:t>
+      </w:r>
+      <w:proofErr w:type="spellEnd"/>
+      <w:r>
+        <w:rPr>
+          <w:rFonts w:asciiTheme="majorHAnsi" w:hAnsiTheme="majorHAnsi" w:cstheme="majorHAnsi"/>
+        </w:rPr>
+        <w:t>)</w:t>
+      </w:r>
+    </w:p>
+    <w:p>
+      <w:pPr>
+        <w:rPr>
+          <w:rFonts w:asciiTheme="majorHAnsi" w:hAnsiTheme="majorHAnsi" w:cstheme="majorHAnsi"/>
+        </w:rPr>
+      </w:pPr>
+      <w:r>
+        <w:rPr>
+          <w:rFonts w:asciiTheme="majorHAnsi" w:hAnsiTheme="majorHAnsi" w:cstheme="majorHAnsi"/>
+        </w:rPr>
+        <w:t xml:space="preserve">│   │       </w:t>
+      </w:r>
+      <w:r>
+        <w:rPr>
+          <w:rFonts w:ascii="Arial" w:hAnsi="Arial" w:cs="Arial"/>
+        </w:rPr>
+        <w:t>├</w:t>
+      </w:r>
+      <w:r>
+        <w:rPr>
+          <w:rFonts w:ascii="Calibri Light" w:hAnsi="Calibri Light" w:cs="Calibri Light"/>
+        </w:rPr>
+        <w:t>──</w:t>
+      </w:r>
+      <w:r>
+        <w:rPr>
+          <w:rFonts w:asciiTheme="majorHAnsi" w:hAnsiTheme="majorHAnsi" w:cstheme="majorHAnsi"/>
+        </w:rPr>
+        <w:t xml:space="preserve"> </w:t>
+      </w:r>
+      <w:proofErr w:type="spellStart"/>
+      <w:r>
+        <w:rPr>
+          <w:rFonts w:asciiTheme="majorHAnsi" w:hAnsiTheme="majorHAnsi" w:cstheme="majorHAnsi"/>
+        </w:rPr>
+        <w:t>ToastProvider</w:t>
+      </w:r>
+      <w:proofErr w:type="spellEnd"/>
+      <w:r>
+        <w:rPr>
+          <w:rFonts w:asciiTheme="majorHAnsi" w:hAnsiTheme="majorHAnsi" w:cstheme="majorHAnsi"/>
+        </w:rPr>
+        <w:t xml:space="preserve">/       # </w:t>
+      </w:r>
+      <w:proofErr w:type="spellStart"/>
+      <w:r>
+        <w:rPr>
+          <w:rFonts w:asciiTheme="majorHAnsi" w:hAnsiTheme="majorHAnsi" w:cstheme="majorHAnsi"/>
+        </w:rPr>
+        <w:t>Toast</w:t>
+      </w:r>
+      <w:proofErr w:type="spellEnd"/>
+      <w:r>
+        <w:rPr>
+          <w:rFonts w:asciiTheme="majorHAnsi" w:hAnsiTheme="majorHAnsi" w:cstheme="majorHAnsi"/>
+        </w:rPr>
+        <w:t xml:space="preserve"> de confirmaci</w:t>
+      </w:r>
+      <w:r>
+        <w:rPr>
+          <w:rFonts w:ascii="Calibri Light" w:hAnsi="Calibri Light" w:cs="Calibri Light"/>
+        </w:rPr>
+        <w:t>ó</w:t>
+      </w:r>
+      <w:r>
+        <w:rPr>
+          <w:rFonts w:asciiTheme="majorHAnsi" w:hAnsiTheme="majorHAnsi" w:cstheme="majorHAnsi"/>
+        </w:rPr>
+        <w:t>n o aviso</w:t>
+      </w:r>
+    </w:p>
+    <w:p>
+      <w:pPr>
+        <w:rPr>
+          <w:rFonts w:asciiTheme="majorHAnsi" w:hAnsiTheme="majorHAnsi" w:cstheme="majorHAnsi"/>
+        </w:rPr>
+      </w:pPr>
+      <w:r>
+        <w:rPr>
+          <w:rFonts w:asciiTheme="majorHAnsi" w:hAnsiTheme="majorHAnsi" w:cstheme="majorHAnsi"/>
+        </w:rPr>
+        <w:t xml:space="preserve">│   │       </w:t>
+      </w:r>
+      <w:r>
+        <w:rPr>
+          <w:rFonts w:ascii="Arial" w:hAnsi="Arial" w:cs="Arial"/>
+        </w:rPr>
+        <w:t>├</w:t>
+      </w:r>
+      <w:r>
+        <w:rPr>
+          <w:rFonts w:ascii="Calibri Light" w:hAnsi="Calibri Light" w:cs="Calibri Light"/>
+        </w:rPr>
+        <w:t>──</w:t>
+      </w:r>
+      <w:r>
+        <w:rPr>
+          <w:rFonts w:asciiTheme="majorHAnsi" w:hAnsiTheme="majorHAnsi" w:cstheme="majorHAnsi"/>
+        </w:rPr>
+        <w:t xml:space="preserve"> </w:t>
+      </w:r>
+      <w:proofErr w:type="spellStart"/>
+      <w:r>
+        <w:rPr>
+          <w:rFonts w:asciiTheme="majorHAnsi" w:hAnsiTheme="majorHAnsi" w:cstheme="majorHAnsi"/>
+        </w:rPr>
+        <w:t>Sidebar</w:t>
+      </w:r>
+      <w:proofErr w:type="spellEnd"/>
+      <w:r>
+        <w:rPr>
+          <w:rFonts w:asciiTheme="majorHAnsi" w:hAnsiTheme="majorHAnsi" w:cstheme="majorHAnsi"/>
+        </w:rPr>
+        <w:t>/             # Navegaci</w:t>
+      </w:r>
+      <w:r>
+        <w:rPr>
+          <w:rFonts w:ascii="Calibri Light" w:hAnsi="Calibri Light" w:cs="Calibri Light"/>
+        </w:rPr>
+        <w:t>ó</w:t>
+      </w:r>
+      <w:r>
+        <w:rPr>
+          <w:rFonts w:asciiTheme="majorHAnsi" w:hAnsiTheme="majorHAnsi" w:cstheme="majorHAnsi"/>
+        </w:rPr>
+        <w:t>n (oculto para Responsable de dep</w:t>
+      </w:r>
+      <w:r>
+        <w:rPr>
+          <w:rFonts w:ascii="Calibri Light" w:hAnsi="Calibri Light" w:cs="Calibri Light"/>
+        </w:rPr>
+        <w:t>ó</w:t>
+      </w:r>
+      <w:r>
+        <w:rPr>
+          <w:rFonts w:asciiTheme="majorHAnsi" w:hAnsiTheme="majorHAnsi" w:cstheme="majorHAnsi"/>
+        </w:rPr>
+        <w:t>sito)</w:t>
+      </w:r>
+    </w:p>
+    <w:p>
+      <w:pPr>
+        <w:rPr>
+          <w:rFonts w:asciiTheme="majorHAnsi" w:hAnsiTheme="majorHAnsi" w:cstheme="majorHAnsi"/>
+        </w:rPr>
+      </w:pPr>
+      <w:r>
+        <w:rPr>
+          <w:rFonts w:asciiTheme="majorHAnsi" w:hAnsiTheme="majorHAnsi" w:cstheme="majorHAnsi"/>
+        </w:rPr>
+        <w:t xml:space="preserve">│   │       </w:t>
+      </w:r>
+      <w:r>
+        <w:rPr>
+          <w:rFonts w:ascii="Arial" w:hAnsi="Arial" w:cs="Arial"/>
+        </w:rPr>
+        <w:t>├</w:t>
+      </w:r>
+      <w:r>
+        <w:rPr>
+          <w:rFonts w:ascii="Calibri Light" w:hAnsi="Calibri Light" w:cs="Calibri Light"/>
+        </w:rPr>
+        <w:t>──</w:t>
+      </w:r>
+      <w:r>
+        <w:rPr>
+          <w:rFonts w:asciiTheme="majorHAnsi" w:hAnsiTheme="majorHAnsi" w:cstheme="majorHAnsi"/>
+        </w:rPr>
+        <w:t xml:space="preserve"> </w:t>
+      </w:r>
+      <w:proofErr w:type="spellStart"/>
+      <w:r>
+        <w:rPr>
+          <w:rFonts w:asciiTheme="majorHAnsi" w:hAnsiTheme="majorHAnsi" w:cstheme="majorHAnsi"/>
+        </w:rPr>
+        <w:t>Footer</w:t>
+      </w:r>
+      <w:proofErr w:type="spellEnd"/>
+      <w:r>
+        <w:rPr>
+          <w:rFonts w:asciiTheme="majorHAnsi" w:hAnsiTheme="majorHAnsi" w:cstheme="majorHAnsi"/>
+        </w:rPr>
+        <w:t>/              # Derechos reservados</w:t>
+      </w:r>
+    </w:p>
+    <w:p>
+      <w:pPr>
+        <w:rPr>
+          <w:rFonts w:asciiTheme="majorHAnsi" w:hAnsiTheme="majorHAnsi" w:cstheme="majorHAnsi"/>
+        </w:rPr>
+      </w:pPr>
+      <w:r>
+        <w:rPr>
+          <w:rFonts w:asciiTheme="majorHAnsi" w:hAnsiTheme="majorHAnsi" w:cstheme="majorHAnsi"/>
+        </w:rPr>
+        <w:t xml:space="preserve">│   │       └── </w:t>
+      </w:r>
+      <w:proofErr w:type="spellStart"/>
+      <w:r>
+        <w:rPr>
+          <w:rFonts w:asciiTheme="majorHAnsi" w:hAnsiTheme="majorHAnsi" w:cstheme="majorHAnsi"/>
+        </w:rPr>
+        <w:t>Layout.jsx</w:t>
+      </w:r>
+      <w:proofErr w:type="spellEnd"/>
+      <w:r>
+        <w:rPr>
+          <w:rFonts w:asciiTheme="majorHAnsi" w:hAnsiTheme="majorHAnsi" w:cstheme="majorHAnsi"/>
+        </w:rPr>
+        <w:t xml:space="preserve">           # </w:t>
+      </w:r>
+      <w:proofErr w:type="spellStart"/>
+      <w:r>
+        <w:rPr>
+          <w:rFonts w:asciiTheme="majorHAnsi" w:hAnsiTheme="majorHAnsi" w:cstheme="majorHAnsi"/>
+        </w:rPr>
+        <w:t>Navbar</w:t>
+      </w:r>
+      <w:proofErr w:type="spellEnd"/>
+      <w:r>
+        <w:rPr>
+          <w:rFonts w:asciiTheme="majorHAnsi" w:hAnsiTheme="majorHAnsi" w:cstheme="majorHAnsi"/>
+        </w:rPr>
+        <w:t xml:space="preserve"> + </w:t>
+      </w:r>
+      <w:proofErr w:type="spellStart"/>
+      <w:r>
+        <w:rPr>
+          <w:rFonts w:asciiTheme="majorHAnsi" w:hAnsiTheme="majorHAnsi" w:cstheme="majorHAnsi"/>
+        </w:rPr>
+        <w:t>Toast</w:t>
+      </w:r>
+      <w:proofErr w:type="spellEnd"/>
+      <w:r>
+        <w:rPr>
+          <w:rFonts w:asciiTheme="majorHAnsi" w:hAnsiTheme="majorHAnsi" w:cstheme="majorHAnsi"/>
+        </w:rPr>
+        <w:t xml:space="preserve"> + </w:t>
+      </w:r>
+      <w:proofErr w:type="spellStart"/>
+      <w:r>
+        <w:rPr>
+          <w:rFonts w:asciiTheme="majorHAnsi" w:hAnsiTheme="majorHAnsi" w:cstheme="majorHAnsi"/>
+        </w:rPr>
+        <w:t>Sidebar</w:t>
+      </w:r>
+      <w:proofErr w:type="spellEnd"/>
+      <w:r>
+        <w:rPr>
+          <w:rFonts w:asciiTheme="majorHAnsi" w:hAnsiTheme="majorHAnsi" w:cstheme="majorHAnsi"/>
+        </w:rPr>
+        <w:t xml:space="preserve"> + </w:t>
+      </w:r>
+      <w:proofErr w:type="spellStart"/>
+      <w:r>
+        <w:rPr>
+          <w:rFonts w:asciiTheme="majorHAnsi" w:hAnsiTheme="majorHAnsi" w:cstheme="majorHAnsi"/>
+        </w:rPr>
+        <w:t>Footer</w:t>
+      </w:r>
+      <w:proofErr w:type="spellEnd"/>
+    </w:p>
+    <w:p>
+      <w:pPr>
+        <w:rPr>
+          <w:rFonts w:asciiTheme="majorHAnsi" w:hAnsiTheme="majorHAnsi" w:cstheme="majorHAnsi"/>
+        </w:rPr>
+      </w:pPr>
+      <w:r>
+        <w:rPr>
+          <w:rFonts w:asciiTheme="majorHAnsi" w:hAnsiTheme="majorHAnsi" w:cstheme="majorHAnsi"/>
+        </w:rPr>
+        <w:t xml:space="preserve">│   </w:t>
+      </w:r>
+      <w:r>
+        <w:rPr>
+          <w:rFonts w:ascii="Arial" w:hAnsi="Arial" w:cs="Arial"/>
+        </w:rPr>
+        <w:t>├</w:t>
+      </w:r>
+      <w:r>
+        <w:rPr>
+          <w:rFonts w:ascii="Calibri Light" w:hAnsi="Calibri Light" w:cs="Calibri Light"/>
+        </w:rPr>
+        <w:t>──</w:t>
+      </w:r>
+      <w:r>
+        <w:rPr>
+          <w:rFonts w:asciiTheme="majorHAnsi" w:hAnsiTheme="majorHAnsi" w:cstheme="majorHAnsi"/>
+        </w:rPr>
+        <w:t xml:space="preserve"> app-spa/                     # Pantallas del </w:t>
+      </w:r>
+      <w:r>
+        <w:rPr>
+          <w:rFonts w:ascii="Calibri Light" w:hAnsi="Calibri Light" w:cs="Calibri Light"/>
+        </w:rPr>
+        <w:t>á</w:t>
+      </w:r>
+      <w:r>
+        <w:rPr>
+          <w:rFonts w:asciiTheme="majorHAnsi" w:hAnsiTheme="majorHAnsi" w:cstheme="majorHAnsi"/>
+        </w:rPr>
+        <w:t xml:space="preserve">rea </w:t>
+      </w:r>
+      <w:proofErr w:type="spellStart"/>
+      <w:r>
+        <w:rPr>
+          <w:rFonts w:asciiTheme="majorHAnsi" w:hAnsiTheme="majorHAnsi" w:cstheme="majorHAnsi"/>
+        </w:rPr>
+        <w:t>logueada</w:t>
+      </w:r>
+      <w:proofErr w:type="spellEnd"/>
+    </w:p>
+    <w:p>
+      <w:pPr>
+        <w:rPr>
+          <w:rFonts w:asciiTheme="majorHAnsi" w:hAnsiTheme="majorHAnsi" w:cstheme="majorHAnsi"/>
+        </w:rPr>
+      </w:pPr>
+      <w:r>
+        <w:rPr>
+          <w:rFonts w:asciiTheme="majorHAnsi" w:hAnsiTheme="majorHAnsi" w:cstheme="majorHAnsi"/>
+        </w:rPr>
+        <w:t xml:space="preserve">│   </w:t>
+      </w:r>
+      <w:r>
+        <w:rPr>
+          <w:rFonts w:ascii="Arial" w:hAnsi="Arial" w:cs="Arial"/>
+        </w:rPr>
+        <w:t>├</w:t>
+      </w:r>
+      <w:r>
+        <w:rPr>
+          <w:rFonts w:ascii="Calibri Light" w:hAnsi="Calibri Light" w:cs="Calibri Light"/>
+        </w:rPr>
+        <w:t>──</w:t>
+      </w:r>
+      <w:r>
+        <w:rPr>
+          <w:rFonts w:asciiTheme="majorHAnsi" w:hAnsiTheme="majorHAnsi" w:cstheme="majorHAnsi"/>
+        </w:rPr>
+        <w:t xml:space="preserve"> </w:t>
+      </w:r>
+      <w:proofErr w:type="spellStart"/>
+      <w:r>
+        <w:rPr>
+          <w:rFonts w:asciiTheme="majorHAnsi" w:hAnsiTheme="majorHAnsi" w:cstheme="majorHAnsi"/>
+        </w:rPr>
+        <w:t>components</w:t>
+      </w:r>
+      <w:proofErr w:type="spellEnd"/>
+      <w:r>
+        <w:rPr>
+          <w:rFonts w:asciiTheme="majorHAnsi" w:hAnsiTheme="majorHAnsi" w:cstheme="majorHAnsi"/>
+        </w:rPr>
+        <w:t>/                  # Componentes reutilizables</w:t>
+      </w:r>
+    </w:p>
+    <w:p>
+      <w:pPr>
+        <w:rPr>
+          <w:rFonts w:asciiTheme="majorHAnsi" w:hAnsiTheme="majorHAnsi" w:cstheme="majorHAnsi"/>
+        </w:rPr>
+      </w:pPr>
+      <w:r>
+        <w:rPr>
+          <w:rFonts w:asciiTheme="majorHAnsi" w:hAnsiTheme="majorHAnsi" w:cstheme="majorHAnsi"/>
+        </w:rPr>
+        <w:t xml:space="preserve">│   │   </w:t>
+      </w:r>
+      <w:r>
+        <w:rPr>
+          <w:rFonts w:ascii="Arial" w:hAnsi="Arial" w:cs="Arial"/>
+        </w:rPr>
+        <w:t>├</w:t>
+      </w:r>
+      <w:r>
+        <w:rPr>
+          <w:rFonts w:ascii="Calibri Light" w:hAnsi="Calibri Light" w:cs="Calibri Light"/>
+        </w:rPr>
+        <w:t>──</w:t>
+      </w:r>
+      <w:r>
+        <w:rPr>
+          <w:rFonts w:asciiTheme="majorHAnsi" w:hAnsiTheme="majorHAnsi" w:cstheme="majorHAnsi"/>
+        </w:rPr>
+        <w:t xml:space="preserve"> </w:t>
+      </w:r>
+      <w:proofErr w:type="spellStart"/>
+      <w:r>
+        <w:rPr>
+          <w:rFonts w:asciiTheme="majorHAnsi" w:hAnsiTheme="majorHAnsi" w:cstheme="majorHAnsi"/>
+        </w:rPr>
+        <w:t>ui</w:t>
+      </w:r>
+      <w:proofErr w:type="spellEnd"/>
+      <w:r>
+        <w:rPr>
+          <w:rFonts w:asciiTheme="majorHAnsi" w:hAnsiTheme="majorHAnsi" w:cstheme="majorHAnsi"/>
+        </w:rPr>
+        <w:t xml:space="preserve">/                      # Botones, inputs, tablas, </w:t>
+      </w:r>
+      <w:proofErr w:type="spellStart"/>
+      <w:r>
+        <w:rPr>
+          <w:rFonts w:asciiTheme="majorHAnsi" w:hAnsiTheme="majorHAnsi" w:cstheme="majorHAnsi"/>
+        </w:rPr>
+        <w:t>badges</w:t>
+      </w:r>
+      <w:proofErr w:type="spellEnd"/>
+    </w:p>
+    <w:p>
+      <w:pPr>
+        <w:rPr>
+          <w:rFonts w:asciiTheme="majorHAnsi" w:hAnsiTheme="majorHAnsi" w:cstheme="majorHAnsi"/>
+        </w:rPr>
+      </w:pPr>
+      <w:r>
+        <w:rPr>
+          <w:rFonts w:asciiTheme="majorHAnsi" w:hAnsiTheme="majorHAnsi" w:cstheme="majorHAnsi"/>
+        </w:rPr>
+        <w:t xml:space="preserve">│   │   </w:t>
+      </w:r>
+      <w:r>
+        <w:rPr>
+          <w:rFonts w:ascii="Arial" w:hAnsi="Arial" w:cs="Arial"/>
+        </w:rPr>
+        <w:t>├</w:t>
+      </w:r>
+      <w:r>
+        <w:rPr>
+          <w:rFonts w:ascii="Calibri Light" w:hAnsi="Calibri Light" w:cs="Calibri Light"/>
+        </w:rPr>
+        <w:t>──</w:t>
+      </w:r>
+      <w:r>
+        <w:rPr>
+          <w:rFonts w:asciiTheme="majorHAnsi" w:hAnsiTheme="majorHAnsi" w:cstheme="majorHAnsi"/>
+        </w:rPr>
+        <w:t xml:space="preserve"> </w:t>
+      </w:r>
+      <w:proofErr w:type="spellStart"/>
+      <w:r>
+        <w:rPr>
+          <w:rFonts w:asciiTheme="majorHAnsi" w:hAnsiTheme="majorHAnsi" w:cstheme="majorHAnsi"/>
+        </w:rPr>
+        <w:t>modals</w:t>
+      </w:r>
+      <w:proofErr w:type="spellEnd"/>
+      <w:r>
+        <w:rPr>
+          <w:rFonts w:asciiTheme="majorHAnsi" w:hAnsiTheme="majorHAnsi" w:cstheme="majorHAnsi"/>
+        </w:rPr>
+        <w:t>/                  # Formulario de carga y confirmaciones</w:t>
+      </w:r>
+    </w:p>
+    <w:p>
+      <w:pPr>
+        <w:rPr>
+          <w:rFonts w:asciiTheme="majorHAnsi" w:hAnsiTheme="majorHAnsi" w:cstheme="majorHAnsi"/>
+        </w:rPr>
+      </w:pPr>
+      <w:r>
+        <w:rPr>
+          <w:rFonts w:asciiTheme="majorHAnsi" w:hAnsiTheme="majorHAnsi" w:cstheme="majorHAnsi"/>
+        </w:rPr>
         <w:lastRenderedPageBreak/>
+        <w:t xml:space="preserve">│   │   </w:t>
+      </w:r>
+      <w:r>
+        <w:rPr>
+          <w:rFonts w:ascii="Arial" w:hAnsi="Arial" w:cs="Arial"/>
+        </w:rPr>
+        <w:t>├</w:t>
+      </w:r>
+      <w:r>
+        <w:rPr>
+          <w:rFonts w:ascii="Calibri Light" w:hAnsi="Calibri Light" w:cs="Calibri Light"/>
+        </w:rPr>
+        <w:t>──</w:t>
+      </w:r>
+      <w:r>
+        <w:rPr>
+          <w:rFonts w:asciiTheme="majorHAnsi" w:hAnsiTheme="majorHAnsi" w:cstheme="majorHAnsi"/>
+        </w:rPr>
+        <w:t xml:space="preserve"> </w:t>
+      </w:r>
+      <w:proofErr w:type="spellStart"/>
+      <w:r>
+        <w:rPr>
+          <w:rFonts w:asciiTheme="majorHAnsi" w:hAnsiTheme="majorHAnsi" w:cstheme="majorHAnsi"/>
+        </w:rPr>
+        <w:t>layout</w:t>
+      </w:r>
+      <w:proofErr w:type="spellEnd"/>
+      <w:r>
+        <w:rPr>
+          <w:rFonts w:asciiTheme="majorHAnsi" w:hAnsiTheme="majorHAnsi" w:cstheme="majorHAnsi"/>
+        </w:rPr>
+        <w:t>/                  # Brand, campana, men</w:t>
+      </w:r>
+      <w:r>
+        <w:rPr>
+          <w:rFonts w:ascii="Calibri Light" w:hAnsi="Calibri Light" w:cs="Calibri Light"/>
+        </w:rPr>
+        <w:t>ú</w:t>
+      </w:r>
+      <w:r>
+        <w:rPr>
+          <w:rFonts w:asciiTheme="majorHAnsi" w:hAnsiTheme="majorHAnsi" w:cstheme="majorHAnsi"/>
+        </w:rPr>
+        <w:t xml:space="preserve"> </w:t>
+      </w:r>
+      <w:proofErr w:type="spellStart"/>
+      <w:r>
+        <w:rPr>
+          <w:rFonts w:asciiTheme="majorHAnsi" w:hAnsiTheme="majorHAnsi" w:cstheme="majorHAnsi"/>
+        </w:rPr>
+        <w:t>admin</w:t>
+      </w:r>
+      <w:proofErr w:type="spellEnd"/>
+      <w:r>
+        <w:rPr>
+          <w:rFonts w:asciiTheme="majorHAnsi" w:hAnsiTheme="majorHAnsi" w:cstheme="majorHAnsi"/>
+        </w:rPr>
+        <w:t>/perfil</w:t>
+      </w:r>
+    </w:p>
+    <w:p>
+      <w:pPr>
+        <w:rPr>
+          <w:rFonts w:asciiTheme="majorHAnsi" w:hAnsiTheme="majorHAnsi" w:cstheme="majorHAnsi"/>
+        </w:rPr>
+      </w:pPr>
+      <w:r>
+        <w:rPr>
+          <w:rFonts w:asciiTheme="majorHAnsi" w:hAnsiTheme="majorHAnsi" w:cstheme="majorHAnsi"/>
+        </w:rPr>
+        <w:t>│   │   └── modules/                 # Artículos, movimientos, entregas, etc.</w:t>
+      </w:r>
+    </w:p>
+    <w:p>
+      <w:pPr>
+        <w:rPr>
+          <w:rFonts w:asciiTheme="majorHAnsi" w:hAnsiTheme="majorHAnsi" w:cstheme="majorHAnsi"/>
+        </w:rPr>
+      </w:pPr>
+      <w:r>
+        <w:rPr>
+          <w:rFonts w:asciiTheme="majorHAnsi" w:hAnsiTheme="majorHAnsi" w:cstheme="majorHAnsi"/>
+        </w:rPr>
+        <w:t xml:space="preserve">│   </w:t>
+      </w:r>
+      <w:r>
+        <w:rPr>
+          <w:rFonts w:ascii="Arial" w:hAnsi="Arial" w:cs="Arial"/>
+        </w:rPr>
+        <w:t>├</w:t>
+      </w:r>
+      <w:r>
+        <w:rPr>
+          <w:rFonts w:ascii="Calibri Light" w:hAnsi="Calibri Light" w:cs="Calibri Light"/>
+        </w:rPr>
+        <w:t>──</w:t>
+      </w:r>
+      <w:r>
+        <w:rPr>
+          <w:rFonts w:asciiTheme="majorHAnsi" w:hAnsiTheme="majorHAnsi" w:cstheme="majorHAnsi"/>
+        </w:rPr>
+        <w:t xml:space="preserve"> </w:t>
+      </w:r>
+      <w:proofErr w:type="spellStart"/>
+      <w:r>
+        <w:rPr>
+          <w:rFonts w:asciiTheme="majorHAnsi" w:hAnsiTheme="majorHAnsi" w:cstheme="majorHAnsi"/>
+        </w:rPr>
+        <w:t>lib</w:t>
+      </w:r>
+      <w:proofErr w:type="spellEnd"/>
+      <w:r>
+        <w:rPr>
+          <w:rFonts w:asciiTheme="majorHAnsi" w:hAnsiTheme="majorHAnsi" w:cstheme="majorHAnsi"/>
+        </w:rPr>
+        <w:t>/                         # Integraciones</w:t>
+      </w:r>
+    </w:p>
+    <w:p>
+      <w:pPr>
+        <w:rPr>
+          <w:rFonts w:asciiTheme="majorHAnsi" w:hAnsiTheme="majorHAnsi" w:cstheme="majorHAnsi"/>
+        </w:rPr>
+      </w:pPr>
+      <w:r>
+        <w:rPr>
+          <w:rFonts w:asciiTheme="majorHAnsi" w:hAnsiTheme="majorHAnsi" w:cstheme="majorHAnsi"/>
+        </w:rPr>
+        <w:t xml:space="preserve">│   │   </w:t>
+      </w:r>
+      <w:r>
+        <w:rPr>
+          <w:rFonts w:ascii="Arial" w:hAnsi="Arial" w:cs="Arial"/>
+        </w:rPr>
+        <w:t>├</w:t>
+      </w:r>
+      <w:r>
+        <w:rPr>
+          <w:rFonts w:ascii="Calibri Light" w:hAnsi="Calibri Light" w:cs="Calibri Light"/>
+        </w:rPr>
+        <w:t>──</w:t>
+      </w:r>
+      <w:r>
+        <w:rPr>
+          <w:rFonts w:asciiTheme="majorHAnsi" w:hAnsiTheme="majorHAnsi" w:cstheme="majorHAnsi"/>
+        </w:rPr>
+        <w:t xml:space="preserve"> </w:t>
+      </w:r>
+      <w:proofErr w:type="spellStart"/>
+      <w:r>
+        <w:rPr>
+          <w:rFonts w:asciiTheme="majorHAnsi" w:hAnsiTheme="majorHAnsi" w:cstheme="majorHAnsi"/>
+        </w:rPr>
+        <w:t>supabase</w:t>
+      </w:r>
+      <w:proofErr w:type="spellEnd"/>
+      <w:r>
+        <w:rPr>
+          <w:rFonts w:asciiTheme="majorHAnsi" w:hAnsiTheme="majorHAnsi" w:cstheme="majorHAnsi"/>
+        </w:rPr>
+        <w:t xml:space="preserve">/                # Cliente browser de </w:t>
+      </w:r>
+      <w:proofErr w:type="spellStart"/>
+      <w:r>
+        <w:rPr>
+          <w:rFonts w:asciiTheme="majorHAnsi" w:hAnsiTheme="majorHAnsi" w:cstheme="majorHAnsi"/>
+        </w:rPr>
+        <w:t>Supabase</w:t>
+      </w:r>
+      <w:proofErr w:type="spellEnd"/>
+    </w:p>
+    <w:p>
+      <w:pPr>
+        <w:rPr>
+          <w:rFonts w:asciiTheme="majorHAnsi" w:hAnsiTheme="majorHAnsi" w:cstheme="majorHAnsi"/>
+        </w:rPr>
+      </w:pPr>
+      <w:r>
+        <w:rPr>
+          <w:rFonts w:asciiTheme="majorHAnsi" w:hAnsiTheme="majorHAnsi" w:cstheme="majorHAnsi"/>
+        </w:rPr>
         <w:t xml:space="preserve">│   │   └── </w:t>
       </w:r>
       <w:proofErr w:type="spellStart"/>
@@ -12635,7 +12149,7 @@
         <w:rPr>
           <w:rFonts w:asciiTheme="majorHAnsi" w:hAnsiTheme="majorHAnsi" w:cstheme="majorHAnsi"/>
         </w:rPr>
-        <w:t>layouts</w:t>
+        <w:t>emailjs</w:t>
       </w:r>
       <w:proofErr w:type="spellEnd"/>
       <w:r>
@@ -12649,27 +12163,41 @@
         <w:rPr>
           <w:rFonts w:asciiTheme="majorHAnsi" w:hAnsiTheme="majorHAnsi" w:cstheme="majorHAnsi"/>
         </w:rPr>
-        <w:t>Layout</w:t>
-      </w:r>
-      <w:proofErr w:type="spellEnd"/>
-      <w:r>
-        <w:rPr>
-          <w:rFonts w:asciiTheme="majorHAnsi" w:hAnsiTheme="majorHAnsi" w:cstheme="majorHAnsi"/>
-        </w:rPr>
-        <w:t xml:space="preserve"> global</w:t>
-      </w:r>
-    </w:p>
-    <w:p>
-      <w:pPr>
-        <w:rPr>
-          <w:rFonts w:asciiTheme="majorHAnsi" w:hAnsiTheme="majorHAnsi" w:cstheme="majorHAnsi"/>
-        </w:rPr>
-      </w:pPr>
-      <w:r>
-        <w:rPr>
-          <w:rFonts w:asciiTheme="majorHAnsi" w:hAnsiTheme="majorHAnsi" w:cstheme="majorHAnsi"/>
-        </w:rPr>
-        <w:t xml:space="preserve">│   │       </w:t>
+        <w:t>Helpers</w:t>
+      </w:r>
+      <w:proofErr w:type="spellEnd"/>
+      <w:r>
+        <w:rPr>
+          <w:rFonts w:asciiTheme="majorHAnsi" w:hAnsiTheme="majorHAnsi" w:cstheme="majorHAnsi"/>
+        </w:rPr>
+        <w:t xml:space="preserve"> y </w:t>
+      </w:r>
+      <w:proofErr w:type="spellStart"/>
+      <w:r>
+        <w:rPr>
+          <w:rFonts w:asciiTheme="majorHAnsi" w:hAnsiTheme="majorHAnsi" w:cstheme="majorHAnsi"/>
+        </w:rPr>
+        <w:t>templates</w:t>
+      </w:r>
+      <w:proofErr w:type="spellEnd"/>
+      <w:r>
+        <w:rPr>
+          <w:rFonts w:asciiTheme="majorHAnsi" w:hAnsiTheme="majorHAnsi" w:cstheme="majorHAnsi"/>
+        </w:rPr>
+        <w:t xml:space="preserve"> (código, recuperar, recambio EPP)</w:t>
+      </w:r>
+    </w:p>
+    <w:p>
+      <w:pPr>
+        <w:rPr>
+          <w:rFonts w:asciiTheme="majorHAnsi" w:hAnsiTheme="majorHAnsi" w:cstheme="majorHAnsi"/>
+        </w:rPr>
+      </w:pPr>
+      <w:r>
+        <w:rPr>
+          <w:rFonts w:asciiTheme="majorHAnsi" w:hAnsiTheme="majorHAnsi" w:cstheme="majorHAnsi"/>
+        </w:rPr>
+        <w:t xml:space="preserve">│   </w:t>
       </w:r>
       <w:r>
         <w:rPr>
@@ -12694,772 +12222,6 @@
         <w:rPr>
           <w:rFonts w:asciiTheme="majorHAnsi" w:hAnsiTheme="majorHAnsi" w:cstheme="majorHAnsi"/>
         </w:rPr>
-        <w:t>Navbar</w:t>
-      </w:r>
-      <w:proofErr w:type="spellEnd"/>
-      <w:r>
-        <w:rPr>
-          <w:rFonts w:asciiTheme="majorHAnsi" w:hAnsiTheme="majorHAnsi" w:cstheme="majorHAnsi"/>
-        </w:rPr>
-        <w:t xml:space="preserve">/              # </w:t>
-      </w:r>
-      <w:proofErr w:type="spellStart"/>
-      <w:r>
-        <w:rPr>
-          <w:rFonts w:asciiTheme="majorHAnsi" w:hAnsiTheme="majorHAnsi" w:cstheme="majorHAnsi"/>
-        </w:rPr>
-        <w:t>Navbar</w:t>
-      </w:r>
-      <w:proofErr w:type="spellEnd"/>
-      <w:r>
-        <w:rPr>
-          <w:rFonts w:asciiTheme="majorHAnsi" w:hAnsiTheme="majorHAnsi" w:cstheme="majorHAnsi"/>
-        </w:rPr>
-        <w:t xml:space="preserve"> responsive (PC | laptop | </w:t>
-      </w:r>
-      <w:proofErr w:type="spellStart"/>
-      <w:r>
-        <w:rPr>
-          <w:rFonts w:asciiTheme="majorHAnsi" w:hAnsiTheme="majorHAnsi" w:cstheme="majorHAnsi"/>
-        </w:rPr>
-        <w:t>tlf</w:t>
-      </w:r>
-      <w:proofErr w:type="spellEnd"/>
-      <w:r>
-        <w:rPr>
-          <w:rFonts w:asciiTheme="majorHAnsi" w:hAnsiTheme="majorHAnsi" w:cstheme="majorHAnsi"/>
-        </w:rPr>
-        <w:t>)</w:t>
-      </w:r>
-    </w:p>
-    <w:p>
-      <w:pPr>
-        <w:rPr>
-          <w:rFonts w:asciiTheme="majorHAnsi" w:hAnsiTheme="majorHAnsi" w:cstheme="majorHAnsi"/>
-        </w:rPr>
-      </w:pPr>
-      <w:r>
-        <w:rPr>
-          <w:rFonts w:asciiTheme="majorHAnsi" w:hAnsiTheme="majorHAnsi" w:cstheme="majorHAnsi"/>
-        </w:rPr>
-        <w:t xml:space="preserve">│   │       </w:t>
-      </w:r>
-      <w:r>
-        <w:rPr>
-          <w:rFonts w:ascii="Arial" w:hAnsi="Arial" w:cs="Arial"/>
-        </w:rPr>
-        <w:t>├</w:t>
-      </w:r>
-      <w:r>
-        <w:rPr>
-          <w:rFonts w:ascii="Calibri Light" w:hAnsi="Calibri Light" w:cs="Calibri Light"/>
-        </w:rPr>
-        <w:t>──</w:t>
-      </w:r>
-      <w:r>
-        <w:rPr>
-          <w:rFonts w:asciiTheme="majorHAnsi" w:hAnsiTheme="majorHAnsi" w:cstheme="majorHAnsi"/>
-        </w:rPr>
-        <w:t xml:space="preserve"> </w:t>
-      </w:r>
-      <w:proofErr w:type="spellStart"/>
-      <w:r>
-        <w:rPr>
-          <w:rFonts w:asciiTheme="majorHAnsi" w:hAnsiTheme="majorHAnsi" w:cstheme="majorHAnsi"/>
-        </w:rPr>
-        <w:t>ToastProvider</w:t>
-      </w:r>
-      <w:proofErr w:type="spellEnd"/>
-      <w:r>
-        <w:rPr>
-          <w:rFonts w:asciiTheme="majorHAnsi" w:hAnsiTheme="majorHAnsi" w:cstheme="majorHAnsi"/>
-        </w:rPr>
-        <w:t xml:space="preserve">/       # </w:t>
-      </w:r>
-      <w:proofErr w:type="spellStart"/>
-      <w:r>
-        <w:rPr>
-          <w:rFonts w:asciiTheme="majorHAnsi" w:hAnsiTheme="majorHAnsi" w:cstheme="majorHAnsi"/>
-        </w:rPr>
-        <w:t>Toast</w:t>
-      </w:r>
-      <w:proofErr w:type="spellEnd"/>
-      <w:r>
-        <w:rPr>
-          <w:rFonts w:asciiTheme="majorHAnsi" w:hAnsiTheme="majorHAnsi" w:cstheme="majorHAnsi"/>
-        </w:rPr>
-        <w:t xml:space="preserve"> de confirmaci</w:t>
-      </w:r>
-      <w:r>
-        <w:rPr>
-          <w:rFonts w:ascii="Calibri Light" w:hAnsi="Calibri Light" w:cs="Calibri Light"/>
-        </w:rPr>
-        <w:t>ó</w:t>
-      </w:r>
-      <w:r>
-        <w:rPr>
-          <w:rFonts w:asciiTheme="majorHAnsi" w:hAnsiTheme="majorHAnsi" w:cstheme="majorHAnsi"/>
-        </w:rPr>
-        <w:t>n o aviso</w:t>
-      </w:r>
-    </w:p>
-    <w:p>
-      <w:pPr>
-        <w:rPr>
-          <w:rFonts w:asciiTheme="majorHAnsi" w:hAnsiTheme="majorHAnsi" w:cstheme="majorHAnsi"/>
-        </w:rPr>
-      </w:pPr>
-      <w:r>
-        <w:rPr>
-          <w:rFonts w:asciiTheme="majorHAnsi" w:hAnsiTheme="majorHAnsi" w:cstheme="majorHAnsi"/>
-        </w:rPr>
-        <w:t xml:space="preserve">│   │       </w:t>
-      </w:r>
-      <w:r>
-        <w:rPr>
-          <w:rFonts w:ascii="Arial" w:hAnsi="Arial" w:cs="Arial"/>
-        </w:rPr>
-        <w:t>├</w:t>
-      </w:r>
-      <w:r>
-        <w:rPr>
-          <w:rFonts w:ascii="Calibri Light" w:hAnsi="Calibri Light" w:cs="Calibri Light"/>
-        </w:rPr>
-        <w:t>──</w:t>
-      </w:r>
-      <w:r>
-        <w:rPr>
-          <w:rFonts w:asciiTheme="majorHAnsi" w:hAnsiTheme="majorHAnsi" w:cstheme="majorHAnsi"/>
-        </w:rPr>
-        <w:t xml:space="preserve"> </w:t>
-      </w:r>
-      <w:proofErr w:type="spellStart"/>
-      <w:r>
-        <w:rPr>
-          <w:rFonts w:asciiTheme="majorHAnsi" w:hAnsiTheme="majorHAnsi" w:cstheme="majorHAnsi"/>
-        </w:rPr>
-        <w:t>Sidebar</w:t>
-      </w:r>
-      <w:proofErr w:type="spellEnd"/>
-      <w:r>
-        <w:rPr>
-          <w:rFonts w:asciiTheme="majorHAnsi" w:hAnsiTheme="majorHAnsi" w:cstheme="majorHAnsi"/>
-        </w:rPr>
-        <w:t>/             # Navegaci</w:t>
-      </w:r>
-      <w:r>
-        <w:rPr>
-          <w:rFonts w:ascii="Calibri Light" w:hAnsi="Calibri Light" w:cs="Calibri Light"/>
-        </w:rPr>
-        <w:t>ó</w:t>
-      </w:r>
-      <w:r>
-        <w:rPr>
-          <w:rFonts w:asciiTheme="majorHAnsi" w:hAnsiTheme="majorHAnsi" w:cstheme="majorHAnsi"/>
-        </w:rPr>
-        <w:t>n (oculto para Responsable de dep</w:t>
-      </w:r>
-      <w:r>
-        <w:rPr>
-          <w:rFonts w:ascii="Calibri Light" w:hAnsi="Calibri Light" w:cs="Calibri Light"/>
-        </w:rPr>
-        <w:t>ó</w:t>
-      </w:r>
-      <w:r>
-        <w:rPr>
-          <w:rFonts w:asciiTheme="majorHAnsi" w:hAnsiTheme="majorHAnsi" w:cstheme="majorHAnsi"/>
-        </w:rPr>
-        <w:t>sito)</w:t>
-      </w:r>
-    </w:p>
-    <w:p>
-      <w:pPr>
-        <w:rPr>
-          <w:rFonts w:asciiTheme="majorHAnsi" w:hAnsiTheme="majorHAnsi" w:cstheme="majorHAnsi"/>
-        </w:rPr>
-      </w:pPr>
-      <w:r>
-        <w:rPr>
-          <w:rFonts w:asciiTheme="majorHAnsi" w:hAnsiTheme="majorHAnsi" w:cstheme="majorHAnsi"/>
-        </w:rPr>
-        <w:t xml:space="preserve">│   │       </w:t>
-      </w:r>
-      <w:r>
-        <w:rPr>
-          <w:rFonts w:ascii="Arial" w:hAnsi="Arial" w:cs="Arial"/>
-        </w:rPr>
-        <w:t>├</w:t>
-      </w:r>
-      <w:r>
-        <w:rPr>
-          <w:rFonts w:ascii="Calibri Light" w:hAnsi="Calibri Light" w:cs="Calibri Light"/>
-        </w:rPr>
-        <w:t>──</w:t>
-      </w:r>
-      <w:r>
-        <w:rPr>
-          <w:rFonts w:asciiTheme="majorHAnsi" w:hAnsiTheme="majorHAnsi" w:cstheme="majorHAnsi"/>
-        </w:rPr>
-        <w:t xml:space="preserve"> </w:t>
-      </w:r>
-      <w:proofErr w:type="spellStart"/>
-      <w:r>
-        <w:rPr>
-          <w:rFonts w:asciiTheme="majorHAnsi" w:hAnsiTheme="majorHAnsi" w:cstheme="majorHAnsi"/>
-        </w:rPr>
-        <w:t>Footer</w:t>
-      </w:r>
-      <w:proofErr w:type="spellEnd"/>
-      <w:r>
-        <w:rPr>
-          <w:rFonts w:asciiTheme="majorHAnsi" w:hAnsiTheme="majorHAnsi" w:cstheme="majorHAnsi"/>
-        </w:rPr>
-        <w:t>/              # Derechos reservados</w:t>
-      </w:r>
-    </w:p>
-    <w:p>
-      <w:pPr>
-        <w:rPr>
-          <w:rFonts w:asciiTheme="majorHAnsi" w:hAnsiTheme="majorHAnsi" w:cstheme="majorHAnsi"/>
-        </w:rPr>
-      </w:pPr>
-      <w:r>
-        <w:rPr>
-          <w:rFonts w:asciiTheme="majorHAnsi" w:hAnsiTheme="majorHAnsi" w:cstheme="majorHAnsi"/>
-        </w:rPr>
-        <w:t xml:space="preserve">│   │       └── </w:t>
-      </w:r>
-      <w:proofErr w:type="spellStart"/>
-      <w:r>
-        <w:rPr>
-          <w:rFonts w:asciiTheme="majorHAnsi" w:hAnsiTheme="majorHAnsi" w:cstheme="majorHAnsi"/>
-        </w:rPr>
-        <w:t>Layout.jsx</w:t>
-      </w:r>
-      <w:proofErr w:type="spellEnd"/>
-      <w:r>
-        <w:rPr>
-          <w:rFonts w:asciiTheme="majorHAnsi" w:hAnsiTheme="majorHAnsi" w:cstheme="majorHAnsi"/>
-        </w:rPr>
-        <w:t xml:space="preserve">           # </w:t>
-      </w:r>
-      <w:proofErr w:type="spellStart"/>
-      <w:r>
-        <w:rPr>
-          <w:rFonts w:asciiTheme="majorHAnsi" w:hAnsiTheme="majorHAnsi" w:cstheme="majorHAnsi"/>
-        </w:rPr>
-        <w:t>Navbar</w:t>
-      </w:r>
-      <w:proofErr w:type="spellEnd"/>
-      <w:r>
-        <w:rPr>
-          <w:rFonts w:asciiTheme="majorHAnsi" w:hAnsiTheme="majorHAnsi" w:cstheme="majorHAnsi"/>
-        </w:rPr>
-        <w:t xml:space="preserve"> + </w:t>
-      </w:r>
-      <w:proofErr w:type="spellStart"/>
-      <w:r>
-        <w:rPr>
-          <w:rFonts w:asciiTheme="majorHAnsi" w:hAnsiTheme="majorHAnsi" w:cstheme="majorHAnsi"/>
-        </w:rPr>
-        <w:t>Toast</w:t>
-      </w:r>
-      <w:proofErr w:type="spellEnd"/>
-      <w:r>
-        <w:rPr>
-          <w:rFonts w:asciiTheme="majorHAnsi" w:hAnsiTheme="majorHAnsi" w:cstheme="majorHAnsi"/>
-        </w:rPr>
-        <w:t xml:space="preserve"> + </w:t>
-      </w:r>
-      <w:proofErr w:type="spellStart"/>
-      <w:r>
-        <w:rPr>
-          <w:rFonts w:asciiTheme="majorHAnsi" w:hAnsiTheme="majorHAnsi" w:cstheme="majorHAnsi"/>
-        </w:rPr>
-        <w:t>Sidebar</w:t>
-      </w:r>
-      <w:proofErr w:type="spellEnd"/>
-      <w:r>
-        <w:rPr>
-          <w:rFonts w:asciiTheme="majorHAnsi" w:hAnsiTheme="majorHAnsi" w:cstheme="majorHAnsi"/>
-        </w:rPr>
-        <w:t xml:space="preserve"> + </w:t>
-      </w:r>
-      <w:proofErr w:type="spellStart"/>
-      <w:r>
-        <w:rPr>
-          <w:rFonts w:asciiTheme="majorHAnsi" w:hAnsiTheme="majorHAnsi" w:cstheme="majorHAnsi"/>
-        </w:rPr>
-        <w:t>Footer</w:t>
-      </w:r>
-      <w:proofErr w:type="spellEnd"/>
-    </w:p>
-    <w:p>
-      <w:pPr>
-        <w:rPr>
-          <w:rFonts w:asciiTheme="majorHAnsi" w:hAnsiTheme="majorHAnsi" w:cstheme="majorHAnsi"/>
-        </w:rPr>
-      </w:pPr>
-      <w:r>
-        <w:rPr>
-          <w:rFonts w:asciiTheme="majorHAnsi" w:hAnsiTheme="majorHAnsi" w:cstheme="majorHAnsi"/>
-        </w:rPr>
-        <w:t xml:space="preserve">│   </w:t>
-      </w:r>
-      <w:r>
-        <w:rPr>
-          <w:rFonts w:ascii="Arial" w:hAnsi="Arial" w:cs="Arial"/>
-        </w:rPr>
-        <w:t>├</w:t>
-      </w:r>
-      <w:r>
-        <w:rPr>
-          <w:rFonts w:ascii="Calibri Light" w:hAnsi="Calibri Light" w:cs="Calibri Light"/>
-        </w:rPr>
-        <w:t>──</w:t>
-      </w:r>
-      <w:r>
-        <w:rPr>
-          <w:rFonts w:asciiTheme="majorHAnsi" w:hAnsiTheme="majorHAnsi" w:cstheme="majorHAnsi"/>
-        </w:rPr>
-        <w:t xml:space="preserve"> app-spa/                     # Pantallas del </w:t>
-      </w:r>
-      <w:r>
-        <w:rPr>
-          <w:rFonts w:ascii="Calibri Light" w:hAnsi="Calibri Light" w:cs="Calibri Light"/>
-        </w:rPr>
-        <w:t>á</w:t>
-      </w:r>
-      <w:r>
-        <w:rPr>
-          <w:rFonts w:asciiTheme="majorHAnsi" w:hAnsiTheme="majorHAnsi" w:cstheme="majorHAnsi"/>
-        </w:rPr>
-        <w:t xml:space="preserve">rea </w:t>
-      </w:r>
-      <w:proofErr w:type="spellStart"/>
-      <w:r>
-        <w:rPr>
-          <w:rFonts w:asciiTheme="majorHAnsi" w:hAnsiTheme="majorHAnsi" w:cstheme="majorHAnsi"/>
-        </w:rPr>
-        <w:t>logueada</w:t>
-      </w:r>
-      <w:proofErr w:type="spellEnd"/>
-    </w:p>
-    <w:p>
-      <w:pPr>
-        <w:rPr>
-          <w:rFonts w:asciiTheme="majorHAnsi" w:hAnsiTheme="majorHAnsi" w:cstheme="majorHAnsi"/>
-        </w:rPr>
-      </w:pPr>
-      <w:r>
-        <w:rPr>
-          <w:rFonts w:asciiTheme="majorHAnsi" w:hAnsiTheme="majorHAnsi" w:cstheme="majorHAnsi"/>
-        </w:rPr>
-        <w:t xml:space="preserve">│   </w:t>
-      </w:r>
-      <w:r>
-        <w:rPr>
-          <w:rFonts w:ascii="Arial" w:hAnsi="Arial" w:cs="Arial"/>
-        </w:rPr>
-        <w:t>├</w:t>
-      </w:r>
-      <w:r>
-        <w:rPr>
-          <w:rFonts w:ascii="Calibri Light" w:hAnsi="Calibri Light" w:cs="Calibri Light"/>
-        </w:rPr>
-        <w:t>──</w:t>
-      </w:r>
-      <w:r>
-        <w:rPr>
-          <w:rFonts w:asciiTheme="majorHAnsi" w:hAnsiTheme="majorHAnsi" w:cstheme="majorHAnsi"/>
-        </w:rPr>
-        <w:t xml:space="preserve"> </w:t>
-      </w:r>
-      <w:proofErr w:type="spellStart"/>
-      <w:r>
-        <w:rPr>
-          <w:rFonts w:asciiTheme="majorHAnsi" w:hAnsiTheme="majorHAnsi" w:cstheme="majorHAnsi"/>
-        </w:rPr>
-        <w:t>components</w:t>
-      </w:r>
-      <w:proofErr w:type="spellEnd"/>
-      <w:r>
-        <w:rPr>
-          <w:rFonts w:asciiTheme="majorHAnsi" w:hAnsiTheme="majorHAnsi" w:cstheme="majorHAnsi"/>
-        </w:rPr>
-        <w:t>/                  # Componentes reutilizables</w:t>
-      </w:r>
-    </w:p>
-    <w:p>
-      <w:pPr>
-        <w:rPr>
-          <w:rFonts w:asciiTheme="majorHAnsi" w:hAnsiTheme="majorHAnsi" w:cstheme="majorHAnsi"/>
-        </w:rPr>
-      </w:pPr>
-      <w:r>
-        <w:rPr>
-          <w:rFonts w:asciiTheme="majorHAnsi" w:hAnsiTheme="majorHAnsi" w:cstheme="majorHAnsi"/>
-        </w:rPr>
-        <w:t xml:space="preserve">│   │   </w:t>
-      </w:r>
-      <w:r>
-        <w:rPr>
-          <w:rFonts w:ascii="Arial" w:hAnsi="Arial" w:cs="Arial"/>
-        </w:rPr>
-        <w:t>├</w:t>
-      </w:r>
-      <w:r>
-        <w:rPr>
-          <w:rFonts w:ascii="Calibri Light" w:hAnsi="Calibri Light" w:cs="Calibri Light"/>
-        </w:rPr>
-        <w:t>──</w:t>
-      </w:r>
-      <w:r>
-        <w:rPr>
-          <w:rFonts w:asciiTheme="majorHAnsi" w:hAnsiTheme="majorHAnsi" w:cstheme="majorHAnsi"/>
-        </w:rPr>
-        <w:t xml:space="preserve"> </w:t>
-      </w:r>
-      <w:proofErr w:type="spellStart"/>
-      <w:r>
-        <w:rPr>
-          <w:rFonts w:asciiTheme="majorHAnsi" w:hAnsiTheme="majorHAnsi" w:cstheme="majorHAnsi"/>
-        </w:rPr>
-        <w:t>ui</w:t>
-      </w:r>
-      <w:proofErr w:type="spellEnd"/>
-      <w:r>
-        <w:rPr>
-          <w:rFonts w:asciiTheme="majorHAnsi" w:hAnsiTheme="majorHAnsi" w:cstheme="majorHAnsi"/>
-        </w:rPr>
-        <w:t xml:space="preserve">/                      # Botones, inputs, tablas, </w:t>
-      </w:r>
-      <w:proofErr w:type="spellStart"/>
-      <w:r>
-        <w:rPr>
-          <w:rFonts w:asciiTheme="majorHAnsi" w:hAnsiTheme="majorHAnsi" w:cstheme="majorHAnsi"/>
-        </w:rPr>
-        <w:t>badges</w:t>
-      </w:r>
-      <w:proofErr w:type="spellEnd"/>
-    </w:p>
-    <w:p>
-      <w:pPr>
-        <w:rPr>
-          <w:rFonts w:asciiTheme="majorHAnsi" w:hAnsiTheme="majorHAnsi" w:cstheme="majorHAnsi"/>
-        </w:rPr>
-      </w:pPr>
-      <w:r>
-        <w:rPr>
-          <w:rFonts w:asciiTheme="majorHAnsi" w:hAnsiTheme="majorHAnsi" w:cstheme="majorHAnsi"/>
-        </w:rPr>
-        <w:t xml:space="preserve">│   │   </w:t>
-      </w:r>
-      <w:r>
-        <w:rPr>
-          <w:rFonts w:ascii="Arial" w:hAnsi="Arial" w:cs="Arial"/>
-        </w:rPr>
-        <w:t>├</w:t>
-      </w:r>
-      <w:r>
-        <w:rPr>
-          <w:rFonts w:ascii="Calibri Light" w:hAnsi="Calibri Light" w:cs="Calibri Light"/>
-        </w:rPr>
-        <w:t>──</w:t>
-      </w:r>
-      <w:r>
-        <w:rPr>
-          <w:rFonts w:asciiTheme="majorHAnsi" w:hAnsiTheme="majorHAnsi" w:cstheme="majorHAnsi"/>
-        </w:rPr>
-        <w:t xml:space="preserve"> </w:t>
-      </w:r>
-      <w:proofErr w:type="spellStart"/>
-      <w:r>
-        <w:rPr>
-          <w:rFonts w:asciiTheme="majorHAnsi" w:hAnsiTheme="majorHAnsi" w:cstheme="majorHAnsi"/>
-        </w:rPr>
-        <w:t>modals</w:t>
-      </w:r>
-      <w:proofErr w:type="spellEnd"/>
-      <w:r>
-        <w:rPr>
-          <w:rFonts w:asciiTheme="majorHAnsi" w:hAnsiTheme="majorHAnsi" w:cstheme="majorHAnsi"/>
-        </w:rPr>
-        <w:t>/                  # Formulario de carga y confirmaciones</w:t>
-      </w:r>
-    </w:p>
-    <w:p>
-      <w:pPr>
-        <w:rPr>
-          <w:rFonts w:asciiTheme="majorHAnsi" w:hAnsiTheme="majorHAnsi" w:cstheme="majorHAnsi"/>
-        </w:rPr>
-      </w:pPr>
-      <w:r>
-        <w:rPr>
-          <w:rFonts w:asciiTheme="majorHAnsi" w:hAnsiTheme="majorHAnsi" w:cstheme="majorHAnsi"/>
-        </w:rPr>
-        <w:t xml:space="preserve">│   │   </w:t>
-      </w:r>
-      <w:r>
-        <w:rPr>
-          <w:rFonts w:ascii="Arial" w:hAnsi="Arial" w:cs="Arial"/>
-        </w:rPr>
-        <w:t>├</w:t>
-      </w:r>
-      <w:r>
-        <w:rPr>
-          <w:rFonts w:ascii="Calibri Light" w:hAnsi="Calibri Light" w:cs="Calibri Light"/>
-        </w:rPr>
-        <w:t>──</w:t>
-      </w:r>
-      <w:r>
-        <w:rPr>
-          <w:rFonts w:asciiTheme="majorHAnsi" w:hAnsiTheme="majorHAnsi" w:cstheme="majorHAnsi"/>
-        </w:rPr>
-        <w:t xml:space="preserve"> </w:t>
-      </w:r>
-      <w:proofErr w:type="spellStart"/>
-      <w:r>
-        <w:rPr>
-          <w:rFonts w:asciiTheme="majorHAnsi" w:hAnsiTheme="majorHAnsi" w:cstheme="majorHAnsi"/>
-        </w:rPr>
-        <w:t>layout</w:t>
-      </w:r>
-      <w:proofErr w:type="spellEnd"/>
-      <w:r>
-        <w:rPr>
-          <w:rFonts w:asciiTheme="majorHAnsi" w:hAnsiTheme="majorHAnsi" w:cstheme="majorHAnsi"/>
-        </w:rPr>
-        <w:t>/                  # Brand, campana, men</w:t>
-      </w:r>
-      <w:r>
-        <w:rPr>
-          <w:rFonts w:ascii="Calibri Light" w:hAnsi="Calibri Light" w:cs="Calibri Light"/>
-        </w:rPr>
-        <w:t>ú</w:t>
-      </w:r>
-      <w:r>
-        <w:rPr>
-          <w:rFonts w:asciiTheme="majorHAnsi" w:hAnsiTheme="majorHAnsi" w:cstheme="majorHAnsi"/>
-        </w:rPr>
-        <w:t xml:space="preserve"> </w:t>
-      </w:r>
-      <w:proofErr w:type="spellStart"/>
-      <w:r>
-        <w:rPr>
-          <w:rFonts w:asciiTheme="majorHAnsi" w:hAnsiTheme="majorHAnsi" w:cstheme="majorHAnsi"/>
-        </w:rPr>
-        <w:t>admin</w:t>
-      </w:r>
-      <w:proofErr w:type="spellEnd"/>
-      <w:r>
-        <w:rPr>
-          <w:rFonts w:asciiTheme="majorHAnsi" w:hAnsiTheme="majorHAnsi" w:cstheme="majorHAnsi"/>
-        </w:rPr>
-        <w:t>/perfil</w:t>
-      </w:r>
-    </w:p>
-    <w:p>
-      <w:pPr>
-        <w:rPr>
-          <w:rFonts w:asciiTheme="majorHAnsi" w:hAnsiTheme="majorHAnsi" w:cstheme="majorHAnsi"/>
-        </w:rPr>
-      </w:pPr>
-      <w:r>
-        <w:rPr>
-          <w:rFonts w:asciiTheme="majorHAnsi" w:hAnsiTheme="majorHAnsi" w:cstheme="majorHAnsi"/>
-        </w:rPr>
-        <w:t>│   │   └── modules/                 # Artículos, movimientos, entregas, etc.</w:t>
-      </w:r>
-    </w:p>
-    <w:p>
-      <w:pPr>
-        <w:rPr>
-          <w:rFonts w:asciiTheme="majorHAnsi" w:hAnsiTheme="majorHAnsi" w:cstheme="majorHAnsi"/>
-        </w:rPr>
-      </w:pPr>
-      <w:r>
-        <w:rPr>
-          <w:rFonts w:asciiTheme="majorHAnsi" w:hAnsiTheme="majorHAnsi" w:cstheme="majorHAnsi"/>
-        </w:rPr>
-        <w:t xml:space="preserve">│   </w:t>
-      </w:r>
-      <w:r>
-        <w:rPr>
-          <w:rFonts w:ascii="Arial" w:hAnsi="Arial" w:cs="Arial"/>
-        </w:rPr>
-        <w:t>├</w:t>
-      </w:r>
-      <w:r>
-        <w:rPr>
-          <w:rFonts w:ascii="Calibri Light" w:hAnsi="Calibri Light" w:cs="Calibri Light"/>
-        </w:rPr>
-        <w:t>──</w:t>
-      </w:r>
-      <w:r>
-        <w:rPr>
-          <w:rFonts w:asciiTheme="majorHAnsi" w:hAnsiTheme="majorHAnsi" w:cstheme="majorHAnsi"/>
-        </w:rPr>
-        <w:t xml:space="preserve"> </w:t>
-      </w:r>
-      <w:proofErr w:type="spellStart"/>
-      <w:r>
-        <w:rPr>
-          <w:rFonts w:asciiTheme="majorHAnsi" w:hAnsiTheme="majorHAnsi" w:cstheme="majorHAnsi"/>
-        </w:rPr>
-        <w:t>lib</w:t>
-      </w:r>
-      <w:proofErr w:type="spellEnd"/>
-      <w:r>
-        <w:rPr>
-          <w:rFonts w:asciiTheme="majorHAnsi" w:hAnsiTheme="majorHAnsi" w:cstheme="majorHAnsi"/>
-        </w:rPr>
-        <w:t>/                         # Integraciones</w:t>
-      </w:r>
-    </w:p>
-    <w:p>
-      <w:pPr>
-        <w:rPr>
-          <w:rFonts w:asciiTheme="majorHAnsi" w:hAnsiTheme="majorHAnsi" w:cstheme="majorHAnsi"/>
-        </w:rPr>
-      </w:pPr>
-      <w:r>
-        <w:rPr>
-          <w:rFonts w:asciiTheme="majorHAnsi" w:hAnsiTheme="majorHAnsi" w:cstheme="majorHAnsi"/>
-        </w:rPr>
-        <w:t xml:space="preserve">│   │   </w:t>
-      </w:r>
-      <w:r>
-        <w:rPr>
-          <w:rFonts w:ascii="Arial" w:hAnsi="Arial" w:cs="Arial"/>
-        </w:rPr>
-        <w:t>├</w:t>
-      </w:r>
-      <w:r>
-        <w:rPr>
-          <w:rFonts w:ascii="Calibri Light" w:hAnsi="Calibri Light" w:cs="Calibri Light"/>
-        </w:rPr>
-        <w:t>──</w:t>
-      </w:r>
-      <w:r>
-        <w:rPr>
-          <w:rFonts w:asciiTheme="majorHAnsi" w:hAnsiTheme="majorHAnsi" w:cstheme="majorHAnsi"/>
-        </w:rPr>
-        <w:t xml:space="preserve"> </w:t>
-      </w:r>
-      <w:proofErr w:type="spellStart"/>
-      <w:r>
-        <w:rPr>
-          <w:rFonts w:asciiTheme="majorHAnsi" w:hAnsiTheme="majorHAnsi" w:cstheme="majorHAnsi"/>
-        </w:rPr>
-        <w:t>supabase</w:t>
-      </w:r>
-      <w:proofErr w:type="spellEnd"/>
-      <w:r>
-        <w:rPr>
-          <w:rFonts w:asciiTheme="majorHAnsi" w:hAnsiTheme="majorHAnsi" w:cstheme="majorHAnsi"/>
-        </w:rPr>
-        <w:t xml:space="preserve">/                # Cliente browser de </w:t>
-      </w:r>
-      <w:proofErr w:type="spellStart"/>
-      <w:r>
-        <w:rPr>
-          <w:rFonts w:asciiTheme="majorHAnsi" w:hAnsiTheme="majorHAnsi" w:cstheme="majorHAnsi"/>
-        </w:rPr>
-        <w:t>Supabase</w:t>
-      </w:r>
-      <w:proofErr w:type="spellEnd"/>
-    </w:p>
-    <w:p>
-      <w:pPr>
-        <w:rPr>
-          <w:rFonts w:asciiTheme="majorHAnsi" w:hAnsiTheme="majorHAnsi" w:cstheme="majorHAnsi"/>
-        </w:rPr>
-      </w:pPr>
-      <w:r>
-        <w:rPr>
-          <w:rFonts w:asciiTheme="majorHAnsi" w:hAnsiTheme="majorHAnsi" w:cstheme="majorHAnsi"/>
-        </w:rPr>
-        <w:t xml:space="preserve">│   │   └── </w:t>
-      </w:r>
-      <w:proofErr w:type="spellStart"/>
-      <w:r>
-        <w:rPr>
-          <w:rFonts w:asciiTheme="majorHAnsi" w:hAnsiTheme="majorHAnsi" w:cstheme="majorHAnsi"/>
-        </w:rPr>
-        <w:t>emailjs</w:t>
-      </w:r>
-      <w:proofErr w:type="spellEnd"/>
-      <w:r>
-        <w:rPr>
-          <w:rFonts w:asciiTheme="majorHAnsi" w:hAnsiTheme="majorHAnsi" w:cstheme="majorHAnsi"/>
-        </w:rPr>
-        <w:t xml:space="preserve">/                 # </w:t>
-      </w:r>
-      <w:proofErr w:type="spellStart"/>
-      <w:r>
-        <w:rPr>
-          <w:rFonts w:asciiTheme="majorHAnsi" w:hAnsiTheme="majorHAnsi" w:cstheme="majorHAnsi"/>
-        </w:rPr>
-        <w:t>Helpers</w:t>
-      </w:r>
-      <w:proofErr w:type="spellEnd"/>
-      <w:r>
-        <w:rPr>
-          <w:rFonts w:asciiTheme="majorHAnsi" w:hAnsiTheme="majorHAnsi" w:cstheme="majorHAnsi"/>
-        </w:rPr>
-        <w:t xml:space="preserve"> y </w:t>
-      </w:r>
-      <w:proofErr w:type="spellStart"/>
-      <w:r>
-        <w:rPr>
-          <w:rFonts w:asciiTheme="majorHAnsi" w:hAnsiTheme="majorHAnsi" w:cstheme="majorHAnsi"/>
-        </w:rPr>
-        <w:t>templates</w:t>
-      </w:r>
-      <w:proofErr w:type="spellEnd"/>
-      <w:r>
-        <w:rPr>
-          <w:rFonts w:asciiTheme="majorHAnsi" w:hAnsiTheme="majorHAnsi" w:cstheme="majorHAnsi"/>
-        </w:rPr>
-        <w:t xml:space="preserve"> (código, recuperar, recambio EPP)</w:t>
-      </w:r>
-    </w:p>
-    <w:p>
-      <w:pPr>
-        <w:rPr>
-          <w:rFonts w:asciiTheme="majorHAnsi" w:hAnsiTheme="majorHAnsi" w:cstheme="majorHAnsi"/>
-        </w:rPr>
-      </w:pPr>
-      <w:r>
-        <w:rPr>
-          <w:rFonts w:asciiTheme="majorHAnsi" w:hAnsiTheme="majorHAnsi" w:cstheme="majorHAnsi"/>
-        </w:rPr>
-        <w:t xml:space="preserve">│   </w:t>
-      </w:r>
-      <w:r>
-        <w:rPr>
-          <w:rFonts w:ascii="Arial" w:hAnsi="Arial" w:cs="Arial"/>
-        </w:rPr>
-        <w:t>├</w:t>
-      </w:r>
-      <w:r>
-        <w:rPr>
-          <w:rFonts w:ascii="Calibri Light" w:hAnsi="Calibri Light" w:cs="Calibri Light"/>
-        </w:rPr>
-        <w:t>──</w:t>
-      </w:r>
-      <w:r>
-        <w:rPr>
-          <w:rFonts w:asciiTheme="majorHAnsi" w:hAnsiTheme="majorHAnsi" w:cstheme="majorHAnsi"/>
-        </w:rPr>
-        <w:t xml:space="preserve"> </w:t>
-      </w:r>
-      <w:proofErr w:type="spellStart"/>
-      <w:r>
-        <w:rPr>
-          <w:rFonts w:asciiTheme="majorHAnsi" w:hAnsiTheme="majorHAnsi" w:cstheme="majorHAnsi"/>
-        </w:rPr>
         <w:t>services</w:t>
       </w:r>
       <w:proofErr w:type="spellEnd"/>
@@ -13480,67 +12242,7 @@
         <w:rPr>
           <w:rFonts w:asciiTheme="majorHAnsi" w:hAnsiTheme="majorHAnsi" w:cstheme="majorHAnsi"/>
         </w:rPr>
-        <w:t xml:space="preserve">│   </w:t>
-      </w:r>
-      <w:r>
-        <w:rPr>
-          <w:rFonts w:ascii="Arial" w:hAnsi="Arial" w:cs="Arial"/>
-        </w:rPr>
-        <w:t>├</w:t>
-      </w:r>
-      <w:r>
-        <w:rPr>
-          <w:rFonts w:ascii="Calibri Light" w:hAnsi="Calibri Light" w:cs="Calibri Light"/>
-        </w:rPr>
-        <w:t>──</w:t>
-      </w:r>
-      <w:r>
-        <w:rPr>
-          <w:rFonts w:asciiTheme="majorHAnsi" w:hAnsiTheme="majorHAnsi" w:cstheme="majorHAnsi"/>
-        </w:rPr>
-        <w:t xml:space="preserve"> </w:t>
-      </w:r>
-      <w:proofErr w:type="spellStart"/>
-      <w:r>
-        <w:rPr>
-          <w:rFonts w:asciiTheme="majorHAnsi" w:hAnsiTheme="majorHAnsi" w:cstheme="majorHAnsi"/>
-        </w:rPr>
-        <w:t>hooks</w:t>
-      </w:r>
-      <w:proofErr w:type="spellEnd"/>
-      <w:r>
-        <w:rPr>
-          <w:rFonts w:asciiTheme="majorHAnsi" w:hAnsiTheme="majorHAnsi" w:cstheme="majorHAnsi"/>
-        </w:rPr>
-        <w:t xml:space="preserve">/                       # </w:t>
-      </w:r>
-      <w:proofErr w:type="spellStart"/>
-      <w:r>
-        <w:rPr>
-          <w:rFonts w:asciiTheme="majorHAnsi" w:hAnsiTheme="majorHAnsi" w:cstheme="majorHAnsi"/>
-        </w:rPr>
-        <w:t>useAuth</w:t>
-      </w:r>
-      <w:proofErr w:type="spellEnd"/>
-      <w:r>
-        <w:rPr>
-          <w:rFonts w:asciiTheme="majorHAnsi" w:hAnsiTheme="majorHAnsi" w:cstheme="majorHAnsi"/>
-        </w:rPr>
-        <w:t xml:space="preserve">, </w:t>
-      </w:r>
-      <w:proofErr w:type="spellStart"/>
-      <w:r>
-        <w:rPr>
-          <w:rFonts w:asciiTheme="majorHAnsi" w:hAnsiTheme="majorHAnsi" w:cstheme="majorHAnsi"/>
-        </w:rPr>
-        <w:t>useNotification</w:t>
-      </w:r>
-      <w:proofErr w:type="spellEnd"/>
-      <w:r>
-        <w:rPr>
-          <w:rFonts w:asciiTheme="majorHAnsi" w:hAnsiTheme="majorHAnsi" w:cstheme="majorHAnsi"/>
-        </w:rPr>
-        <w:t>, perfil</w:t>
+        <w:t>│   ├── hooks/                       # useAuth, perfil, campana, alertas de recambio</w:t>
       </w:r>
     </w:p>
     <w:p>
@@ -13929,7 +12631,6 @@
         <w:rPr>
           <w:rFonts w:asciiTheme="majorHAnsi" w:hAnsiTheme="majorHAnsi" w:cstheme="majorHAnsi"/>
         </w:rPr>
-        <w:lastRenderedPageBreak/>
         <w:t>depositos</w:t>
       </w:r>
       <w:proofErr w:type="spellEnd"/>
@@ -14009,7 +12710,7 @@
         <w:rPr>
           <w:rFonts w:asciiTheme="majorHAnsi" w:hAnsiTheme="majorHAnsi" w:cstheme="majorHAnsi"/>
         </w:rPr>
-        <w:t>entregas/ — historial de entregas EPP (acordeón + línea de tiempo)</w:t>
+        <w:t>entregas/ — historial de entregas EPP (acordeón + línea de tiempo; menú: Entregas EPP; Admin/Vista: sidebar; Responsable: su nav)</w:t>
       </w:r>
     </w:p>
     <w:p>
@@ -14260,6 +12961,119 @@
     </w:lvl>
   </w:abstractNum>
   <w:abstractNum w:abstractNumId="2" w15:restartNumberingAfterBreak="0">
+    <w:nsid w:val="06AE6BE4"/>
+    <w:multiLevelType w:val="hybridMultilevel"/>
+    <w:tmpl w:val="9732E886"/>
+    <w:lvl w:ilvl="0" w:tplc="2C0A0001">
+      <w:start w:val="1"/>
+      <w:numFmt w:val="bullet"/>
+      <w:lvlText w:val=""/>
+      <w:lvlJc w:val="left"/>
+      <w:pPr>
+        <w:ind w:left="2160" w:hanging="360"/>
+      </w:pPr>
+      <w:rPr>
+        <w:rFonts w:ascii="Symbol" w:hAnsi="Symbol" w:hint="default"/>
+      </w:rPr>
+    </w:lvl>
+    <w:lvl w:ilvl="1" w:tplc="2C0A0003" w:tentative="1">
+      <w:start w:val="1"/>
+      <w:numFmt w:val="bullet"/>
+      <w:lvlText w:val="o"/>
+      <w:lvlJc w:val="left"/>
+      <w:pPr>
+        <w:ind w:left="2880" w:hanging="360"/>
+      </w:pPr>
+      <w:rPr>
+        <w:rFonts w:ascii="Courier New" w:hAnsi="Courier New" w:cs="Courier New" w:hint="default"/>
+      </w:rPr>
+    </w:lvl>
+    <w:lvl w:ilvl="2" w:tplc="2C0A0005" w:tentative="1">
+      <w:start w:val="1"/>
+      <w:numFmt w:val="bullet"/>
+      <w:lvlText w:val=""/>
+      <w:lvlJc w:val="left"/>
+      <w:pPr>
+        <w:ind w:left="3600" w:hanging="360"/>
+      </w:pPr>
+      <w:rPr>
+        <w:rFonts w:ascii="Wingdings" w:hAnsi="Wingdings" w:hint="default"/>
+      </w:rPr>
+    </w:lvl>
+    <w:lvl w:ilvl="3" w:tplc="2C0A0001" w:tentative="1">
+      <w:start w:val="1"/>
+      <w:numFmt w:val="bullet"/>
+      <w:lvlText w:val=""/>
+      <w:lvlJc w:val="left"/>
+      <w:pPr>
+        <w:ind w:left="4320" w:hanging="360"/>
+      </w:pPr>
+      <w:rPr>
+        <w:rFonts w:ascii="Symbol" w:hAnsi="Symbol" w:hint="default"/>
+      </w:rPr>
+    </w:lvl>
+    <w:lvl w:ilvl="4" w:tplc="2C0A0003" w:tentative="1">
+      <w:start w:val="1"/>
+      <w:numFmt w:val="bullet"/>
+      <w:lvlText w:val="o"/>
+      <w:lvlJc w:val="left"/>
+      <w:pPr>
+        <w:ind w:left="5040" w:hanging="360"/>
+      </w:pPr>
+      <w:rPr>
+        <w:rFonts w:ascii="Courier New" w:hAnsi="Courier New" w:cs="Courier New" w:hint="default"/>
+      </w:rPr>
+    </w:lvl>
+    <w:lvl w:ilvl="5" w:tplc="2C0A0005" w:tentative="1">
+      <w:start w:val="1"/>
+      <w:numFmt w:val="bullet"/>
+      <w:lvlText w:val=""/>
+      <w:lvlJc w:val="left"/>
+      <w:pPr>
+        <w:ind w:left="5760" w:hanging="360"/>
+      </w:pPr>
+      <w:rPr>
+        <w:rFonts w:ascii="Wingdings" w:hAnsi="Wingdings" w:hint="default"/>
+      </w:rPr>
+    </w:lvl>
+    <w:lvl w:ilvl="6" w:tplc="2C0A0001" w:tentative="1">
+      <w:start w:val="1"/>
+      <w:numFmt w:val="bullet"/>
+      <w:lvlText w:val=""/>
+      <w:lvlJc w:val="left"/>
+      <w:pPr>
+        <w:ind w:left="6480" w:hanging="360"/>
+      </w:pPr>
+      <w:rPr>
+        <w:rFonts w:ascii="Symbol" w:hAnsi="Symbol" w:hint="default"/>
+      </w:rPr>
+    </w:lvl>
+    <w:lvl w:ilvl="7" w:tplc="2C0A0003" w:tentative="1">
+      <w:start w:val="1"/>
+      <w:numFmt w:val="bullet"/>
+      <w:lvlText w:val="o"/>
+      <w:lvlJc w:val="left"/>
+      <w:pPr>
+        <w:ind w:left="7200" w:hanging="360"/>
+      </w:pPr>
+      <w:rPr>
+        <w:rFonts w:ascii="Courier New" w:hAnsi="Courier New" w:cs="Courier New" w:hint="default"/>
+      </w:rPr>
+    </w:lvl>
+    <w:lvl w:ilvl="8" w:tplc="2C0A0005" w:tentative="1">
+      <w:start w:val="1"/>
+      <w:numFmt w:val="bullet"/>
+      <w:lvlText w:val=""/>
+      <w:lvlJc w:val="left"/>
+      <w:pPr>
+        <w:ind w:left="7920" w:hanging="360"/>
+      </w:pPr>
+      <w:rPr>
+        <w:rFonts w:ascii="Wingdings" w:hAnsi="Wingdings" w:hint="default"/>
+      </w:rPr>
+    </w:lvl>
+  </w:abstractNum>
+  <w:abstractNum w:abstractNumId="3" w15:restartNumberingAfterBreak="0">
     <w:nsid w:val="09511F32"/>
     <w:multiLevelType w:val="hybridMultilevel"/>
     <w:tmpl w:val="EDBE4E6E"/>
@@ -14345,7 +13159,7 @@
       </w:pPr>
     </w:lvl>
   </w:abstractNum>
-  <w:abstractNum w:abstractNumId="3" w15:restartNumberingAfterBreak="0">
+  <w:abstractNum w:abstractNumId="4" w15:restartNumberingAfterBreak="0">
     <w:nsid w:val="0B0A3CA8"/>
     <w:multiLevelType w:val="hybridMultilevel"/>
     <w:tmpl w:val="7BEEC5AC"/>
@@ -14435,7 +13249,7 @@
       </w:pPr>
     </w:lvl>
   </w:abstractNum>
-  <w:abstractNum w:abstractNumId="4" w15:restartNumberingAfterBreak="0">
+  <w:abstractNum w:abstractNumId="5" w15:restartNumberingAfterBreak="0">
     <w:nsid w:val="0BDC3B7A"/>
     <w:multiLevelType w:val="hybridMultilevel"/>
     <w:tmpl w:val="D54EB64C"/>
@@ -14548,7 +13362,7 @@
       </w:rPr>
     </w:lvl>
   </w:abstractNum>
-  <w:abstractNum w:abstractNumId="5" w15:restartNumberingAfterBreak="0">
+  <w:abstractNum w:abstractNumId="6" w15:restartNumberingAfterBreak="0">
     <w:nsid w:val="0D397B19"/>
     <w:multiLevelType w:val="hybridMultilevel"/>
     <w:tmpl w:val="5E80EE78"/>
@@ -14661,7 +13475,7 @@
       </w:rPr>
     </w:lvl>
   </w:abstractNum>
-  <w:abstractNum w:abstractNumId="6" w15:restartNumberingAfterBreak="0">
+  <w:abstractNum w:abstractNumId="7" w15:restartNumberingAfterBreak="0">
     <w:nsid w:val="0E9E797E"/>
     <w:multiLevelType w:val="hybridMultilevel"/>
     <w:tmpl w:val="665A028C"/>
@@ -14774,7 +13588,7 @@
       </w:rPr>
     </w:lvl>
   </w:abstractNum>
-  <w:abstractNum w:abstractNumId="7" w15:restartNumberingAfterBreak="0">
+  <w:abstractNum w:abstractNumId="8" w15:restartNumberingAfterBreak="0">
     <w:nsid w:val="1AD47F26"/>
     <w:multiLevelType w:val="hybridMultilevel"/>
     <w:tmpl w:val="5A527660"/>
@@ -14860,7 +13674,7 @@
       </w:pPr>
     </w:lvl>
   </w:abstractNum>
-  <w:abstractNum w:abstractNumId="8" w15:restartNumberingAfterBreak="0">
+  <w:abstractNum w:abstractNumId="9" w15:restartNumberingAfterBreak="0">
     <w:nsid w:val="1D8C4525"/>
     <w:multiLevelType w:val="hybridMultilevel"/>
     <w:tmpl w:val="CDEAFE42"/>
@@ -14973,7 +13787,7 @@
       </w:rPr>
     </w:lvl>
   </w:abstractNum>
-  <w:abstractNum w:abstractNumId="9" w15:restartNumberingAfterBreak="0">
+  <w:abstractNum w:abstractNumId="10" w15:restartNumberingAfterBreak="0">
     <w:nsid w:val="1FFC2B69"/>
     <w:multiLevelType w:val="hybridMultilevel"/>
     <w:tmpl w:val="3F168F76"/>
@@ -15059,7 +13873,7 @@
       </w:pPr>
     </w:lvl>
   </w:abstractNum>
-  <w:abstractNum w:abstractNumId="10" w15:restartNumberingAfterBreak="0">
+  <w:abstractNum w:abstractNumId="11" w15:restartNumberingAfterBreak="0">
     <w:nsid w:val="221F2BE4"/>
     <w:multiLevelType w:val="hybridMultilevel"/>
     <w:tmpl w:val="240E916A"/>
@@ -15145,7 +13959,7 @@
       </w:pPr>
     </w:lvl>
   </w:abstractNum>
-  <w:abstractNum w:abstractNumId="11" w15:restartNumberingAfterBreak="0">
+  <w:abstractNum w:abstractNumId="12" w15:restartNumberingAfterBreak="0">
     <w:nsid w:val="258D4F28"/>
     <w:multiLevelType w:val="hybridMultilevel"/>
     <w:tmpl w:val="08666D14"/>
@@ -15258,7 +14072,7 @@
       </w:rPr>
     </w:lvl>
   </w:abstractNum>
-  <w:abstractNum w:abstractNumId="12" w15:restartNumberingAfterBreak="0">
+  <w:abstractNum w:abstractNumId="13" w15:restartNumberingAfterBreak="0">
     <w:nsid w:val="28626D4F"/>
     <w:multiLevelType w:val="hybridMultilevel"/>
     <w:tmpl w:val="97B209DE"/>
@@ -15344,7 +14158,7 @@
       </w:pPr>
     </w:lvl>
   </w:abstractNum>
-  <w:abstractNum w:abstractNumId="13" w15:restartNumberingAfterBreak="0">
+  <w:abstractNum w:abstractNumId="14" w15:restartNumberingAfterBreak="0">
     <w:nsid w:val="311652F0"/>
     <w:multiLevelType w:val="hybridMultilevel"/>
     <w:tmpl w:val="7BEEC5AC"/>
@@ -15434,7 +14248,7 @@
       </w:pPr>
     </w:lvl>
   </w:abstractNum>
-  <w:abstractNum w:abstractNumId="14" w15:restartNumberingAfterBreak="0">
+  <w:abstractNum w:abstractNumId="15" w15:restartNumberingAfterBreak="0">
     <w:nsid w:val="3360199C"/>
     <w:multiLevelType w:val="hybridMultilevel"/>
     <w:tmpl w:val="78EE9EE4"/>
@@ -15520,7 +14334,7 @@
       </w:pPr>
     </w:lvl>
   </w:abstractNum>
-  <w:abstractNum w:abstractNumId="15" w15:restartNumberingAfterBreak="0">
+  <w:abstractNum w:abstractNumId="16" w15:restartNumberingAfterBreak="0">
     <w:nsid w:val="340B42C4"/>
     <w:multiLevelType w:val="hybridMultilevel"/>
     <w:tmpl w:val="417C8410"/>
@@ -15606,7 +14420,7 @@
       </w:pPr>
     </w:lvl>
   </w:abstractNum>
-  <w:abstractNum w:abstractNumId="16" w15:restartNumberingAfterBreak="0">
+  <w:abstractNum w:abstractNumId="17" w15:restartNumberingAfterBreak="0">
     <w:nsid w:val="38611213"/>
     <w:multiLevelType w:val="hybridMultilevel"/>
     <w:tmpl w:val="EB72374C"/>
@@ -15692,7 +14506,7 @@
       </w:pPr>
     </w:lvl>
   </w:abstractNum>
-  <w:abstractNum w:abstractNumId="17" w15:restartNumberingAfterBreak="0">
+  <w:abstractNum w:abstractNumId="18" w15:restartNumberingAfterBreak="0">
     <w:nsid w:val="39AA6CFA"/>
     <w:multiLevelType w:val="hybridMultilevel"/>
     <w:tmpl w:val="E4485838"/>
@@ -15778,7 +14592,7 @@
       </w:pPr>
     </w:lvl>
   </w:abstractNum>
-  <w:abstractNum w:abstractNumId="18" w15:restartNumberingAfterBreak="0">
+  <w:abstractNum w:abstractNumId="19" w15:restartNumberingAfterBreak="0">
     <w:nsid w:val="3E6A1EE4"/>
     <w:multiLevelType w:val="hybridMultilevel"/>
     <w:tmpl w:val="9DCC0102"/>
@@ -15864,7 +14678,7 @@
       </w:pPr>
     </w:lvl>
   </w:abstractNum>
-  <w:abstractNum w:abstractNumId="19" w15:restartNumberingAfterBreak="0">
+  <w:abstractNum w:abstractNumId="20" w15:restartNumberingAfterBreak="0">
     <w:nsid w:val="41A87ECC"/>
     <w:multiLevelType w:val="hybridMultilevel"/>
     <w:tmpl w:val="D6A05866"/>
@@ -15950,7 +14764,7 @@
       </w:pPr>
     </w:lvl>
   </w:abstractNum>
-  <w:abstractNum w:abstractNumId="20" w15:restartNumberingAfterBreak="0">
+  <w:abstractNum w:abstractNumId="21" w15:restartNumberingAfterBreak="0">
     <w:nsid w:val="4220012F"/>
     <w:multiLevelType w:val="hybridMultilevel"/>
     <w:tmpl w:val="2A5213DA"/>
@@ -16063,7 +14877,7 @@
       </w:rPr>
     </w:lvl>
   </w:abstractNum>
-  <w:abstractNum w:abstractNumId="21" w15:restartNumberingAfterBreak="0">
+  <w:abstractNum w:abstractNumId="22" w15:restartNumberingAfterBreak="0">
     <w:nsid w:val="498C3117"/>
     <w:multiLevelType w:val="hybridMultilevel"/>
     <w:tmpl w:val="9BAE07D0"/>
@@ -16149,7 +14963,7 @@
       </w:pPr>
     </w:lvl>
   </w:abstractNum>
-  <w:abstractNum w:abstractNumId="22" w15:restartNumberingAfterBreak="0">
+  <w:abstractNum w:abstractNumId="23" w15:restartNumberingAfterBreak="0">
     <w:nsid w:val="4A7B075E"/>
     <w:multiLevelType w:val="hybridMultilevel"/>
     <w:tmpl w:val="29F4BD3E"/>
@@ -16235,7 +15049,7 @@
       </w:pPr>
     </w:lvl>
   </w:abstractNum>
-  <w:abstractNum w:abstractNumId="23" w15:restartNumberingAfterBreak="0">
+  <w:abstractNum w:abstractNumId="24" w15:restartNumberingAfterBreak="0">
     <w:nsid w:val="4DE50F6D"/>
     <w:multiLevelType w:val="hybridMultilevel"/>
     <w:tmpl w:val="83A26B74"/>
@@ -16325,7 +15139,120 @@
       </w:pPr>
     </w:lvl>
   </w:abstractNum>
-  <w:abstractNum w:abstractNumId="24" w15:restartNumberingAfterBreak="0">
+  <w:abstractNum w:abstractNumId="25" w15:restartNumberingAfterBreak="0">
+    <w:nsid w:val="4ED33D09"/>
+    <w:multiLevelType w:val="hybridMultilevel"/>
+    <w:tmpl w:val="52306CAE"/>
+    <w:lvl w:ilvl="0" w:tplc="2C0A0005">
+      <w:start w:val="1"/>
+      <w:numFmt w:val="bullet"/>
+      <w:lvlText w:val=""/>
+      <w:lvlJc w:val="left"/>
+      <w:pPr>
+        <w:ind w:left="1800" w:hanging="360"/>
+      </w:pPr>
+      <w:rPr>
+        <w:rFonts w:ascii="Wingdings" w:hAnsi="Wingdings" w:hint="default"/>
+      </w:rPr>
+    </w:lvl>
+    <w:lvl w:ilvl="1" w:tplc="2C0A0003" w:tentative="1">
+      <w:start w:val="1"/>
+      <w:numFmt w:val="bullet"/>
+      <w:lvlText w:val="o"/>
+      <w:lvlJc w:val="left"/>
+      <w:pPr>
+        <w:ind w:left="2520" w:hanging="360"/>
+      </w:pPr>
+      <w:rPr>
+        <w:rFonts w:ascii="Courier New" w:hAnsi="Courier New" w:cs="Courier New" w:hint="default"/>
+      </w:rPr>
+    </w:lvl>
+    <w:lvl w:ilvl="2" w:tplc="2C0A0005" w:tentative="1">
+      <w:start w:val="1"/>
+      <w:numFmt w:val="bullet"/>
+      <w:lvlText w:val=""/>
+      <w:lvlJc w:val="left"/>
+      <w:pPr>
+        <w:ind w:left="3240" w:hanging="360"/>
+      </w:pPr>
+      <w:rPr>
+        <w:rFonts w:ascii="Wingdings" w:hAnsi="Wingdings" w:hint="default"/>
+      </w:rPr>
+    </w:lvl>
+    <w:lvl w:ilvl="3" w:tplc="2C0A0001" w:tentative="1">
+      <w:start w:val="1"/>
+      <w:numFmt w:val="bullet"/>
+      <w:lvlText w:val=""/>
+      <w:lvlJc w:val="left"/>
+      <w:pPr>
+        <w:ind w:left="3960" w:hanging="360"/>
+      </w:pPr>
+      <w:rPr>
+        <w:rFonts w:ascii="Symbol" w:hAnsi="Symbol" w:hint="default"/>
+      </w:rPr>
+    </w:lvl>
+    <w:lvl w:ilvl="4" w:tplc="2C0A0003" w:tentative="1">
+      <w:start w:val="1"/>
+      <w:numFmt w:val="bullet"/>
+      <w:lvlText w:val="o"/>
+      <w:lvlJc w:val="left"/>
+      <w:pPr>
+        <w:ind w:left="4680" w:hanging="360"/>
+      </w:pPr>
+      <w:rPr>
+        <w:rFonts w:ascii="Courier New" w:hAnsi="Courier New" w:cs="Courier New" w:hint="default"/>
+      </w:rPr>
+    </w:lvl>
+    <w:lvl w:ilvl="5" w:tplc="2C0A0005" w:tentative="1">
+      <w:start w:val="1"/>
+      <w:numFmt w:val="bullet"/>
+      <w:lvlText w:val=""/>
+      <w:lvlJc w:val="left"/>
+      <w:pPr>
+        <w:ind w:left="5400" w:hanging="360"/>
+      </w:pPr>
+      <w:rPr>
+        <w:rFonts w:ascii="Wingdings" w:hAnsi="Wingdings" w:hint="default"/>
+      </w:rPr>
+    </w:lvl>
+    <w:lvl w:ilvl="6" w:tplc="2C0A0001" w:tentative="1">
+      <w:start w:val="1"/>
+      <w:numFmt w:val="bullet"/>
+      <w:lvlText w:val=""/>
+      <w:lvlJc w:val="left"/>
+      <w:pPr>
+        <w:ind w:left="6120" w:hanging="360"/>
+      </w:pPr>
+      <w:rPr>
+        <w:rFonts w:ascii="Symbol" w:hAnsi="Symbol" w:hint="default"/>
+      </w:rPr>
+    </w:lvl>
+    <w:lvl w:ilvl="7" w:tplc="2C0A0003" w:tentative="1">
+      <w:start w:val="1"/>
+      <w:numFmt w:val="bullet"/>
+      <w:lvlText w:val="o"/>
+      <w:lvlJc w:val="left"/>
+      <w:pPr>
+        <w:ind w:left="6840" w:hanging="360"/>
+      </w:pPr>
+      <w:rPr>
+        <w:rFonts w:ascii="Courier New" w:hAnsi="Courier New" w:cs="Courier New" w:hint="default"/>
+      </w:rPr>
+    </w:lvl>
+    <w:lvl w:ilvl="8" w:tplc="2C0A0005" w:tentative="1">
+      <w:start w:val="1"/>
+      <w:numFmt w:val="bullet"/>
+      <w:lvlText w:val=""/>
+      <w:lvlJc w:val="left"/>
+      <w:pPr>
+        <w:ind w:left="7560" w:hanging="360"/>
+      </w:pPr>
+      <w:rPr>
+        <w:rFonts w:ascii="Wingdings" w:hAnsi="Wingdings" w:hint="default"/>
+      </w:rPr>
+    </w:lvl>
+  </w:abstractNum>
+  <w:abstractNum w:abstractNumId="26" w15:restartNumberingAfterBreak="0">
     <w:nsid w:val="4F2B6458"/>
     <w:multiLevelType w:val="hybridMultilevel"/>
     <w:tmpl w:val="B4D2591A"/>
@@ -16438,7 +15365,7 @@
       </w:rPr>
     </w:lvl>
   </w:abstractNum>
-  <w:abstractNum w:abstractNumId="25" w15:restartNumberingAfterBreak="0">
+  <w:abstractNum w:abstractNumId="27" w15:restartNumberingAfterBreak="0">
     <w:nsid w:val="553635A2"/>
     <w:multiLevelType w:val="hybridMultilevel"/>
     <w:tmpl w:val="A86A7132"/>
@@ -16551,7 +15478,7 @@
       </w:rPr>
     </w:lvl>
   </w:abstractNum>
-  <w:abstractNum w:abstractNumId="26" w15:restartNumberingAfterBreak="0">
+  <w:abstractNum w:abstractNumId="28" w15:restartNumberingAfterBreak="0">
     <w:nsid w:val="571A4142"/>
     <w:multiLevelType w:val="hybridMultilevel"/>
     <w:tmpl w:val="37D07DE0"/>
@@ -16641,7 +15568,7 @@
       </w:pPr>
     </w:lvl>
   </w:abstractNum>
-  <w:abstractNum w:abstractNumId="27" w15:restartNumberingAfterBreak="0">
+  <w:abstractNum w:abstractNumId="29" w15:restartNumberingAfterBreak="0">
     <w:nsid w:val="57F81E0F"/>
     <w:multiLevelType w:val="hybridMultilevel"/>
     <w:tmpl w:val="B1EE793A"/>
@@ -16754,7 +15681,7 @@
       </w:rPr>
     </w:lvl>
   </w:abstractNum>
-  <w:abstractNum w:abstractNumId="28" w15:restartNumberingAfterBreak="0">
+  <w:abstractNum w:abstractNumId="30" w15:restartNumberingAfterBreak="0">
     <w:nsid w:val="587D0591"/>
     <w:multiLevelType w:val="hybridMultilevel"/>
     <w:tmpl w:val="B16CF8CE"/>
@@ -16867,7 +15794,7 @@
       </w:rPr>
     </w:lvl>
   </w:abstractNum>
-  <w:abstractNum w:abstractNumId="29" w15:restartNumberingAfterBreak="0">
+  <w:abstractNum w:abstractNumId="31" w15:restartNumberingAfterBreak="0">
     <w:nsid w:val="5A006E11"/>
     <w:multiLevelType w:val="hybridMultilevel"/>
     <w:tmpl w:val="B084267E"/>
@@ -16953,7 +15880,7 @@
       </w:pPr>
     </w:lvl>
   </w:abstractNum>
-  <w:abstractNum w:abstractNumId="30" w15:restartNumberingAfterBreak="0">
+  <w:abstractNum w:abstractNumId="32" w15:restartNumberingAfterBreak="0">
     <w:nsid w:val="5AD31D7F"/>
     <w:multiLevelType w:val="hybridMultilevel"/>
     <w:tmpl w:val="32241C3E"/>
@@ -17066,7 +15993,7 @@
       </w:rPr>
     </w:lvl>
   </w:abstractNum>
-  <w:abstractNum w:abstractNumId="31" w15:restartNumberingAfterBreak="0">
+  <w:abstractNum w:abstractNumId="33" w15:restartNumberingAfterBreak="0">
     <w:nsid w:val="5E7C7B15"/>
     <w:multiLevelType w:val="hybridMultilevel"/>
     <w:tmpl w:val="4244A6F0"/>
@@ -17179,7 +16106,7 @@
       </w:rPr>
     </w:lvl>
   </w:abstractNum>
-  <w:abstractNum w:abstractNumId="32" w15:restartNumberingAfterBreak="0">
+  <w:abstractNum w:abstractNumId="34" w15:restartNumberingAfterBreak="0">
     <w:nsid w:val="60A279BC"/>
     <w:multiLevelType w:val="hybridMultilevel"/>
     <w:tmpl w:val="93B4DE52"/>
@@ -17292,7 +16219,7 @@
       </w:rPr>
     </w:lvl>
   </w:abstractNum>
-  <w:abstractNum w:abstractNumId="33" w15:restartNumberingAfterBreak="0">
+  <w:abstractNum w:abstractNumId="35" w15:restartNumberingAfterBreak="0">
     <w:nsid w:val="64043005"/>
     <w:multiLevelType w:val="hybridMultilevel"/>
     <w:tmpl w:val="F1946C04"/>
@@ -17382,7 +16309,7 @@
       </w:pPr>
     </w:lvl>
   </w:abstractNum>
-  <w:abstractNum w:abstractNumId="34" w15:restartNumberingAfterBreak="0">
+  <w:abstractNum w:abstractNumId="36" w15:restartNumberingAfterBreak="0">
     <w:nsid w:val="650F2B13"/>
     <w:multiLevelType w:val="hybridMultilevel"/>
     <w:tmpl w:val="4FE0A67A"/>
@@ -17495,7 +16422,7 @@
       </w:rPr>
     </w:lvl>
   </w:abstractNum>
-  <w:abstractNum w:abstractNumId="35" w15:restartNumberingAfterBreak="0">
+  <w:abstractNum w:abstractNumId="37" w15:restartNumberingAfterBreak="0">
     <w:nsid w:val="65A54786"/>
     <w:multiLevelType w:val="hybridMultilevel"/>
     <w:tmpl w:val="26A4E83E"/>
@@ -17584,7 +16511,7 @@
       </w:pPr>
     </w:lvl>
   </w:abstractNum>
-  <w:abstractNum w:abstractNumId="36" w15:restartNumberingAfterBreak="0">
+  <w:abstractNum w:abstractNumId="38" w15:restartNumberingAfterBreak="0">
     <w:nsid w:val="674748F4"/>
     <w:multiLevelType w:val="hybridMultilevel"/>
     <w:tmpl w:val="9B429F7C"/>
@@ -17697,7 +16624,7 @@
       </w:rPr>
     </w:lvl>
   </w:abstractNum>
-  <w:abstractNum w:abstractNumId="37" w15:restartNumberingAfterBreak="0">
+  <w:abstractNum w:abstractNumId="39" w15:restartNumberingAfterBreak="0">
     <w:nsid w:val="68490F3A"/>
     <w:multiLevelType w:val="hybridMultilevel"/>
     <w:tmpl w:val="D2E65BFE"/>
@@ -17810,7 +16737,7 @@
       </w:rPr>
     </w:lvl>
   </w:abstractNum>
-  <w:abstractNum w:abstractNumId="38" w15:restartNumberingAfterBreak="0">
+  <w:abstractNum w:abstractNumId="40" w15:restartNumberingAfterBreak="0">
     <w:nsid w:val="689E3ECD"/>
     <w:multiLevelType w:val="hybridMultilevel"/>
     <w:tmpl w:val="7BA26C76"/>
@@ -17923,7 +16850,7 @@
       </w:rPr>
     </w:lvl>
   </w:abstractNum>
-  <w:abstractNum w:abstractNumId="39" w15:restartNumberingAfterBreak="0">
+  <w:abstractNum w:abstractNumId="41" w15:restartNumberingAfterBreak="0">
     <w:nsid w:val="6A1B680B"/>
     <w:multiLevelType w:val="hybridMultilevel"/>
     <w:tmpl w:val="57C6B952"/>
@@ -18036,7 +16963,7 @@
       </w:rPr>
     </w:lvl>
   </w:abstractNum>
-  <w:abstractNum w:abstractNumId="40" w15:restartNumberingAfterBreak="0">
+  <w:abstractNum w:abstractNumId="42" w15:restartNumberingAfterBreak="0">
     <w:nsid w:val="6A5F146A"/>
     <w:multiLevelType w:val="hybridMultilevel"/>
     <w:tmpl w:val="C2C49286"/>
@@ -18149,7 +17076,7 @@
       </w:rPr>
     </w:lvl>
   </w:abstractNum>
-  <w:abstractNum w:abstractNumId="41" w15:restartNumberingAfterBreak="0">
+  <w:abstractNum w:abstractNumId="43" w15:restartNumberingAfterBreak="0">
     <w:nsid w:val="6E50336B"/>
     <w:multiLevelType w:val="hybridMultilevel"/>
     <w:tmpl w:val="E3108BC8"/>
@@ -18235,7 +17162,7 @@
       </w:pPr>
     </w:lvl>
   </w:abstractNum>
-  <w:abstractNum w:abstractNumId="42" w15:restartNumberingAfterBreak="0">
+  <w:abstractNum w:abstractNumId="44" w15:restartNumberingAfterBreak="0">
     <w:nsid w:val="73AE22E5"/>
     <w:multiLevelType w:val="hybridMultilevel"/>
     <w:tmpl w:val="CAAA92E6"/>
@@ -18348,7 +17275,7 @@
       </w:rPr>
     </w:lvl>
   </w:abstractNum>
-  <w:abstractNum w:abstractNumId="43" w15:restartNumberingAfterBreak="0">
+  <w:abstractNum w:abstractNumId="45" w15:restartNumberingAfterBreak="0">
     <w:nsid w:val="77293295"/>
     <w:multiLevelType w:val="hybridMultilevel"/>
     <w:tmpl w:val="7722F03E"/>
@@ -18434,7 +17361,7 @@
       </w:pPr>
     </w:lvl>
   </w:abstractNum>
-  <w:abstractNum w:abstractNumId="44" w15:restartNumberingAfterBreak="0">
+  <w:abstractNum w:abstractNumId="46" w15:restartNumberingAfterBreak="0">
     <w:nsid w:val="7B997007"/>
     <w:multiLevelType w:val="hybridMultilevel"/>
     <w:tmpl w:val="25907566"/>
@@ -18548,139 +17475,145 @@
     </w:lvl>
   </w:abstractNum>
   <w:num w:numId="1">
-    <w:abstractNumId w:val="12"/>
+    <w:abstractNumId w:val="13"/>
   </w:num>
   <w:num w:numId="2">
-    <w:abstractNumId w:val="9"/>
+    <w:abstractNumId w:val="10"/>
   </w:num>
   <w:num w:numId="3">
-    <w:abstractNumId w:val="7"/>
+    <w:abstractNumId w:val="8"/>
   </w:num>
   <w:num w:numId="4">
+    <w:abstractNumId w:val="37"/>
+  </w:num>
+  <w:num w:numId="5">
+    <w:abstractNumId w:val="42"/>
+  </w:num>
+  <w:num w:numId="6">
+    <w:abstractNumId w:val="28"/>
+  </w:num>
+  <w:num w:numId="7">
+    <w:abstractNumId w:val="30"/>
+  </w:num>
+  <w:num w:numId="8">
     <w:abstractNumId w:val="35"/>
   </w:num>
-  <w:num w:numId="5">
-    <w:abstractNumId w:val="40"/>
-  </w:num>
-  <w:num w:numId="6">
-    <w:abstractNumId w:val="26"/>
-  </w:num>
-  <w:num w:numId="7">
-    <w:abstractNumId w:val="28"/>
-  </w:num>
-  <w:num w:numId="8">
-    <w:abstractNumId w:val="33"/>
-  </w:num>
   <w:num w:numId="9">
-    <w:abstractNumId w:val="43"/>
+    <w:abstractNumId w:val="45"/>
   </w:num>
   <w:num w:numId="10">
     <w:abstractNumId w:val="1"/>
   </w:num>
   <w:num w:numId="11">
+    <w:abstractNumId w:val="20"/>
+  </w:num>
+  <w:num w:numId="12">
+    <w:abstractNumId w:val="17"/>
+  </w:num>
+  <w:num w:numId="13">
+    <w:abstractNumId w:val="15"/>
+  </w:num>
+  <w:num w:numId="14">
+    <w:abstractNumId w:val="3"/>
+  </w:num>
+  <w:num w:numId="15">
+    <w:abstractNumId w:val="18"/>
+  </w:num>
+  <w:num w:numId="16">
+    <w:abstractNumId w:val="23"/>
+  </w:num>
+  <w:num w:numId="17">
+    <w:abstractNumId w:val="11"/>
+  </w:num>
+  <w:num w:numId="18">
+    <w:abstractNumId w:val="22"/>
+  </w:num>
+  <w:num w:numId="19">
+    <w:abstractNumId w:val="43"/>
+  </w:num>
+  <w:num w:numId="20">
     <w:abstractNumId w:val="19"/>
   </w:num>
-  <w:num w:numId="12">
+  <w:num w:numId="21">
+    <w:abstractNumId w:val="24"/>
+  </w:num>
+  <w:num w:numId="22">
     <w:abstractNumId w:val="16"/>
   </w:num>
-  <w:num w:numId="13">
-    <w:abstractNumId w:val="14"/>
+  <w:num w:numId="23">
+    <w:abstractNumId w:val="31"/>
   </w:num>
-  <w:num w:numId="14">
-    <w:abstractNumId w:val="2"/>
+  <w:num w:numId="24">
+    <w:abstractNumId w:val="34"/>
   </w:num>
-  <w:num w:numId="15">
-    <w:abstractNumId w:val="17"/>
-  </w:num>
-  <w:num w:numId="16">
-    <w:abstractNumId w:val="22"/>
-  </w:num>
-  <w:num w:numId="17">
-    <w:abstractNumId w:val="10"/>
-  </w:num>
-  <w:num w:numId="18">
+  <w:num w:numId="25">
     <w:abstractNumId w:val="21"/>
   </w:num>
-  <w:num w:numId="19">
-    <w:abstractNumId w:val="41"/>
+  <w:num w:numId="26">
+    <w:abstractNumId w:val="7"/>
   </w:num>
-  <w:num w:numId="20">
-    <w:abstractNumId w:val="18"/>
-  </w:num>
-  <w:num w:numId="21">
-    <w:abstractNumId w:val="23"/>
-  </w:num>
-  <w:num w:numId="22">
-    <w:abstractNumId w:val="15"/>
-  </w:num>
-  <w:num w:numId="23">
+  <w:num w:numId="27">
     <w:abstractNumId w:val="29"/>
   </w:num>
-  <w:num w:numId="24">
-    <w:abstractNumId w:val="32"/>
-  </w:num>
-  <w:num w:numId="25">
-    <w:abstractNumId w:val="20"/>
-  </w:num>
-  <w:num w:numId="26">
-    <w:abstractNumId w:val="6"/>
-  </w:num>
-  <w:num w:numId="27">
-    <w:abstractNumId w:val="27"/>
-  </w:num>
   <w:num w:numId="28">
-    <w:abstractNumId w:val="37"/>
+    <w:abstractNumId w:val="39"/>
   </w:num>
   <w:num w:numId="29">
-    <w:abstractNumId w:val="42"/>
+    <w:abstractNumId w:val="44"/>
   </w:num>
   <w:num w:numId="30">
-    <w:abstractNumId w:val="34"/>
+    <w:abstractNumId w:val="36"/>
   </w:num>
   <w:num w:numId="31">
-    <w:abstractNumId w:val="8"/>
+    <w:abstractNumId w:val="9"/>
   </w:num>
   <w:num w:numId="32">
-    <w:abstractNumId w:val="11"/>
+    <w:abstractNumId w:val="12"/>
   </w:num>
   <w:num w:numId="33">
-    <w:abstractNumId w:val="4"/>
+    <w:abstractNumId w:val="5"/>
   </w:num>
   <w:num w:numId="34">
-    <w:abstractNumId w:val="44"/>
+    <w:abstractNumId w:val="46"/>
   </w:num>
   <w:num w:numId="35">
     <w:abstractNumId w:val="0"/>
   </w:num>
   <w:num w:numId="36">
-    <w:abstractNumId w:val="30"/>
+    <w:abstractNumId w:val="32"/>
   </w:num>
   <w:num w:numId="37">
-    <w:abstractNumId w:val="31"/>
+    <w:abstractNumId w:val="33"/>
   </w:num>
   <w:num w:numId="38">
-    <w:abstractNumId w:val="36"/>
+    <w:abstractNumId w:val="38"/>
   </w:num>
   <w:num w:numId="39">
-    <w:abstractNumId w:val="3"/>
+    <w:abstractNumId w:val="4"/>
   </w:num>
   <w:num w:numId="40">
-    <w:abstractNumId w:val="13"/>
+    <w:abstractNumId w:val="14"/>
   </w:num>
   <w:num w:numId="41">
-    <w:abstractNumId w:val="25"/>
+    <w:abstractNumId w:val="27"/>
   </w:num>
   <w:num w:numId="42">
-    <w:abstractNumId w:val="38"/>
+    <w:abstractNumId w:val="40"/>
   </w:num>
   <w:num w:numId="43">
-    <w:abstractNumId w:val="5"/>
+    <w:abstractNumId w:val="6"/>
   </w:num>
   <w:num w:numId="44">
-    <w:abstractNumId w:val="39"/>
+    <w:abstractNumId w:val="41"/>
   </w:num>
   <w:num w:numId="45">
-    <w:abstractNumId w:val="24"/>
+    <w:abstractNumId w:val="26"/>
+  </w:num>
+  <w:num w:numId="46">
+    <w:abstractNumId w:val="2"/>
+  </w:num>
+  <w:num w:numId="47">
+    <w:abstractNumId w:val="25"/>
   </w:num>
 </w:numbering>
 </file>
